--- a/chelovek-i-obschestvo_variant_1.docx
+++ b/chelovek-i-obschestvo_variant_1.docx
@@ -4,71 +4,94 @@
   <w:body>
     <w:p>
       <w:pPr>
-        <w:jc w:val="center"/>
+        <w:widowControl/>
+        <w:spacing w:line="240" w:lineRule="auto" w:after="120"/>
+        <w:jc w:val="left"/>
       </w:pPr>
       <w:r>
         <w:rPr>
+          <w:rFonts w:ascii="Times New Roman" w:hAnsi="Times New Roman" w:eastAsia="Times New Roman"/>
           <w:b/>
-          <w:color w:val="2975E5"/>
-          <w:sz w:val="32"/>
+          <w:color w:val="181A1F"/>
+          <w:sz w:val="28"/>
         </w:rPr>
-        <w:t>ЕГЭ ПО ОБЩЕСТВОЗНАНИЮ — 2026</w:t>
+        <w:t>Тематический пробный вариант № 1. Человек и Общество</w:t>
       </w:r>
     </w:p>
     <w:p>
       <w:pPr>
-        <w:jc w:val="center"/>
+        <w:widowControl/>
+        <w:spacing w:line="240" w:lineRule="auto" w:after="140"/>
+        <w:jc w:val="left"/>
       </w:pPr>
       <w:r>
         <w:rPr>
-          <w:b/>
-          <w:sz w:val="30"/>
+          <w:rFonts w:ascii="Times New Roman" w:hAnsi="Times New Roman" w:eastAsia="Times New Roman"/>
+          <w:color w:val="181A1F"/>
+          <w:sz w:val="28"/>
         </w:rPr>
-        <w:t>Тематический пробный вариант № 1</w:t>
-        <w:br/>
-        <w:t>Человек и Общество</w:t>
-      </w:r>
-    </w:p>
-    <w:p>
-      <w:r>
         <w:t>25 заданий • максимальный первичный балл — 58 • рекомендуемое время — 3 часа 30 минут</w:t>
       </w:r>
     </w:p>
     <w:p>
+      <w:pPr>
+        <w:pStyle w:val="Heading1"/>
+        <w:keepNext/>
+        <w:widowControl/>
+        <w:spacing w:line="240" w:lineRule="auto" w:after="60" w:before="160"/>
+      </w:pPr>
       <w:r>
         <w:rPr>
-          <w:i/>
+          <w:rFonts w:ascii="Times New Roman" w:hAnsi="Times New Roman" w:eastAsia="Times New Roman"/>
+          <w:b/>
+          <w:color w:val="181A1F"/>
+          <w:sz w:val="28"/>
         </w:rPr>
-        <w:t>Все задания относятся к указанному разделу; фиксированные тематические номера заменены равноценными по максимальному баллу.</w:t>
-      </w:r>
-    </w:p>
-    <w:p>
-      <w:pPr>
-        <w:pStyle w:val="Heading1"/>
-      </w:pPr>
-      <w:r>
         <w:t>Часть 1</w:t>
       </w:r>
     </w:p>
     <w:p>
+      <w:pPr>
+        <w:widowControl/>
+        <w:spacing w:line="240" w:lineRule="auto" w:after="0"/>
+      </w:pPr>
       <w:r>
+        <w:rPr>
+          <w:rFonts w:ascii="Times New Roman" w:hAnsi="Times New Roman" w:eastAsia="Times New Roman"/>
+          <w:color w:val="181A1F"/>
+          <w:sz w:val="28"/>
+        </w:rPr>
         <w:t>Ответами к заданиям 1–16 являются последовательности цифр. Запишите ответ без пробелов и дополнительных символов.</w:t>
       </w:r>
     </w:p>
     <w:p>
+      <w:pPr>
+        <w:keepNext/>
+        <w:widowControl/>
+        <w:spacing w:line="240" w:lineRule="auto" w:after="0" w:before="120"/>
+      </w:pPr>
       <w:r>
         <w:rPr>
+          <w:rFonts w:ascii="Times New Roman" w:hAnsi="Times New Roman" w:eastAsia="Times New Roman"/>
           <w:b/>
-          <w:sz w:val="24"/>
+          <w:color w:val="181A1F"/>
+          <w:sz w:val="28"/>
         </w:rPr>
         <w:t>1.</w:t>
       </w:r>
     </w:p>
     <w:p>
+      <w:pPr>
+        <w:widowControl/>
+        <w:spacing w:line="240" w:lineRule="auto" w:after="0"/>
+      </w:pPr>
       <w:r>
         <w:rPr>
+          <w:rFonts w:ascii="Times New Roman" w:hAnsi="Times New Roman" w:eastAsia="Times New Roman"/>
           <w:b w:val="0"/>
           <w:i w:val="0"/>
+          <w:color w:val="181A1F"/>
+          <w:sz w:val="28"/>
         </w:rPr>
         <w:t>Установите соответствие между формами и этапами (ступенями) познания: к каждой позиции, данной в первом столбце, подберите соответствующую позицию из второго столбца.</w:t>
       </w:r>
@@ -77,6 +100,7 @@
       <w:tblPr>
         <w:tblStyle w:val="TableGrid"/>
         <w:tblW w:type="auto" w:w="0"/>
+        <w:tblLayout w:type="autofit"/>
         <w:tblLook w:firstColumn="1" w:firstRow="1" w:lastColumn="0" w:lastRow="0" w:noHBand="0" w:noVBand="1" w:val="04A0"/>
       </w:tblPr>
       <w:tblGrid>
@@ -89,7 +113,16 @@
             <w:tcW w:type="dxa" w:w="5128"/>
           </w:tcPr>
           <w:p>
+            <w:pPr>
+              <w:spacing w:after="0" w:line="240" w:lineRule="auto"/>
+            </w:pPr>
             <w:r>
+              <w:rPr>
+                <w:rFonts w:ascii="Times New Roman" w:hAnsi="Times New Roman" w:eastAsia="Times New Roman"/>
+                <w:b/>
+                <w:color w:val="181A1F"/>
+                <w:sz w:val="28"/>
+              </w:rPr>
               <w:t>ФОРМЫ</w:t>
             </w:r>
           </w:p>
@@ -99,8 +132,19 @@
             <w:tcW w:type="dxa" w:w="5128"/>
           </w:tcPr>
           <w:p>
+            <w:pPr>
+              <w:spacing w:after="0" w:line="240" w:lineRule="auto"/>
+            </w:pPr>
             <w:r>
-              <w:t>ЭТАПЫ (СТУПЕНИ) ПОЗНАНИЯ</w:t>
+              <w:rPr>
+                <w:rFonts w:ascii="Times New Roman" w:hAnsi="Times New Roman" w:eastAsia="Times New Roman"/>
+                <w:b/>
+                <w:color w:val="181A1F"/>
+                <w:sz w:val="28"/>
+              </w:rPr>
+              <w:t>ЭТАПЫ (СТУПЕН</w:t>
+              <w:br/>
+              <w:t>И) ПОЗНАНИЯ</w:t>
             </w:r>
           </w:p>
         </w:tc>
@@ -111,8 +155,24 @@
             <w:tcW w:type="dxa" w:w="5128"/>
           </w:tcPr>
           <w:p>
+            <w:pPr>
+              <w:spacing w:after="0" w:line="240" w:lineRule="auto"/>
+            </w:pPr>
             <w:r>
-              <w:t>А) представлениеБ) ощущениеВ) понятиеГ) умозаключениеД) суждение</w:t>
+              <w:rPr>
+                <w:rFonts w:ascii="Times New Roman" w:hAnsi="Times New Roman" w:eastAsia="Times New Roman"/>
+                <w:color w:val="181A1F"/>
+                <w:sz w:val="28"/>
+              </w:rPr>
+              <w:t>А) представление</w:t>
+              <w:br/>
+              <w:t>Б) ощущение</w:t>
+              <w:br/>
+              <w:t>В) понятие</w:t>
+              <w:br/>
+              <w:t>Г) умозаключение</w:t>
+              <w:br/>
+              <w:t>Д) суждение</w:t>
             </w:r>
           </w:p>
         </w:tc>
@@ -121,18 +181,35 @@
             <w:tcW w:type="dxa" w:w="5128"/>
           </w:tcPr>
           <w:p>
+            <w:pPr>
+              <w:spacing w:after="0" w:line="240" w:lineRule="auto"/>
+            </w:pPr>
             <w:r>
-              <w:t>1) чувственное2) рациональное</w:t>
+              <w:rPr>
+                <w:rFonts w:ascii="Times New Roman" w:hAnsi="Times New Roman" w:eastAsia="Times New Roman"/>
+                <w:color w:val="181A1F"/>
+                <w:sz w:val="28"/>
+              </w:rPr>
+              <w:t>1) чувственное</w:t>
+              <w:br/>
+              <w:t>2) рациональное</w:t>
             </w:r>
           </w:p>
         </w:tc>
       </w:tr>
     </w:tbl>
     <w:p>
+      <w:pPr>
+        <w:widowControl/>
+        <w:spacing w:line="240" w:lineRule="auto" w:after="0"/>
+      </w:pPr>
       <w:r>
         <w:rPr>
+          <w:rFonts w:ascii="Times New Roman" w:hAnsi="Times New Roman" w:eastAsia="Times New Roman"/>
           <w:b w:val="0"/>
           <w:i w:val="0"/>
+          <w:color w:val="181A1F"/>
+          <w:sz w:val="28"/>
         </w:rPr>
         <w:t>Запишите в таблицу выбранные цифры под соответствующими буквами:</w:t>
       </w:r>
@@ -141,6 +218,7 @@
       <w:tblPr>
         <w:tblStyle w:val="TableGrid"/>
         <w:tblW w:type="auto" w:w="0"/>
+        <w:tblLayout w:type="autofit"/>
         <w:tblLook w:firstColumn="1" w:firstRow="1" w:lastColumn="0" w:lastRow="0" w:noHBand="0" w:noVBand="1" w:val="04A0"/>
       </w:tblPr>
       <w:tblGrid>
@@ -156,7 +234,16 @@
             <w:tcW w:type="dxa" w:w="2051"/>
           </w:tcPr>
           <w:p>
+            <w:pPr>
+              <w:spacing w:after="0" w:line="240" w:lineRule="auto"/>
+            </w:pPr>
             <w:r>
+              <w:rPr>
+                <w:rFonts w:ascii="Times New Roman" w:hAnsi="Times New Roman" w:eastAsia="Times New Roman"/>
+                <w:b/>
+                <w:color w:val="181A1F"/>
+                <w:sz w:val="28"/>
+              </w:rPr>
               <w:t>А</w:t>
             </w:r>
           </w:p>
@@ -166,7 +253,16 @@
             <w:tcW w:type="dxa" w:w="2051"/>
           </w:tcPr>
           <w:p>
+            <w:pPr>
+              <w:spacing w:after="0" w:line="240" w:lineRule="auto"/>
+            </w:pPr>
             <w:r>
+              <w:rPr>
+                <w:rFonts w:ascii="Times New Roman" w:hAnsi="Times New Roman" w:eastAsia="Times New Roman"/>
+                <w:b/>
+                <w:color w:val="181A1F"/>
+                <w:sz w:val="28"/>
+              </w:rPr>
               <w:t>Б</w:t>
             </w:r>
           </w:p>
@@ -176,7 +272,16 @@
             <w:tcW w:type="dxa" w:w="2051"/>
           </w:tcPr>
           <w:p>
+            <w:pPr>
+              <w:spacing w:after="0" w:line="240" w:lineRule="auto"/>
+            </w:pPr>
             <w:r>
+              <w:rPr>
+                <w:rFonts w:ascii="Times New Roman" w:hAnsi="Times New Roman" w:eastAsia="Times New Roman"/>
+                <w:b/>
+                <w:color w:val="181A1F"/>
+                <w:sz w:val="28"/>
+              </w:rPr>
               <w:t>В</w:t>
             </w:r>
           </w:p>
@@ -186,7 +291,16 @@
             <w:tcW w:type="dxa" w:w="2051"/>
           </w:tcPr>
           <w:p>
+            <w:pPr>
+              <w:spacing w:after="0" w:line="240" w:lineRule="auto"/>
+            </w:pPr>
             <w:r>
+              <w:rPr>
+                <w:rFonts w:ascii="Times New Roman" w:hAnsi="Times New Roman" w:eastAsia="Times New Roman"/>
+                <w:b/>
+                <w:color w:val="181A1F"/>
+                <w:sz w:val="28"/>
+              </w:rPr>
               <w:t>Г</w:t>
             </w:r>
           </w:p>
@@ -196,7 +310,16 @@
             <w:tcW w:type="dxa" w:w="2051"/>
           </w:tcPr>
           <w:p>
+            <w:pPr>
+              <w:spacing w:after="0" w:line="240" w:lineRule="auto"/>
+            </w:pPr>
             <w:r>
+              <w:rPr>
+                <w:rFonts w:ascii="Times New Roman" w:hAnsi="Times New Roman" w:eastAsia="Times New Roman"/>
+                <w:b/>
+                <w:color w:val="181A1F"/>
+                <w:sz w:val="28"/>
+              </w:rPr>
               <w:t>Д</w:t>
             </w:r>
           </w:p>
@@ -208,7 +331,16 @@
             <w:tcW w:type="dxa" w:w="2051"/>
           </w:tcPr>
           <w:p>
-            <w:r/>
+            <w:pPr>
+              <w:spacing w:after="0" w:line="240" w:lineRule="auto"/>
+            </w:pPr>
+            <w:r>
+              <w:rPr>
+                <w:rFonts w:ascii="Times New Roman" w:hAnsi="Times New Roman" w:eastAsia="Times New Roman"/>
+                <w:color w:val="181A1F"/>
+                <w:sz w:val="28"/>
+              </w:rPr>
+            </w:r>
           </w:p>
         </w:tc>
         <w:tc>
@@ -216,7 +348,16 @@
             <w:tcW w:type="dxa" w:w="2051"/>
           </w:tcPr>
           <w:p>
-            <w:r/>
+            <w:pPr>
+              <w:spacing w:after="0" w:line="240" w:lineRule="auto"/>
+            </w:pPr>
+            <w:r>
+              <w:rPr>
+                <w:rFonts w:ascii="Times New Roman" w:hAnsi="Times New Roman" w:eastAsia="Times New Roman"/>
+                <w:color w:val="181A1F"/>
+                <w:sz w:val="28"/>
+              </w:rPr>
+            </w:r>
           </w:p>
         </w:tc>
         <w:tc>
@@ -224,7 +365,16 @@
             <w:tcW w:type="dxa" w:w="2051"/>
           </w:tcPr>
           <w:p>
-            <w:r/>
+            <w:pPr>
+              <w:spacing w:after="0" w:line="240" w:lineRule="auto"/>
+            </w:pPr>
+            <w:r>
+              <w:rPr>
+                <w:rFonts w:ascii="Times New Roman" w:hAnsi="Times New Roman" w:eastAsia="Times New Roman"/>
+                <w:color w:val="181A1F"/>
+                <w:sz w:val="28"/>
+              </w:rPr>
+            </w:r>
           </w:p>
         </w:tc>
         <w:tc>
@@ -232,7 +382,16 @@
             <w:tcW w:type="dxa" w:w="2051"/>
           </w:tcPr>
           <w:p>
-            <w:r/>
+            <w:pPr>
+              <w:spacing w:after="0" w:line="240" w:lineRule="auto"/>
+            </w:pPr>
+            <w:r>
+              <w:rPr>
+                <w:rFonts w:ascii="Times New Roman" w:hAnsi="Times New Roman" w:eastAsia="Times New Roman"/>
+                <w:color w:val="181A1F"/>
+                <w:sz w:val="28"/>
+              </w:rPr>
+            </w:r>
           </w:p>
         </w:tc>
         <w:tc>
@@ -240,560 +399,928 @@
             <w:tcW w:type="dxa" w:w="2051"/>
           </w:tcPr>
           <w:p>
-            <w:r/>
+            <w:pPr>
+              <w:spacing w:after="0" w:line="240" w:lineRule="auto"/>
+            </w:pPr>
+            <w:r>
+              <w:rPr>
+                <w:rFonts w:ascii="Times New Roman" w:hAnsi="Times New Roman" w:eastAsia="Times New Roman"/>
+                <w:color w:val="181A1F"/>
+                <w:sz w:val="28"/>
+              </w:rPr>
+            </w:r>
           </w:p>
         </w:tc>
       </w:tr>
     </w:tbl>
     <w:p>
-      <w:r>
-        <w:t>Ответ: ______________________________</w:t>
-      </w:r>
-    </w:p>
-    <w:p>
+      <w:pPr>
+        <w:keepNext/>
+        <w:widowControl/>
+        <w:spacing w:line="240" w:lineRule="auto" w:after="0" w:before="120"/>
+      </w:pPr>
       <w:r>
         <w:rPr>
+          <w:rFonts w:ascii="Times New Roman" w:hAnsi="Times New Roman" w:eastAsia="Times New Roman"/>
           <w:b/>
-          <w:sz w:val="24"/>
+          <w:color w:val="181A1F"/>
+          <w:sz w:val="28"/>
         </w:rPr>
         <w:t>2.</w:t>
       </w:r>
     </w:p>
     <w:p>
+      <w:pPr>
+        <w:widowControl/>
+        <w:spacing w:line="240" w:lineRule="auto" w:after="0"/>
+      </w:pPr>
       <w:r>
         <w:rPr>
+          <w:rFonts w:ascii="Times New Roman" w:hAnsi="Times New Roman" w:eastAsia="Times New Roman"/>
           <w:b w:val="0"/>
           <w:i w:val="0"/>
+          <w:color w:val="181A1F"/>
+          <w:sz w:val="28"/>
         </w:rPr>
         <w:t>Критик отозвался о новом художественном фильме как о произведении элитарной культуры. Какие признаки характерны для данного типа культуры? Запишите под которыми они указаны.</w:t>
       </w:r>
     </w:p>
     <w:p>
+      <w:pPr>
+        <w:widowControl/>
+        <w:spacing w:line="240" w:lineRule="auto" w:after="0"/>
+      </w:pPr>
       <w:r>
         <w:rPr>
+          <w:rFonts w:ascii="Times New Roman" w:hAnsi="Times New Roman" w:eastAsia="Times New Roman"/>
           <w:b w:val="0"/>
           <w:i w:val="0"/>
+          <w:color w:val="181A1F"/>
+          <w:sz w:val="28"/>
         </w:rPr>
         <w:t>1) ориентация на получение коммерческой выгоды</w:t>
       </w:r>
     </w:p>
     <w:p>
+      <w:pPr>
+        <w:widowControl/>
+        <w:spacing w:line="240" w:lineRule="auto" w:after="0"/>
+      </w:pPr>
       <w:r>
         <w:rPr>
+          <w:rFonts w:ascii="Times New Roman" w:hAnsi="Times New Roman" w:eastAsia="Times New Roman"/>
           <w:b w:val="0"/>
           <w:i w:val="0"/>
+          <w:color w:val="181A1F"/>
+          <w:sz w:val="28"/>
         </w:rPr>
         <w:t>2) учёт запросов самых широких слоёв общества</w:t>
       </w:r>
     </w:p>
     <w:p>
+      <w:pPr>
+        <w:widowControl/>
+        <w:spacing w:line="240" w:lineRule="auto" w:after="0"/>
+      </w:pPr>
       <w:r>
         <w:rPr>
+          <w:rFonts w:ascii="Times New Roman" w:hAnsi="Times New Roman" w:eastAsia="Times New Roman"/>
           <w:b w:val="0"/>
           <w:i w:val="0"/>
+          <w:color w:val="181A1F"/>
+          <w:sz w:val="28"/>
         </w:rPr>
         <w:t>3) сложность форм художественной выразительности</w:t>
       </w:r>
     </w:p>
     <w:p>
+      <w:pPr>
+        <w:widowControl/>
+        <w:spacing w:line="240" w:lineRule="auto" w:after="0"/>
+      </w:pPr>
       <w:r>
         <w:rPr>
+          <w:rFonts w:ascii="Times New Roman" w:hAnsi="Times New Roman" w:eastAsia="Times New Roman"/>
           <w:b w:val="0"/>
           <w:i w:val="0"/>
+          <w:color w:val="181A1F"/>
+          <w:sz w:val="28"/>
         </w:rPr>
         <w:t>4) развлекательный характер</w:t>
       </w:r>
     </w:p>
     <w:p>
+      <w:pPr>
+        <w:widowControl/>
+        <w:spacing w:line="240" w:lineRule="auto" w:after="0"/>
+      </w:pPr>
       <w:r>
         <w:rPr>
+          <w:rFonts w:ascii="Times New Roman" w:hAnsi="Times New Roman" w:eastAsia="Times New Roman"/>
           <w:b w:val="0"/>
           <w:i w:val="0"/>
+          <w:color w:val="181A1F"/>
+          <w:sz w:val="28"/>
         </w:rPr>
         <w:t>5) необходимость специальной подготовки для понимания смысла произведений</w:t>
       </w:r>
     </w:p>
     <w:p>
+      <w:pPr>
+        <w:widowControl/>
+        <w:spacing w:line="240" w:lineRule="auto" w:after="0"/>
+      </w:pPr>
       <w:r>
         <w:rPr>
+          <w:rFonts w:ascii="Times New Roman" w:hAnsi="Times New Roman" w:eastAsia="Times New Roman"/>
           <w:b w:val="0"/>
           <w:i w:val="0"/>
+          <w:color w:val="181A1F"/>
+          <w:sz w:val="28"/>
         </w:rPr>
         <w:t>6) ярко выраженная авторская позиция</w:t>
       </w:r>
     </w:p>
     <w:p>
-      <w:r>
-        <w:t>Ответ: ______________________________</w:t>
-      </w:r>
-    </w:p>
-    <w:p>
+      <w:pPr>
+        <w:keepNext/>
+        <w:widowControl/>
+        <w:spacing w:line="240" w:lineRule="auto" w:after="0" w:before="120"/>
+      </w:pPr>
       <w:r>
         <w:rPr>
+          <w:rFonts w:ascii="Times New Roman" w:hAnsi="Times New Roman" w:eastAsia="Times New Roman"/>
           <w:b/>
-          <w:sz w:val="24"/>
+          <w:color w:val="181A1F"/>
+          <w:sz w:val="28"/>
         </w:rPr>
         <w:t>3.</w:t>
       </w:r>
     </w:p>
     <w:p>
+      <w:pPr>
+        <w:widowControl/>
+        <w:spacing w:line="240" w:lineRule="auto" w:after="0"/>
+      </w:pPr>
       <w:r>
         <w:rPr>
+          <w:rFonts w:ascii="Times New Roman" w:hAnsi="Times New Roman" w:eastAsia="Times New Roman"/>
           <w:b w:val="0"/>
           <w:i w:val="0"/>
+          <w:color w:val="181A1F"/>
+          <w:sz w:val="28"/>
         </w:rPr>
         <w:t>Ниже приведён перечень характеристик. Все они, за исключением двух, относятся к элитарной культуре.</w:t>
       </w:r>
     </w:p>
     <w:p>
+      <w:pPr>
+        <w:widowControl/>
+        <w:spacing w:line="240" w:lineRule="auto" w:after="0"/>
+      </w:pPr>
       <w:r>
         <w:rPr>
+          <w:rFonts w:ascii="Times New Roman" w:hAnsi="Times New Roman" w:eastAsia="Times New Roman"/>
           <w:b w:val="0"/>
           <w:i w:val="0"/>
+          <w:color w:val="181A1F"/>
+          <w:sz w:val="28"/>
         </w:rPr>
         <w:t>1) сложность используемых форм;</w:t>
       </w:r>
     </w:p>
     <w:p>
+      <w:pPr>
+        <w:widowControl/>
+        <w:spacing w:line="240" w:lineRule="auto" w:after="0"/>
+      </w:pPr>
       <w:r>
         <w:rPr>
+          <w:rFonts w:ascii="Times New Roman" w:hAnsi="Times New Roman" w:eastAsia="Times New Roman"/>
           <w:b w:val="0"/>
           <w:i w:val="0"/>
+          <w:color w:val="181A1F"/>
+          <w:sz w:val="28"/>
         </w:rPr>
         <w:t>2) стремление авторов к воплощению собственных идей;</w:t>
       </w:r>
     </w:p>
     <w:p>
+      <w:pPr>
+        <w:widowControl/>
+        <w:spacing w:line="240" w:lineRule="auto" w:after="0"/>
+      </w:pPr>
       <w:r>
         <w:rPr>
+          <w:rFonts w:ascii="Times New Roman" w:hAnsi="Times New Roman" w:eastAsia="Times New Roman"/>
           <w:b w:val="0"/>
           <w:i w:val="0"/>
+          <w:color w:val="181A1F"/>
+          <w:sz w:val="28"/>
         </w:rPr>
         <w:t>3) развлекательный характер;</w:t>
       </w:r>
     </w:p>
     <w:p>
+      <w:pPr>
+        <w:widowControl/>
+        <w:spacing w:line="240" w:lineRule="auto" w:after="0"/>
+      </w:pPr>
       <w:r>
         <w:rPr>
+          <w:rFonts w:ascii="Times New Roman" w:hAnsi="Times New Roman" w:eastAsia="Times New Roman"/>
           <w:b w:val="0"/>
           <w:i w:val="0"/>
+          <w:color w:val="181A1F"/>
+          <w:sz w:val="28"/>
         </w:rPr>
         <w:t>4) ярко выраженная коммерческая направленность;</w:t>
       </w:r>
     </w:p>
     <w:p>
+      <w:pPr>
+        <w:widowControl/>
+        <w:spacing w:line="240" w:lineRule="auto" w:after="0"/>
+      </w:pPr>
       <w:r>
         <w:rPr>
+          <w:rFonts w:ascii="Times New Roman" w:hAnsi="Times New Roman" w:eastAsia="Times New Roman"/>
           <w:b w:val="0"/>
           <w:i w:val="0"/>
+          <w:color w:val="181A1F"/>
+          <w:sz w:val="28"/>
         </w:rPr>
         <w:t>5) духовный аристократизм;</w:t>
       </w:r>
     </w:p>
     <w:p>
+      <w:pPr>
+        <w:widowControl/>
+        <w:spacing w:line="240" w:lineRule="auto" w:after="0"/>
+      </w:pPr>
       <w:r>
         <w:rPr>
+          <w:rFonts w:ascii="Times New Roman" w:hAnsi="Times New Roman" w:eastAsia="Times New Roman"/>
           <w:b w:val="0"/>
           <w:i w:val="0"/>
+          <w:color w:val="181A1F"/>
+          <w:sz w:val="28"/>
         </w:rPr>
         <w:t>6) требование специальной подготовки для понимания.</w:t>
       </w:r>
     </w:p>
     <w:p>
+      <w:pPr>
+        <w:widowControl/>
+        <w:spacing w:line="240" w:lineRule="auto" w:after="0"/>
+      </w:pPr>
       <w:r>
         <w:rPr>
+          <w:rFonts w:ascii="Times New Roman" w:hAnsi="Times New Roman" w:eastAsia="Times New Roman"/>
           <w:b w:val="0"/>
           <w:i w:val="0"/>
+          <w:color w:val="181A1F"/>
+          <w:sz w:val="28"/>
         </w:rPr>
         <w:t>Найдите две характеристики, «выпадающие» из общего ряда, и запишите в таблицу цифры, под которыми они указаны.</w:t>
       </w:r>
     </w:p>
     <w:p>
-      <w:r>
-        <w:t>Ответ: ______________________________</w:t>
-      </w:r>
-    </w:p>
-    <w:p>
+      <w:pPr>
+        <w:keepNext/>
+        <w:widowControl/>
+        <w:spacing w:line="240" w:lineRule="auto" w:after="0" w:before="120"/>
+      </w:pPr>
       <w:r>
         <w:rPr>
+          <w:rFonts w:ascii="Times New Roman" w:hAnsi="Times New Roman" w:eastAsia="Times New Roman"/>
           <w:b/>
-          <w:sz w:val="24"/>
+          <w:color w:val="181A1F"/>
+          <w:sz w:val="28"/>
         </w:rPr>
         <w:t>4.</w:t>
       </w:r>
     </w:p>
     <w:p>
+      <w:pPr>
+        <w:widowControl/>
+        <w:spacing w:line="240" w:lineRule="auto" w:after="0"/>
+      </w:pPr>
       <w:r>
         <w:rPr>
+          <w:rFonts w:ascii="Times New Roman" w:hAnsi="Times New Roman" w:eastAsia="Times New Roman"/>
           <w:b w:val="0"/>
           <w:i w:val="0"/>
+          <w:color w:val="181A1F"/>
+          <w:sz w:val="28"/>
         </w:rPr>
         <w:t>Экспедиция медленно продвигалась в джунглях. Учёные описывали растения, насекомых, животных и птиц, встречавшихся на пути, брали пробы воды и грунта. Так они прибыли в индейскую деревню, где сняли фильм об обычаях аборигенов. Какие из перечисленных ниже методов использовали учёные в приведённой ситуации? Запишите цифры, под которыми они указаны.</w:t>
       </w:r>
     </w:p>
     <w:p>
+      <w:pPr>
+        <w:widowControl/>
+        <w:spacing w:line="240" w:lineRule="auto" w:after="0"/>
+      </w:pPr>
       <w:r>
         <w:rPr>
+          <w:rFonts w:ascii="Times New Roman" w:hAnsi="Times New Roman" w:eastAsia="Times New Roman"/>
           <w:b w:val="0"/>
           <w:i w:val="0"/>
+          <w:color w:val="181A1F"/>
+          <w:sz w:val="28"/>
         </w:rPr>
         <w:t>1) наблюдение</w:t>
       </w:r>
     </w:p>
     <w:p>
+      <w:pPr>
+        <w:widowControl/>
+        <w:spacing w:line="240" w:lineRule="auto" w:after="0"/>
+      </w:pPr>
       <w:r>
         <w:rPr>
+          <w:rFonts w:ascii="Times New Roman" w:hAnsi="Times New Roman" w:eastAsia="Times New Roman"/>
           <w:b w:val="0"/>
           <w:i w:val="0"/>
+          <w:color w:val="181A1F"/>
+          <w:sz w:val="28"/>
         </w:rPr>
         <w:t>2) эксперимент</w:t>
       </w:r>
     </w:p>
     <w:p>
+      <w:pPr>
+        <w:widowControl/>
+        <w:spacing w:line="240" w:lineRule="auto" w:after="0"/>
+      </w:pPr>
       <w:r>
         <w:rPr>
+          <w:rFonts w:ascii="Times New Roman" w:hAnsi="Times New Roman" w:eastAsia="Times New Roman"/>
           <w:b w:val="0"/>
           <w:i w:val="0"/>
+          <w:color w:val="181A1F"/>
+          <w:sz w:val="28"/>
         </w:rPr>
         <w:t>3) моделирование</w:t>
       </w:r>
     </w:p>
     <w:p>
+      <w:pPr>
+        <w:widowControl/>
+        <w:spacing w:line="240" w:lineRule="auto" w:after="0"/>
+      </w:pPr>
       <w:r>
         <w:rPr>
+          <w:rFonts w:ascii="Times New Roman" w:hAnsi="Times New Roman" w:eastAsia="Times New Roman"/>
           <w:b w:val="0"/>
           <w:i w:val="0"/>
+          <w:color w:val="181A1F"/>
+          <w:sz w:val="28"/>
         </w:rPr>
         <w:t>4) конкретизация</w:t>
       </w:r>
     </w:p>
     <w:p>
+      <w:pPr>
+        <w:widowControl/>
+        <w:spacing w:line="240" w:lineRule="auto" w:after="0"/>
+      </w:pPr>
       <w:r>
         <w:rPr>
+          <w:rFonts w:ascii="Times New Roman" w:hAnsi="Times New Roman" w:eastAsia="Times New Roman"/>
           <w:b w:val="0"/>
           <w:i w:val="0"/>
+          <w:color w:val="181A1F"/>
+          <w:sz w:val="28"/>
         </w:rPr>
         <w:t>5) эмпирическое описание</w:t>
       </w:r>
     </w:p>
     <w:p>
+      <w:pPr>
+        <w:widowControl/>
+        <w:spacing w:line="240" w:lineRule="auto" w:after="0"/>
+      </w:pPr>
       <w:r>
         <w:rPr>
+          <w:rFonts w:ascii="Times New Roman" w:hAnsi="Times New Roman" w:eastAsia="Times New Roman"/>
           <w:b w:val="0"/>
           <w:i w:val="0"/>
+          <w:color w:val="181A1F"/>
+          <w:sz w:val="28"/>
         </w:rPr>
         <w:t>6) абстрагирование</w:t>
       </w:r>
     </w:p>
     <w:p>
-      <w:r>
-        <w:t>Ответ: ______________________________</w:t>
-      </w:r>
-    </w:p>
-    <w:p>
+      <w:pPr>
+        <w:keepNext/>
+        <w:widowControl/>
+        <w:spacing w:line="240" w:lineRule="auto" w:after="0" w:before="120"/>
+      </w:pPr>
       <w:r>
         <w:rPr>
+          <w:rFonts w:ascii="Times New Roman" w:hAnsi="Times New Roman" w:eastAsia="Times New Roman"/>
           <w:b/>
-          <w:sz w:val="24"/>
+          <w:color w:val="181A1F"/>
+          <w:sz w:val="28"/>
         </w:rPr>
         <w:t>5.</w:t>
       </w:r>
     </w:p>
     <w:p>
+      <w:pPr>
+        <w:widowControl/>
+        <w:spacing w:line="240" w:lineRule="auto" w:after="0"/>
+      </w:pPr>
       <w:r>
         <w:rPr>
+          <w:rFonts w:ascii="Times New Roman" w:hAnsi="Times New Roman" w:eastAsia="Times New Roman"/>
           <w:b w:val="0"/>
           <w:i w:val="0"/>
+          <w:color w:val="181A1F"/>
+          <w:sz w:val="28"/>
         </w:rPr>
         <w:t>Выберите верные суждения об обществе и запишите цифры, под которыми они указаны.</w:t>
       </w:r>
     </w:p>
     <w:p>
+      <w:pPr>
+        <w:widowControl/>
+        <w:spacing w:line="240" w:lineRule="auto" w:after="0"/>
+      </w:pPr>
       <w:r>
         <w:rPr>
+          <w:rFonts w:ascii="Times New Roman" w:hAnsi="Times New Roman" w:eastAsia="Times New Roman"/>
           <w:b w:val="0"/>
           <w:i w:val="0"/>
+          <w:color w:val="181A1F"/>
+          <w:sz w:val="28"/>
         </w:rPr>
         <w:t>1) Общество представляет собой закрытую систему, невзаимодействующую с внешней средой.</w:t>
       </w:r>
     </w:p>
     <w:p>
+      <w:pPr>
+        <w:widowControl/>
+        <w:spacing w:line="240" w:lineRule="auto" w:after="0"/>
+      </w:pPr>
       <w:r>
         <w:rPr>
+          <w:rFonts w:ascii="Times New Roman" w:hAnsi="Times New Roman" w:eastAsia="Times New Roman"/>
           <w:b w:val="0"/>
           <w:i w:val="0"/>
+          <w:color w:val="181A1F"/>
+          <w:sz w:val="28"/>
         </w:rPr>
         <w:t>2) В обществе реализуется функция воспроизводства и социализации человека.</w:t>
       </w:r>
     </w:p>
     <w:p>
+      <w:pPr>
+        <w:widowControl/>
+        <w:spacing w:line="240" w:lineRule="auto" w:after="0"/>
+      </w:pPr>
       <w:r>
         <w:rPr>
+          <w:rFonts w:ascii="Times New Roman" w:hAnsi="Times New Roman" w:eastAsia="Times New Roman"/>
           <w:b w:val="0"/>
           <w:i w:val="0"/>
+          <w:color w:val="181A1F"/>
+          <w:sz w:val="28"/>
         </w:rPr>
         <w:t>3) Общественный прогресс характеризуется деградацией, возвратом к уже отжившим структурам и отношениям.</w:t>
       </w:r>
     </w:p>
     <w:p>
+      <w:pPr>
+        <w:widowControl/>
+        <w:spacing w:line="240" w:lineRule="auto" w:after="0"/>
+      </w:pPr>
       <w:r>
         <w:rPr>
+          <w:rFonts w:ascii="Times New Roman" w:hAnsi="Times New Roman" w:eastAsia="Times New Roman"/>
           <w:b w:val="0"/>
           <w:i w:val="0"/>
+          <w:color w:val="181A1F"/>
+          <w:sz w:val="28"/>
         </w:rPr>
         <w:t>4) Обществом называют обособившуюся от природы,но сохранившую ней взаимосвязь часть мира, которая включает в себя способы и формы жизнедеятельности людей.</w:t>
       </w:r>
     </w:p>
     <w:p>
+      <w:pPr>
+        <w:widowControl/>
+        <w:spacing w:line="240" w:lineRule="auto" w:after="0"/>
+      </w:pPr>
       <w:r>
         <w:rPr>
+          <w:rFonts w:ascii="Times New Roman" w:hAnsi="Times New Roman" w:eastAsia="Times New Roman"/>
           <w:b w:val="0"/>
           <w:i w:val="0"/>
+          <w:color w:val="181A1F"/>
+          <w:sz w:val="28"/>
         </w:rPr>
         <w:t>5) Общество является постоянно развивающейся динамической системой.</w:t>
       </w:r>
     </w:p>
     <w:p>
-      <w:r>
-        <w:t>Ответ: ______________________________</w:t>
-      </w:r>
-    </w:p>
-    <w:p>
+      <w:pPr>
+        <w:keepNext/>
+        <w:widowControl/>
+        <w:spacing w:line="240" w:lineRule="auto" w:after="0" w:before="120"/>
+      </w:pPr>
       <w:r>
         <w:rPr>
+          <w:rFonts w:ascii="Times New Roman" w:hAnsi="Times New Roman" w:eastAsia="Times New Roman"/>
           <w:b/>
-          <w:sz w:val="24"/>
+          <w:color w:val="181A1F"/>
+          <w:sz w:val="28"/>
         </w:rPr>
         <w:t>6.</w:t>
       </w:r>
     </w:p>
     <w:p>
+      <w:pPr>
+        <w:widowControl/>
+        <w:spacing w:line="240" w:lineRule="auto" w:after="0"/>
+      </w:pPr>
       <w:r>
         <w:rPr>
+          <w:rFonts w:ascii="Times New Roman" w:hAnsi="Times New Roman" w:eastAsia="Times New Roman"/>
           <w:b w:val="0"/>
           <w:i w:val="0"/>
+          <w:color w:val="181A1F"/>
+          <w:sz w:val="28"/>
         </w:rPr>
         <w:t>Выберите верные суждения о морали и запишите цифры, под которыми они указаны.</w:t>
       </w:r>
     </w:p>
     <w:p>
+      <w:pPr>
+        <w:widowControl/>
+        <w:spacing w:line="240" w:lineRule="auto" w:after="0"/>
+      </w:pPr>
       <w:r>
         <w:rPr>
+          <w:rFonts w:ascii="Times New Roman" w:hAnsi="Times New Roman" w:eastAsia="Times New Roman"/>
           <w:b w:val="0"/>
           <w:i w:val="0"/>
+          <w:color w:val="181A1F"/>
+          <w:sz w:val="28"/>
         </w:rPr>
         <w:t>1) Нравственность всегда выражает дух эпохи и тесно связана с условиями жизни.</w:t>
       </w:r>
     </w:p>
     <w:p>
+      <w:pPr>
+        <w:widowControl/>
+        <w:spacing w:line="240" w:lineRule="auto" w:after="0"/>
+      </w:pPr>
       <w:r>
         <w:rPr>
+          <w:rFonts w:ascii="Times New Roman" w:hAnsi="Times New Roman" w:eastAsia="Times New Roman"/>
           <w:b w:val="0"/>
           <w:i w:val="0"/>
+          <w:color w:val="181A1F"/>
+          <w:sz w:val="28"/>
         </w:rPr>
         <w:t>2) Достоинство — самооценка личности, осознание ею своих качеств, способностей, мировоззрения выполненного долга и общественного значения.</w:t>
       </w:r>
     </w:p>
     <w:p>
+      <w:pPr>
+        <w:widowControl/>
+        <w:spacing w:line="240" w:lineRule="auto" w:after="0"/>
+      </w:pPr>
       <w:r>
         <w:rPr>
+          <w:rFonts w:ascii="Times New Roman" w:hAnsi="Times New Roman" w:eastAsia="Times New Roman"/>
           <w:b w:val="0"/>
           <w:i w:val="0"/>
+          <w:color w:val="181A1F"/>
+          <w:sz w:val="28"/>
         </w:rPr>
         <w:t>3) Нормы морали и нормы права имеют сходную структуру.</w:t>
       </w:r>
     </w:p>
     <w:p>
+      <w:pPr>
+        <w:widowControl/>
+        <w:spacing w:line="240" w:lineRule="auto" w:after="0"/>
+      </w:pPr>
       <w:r>
         <w:rPr>
+          <w:rFonts w:ascii="Times New Roman" w:hAnsi="Times New Roman" w:eastAsia="Times New Roman"/>
           <w:b w:val="0"/>
           <w:i w:val="0"/>
+          <w:color w:val="181A1F"/>
+          <w:sz w:val="28"/>
         </w:rPr>
         <w:t>4) При помощи морали общество оценивает только практические действия людей.</w:t>
       </w:r>
     </w:p>
     <w:p>
+      <w:pPr>
+        <w:widowControl/>
+        <w:spacing w:line="240" w:lineRule="auto" w:after="0"/>
+      </w:pPr>
       <w:r>
         <w:rPr>
+          <w:rFonts w:ascii="Times New Roman" w:hAnsi="Times New Roman" w:eastAsia="Times New Roman"/>
           <w:b w:val="0"/>
           <w:i w:val="0"/>
+          <w:color w:val="181A1F"/>
+          <w:sz w:val="28"/>
         </w:rPr>
         <w:t>5) Мораль представляет собой совокупность норм, установленных или санкционированных государством.</w:t>
       </w:r>
     </w:p>
     <w:p>
-      <w:r>
-        <w:t>Ответ: ______________________________</w:t>
-      </w:r>
-    </w:p>
-    <w:p>
+      <w:pPr>
+        <w:keepNext/>
+        <w:widowControl/>
+        <w:spacing w:line="240" w:lineRule="auto" w:after="0" w:before="120"/>
+      </w:pPr>
       <w:r>
         <w:rPr>
+          <w:rFonts w:ascii="Times New Roman" w:hAnsi="Times New Roman" w:eastAsia="Times New Roman"/>
           <w:b/>
-          <w:sz w:val="24"/>
+          <w:color w:val="181A1F"/>
+          <w:sz w:val="28"/>
         </w:rPr>
         <w:t>7.</w:t>
       </w:r>
     </w:p>
     <w:p>
+      <w:pPr>
+        <w:widowControl/>
+        <w:spacing w:line="240" w:lineRule="auto" w:after="0"/>
+      </w:pPr>
       <w:r>
         <w:rPr>
+          <w:rFonts w:ascii="Times New Roman" w:hAnsi="Times New Roman" w:eastAsia="Times New Roman"/>
           <w:b w:val="0"/>
           <w:i w:val="0"/>
+          <w:color w:val="181A1F"/>
+          <w:sz w:val="28"/>
         </w:rPr>
         <w:t>В стране Z массовое производство уступает мелкосерийному, товар выпускается малыми партиями. Какие иные признаки свидетельствуют о том, что страна Z развивается как постиндустриальное общество? Запишите цифры, под которыми они указаны.</w:t>
       </w:r>
     </w:p>
     <w:p>
+      <w:pPr>
+        <w:widowControl/>
+        <w:spacing w:line="240" w:lineRule="auto" w:after="0"/>
+      </w:pPr>
       <w:r>
         <w:rPr>
+          <w:rFonts w:ascii="Times New Roman" w:hAnsi="Times New Roman" w:eastAsia="Times New Roman"/>
           <w:b w:val="0"/>
           <w:i w:val="0"/>
+          <w:color w:val="181A1F"/>
+          <w:sz w:val="28"/>
         </w:rPr>
         <w:t>1) Наибольшее развитие получают наукоёмкие, ресурсосберегающие технологии.</w:t>
       </w:r>
     </w:p>
     <w:p>
+      <w:pPr>
+        <w:widowControl/>
+        <w:spacing w:line="240" w:lineRule="auto" w:after="0"/>
+      </w:pPr>
       <w:r>
         <w:rPr>
+          <w:rFonts w:ascii="Times New Roman" w:hAnsi="Times New Roman" w:eastAsia="Times New Roman"/>
           <w:b w:val="0"/>
           <w:i w:val="0"/>
+          <w:color w:val="181A1F"/>
+          <w:sz w:val="28"/>
         </w:rPr>
         <w:t>2) Большинство процессов в промышленном производстве и сфере услуг становятся компьютеризированными.</w:t>
       </w:r>
     </w:p>
     <w:p>
+      <w:pPr>
+        <w:widowControl/>
+        <w:spacing w:line="240" w:lineRule="auto" w:after="0"/>
+      </w:pPr>
       <w:r>
         <w:rPr>
+          <w:rFonts w:ascii="Times New Roman" w:hAnsi="Times New Roman" w:eastAsia="Times New Roman"/>
           <w:b w:val="0"/>
           <w:i w:val="0"/>
+          <w:color w:val="181A1F"/>
+          <w:sz w:val="28"/>
         </w:rPr>
         <w:t>3) Природные факторы оказывают влияние на развитие общества.</w:t>
       </w:r>
     </w:p>
     <w:p>
+      <w:pPr>
+        <w:widowControl/>
+        <w:spacing w:line="240" w:lineRule="auto" w:after="0"/>
+      </w:pPr>
       <w:r>
         <w:rPr>
+          <w:rFonts w:ascii="Times New Roman" w:hAnsi="Times New Roman" w:eastAsia="Times New Roman"/>
           <w:b w:val="0"/>
           <w:i w:val="0"/>
+          <w:color w:val="181A1F"/>
+          <w:sz w:val="28"/>
         </w:rPr>
         <w:t>4) Общественные отношения регулируются правовыми и моральными нормами.</w:t>
       </w:r>
     </w:p>
     <w:p>
+      <w:pPr>
+        <w:widowControl/>
+        <w:spacing w:line="240" w:lineRule="auto" w:after="0"/>
+      </w:pPr>
       <w:r>
         <w:rPr>
+          <w:rFonts w:ascii="Times New Roman" w:hAnsi="Times New Roman" w:eastAsia="Times New Roman"/>
           <w:b w:val="0"/>
           <w:i w:val="0"/>
+          <w:color w:val="181A1F"/>
+          <w:sz w:val="28"/>
         </w:rPr>
         <w:t>5) В структуре населения высок удельный вес среднего класса.</w:t>
       </w:r>
     </w:p>
     <w:p>
+      <w:pPr>
+        <w:widowControl/>
+        <w:spacing w:line="240" w:lineRule="auto" w:after="0"/>
+      </w:pPr>
       <w:r>
         <w:rPr>
+          <w:rFonts w:ascii="Times New Roman" w:hAnsi="Times New Roman" w:eastAsia="Times New Roman"/>
           <w:b w:val="0"/>
           <w:i w:val="0"/>
+          <w:color w:val="181A1F"/>
+          <w:sz w:val="28"/>
         </w:rPr>
         <w:t>6) Преобладают экстенсивные методы ведения хозяйства.</w:t>
       </w:r>
     </w:p>
     <w:p>
-      <w:r>
-        <w:t>Ответ: ______________________________</w:t>
-      </w:r>
-    </w:p>
-    <w:p>
+      <w:pPr>
+        <w:keepNext/>
+        <w:widowControl/>
+        <w:spacing w:line="240" w:lineRule="auto" w:after="0" w:before="120"/>
+      </w:pPr>
       <w:r>
         <w:rPr>
+          <w:rFonts w:ascii="Times New Roman" w:hAnsi="Times New Roman" w:eastAsia="Times New Roman"/>
           <w:b/>
-          <w:sz w:val="24"/>
+          <w:color w:val="181A1F"/>
+          <w:sz w:val="28"/>
         </w:rPr>
         <w:t>8.</w:t>
       </w:r>
     </w:p>
     <w:p>
+      <w:pPr>
+        <w:widowControl/>
+        <w:spacing w:line="240" w:lineRule="auto" w:after="0"/>
+      </w:pPr>
       <w:r>
         <w:rPr>
+          <w:rFonts w:ascii="Times New Roman" w:hAnsi="Times New Roman" w:eastAsia="Times New Roman"/>
           <w:b w:val="0"/>
           <w:i w:val="0"/>
+          <w:color w:val="181A1F"/>
+          <w:sz w:val="28"/>
         </w:rPr>
         <w:t>В государстве Z начались реформы. Какие из приведённых ниже фактов позволяют сделать вывод о том, что социальные изменения, осуществляемые в государстве Z, носят прогрессивный характер? Запишите цифры, под которыми они указаны.</w:t>
       </w:r>
     </w:p>
     <w:p>
+      <w:pPr>
+        <w:widowControl/>
+        <w:spacing w:line="240" w:lineRule="auto" w:after="0"/>
+      </w:pPr>
       <w:r>
         <w:rPr>
+          <w:rFonts w:ascii="Times New Roman" w:hAnsi="Times New Roman" w:eastAsia="Times New Roman"/>
           <w:b w:val="0"/>
           <w:i w:val="0"/>
+          <w:color w:val="181A1F"/>
+          <w:sz w:val="28"/>
         </w:rPr>
         <w:t>1) Вместо обязательного начального образования ввели обязательное среднее образование.</w:t>
       </w:r>
     </w:p>
     <w:p>
+      <w:pPr>
+        <w:widowControl/>
+        <w:spacing w:line="240" w:lineRule="auto" w:after="0"/>
+      </w:pPr>
       <w:r>
         <w:rPr>
+          <w:rFonts w:ascii="Times New Roman" w:hAnsi="Times New Roman" w:eastAsia="Times New Roman"/>
           <w:b w:val="0"/>
           <w:i w:val="0"/>
+          <w:color w:val="181A1F"/>
+          <w:sz w:val="28"/>
         </w:rPr>
         <w:t>2) Отказались от мажоритарной избирательной системы в пользу смешанной</w:t>
       </w:r>
     </w:p>
     <w:p>
+      <w:pPr>
+        <w:widowControl/>
+        <w:spacing w:line="240" w:lineRule="auto" w:after="0"/>
+      </w:pPr>
       <w:r>
         <w:rPr>
+          <w:rFonts w:ascii="Times New Roman" w:hAnsi="Times New Roman" w:eastAsia="Times New Roman"/>
           <w:b w:val="0"/>
           <w:i w:val="0"/>
+          <w:color w:val="181A1F"/>
+          <w:sz w:val="28"/>
         </w:rPr>
         <w:t>3) Инновационные технологии внедряются в различные области жизни, включая процессы производства и управления.</w:t>
       </w:r>
     </w:p>
     <w:p>
+      <w:pPr>
+        <w:widowControl/>
+        <w:spacing w:line="240" w:lineRule="auto" w:after="0"/>
+      </w:pPr>
       <w:r>
         <w:rPr>
+          <w:rFonts w:ascii="Times New Roman" w:hAnsi="Times New Roman" w:eastAsia="Times New Roman"/>
           <w:b w:val="0"/>
           <w:i w:val="0"/>
+          <w:color w:val="181A1F"/>
+          <w:sz w:val="28"/>
         </w:rPr>
         <w:t>4) Ежегодно растёт доля обучающихся школ, воспользовавшихся правом выбора наиболее удобной формы обучения в соответствии со своими целями и интересами.</w:t>
       </w:r>
     </w:p>
     <w:p>
+      <w:pPr>
+        <w:widowControl/>
+        <w:spacing w:line="240" w:lineRule="auto" w:after="0"/>
+      </w:pPr>
       <w:r>
         <w:rPr>
+          <w:rFonts w:ascii="Times New Roman" w:hAnsi="Times New Roman" w:eastAsia="Times New Roman"/>
           <w:b w:val="0"/>
           <w:i w:val="0"/>
+          <w:color w:val="181A1F"/>
+          <w:sz w:val="28"/>
         </w:rPr>
         <w:t>5) Переименовали парламент страны.</w:t>
       </w:r>
     </w:p>
     <w:p>
+      <w:pPr>
+        <w:widowControl/>
+        <w:spacing w:line="240" w:lineRule="auto" w:after="0"/>
+      </w:pPr>
       <w:r>
         <w:rPr>
+          <w:rFonts w:ascii="Times New Roman" w:hAnsi="Times New Roman" w:eastAsia="Times New Roman"/>
           <w:b w:val="0"/>
           <w:i w:val="0"/>
+          <w:color w:val="181A1F"/>
+          <w:sz w:val="28"/>
         </w:rPr>
         <w:t>6) Политика государства ориентирована на сохранение и укрепление здоровья граждан.</w:t>
       </w:r>
     </w:p>
     <w:p>
-      <w:r>
-        <w:t>Ответ: ______________________________</w:t>
-      </w:r>
-    </w:p>
-    <w:p>
+      <w:pPr>
+        <w:keepNext/>
+        <w:widowControl/>
+        <w:spacing w:line="240" w:lineRule="auto" w:after="0" w:before="120"/>
+      </w:pPr>
       <w:r>
         <w:rPr>
+          <w:rFonts w:ascii="Times New Roman" w:hAnsi="Times New Roman" w:eastAsia="Times New Roman"/>
           <w:b/>
-          <w:sz w:val="24"/>
+          <w:color w:val="181A1F"/>
+          <w:sz w:val="28"/>
         </w:rPr>
         <w:t>9.</w:t>
       </w:r>
     </w:p>
     <w:p>
+      <w:pPr>
+        <w:widowControl/>
+        <w:spacing w:line="240" w:lineRule="auto" w:after="0"/>
+      </w:pPr>
       <w:r>
         <w:rPr>
+          <w:rFonts w:ascii="Times New Roman" w:hAnsi="Times New Roman" w:eastAsia="Times New Roman"/>
           <w:b w:val="0"/>
           <w:i w:val="0"/>
+          <w:color w:val="181A1F"/>
+          <w:sz w:val="28"/>
         </w:rPr>
         <w:t>Установите соответствие между характеристиками и направлениями развития: к каждой позиции, данной в первом столбце, подберите соответствующую позицию из второго столбца. Запишите в ответ цифры, расположив их в порядке, соответствующем буквам.</w:t>
       </w:r>
@@ -802,6 +1329,7 @@
       <w:tblPr>
         <w:tblStyle w:val="TableGrid"/>
         <w:tblW w:type="auto" w:w="0"/>
+        <w:tblLayout w:type="autofit"/>
         <w:tblLook w:firstColumn="1" w:firstRow="1" w:lastColumn="0" w:lastRow="0" w:noHBand="0" w:noVBand="1" w:val="04A0"/>
       </w:tblPr>
       <w:tblGrid>
@@ -814,7 +1342,16 @@
             <w:tcW w:type="dxa" w:w="5128"/>
           </w:tcPr>
           <w:p>
+            <w:pPr>
+              <w:spacing w:after="0" w:line="240" w:lineRule="auto"/>
+            </w:pPr>
             <w:r>
+              <w:rPr>
+                <w:rFonts w:ascii="Times New Roman" w:hAnsi="Times New Roman" w:eastAsia="Times New Roman"/>
+                <w:b/>
+                <w:color w:val="181A1F"/>
+                <w:sz w:val="28"/>
+              </w:rPr>
               <w:t>ХАРАКТЕРИСТИКИ</w:t>
             </w:r>
           </w:p>
@@ -824,7 +1361,16 @@
             <w:tcW w:type="dxa" w:w="5128"/>
           </w:tcPr>
           <w:p>
+            <w:pPr>
+              <w:spacing w:after="0" w:line="240" w:lineRule="auto"/>
+            </w:pPr>
             <w:r>
+              <w:rPr>
+                <w:rFonts w:ascii="Times New Roman" w:hAnsi="Times New Roman" w:eastAsia="Times New Roman"/>
+                <w:b/>
+                <w:color w:val="181A1F"/>
+                <w:sz w:val="28"/>
+              </w:rPr>
               <w:t>НАПРАВЛЕНИЯ РАЗВИТИЯ</w:t>
             </w:r>
           </w:p>
@@ -836,8 +1382,22 @@
             <w:tcW w:type="dxa" w:w="5128"/>
           </w:tcPr>
           <w:p>
+            <w:pPr>
+              <w:spacing w:after="0" w:line="240" w:lineRule="auto"/>
+            </w:pPr>
             <w:r>
-              <w:t>A) использование на каждой стадии развития лучших достижений прошлого с добавлением к этому чего-то новогоБ) деградацияB) движение назад (вспять)Г) развитие общества от менее совершенного к более совершенномуД) относительный характер</w:t>
+              <w:rPr>
+                <w:rFonts w:ascii="Times New Roman" w:hAnsi="Times New Roman" w:eastAsia="Times New Roman"/>
+                <w:color w:val="181A1F"/>
+                <w:sz w:val="28"/>
+              </w:rPr>
+              <w:t>A) использование на каждой стадии развития лучших достижений прошлого с добавлением к этому чего-то нового</w:t>
+              <w:br/>
+              <w:t>Б) деградацияB) движение назад (вспять)</w:t>
+              <w:br/>
+              <w:t>Г) развитие общества от менее совершенного к более совершенному</w:t>
+              <w:br/>
+              <w:t>Д) относительный характер</w:t>
             </w:r>
           </w:p>
         </w:tc>
@@ -846,18 +1406,37 @@
             <w:tcW w:type="dxa" w:w="5128"/>
           </w:tcPr>
           <w:p>
+            <w:pPr>
+              <w:spacing w:after="0" w:line="240" w:lineRule="auto"/>
+            </w:pPr>
             <w:r>
-              <w:t>1) общественный прогресс2) общественный регресс3) и общественный прогресс, и общественный регресс</w:t>
+              <w:rPr>
+                <w:rFonts w:ascii="Times New Roman" w:hAnsi="Times New Roman" w:eastAsia="Times New Roman"/>
+                <w:color w:val="181A1F"/>
+                <w:sz w:val="28"/>
+              </w:rPr>
+              <w:t>1) общественный прогресс</w:t>
+              <w:br/>
+              <w:t>2) общественный регресс</w:t>
+              <w:br/>
+              <w:t>3) и общественный прогресс, и общественный регресс</w:t>
             </w:r>
           </w:p>
         </w:tc>
       </w:tr>
     </w:tbl>
     <w:p>
+      <w:pPr>
+        <w:widowControl/>
+        <w:spacing w:line="240" w:lineRule="auto" w:after="0"/>
+      </w:pPr>
       <w:r>
         <w:rPr>
+          <w:rFonts w:ascii="Times New Roman" w:hAnsi="Times New Roman" w:eastAsia="Times New Roman"/>
           <w:b w:val="0"/>
           <w:i w:val="0"/>
+          <w:color w:val="181A1F"/>
+          <w:sz w:val="28"/>
         </w:rPr>
         <w:t>Запишите в ответ цифры, расположив их в порядке, соответствующем буквам:</w:t>
       </w:r>
@@ -866,6 +1445,7 @@
       <w:tblPr>
         <w:tblStyle w:val="TableGrid"/>
         <w:tblW w:type="auto" w:w="0"/>
+        <w:tblLayout w:type="autofit"/>
         <w:tblLook w:firstColumn="1" w:firstRow="1" w:lastColumn="0" w:lastRow="0" w:noHBand="0" w:noVBand="1" w:val="04A0"/>
       </w:tblPr>
       <w:tblGrid>
@@ -881,7 +1461,16 @@
             <w:tcW w:type="dxa" w:w="2051"/>
           </w:tcPr>
           <w:p>
+            <w:pPr>
+              <w:spacing w:after="0" w:line="240" w:lineRule="auto"/>
+            </w:pPr>
             <w:r>
+              <w:rPr>
+                <w:rFonts w:ascii="Times New Roman" w:hAnsi="Times New Roman" w:eastAsia="Times New Roman"/>
+                <w:b/>
+                <w:color w:val="181A1F"/>
+                <w:sz w:val="28"/>
+              </w:rPr>
               <w:t>A</w:t>
             </w:r>
           </w:p>
@@ -891,7 +1480,16 @@
             <w:tcW w:type="dxa" w:w="2051"/>
           </w:tcPr>
           <w:p>
+            <w:pPr>
+              <w:spacing w:after="0" w:line="240" w:lineRule="auto"/>
+            </w:pPr>
             <w:r>
+              <w:rPr>
+                <w:rFonts w:ascii="Times New Roman" w:hAnsi="Times New Roman" w:eastAsia="Times New Roman"/>
+                <w:b/>
+                <w:color w:val="181A1F"/>
+                <w:sz w:val="28"/>
+              </w:rPr>
               <w:t>Б</w:t>
             </w:r>
           </w:p>
@@ -901,7 +1499,16 @@
             <w:tcW w:type="dxa" w:w="2051"/>
           </w:tcPr>
           <w:p>
+            <w:pPr>
+              <w:spacing w:after="0" w:line="240" w:lineRule="auto"/>
+            </w:pPr>
             <w:r>
+              <w:rPr>
+                <w:rFonts w:ascii="Times New Roman" w:hAnsi="Times New Roman" w:eastAsia="Times New Roman"/>
+                <w:b/>
+                <w:color w:val="181A1F"/>
+                <w:sz w:val="28"/>
+              </w:rPr>
               <w:t>В</w:t>
             </w:r>
           </w:p>
@@ -911,7 +1518,16 @@
             <w:tcW w:type="dxa" w:w="2051"/>
           </w:tcPr>
           <w:p>
+            <w:pPr>
+              <w:spacing w:after="0" w:line="240" w:lineRule="auto"/>
+            </w:pPr>
             <w:r>
+              <w:rPr>
+                <w:rFonts w:ascii="Times New Roman" w:hAnsi="Times New Roman" w:eastAsia="Times New Roman"/>
+                <w:b/>
+                <w:color w:val="181A1F"/>
+                <w:sz w:val="28"/>
+              </w:rPr>
               <w:t>Г</w:t>
             </w:r>
           </w:p>
@@ -921,7 +1537,16 @@
             <w:tcW w:type="dxa" w:w="2051"/>
           </w:tcPr>
           <w:p>
+            <w:pPr>
+              <w:spacing w:after="0" w:line="240" w:lineRule="auto"/>
+            </w:pPr>
             <w:r>
+              <w:rPr>
+                <w:rFonts w:ascii="Times New Roman" w:hAnsi="Times New Roman" w:eastAsia="Times New Roman"/>
+                <w:b/>
+                <w:color w:val="181A1F"/>
+                <w:sz w:val="28"/>
+              </w:rPr>
               <w:t>Д</w:t>
             </w:r>
           </w:p>
@@ -933,7 +1558,16 @@
             <w:tcW w:type="dxa" w:w="2051"/>
           </w:tcPr>
           <w:p>
-            <w:r/>
+            <w:pPr>
+              <w:spacing w:after="0" w:line="240" w:lineRule="auto"/>
+            </w:pPr>
+            <w:r>
+              <w:rPr>
+                <w:rFonts w:ascii="Times New Roman" w:hAnsi="Times New Roman" w:eastAsia="Times New Roman"/>
+                <w:color w:val="181A1F"/>
+                <w:sz w:val="28"/>
+              </w:rPr>
+            </w:r>
           </w:p>
         </w:tc>
         <w:tc>
@@ -941,7 +1575,16 @@
             <w:tcW w:type="dxa" w:w="2051"/>
           </w:tcPr>
           <w:p>
-            <w:r/>
+            <w:pPr>
+              <w:spacing w:after="0" w:line="240" w:lineRule="auto"/>
+            </w:pPr>
+            <w:r>
+              <w:rPr>
+                <w:rFonts w:ascii="Times New Roman" w:hAnsi="Times New Roman" w:eastAsia="Times New Roman"/>
+                <w:color w:val="181A1F"/>
+                <w:sz w:val="28"/>
+              </w:rPr>
+            </w:r>
           </w:p>
         </w:tc>
         <w:tc>
@@ -949,7 +1592,16 @@
             <w:tcW w:type="dxa" w:w="2051"/>
           </w:tcPr>
           <w:p>
-            <w:r/>
+            <w:pPr>
+              <w:spacing w:after="0" w:line="240" w:lineRule="auto"/>
+            </w:pPr>
+            <w:r>
+              <w:rPr>
+                <w:rFonts w:ascii="Times New Roman" w:hAnsi="Times New Roman" w:eastAsia="Times New Roman"/>
+                <w:color w:val="181A1F"/>
+                <w:sz w:val="28"/>
+              </w:rPr>
+            </w:r>
           </w:p>
         </w:tc>
         <w:tc>
@@ -957,7 +1609,16 @@
             <w:tcW w:type="dxa" w:w="2051"/>
           </w:tcPr>
           <w:p>
-            <w:r/>
+            <w:pPr>
+              <w:spacing w:after="0" w:line="240" w:lineRule="auto"/>
+            </w:pPr>
+            <w:r>
+              <w:rPr>
+                <w:rFonts w:ascii="Times New Roman" w:hAnsi="Times New Roman" w:eastAsia="Times New Roman"/>
+                <w:color w:val="181A1F"/>
+                <w:sz w:val="28"/>
+              </w:rPr>
+            </w:r>
           </w:p>
         </w:tc>
         <w:tc>
@@ -965,2492 +1626,1690 @@
             <w:tcW w:type="dxa" w:w="2051"/>
           </w:tcPr>
           <w:p>
-            <w:r/>
-          </w:p>
-        </w:tc>
-      </w:tr>
-    </w:tbl>
-    <w:p>
-      <w:r>
-        <w:t>Ответ: ______________________________</w:t>
-      </w:r>
-    </w:p>
-    <w:p>
-      <w:r>
-        <w:rPr>
-          <w:b/>
-          <w:sz w:val="24"/>
-        </w:rPr>
-        <w:t>10.</w:t>
-      </w:r>
-    </w:p>
-    <w:p>
-      <w:r>
-        <w:rPr>
-          <w:b w:val="0"/>
-          <w:i w:val="0"/>
-        </w:rPr>
-        <w:t>В стране Z компьютерные технологии широко используются в различных сферах общественной жизни. Какие иные признаки из перечисленных свидетельствуют о том, что страна Z развивается как постиндустриальное общество? Запишите цифры, под которыми они указаны.</w:t>
-      </w:r>
-    </w:p>
-    <w:p>
-      <w:r>
-        <w:rPr>
-          <w:b w:val="0"/>
-          <w:i w:val="0"/>
-        </w:rPr>
-        <w:t>І) Наибольшее развитие получают наукоемкие ресурсосберегающие технологии.</w:t>
-      </w:r>
-    </w:p>
-    <w:p>
-      <w:r>
-        <w:rPr>
-          <w:b w:val="0"/>
-          <w:i w:val="0"/>
-        </w:rPr>
-        <w:t>2) Образование превращается в непрерывный процесс, так как человеку важно постоянно приобретать новые знания.</w:t>
-      </w:r>
-    </w:p>
-    <w:p>
-      <w:r>
-        <w:rPr>
-          <w:b w:val="0"/>
-          <w:i w:val="0"/>
-        </w:rPr>
-        <w:t>3) Сельские учителя и врачи получают от государства льготы.</w:t>
-      </w:r>
-    </w:p>
-    <w:p>
-      <w:r>
-        <w:rPr>
-          <w:b w:val="0"/>
-          <w:i w:val="0"/>
-        </w:rPr>
-        <w:t>4) Государственные стипендии и пенсии постепенно растут.</w:t>
-      </w:r>
-    </w:p>
-    <w:p>
-      <w:r>
-        <w:rPr>
-          <w:b w:val="0"/>
-          <w:i w:val="0"/>
-        </w:rPr>
-        <w:t>5) Знания и информация являются важнейшим фактором производства.</w:t>
-      </w:r>
-    </w:p>
-    <w:p>
-      <w:r>
-        <w:rPr>
-          <w:b w:val="0"/>
-          <w:i w:val="0"/>
-        </w:rPr>
-        <w:t>6) Сфера услуг преобладает в структуре экономики.</w:t>
-      </w:r>
-    </w:p>
-    <w:p>
-      <w:r>
-        <w:t>Ответ: ______________________________</w:t>
-      </w:r>
-    </w:p>
-    <w:p>
-      <w:r>
-        <w:rPr>
-          <w:b/>
-          <w:sz w:val="24"/>
-        </w:rPr>
-        <w:t>11.</w:t>
-      </w:r>
-    </w:p>
-    <w:p>
-      <w:r>
-        <w:rPr>
-          <w:b w:val="0"/>
-          <w:i w:val="0"/>
-        </w:rPr>
-        <w:t>Выберите верные суждения об образовании и запишите цифры, под которыми они указаны.</w:t>
-      </w:r>
-    </w:p>
-    <w:p>
-      <w:r>
-        <w:rPr>
-          <w:b w:val="0"/>
-          <w:i w:val="0"/>
-        </w:rPr>
-        <w:t>1) Образование — профессионально организованный процесс приобщения личности к социальному опыту предшествующих поколений.</w:t>
-      </w:r>
-    </w:p>
-    <w:p>
-      <w:r>
-        <w:rPr>
-          <w:b w:val="0"/>
-          <w:i w:val="0"/>
-        </w:rPr>
-        <w:t>2) Информатизация образования характеризуется использованием в образовательном процессе телекоммуникационных сетей глобального масштаба.</w:t>
-      </w:r>
-    </w:p>
-    <w:p>
-      <w:r>
-        <w:rPr>
-          <w:b w:val="0"/>
-          <w:i w:val="0"/>
-        </w:rPr>
-        <w:t>З) Интернационализация образования связана с увеличением количества уроков по предметам социально-гуманитарного цикла.</w:t>
-      </w:r>
-    </w:p>
-    <w:p>
-      <w:r>
-        <w:rPr>
-          <w:b w:val="0"/>
-          <w:i w:val="0"/>
-        </w:rPr>
-        <w:t>4) Образование отличается от других форм (областей) духовной культуры тем, что оно способно оказывать эмоциональное воздействие на человека.</w:t>
-      </w:r>
-    </w:p>
-    <w:p>
-      <w:r>
-        <w:rPr>
-          <w:b w:val="0"/>
-          <w:i w:val="0"/>
-        </w:rPr>
-        <w:t>5) Профессиональное образование направлено на получение знаний, умении и компетенций, позволяющих квалифицированно вести трудовую деятельность в определенной сфере.</w:t>
-      </w:r>
-    </w:p>
-    <w:p>
-      <w:r>
-        <w:t>Ответ: ______________________________</w:t>
-      </w:r>
-    </w:p>
-    <w:p>
-      <w:r>
-        <w:rPr>
-          <w:b/>
-          <w:sz w:val="24"/>
-        </w:rPr>
-        <w:t>12.</w:t>
-      </w:r>
-    </w:p>
-    <w:p>
-      <w:r>
-        <w:rPr>
-          <w:b w:val="0"/>
-          <w:i w:val="0"/>
-        </w:rPr>
-        <w:t>Ниже приведён ряд терминов. Все они, за исключением двух, характеризуют социальную динамику.</w:t>
-      </w:r>
-    </w:p>
-    <w:p>
-      <w:r>
-        <w:rPr>
-          <w:b w:val="0"/>
-          <w:i w:val="0"/>
-        </w:rPr>
-        <w:t>1) прогресс;</w:t>
-      </w:r>
-    </w:p>
-    <w:p>
-      <w:r>
-        <w:rPr>
-          <w:b w:val="0"/>
-          <w:i w:val="0"/>
-        </w:rPr>
-        <w:t>2) структура;</w:t>
-      </w:r>
-    </w:p>
-    <w:p>
-      <w:r>
-        <w:rPr>
-          <w:b w:val="0"/>
-          <w:i w:val="0"/>
-        </w:rPr>
-        <w:t>3) эволюция;</w:t>
-      </w:r>
-    </w:p>
-    <w:p>
-      <w:r>
-        <w:rPr>
-          <w:b w:val="0"/>
-          <w:i w:val="0"/>
-        </w:rPr>
-        <w:t>4) реформа;</w:t>
-      </w:r>
-    </w:p>
-    <w:p>
-      <w:r>
-        <w:rPr>
-          <w:b w:val="0"/>
-          <w:i w:val="0"/>
-        </w:rPr>
-        <w:t>5) спад;</w:t>
-      </w:r>
-    </w:p>
-    <w:p>
-      <w:r>
-        <w:rPr>
-          <w:b w:val="0"/>
-          <w:i w:val="0"/>
-        </w:rPr>
-        <w:t>6) цикличность.</w:t>
-      </w:r>
-    </w:p>
-    <w:p>
-      <w:r>
-        <w:rPr>
-          <w:b w:val="0"/>
-          <w:i w:val="0"/>
-        </w:rPr>
-        <w:t>Найдите два термина, «выпадающих» из общего ряда, и запишите в таблицу цифры, под которыми они указаны.</w:t>
-      </w:r>
-    </w:p>
-    <w:p>
-      <w:r>
-        <w:t>Ответ: ______________________________</w:t>
-      </w:r>
-    </w:p>
-    <w:p>
-      <w:r>
-        <w:rPr>
-          <w:b/>
-          <w:sz w:val="24"/>
-        </w:rPr>
-        <w:t>13.</w:t>
-      </w:r>
-    </w:p>
-    <w:p>
-      <w:r>
-        <w:rPr>
-          <w:b w:val="0"/>
-          <w:i w:val="0"/>
-        </w:rPr>
-        <w:t>Учёные исследовали мотивацию учебной деятельности школьников младших классов. Найдите в приведённом списке применённые учёными действия, соответствующие теоретическому уровню научного познания. Запишите цифры, под которыми они указаны.</w:t>
-      </w:r>
-    </w:p>
-    <w:p>
-      <w:r>
-        <w:rPr>
-          <w:b w:val="0"/>
-          <w:i w:val="0"/>
-        </w:rPr>
-        <w:t>1) постановка проблемы исследования</w:t>
-      </w:r>
-    </w:p>
-    <w:p>
-      <w:r>
-        <w:rPr>
-          <w:b w:val="0"/>
-          <w:i w:val="0"/>
-        </w:rPr>
-        <w:t>2) проведение эксперимента</w:t>
-      </w:r>
-    </w:p>
-    <w:p>
-      <w:r>
-        <w:rPr>
-          <w:b w:val="0"/>
-          <w:i w:val="0"/>
-        </w:rPr>
-        <w:t>3) описание мотивов школьников</w:t>
-      </w:r>
-    </w:p>
-    <w:p>
-      <w:r>
-        <w:rPr>
-          <w:b w:val="0"/>
-          <w:i w:val="0"/>
-        </w:rPr>
-        <w:t>4) выдвижение гипотезы исследования</w:t>
-      </w:r>
-    </w:p>
-    <w:p>
-      <w:r>
-        <w:rPr>
-          <w:b w:val="0"/>
-          <w:i w:val="0"/>
-        </w:rPr>
-        <w:t>5) измерение уровня самооценки школьников</w:t>
-      </w:r>
-    </w:p>
-    <w:p>
-      <w:r>
-        <w:rPr>
-          <w:b w:val="0"/>
-          <w:i w:val="0"/>
-        </w:rPr>
-        <w:t>6) выявление закономерностей поведения школьников</w:t>
-      </w:r>
-    </w:p>
-    <w:p>
-      <w:r>
-        <w:t>Ответ: ______________________________</w:t>
-      </w:r>
-    </w:p>
-    <w:p>
-      <w:r>
-        <w:rPr>
-          <w:b/>
-          <w:sz w:val="24"/>
-        </w:rPr>
-        <w:t>14.</w:t>
-      </w:r>
-    </w:p>
-    <w:p>
-      <w:r>
-        <w:rPr>
-          <w:b w:val="0"/>
-          <w:i w:val="0"/>
-        </w:rPr>
-        <w:t xml:space="preserve">Выберите верные суждения о культуре и её видах и запишите цифры, под которыми они указаны. </w:t>
-      </w:r>
-    </w:p>
-    <w:p>
-      <w:r>
-        <w:rPr>
-          <w:b w:val="0"/>
-          <w:i w:val="0"/>
-        </w:rPr>
-        <w:t xml:space="preserve">1) Культура — это все виды преобразовательной деятельности людей и её результаты. </w:t>
-      </w:r>
-    </w:p>
-    <w:p>
-      <w:r>
-        <w:rPr>
-          <w:b w:val="0"/>
-          <w:i w:val="0"/>
-        </w:rPr>
-        <w:t xml:space="preserve">2) К материальной культуре относят нормы морали. </w:t>
-      </w:r>
-    </w:p>
-    <w:p>
-      <w:r>
-        <w:rPr>
-          <w:b w:val="0"/>
-          <w:i w:val="0"/>
-        </w:rPr>
-        <w:t xml:space="preserve">3) В развитии культуры отмечают такие тенденции, как преемственность и новаторство. </w:t>
-      </w:r>
-    </w:p>
-    <w:p>
-      <w:r>
-        <w:rPr>
-          <w:b w:val="0"/>
-          <w:i w:val="0"/>
-        </w:rPr>
-        <w:t xml:space="preserve">4) Произведения массовой культуры, в отличие от произведений элитарной культуры, носят авторский характер, каждый автор стремится к оригинальности, к отражению в произведении своего «я». </w:t>
-      </w:r>
-    </w:p>
-    <w:p>
-      <w:r>
-        <w:rPr>
-          <w:b w:val="0"/>
-          <w:i w:val="0"/>
-        </w:rPr>
-        <w:t>5) Массовая культура, как правило, создаётся коллективной творческой деятельностью народа, отражает его жизнь и традиции.</w:t>
-      </w:r>
-    </w:p>
-    <w:p>
-      <w:r>
-        <w:t>Ответ: ______________________________</w:t>
-      </w:r>
-    </w:p>
-    <w:p>
-      <w:r>
-        <w:rPr>
-          <w:b/>
-          <w:sz w:val="24"/>
-        </w:rPr>
-        <w:t>15.</w:t>
-      </w:r>
-    </w:p>
-    <w:p>
-      <w:r>
-        <w:rPr>
-          <w:b w:val="0"/>
-          <w:i w:val="0"/>
-        </w:rPr>
-        <w:t>В стране Z преобладают экстенсивная технология и ручные орудия труда. Какие иные признаки свидетельствуют о том, что страна Z развивается как традиционное общество? Запишите цифры, под которыми они указаны.</w:t>
-      </w:r>
-    </w:p>
-    <w:p>
-      <w:r>
-        <w:rPr>
-          <w:b w:val="0"/>
-          <w:i w:val="0"/>
-        </w:rPr>
-        <w:t>1) Основными социальными ячейками являются община и семья.</w:t>
-      </w:r>
-    </w:p>
-    <w:p>
-      <w:r>
-        <w:rPr>
-          <w:b w:val="0"/>
-          <w:i w:val="0"/>
-        </w:rPr>
-        <w:t>2) Интенсивно развивается инфраструктура.</w:t>
-      </w:r>
-    </w:p>
-    <w:p>
-      <w:r>
-        <w:rPr>
-          <w:b w:val="0"/>
-          <w:i w:val="0"/>
-        </w:rPr>
-        <w:t>3) Широко распространяются научные знания.</w:t>
-      </w:r>
-    </w:p>
-    <w:p>
-      <w:r>
-        <w:rPr>
-          <w:b w:val="0"/>
-          <w:i w:val="0"/>
-        </w:rPr>
-        <w:t>4) Устная информация преобладает над письменной.</w:t>
-      </w:r>
-    </w:p>
-    <w:p>
-      <w:r>
-        <w:rPr>
-          <w:b w:val="0"/>
-          <w:i w:val="0"/>
-        </w:rPr>
-        <w:t>5) Господствует натуральное хозяйство.</w:t>
-      </w:r>
-    </w:p>
-    <w:p>
-      <w:r>
-        <w:t>Ответ: ______________________________</w:t>
-      </w:r>
-    </w:p>
-    <w:p>
-      <w:r>
-        <w:rPr>
-          <w:b/>
-          <w:sz w:val="24"/>
-        </w:rPr>
-        <w:t>16.</w:t>
-      </w:r>
-    </w:p>
-    <w:p>
-      <w:r>
-        <w:rPr>
-          <w:b w:val="0"/>
-          <w:i w:val="0"/>
-        </w:rPr>
-        <w:t>Выберите верные суждения о человеке и запишите цифры, под которыми они указаны.</w:t>
-      </w:r>
-    </w:p>
-    <w:p>
-      <w:r>
-        <w:rPr>
-          <w:b w:val="0"/>
-          <w:i w:val="0"/>
-        </w:rPr>
-        <w:t>1) Все живые существа обладают способностью к целенаправленной, в том числе творческой, деятельности.</w:t>
-      </w:r>
-    </w:p>
-    <w:p>
-      <w:r>
-        <w:rPr>
-          <w:b w:val="0"/>
-          <w:i w:val="0"/>
-        </w:rPr>
-        <w:t>2) Совокупность социально значимых качеств индивида, формирующихся в процессе общественной жизни, называют личностью.</w:t>
-      </w:r>
-    </w:p>
-    <w:p>
-      <w:r>
-        <w:rPr>
-          <w:b w:val="0"/>
-          <w:i w:val="0"/>
-        </w:rPr>
-        <w:t>3) Индивидуальные потребности человека связаны с конкретными условиями его жизни, особенностями его личности.</w:t>
-      </w:r>
-    </w:p>
-    <w:p>
-      <w:r>
-        <w:rPr>
-          <w:b w:val="0"/>
-          <w:i w:val="0"/>
-        </w:rPr>
-        <w:t>4) Свобода человека предполагает неотъемлемую связь с ответственностью за принимаемые решения.</w:t>
-      </w:r>
-    </w:p>
-    <w:p>
-      <w:r>
-        <w:rPr>
-          <w:b w:val="0"/>
-          <w:i w:val="0"/>
-        </w:rPr>
-        <w:t>5) К биологическим потребностям человека относят потребности в общении, в труде, жизненном успехе, занятии определённой позиции в обществе.</w:t>
-      </w:r>
-    </w:p>
-    <w:p>
-      <w:r>
-        <w:t>Ответ: ______________________________</w:t>
-      </w:r>
-    </w:p>
-    <w:p>
-      <w:r>
-        <w:br w:type="page"/>
-      </w:r>
-    </w:p>
-    <w:p>
-      <w:pPr>
-        <w:pStyle w:val="Heading1"/>
-      </w:pPr>
-      <w:r>
-        <w:t>Часть 2</w:t>
-      </w:r>
-    </w:p>
-    <w:p>
-      <w:r>
-        <w:t>Для заданий 17–25 запишите полный развёрнутый ответ. Каждый вопрос самодостаточен и тематически соответствует варианту.</w:t>
-      </w:r>
-    </w:p>
-    <w:p>
-      <w:r>
-        <w:rPr>
-          <w:b/>
-          <w:sz w:val="24"/>
-        </w:rPr>
-        <w:t>17.</w:t>
-      </w:r>
-    </w:p>
-    <w:p>
-      <w:r>
-        <w:rPr>
-          <w:b w:val="0"/>
-          <w:i w:val="0"/>
-        </w:rPr>
-        <w:t>Знание – это всегда знание человека в отличие от информации как «обезличенной формы». Человек, осознавая возможные, в том числе ценностные и другие свои позиции, сам вырабатывает принципы и  условия достижения знания, которое он получает с помощью разработанных им языка, приёмов и методов обоснования и проверки, в том числе исключающих его собственное влияние на процесс познания.</w:t>
-      </w:r>
-    </w:p>
-    <w:p>
-      <w:r>
-        <w:rPr>
-          <w:b w:val="0"/>
-          <w:i w:val="0"/>
-        </w:rPr>
-        <w:t>Но это не означает, что проблема познания сводится к действию некоего «нормативного разума», борющегося с одними приёмами, методами и принимающего другие. Познавательная ситуация, как известно, гораздо сложнее. Проблема сложности познания – это фундаментальный вопрос для науки и образования, поскольку он касается нашей способности организовывать знания, представляя их в определённой форме.</w:t>
-      </w:r>
-    </w:p>
-    <w:p>
-      <w:r>
-        <w:rPr>
-          <w:b w:val="0"/>
-          <w:i w:val="0"/>
-        </w:rPr>
-        <w:t>Очевидно, что познание, в том числе научное, всегда сопровождается богатым набором приёмов и методов, в которых присутствуют сам субъект и его повседневная практика, личный опыт и здравый смысл. Технизация и математизация знания, внедрение электронной техники и Интернета ускоряют решение ряда научных проблем и привносят изменения в образование. При всём этом в эпоху «общества знания» «человек познающий» оказывается на первом плане: его интуиция, личное знание, в том числе неявное, личный опыт и талант заново осмысливаются как источник решения научных проблем. Очевидно, что по-прежнему рациональность развивается не только через совершенствование и обогащение технических способов получения знания, но и через такие пути, как развитие и непосредственное использование особенностей познания и возможностей самого человека.</w:t>
-      </w:r>
-    </w:p>
-    <w:p>
-      <w:r>
-        <w:rPr>
-          <w:b w:val="0"/>
-          <w:i w:val="0"/>
-        </w:rPr>
-        <w:t>Влияет на усложнение понимания познания и возникновение «второй реальности», символической, виртуальной. Она замещает саму действительность и выдаёт себя за неё.</w:t>
-      </w:r>
-      <w:r>
-        <w:br/>
-      </w:r>
-    </w:p>
-    <w:p>
-      <w:r>
-        <w:rPr>
-          <w:b w:val="0"/>
-          <w:i w:val="0"/>
-        </w:rPr>
-        <w:t>(По Л.А. Микешиной)</w:t>
-      </w:r>
-    </w:p>
-    <w:p>
-      <w:r>
-        <w:rPr>
-          <w:b w:val="0"/>
-          <w:i w:val="0"/>
-        </w:rPr>
-        <w:t>В тексте упомянуты ключевые понятия социально-гуманитарных наук.</w:t>
-      </w:r>
-    </w:p>
-    <w:p>
-      <w:r>
-        <w:rPr>
-          <w:b w:val="0"/>
-          <w:i w:val="0"/>
-        </w:rPr>
-        <w:t>Используя обществоведческие знания,</w:t>
-      </w:r>
-    </w:p>
-    <w:p>
-      <w:r>
-        <w:rPr>
-          <w:b w:val="0"/>
-          <w:i w:val="0"/>
-        </w:rPr>
-        <w:t>– укажите не менее трёх основных признаков понятия «деятельность»;</w:t>
-      </w:r>
-    </w:p>
-    <w:p>
-      <w:r>
-        <w:rPr>
-          <w:b w:val="0"/>
-          <w:i w:val="0"/>
-        </w:rPr>
-        <w:t>– объясните связь между упомянутым автором внедрением электронной техники и Интернета и решением научных проблем. (Объяснение может быть дано в одном или нескольких распространённых предложениях)</w:t>
-      </w:r>
-    </w:p>
-    <w:p>
-      <w:r>
-        <w:t>Ответ:</w:t>
-      </w:r>
-    </w:p>
-    <w:p>
-      <w:r>
-        <w:t>__________________________________________________________________________________________</w:t>
-      </w:r>
-    </w:p>
-    <w:p>
-      <w:r>
-        <w:t>__________________________________________________________________________________________</w:t>
-      </w:r>
-    </w:p>
-    <w:p>
-      <w:r>
-        <w:t>__________________________________________________________________________________________</w:t>
-      </w:r>
-    </w:p>
-    <w:p>
-      <w:r>
-        <w:rPr>
-          <w:b/>
-          <w:sz w:val="24"/>
-        </w:rPr>
-        <w:t>18.</w:t>
-      </w:r>
-    </w:p>
-    <w:p>
-      <w:r>
-        <w:rPr>
-          <w:b w:val="0"/>
-          <w:i w:val="0"/>
-        </w:rPr>
-        <w:t>Массовая культура  — это сложный социальный феномен XX века, представляющий собой особый тип производства и потребления культурных ценностей, характерный для массового общества. Стоит выделить ключевой фактор формирования массовой культуры  —  увеличение времени для отдыха, вследствие сокращения количества рабочего времени под воздействием развития техники. В результате самые широкие слои общества также стали испытывать потребность в досуге. Заполнить этот досуг предстояло массовой культуре, которой удалось поставить практику развлечений на широкий поток.</w:t>
-      </w:r>
-    </w:p>
-    <w:p>
-      <w:r>
-        <w:rPr>
-          <w:b w:val="0"/>
-          <w:i w:val="0"/>
-        </w:rPr>
-        <w:t>Начало происходить сращивание культуры с миром развлечений, что предопределило ключевые особенности и предметное поле массовой культуры. Элементы массовой культуры должны были стать интересными по своему содержанию и иметь эффективную для быстрого восприятия зрителем форму, сочетать в себе чёткий сюжет с интригой. Такая специфика позволила предопределить основные черты, характеризующие массовую культуру. Во-первых, для неё характерна серийность предметов её потребления; во-вторых, трансляция примитивных стандартов жизни и отношений между людьми; в-третьих, развлекательность, забавность, сентиментальность; в-четвертых, пропаганда культа сильной личности, которой всегда сопутствует жизненный успех.</w:t>
-      </w:r>
-    </w:p>
-    <w:p>
-      <w:r>
-        <w:rPr>
-          <w:b w:val="0"/>
-          <w:i w:val="0"/>
-        </w:rPr>
-        <w:t>Массовая культура выступает также в качестве некоего фундамента мировой культуры, в результате чего происходит стирание и устранение национальных границ, в этом проявляется её роль в глобализации. В числе ключевых проявлений массовой культуры современности можно выделить такие как: индустрия детства, средства массовой информации, индустрия развлекательного досуга, индустрия оздоровительного досуга, реклама и мода и другие.</w:t>
-      </w:r>
-    </w:p>
-    <w:p>
-      <w:r>
-        <w:rPr>
-          <w:b w:val="0"/>
-          <w:i w:val="0"/>
-        </w:rPr>
-        <w:t>Критиками долгое время при оценке массовой культуры говорилось только об отрицательных её сторонах. Считалось, что она может быть востребована только невзыскательной и неразвитой публикой. Осуждалась её ориентация на потребление, а не на творчество, ей приписывался преимущественно развлекательный характер. Подчеркивалось, что в очень немногих произведениях рассматриваются вопросы о цели и смысле жизни, ценностях. Нередко можно столкнуться с ситуацией, когда произведения массовой культуры исполнены на достаточно низком профессиональном уровне, не обладают высокой эстетической ценностью и способны формировать только лишь массовое мировоззрение, которому присущи некритические убеждения и взгляды.</w:t>
-      </w:r>
-    </w:p>
-    <w:p>
-      <w:r>
-        <w:rPr>
-          <w:b w:val="0"/>
-          <w:i w:val="0"/>
-        </w:rPr>
-        <w:t>Данные рассуждения нельзя отвергать, как лишённые всякого смысла. Однако нужно сказать о положительных аспектах, которые несёт в себе развитие массовой культуры. Во-первых, появление массовой культуры способствовало достижению всеобщей грамотности населения. Во-вторых, массовой культуре принадлежит значительная роль в становлении современного рекреационного механизма снятия стрессов и напряжений. В-третьих, не следует углубляться в категорическое противопоставление массовой культуры высокой культуре предшествующих эпох. В те времена также существовали и средняя, и низовая культуры, однако с течением времени до нас дошли лишь её шедевры, которые представляют собой единичное явление любой эпохи, выделение которых всегда происходит лишь с течением времени. Также произойдет и с современной культурой, которая с течением времени отсеет большую часть произведений, оставив лишь настоящее искусство. (по А. Е. Сошникову)</w:t>
-      </w:r>
-    </w:p>
-    <w:p>
-      <w:r>
-        <w:rPr>
-          <w:b w:val="0"/>
-          <w:i w:val="0"/>
-        </w:rPr>
-        <w:t>Какое определение даёт автор понятию «массовая культура»? Какие особенности массовой культуры он выделяет? Назовите две любые особенности. Какой ключевой фактор формирования массовой культуры он называет?</w:t>
-      </w:r>
-    </w:p>
-    <w:p>
-      <w:r>
-        <w:t>Ответ:</w:t>
-      </w:r>
-    </w:p>
-    <w:p>
-      <w:r>
-        <w:t>__________________________________________________________________________________________</w:t>
-      </w:r>
-    </w:p>
-    <w:p>
-      <w:r>
-        <w:t>__________________________________________________________________________________________</w:t>
-      </w:r>
-    </w:p>
-    <w:p>
-      <w:r>
-        <w:t>__________________________________________________________________________________________</w:t>
-      </w:r>
-    </w:p>
-    <w:p>
-      <w:r>
-        <w:rPr>
-          <w:b/>
-          <w:sz w:val="24"/>
-        </w:rPr>
-        <w:t>19.</w:t>
-      </w:r>
-    </w:p>
-    <w:p>
-      <w:r>
-        <w:rPr>
-          <w:b w:val="0"/>
-          <w:i w:val="0"/>
-        </w:rPr>
-        <w:t>Понятие «личность» подразумевает прежде всего те качества, которые сформировались у человека в процессе жизни, под влиянием общения с окружающими. Конкретизируйте это утверждение с помощью трех примеров влияния социального окружения на человека. (В каждом из трех случаев назовите качество и укажите, под влиянием чего оно сформировалось).</w:t>
-      </w:r>
-    </w:p>
-    <w:p>
-      <w:r>
-        <w:t>Ответ:</w:t>
-      </w:r>
-    </w:p>
-    <w:p>
-      <w:r>
-        <w:t>__________________________________________________________________________________________</w:t>
-      </w:r>
-    </w:p>
-    <w:p>
-      <w:r>
-        <w:t>__________________________________________________________________________________________</w:t>
-      </w:r>
-    </w:p>
-    <w:p>
-      <w:r>
-        <w:t>__________________________________________________________________________________________</w:t>
-      </w:r>
-    </w:p>
-    <w:p>
-      <w:r>
-        <w:rPr>
-          <w:b/>
-          <w:sz w:val="24"/>
-        </w:rPr>
-        <w:t>20.</w:t>
-      </w:r>
-    </w:p>
-    <w:p>
-      <w:r>
-        <w:rPr>
-          <w:b w:val="0"/>
-          <w:i w:val="0"/>
-        </w:rPr>
-        <w:t>Автор считает, что институты приносят пользу, когда «способствуют стабильности и интеграции общества». Приведите три аргумента в обоснование это мнения. (Каждый аргумент должен быть сформулирован как распространённое предложение.)</w:t>
-      </w:r>
-    </w:p>
-    <w:p>
-      <w:r>
-        <w:rPr>
-          <w:b w:val="0"/>
-          <w:i w:val="0"/>
-        </w:rPr>
-        <w:t xml:space="preserve">Поскольку зарубежные, а вслед за ними и отечественные социологи придерживаются различных определений социального института, то вполне естественно, что по-разному они понимают его внутреннюю структуру, т.е. функционально взаимосвязанную систему опорных элементов. Некоторые социологи считают, что главным в социальном институте выступают статусы и роли, другие уверены, что в первую очередь речь идет о системе норм и предписаний, третьи выделяют значение моделей и образцов поведения, регулируемых механизмом социального контроля. </w:t>
-      </w:r>
-    </w:p>
-    <w:p>
-      <w:r>
-        <w:rPr>
-          <w:b w:val="0"/>
-          <w:i w:val="0"/>
-        </w:rPr>
-        <w:t>Несмотря на многообразие точек зрения, все они по существу верны, поскольку представляют разное видение одного и того же. Следует выделить такие элементы социального института: цели и задачи, которые относятся к явным функциям института; образцы и правила поведения, устные и письменные традиции; символические черты и элементы; утилитарные черты, материальные средства. &lt;…&gt; Первой и важнейшей миссией социальных институтов является удовлетворение важнейших жизненных потребностей общества, т.е. того, без чего общество не может существовать как таковое. Оно не может существовать, если не будет постоянно пополняться новыми поколениями людей, приобретать средства пропитания, жить в мире и порядке, добывать новые знания и передавать их следующим поколениям, заниматься решением духовных вопросов. &lt;…&gt; Если институт вместо пользы приносит обществу вред, то такое действие называют дисфункцией. К примеру, функция (задача) института образования - готовить всесторонне развитых специалистов. Но если он не справляется со своей задачей, если образование поставлено из рук вон плохо, то необходимых специалистов общество не получит. Школы и вузы выпустят в жизнь рутинеров, дилетантов, полузнаек. Функция превращается таким образом в дисфункцию. Деятельность социального института считается функциональной, если она способствует сохранению стабильности и интеграции общества. Она может расцениваться как дисфункциональная, если работает не на его сохранение, а на разрушение. Нарастание дисфункций в деятельности социальных институтов может вести к социальной дезорганизации общества.</w:t>
-      </w:r>
-    </w:p>
-    <w:p>
-      <w:r>
-        <w:rPr>
-          <w:b w:val="0"/>
-          <w:i w:val="0"/>
-        </w:rPr>
-        <w:t>(по Г.Н. Нурышеву)</w:t>
-      </w:r>
-    </w:p>
-    <w:p>
-      <w:r>
-        <w:t>Ответ:</w:t>
-      </w:r>
-    </w:p>
-    <w:p>
-      <w:r>
-        <w:t>__________________________________________________________________________________________</w:t>
-      </w:r>
-    </w:p>
-    <w:p>
-      <w:r>
-        <w:t>__________________________________________________________________________________________</w:t>
-      </w:r>
-    </w:p>
-    <w:p>
-      <w:r>
-        <w:t>__________________________________________________________________________________________</w:t>
-      </w:r>
-    </w:p>
-    <w:p>
-      <w:r>
-        <w:rPr>
-          <w:b/>
-          <w:sz w:val="24"/>
-        </w:rPr>
-        <w:t>21.</w:t>
-      </w:r>
-    </w:p>
-    <w:p>
-      <w:r>
-        <w:rPr>
-          <w:b w:val="0"/>
-          <w:i w:val="0"/>
-        </w:rPr>
-        <w:t xml:space="preserve">Опираясь на текст и обществоведческие знания, приведите два аргумента в подтверждение и два аргумента в опровержение мысли автора о том, что “каждый индивидуум есть лучший сам для себя охранитель своего здоровья, как физического, так и умственного, и духовного”. </w:t>
-      </w:r>
-    </w:p>
-    <w:p>
-      <w:r>
-        <w:rPr>
-          <w:b w:val="0"/>
-          <w:i w:val="0"/>
-        </w:rPr>
-        <w:t>Индивидуум может быть справедливо принуждаем совершать некоторые положительные действия ради пользы других людей. &lt;...&gt; Та сфера человеческой жизни, которая имеет непосредственное отношение только к самому индивидууму, и есть сфера индивидуальной свободы. Сюда принадлежит, во-первых, свобода совести в самом обширном смысле этого слова, абсолютная свобода мысли, чувства, мнения касательно всех возможных предметов, и практических, и научных, и нравственных. С первого взгляда может показаться, что свобода выражать и публиковать свои мысли должна подлежать совершенно иным условиям, так как она принадлежит к той сфере индивидуальной деятельности, которая касается других людей; но на самом деле она имеет для индивидуума почти совершенно такое же значение, как и свобода мысли, и в действительности неразрывно с нею связана. Во-вторых, сюда принадлежит свобода выбора и преследования той или другой цели, свобода устраивать свою жизнь сообразно со своим личным характером, по своему личному усмотрению, к каким бы это ни вело последствиям для меня лично, и если то люди не имеют основания вмешиваться в то, что я делаю, как бы мои действия ни казались им глупыми, предосудительными, безрассудными. Отсюда вытекает третий вид индивидуальной свободы, подлежащий тому же ограничению, — свобода действовать сообща с другими индивидуумами, соединяться с ними для достижения какой-либо цели, которая не вредна другим людям; при этом предполагается, конечно, что к действию сообща привлекаются люди совершеннолетние, и притом не обманом и не насилием. Не свободно то общество, какой бы ни была его форма правления, в котором индивидуум не имеет свободы мысли и слова, свободы жить, как хочет, свободы ассоциаций, - и только то общество свободно, в котором все эти виды индивидуальной свободы существуют абсолютно и безразлично одинаково для всех его членов. &lt;...&gt; Каждый индивидуум есть лучший сам для себя охранитель своего здоровья, как физического, так и умственного, и духовного. &lt;...&gt; Не только в доктринах мыслящих индивидуумов, но и вообще в людях заметна возрастающая склонность к расширению господства общества над индивидуумом как через общественное мнение, так и через посредство закона далее должных пределов; и так как все изменения, совершающиеся в существующих порядках, обнаруживают тяготение к усилению общества и к ослаблению индивидуума, то чрезмерное увеличение власти общества над индивидуумом представляется нам не таким злом, которое обещало бы со временем прекратиться само собою, а, напротив, это такое зло, которое всё более и более растёт. (Дж. С. Милль)</w:t>
-      </w:r>
-    </w:p>
-    <w:p>
-      <w:r>
-        <w:t>Ответ:</w:t>
-      </w:r>
-    </w:p>
-    <w:p>
-      <w:r>
-        <w:t>__________________________________________________________________________________________</w:t>
-      </w:r>
-    </w:p>
-    <w:p>
-      <w:r>
-        <w:t>__________________________________________________________________________________________</w:t>
-      </w:r>
-    </w:p>
-    <w:p>
-      <w:r>
-        <w:t>__________________________________________________________________________________________</w:t>
-      </w:r>
-    </w:p>
-    <w:p>
-      <w:r>
-        <w:rPr>
-          <w:b/>
-          <w:sz w:val="24"/>
-        </w:rPr>
-        <w:t>22.</w:t>
-      </w:r>
-    </w:p>
-    <w:p>
-      <w:r>
-        <w:rPr>
-          <w:b w:val="0"/>
-          <w:i w:val="0"/>
-        </w:rPr>
-        <w:t>Используя обществоведческие знания, составьте сложный план, позволяющий раскрыть по существу тему «Искусство как форма духовной культуры и социальный институт». Сложный план должен содержать не менее трех пунктов, непосредственно раскрывающих тему по существу, из которых два или более детализированы в подпунктах. (Количество подпунктов каждого детализированного пункта должно быть не менее трех, за исключением случаев, когда с точки зрения общественных наук возможны только два подпункта.)</w:t>
-      </w:r>
-    </w:p>
-    <w:p>
-      <w:r>
-        <w:t>Ответ:</w:t>
-      </w:r>
-    </w:p>
-    <w:p>
-      <w:r>
-        <w:t>__________________________________________________________________________________________</w:t>
-      </w:r>
-    </w:p>
-    <w:p>
-      <w:r>
-        <w:t>__________________________________________________________________________________________</w:t>
-      </w:r>
-    </w:p>
-    <w:p>
-      <w:r>
-        <w:t>__________________________________________________________________________________________</w:t>
-      </w:r>
-    </w:p>
-    <w:p>
-      <w:r>
-        <w:rPr>
-          <w:b/>
-          <w:sz w:val="24"/>
-        </w:rPr>
-        <w:t>23.</w:t>
-      </w:r>
-    </w:p>
-    <w:p>
-      <w:r>
-        <w:rPr>
-          <w:b w:val="0"/>
-          <w:i w:val="0"/>
-        </w:rPr>
-        <w:t>Технику принято рассматривать как инструмент и средство для увеличения и усиления способностей человека. Приведите три аргумента в поддержку данного мнения.(Каждый аргумент должен быть сформулирован как распространённое предложение.)</w:t>
-      </w:r>
-    </w:p>
-    <w:p>
-      <w:r>
-        <w:t>Ответ:</w:t>
-      </w:r>
-    </w:p>
-    <w:p>
-      <w:r>
-        <w:t>__________________________________________________________________________________________</w:t>
-      </w:r>
-    </w:p>
-    <w:p>
-      <w:r>
-        <w:t>__________________________________________________________________________________________</w:t>
-      </w:r>
-    </w:p>
-    <w:p>
-      <w:r>
-        <w:t>__________________________________________________________________________________________</w:t>
-      </w:r>
-    </w:p>
-    <w:p>
-      <w:r>
-        <w:rPr>
-          <w:b/>
-          <w:sz w:val="24"/>
-        </w:rPr>
-        <w:t>24.</w:t>
-      </w:r>
-    </w:p>
-    <w:p>
-      <w:r>
-        <w:rPr>
-          <w:b w:val="0"/>
-          <w:i w:val="0"/>
-        </w:rPr>
-        <w:t>Используя обществоведческие знания, составьте сложный план, позволяющий раскрыть по существу тему «Многовариантность общественного развития». Сложный план должен содержать не менее трёх пунктов, непосредственно раскрывающих тему по существу, из которых два или более детализированы в подпунктах. (Количество подпунктов каждого детализированного пункта должно быть не менее трёх, за исключением случаев, когда с точки зрения общественных наук возможно только два подпункта.)</w:t>
-      </w:r>
-    </w:p>
-    <w:p>
-      <w:r>
-        <w:t>Ответ:</w:t>
-      </w:r>
-    </w:p>
-    <w:p>
-      <w:r>
-        <w:t>__________________________________________________________________________________________</w:t>
-      </w:r>
-    </w:p>
-    <w:p>
-      <w:r>
-        <w:t>__________________________________________________________________________________________</w:t>
-      </w:r>
-    </w:p>
-    <w:p>
-      <w:r>
-        <w:t>__________________________________________________________________________________________</w:t>
-      </w:r>
-    </w:p>
-    <w:p>
-      <w:r>
-        <w:t>__________________________________________________________________________________________</w:t>
-      </w:r>
-    </w:p>
-    <w:p>
-      <w:r>
-        <w:t>__________________________________________________________________________________________</w:t>
-      </w:r>
-    </w:p>
-    <w:p>
-      <w:r>
-        <w:rPr>
-          <w:b/>
-          <w:sz w:val="24"/>
-        </w:rPr>
-        <w:t>25.</w:t>
-      </w:r>
-    </w:p>
-    <w:p>
-      <w:r>
-        <w:rPr>
-          <w:b w:val="0"/>
-          <w:i w:val="0"/>
-        </w:rPr>
-        <w:t xml:space="preserve">Используя обществоведческие знания, факты общественной жизни и личный социальный опыт, выполните задания, ответьте на вопрос. </w:t>
-      </w:r>
-      <w:r>
-        <w:br/>
-      </w:r>
-      <w:r>
-        <w:rPr>
-          <w:b w:val="0"/>
-          <w:i w:val="0"/>
-        </w:rPr>
-        <w:t xml:space="preserve">1) Обоснуйте необходимость решения экологической проблемы для существования современной цивилизации. (Обоснование должно быть дано с опорой на обществоведческие знания в нескольких связанных между собой распространённых предложениях, раскрывать причинно-следственные и (или) функциональные связи.) </w:t>
-      </w:r>
-    </w:p>
-    <w:p>
-      <w:r>
-        <w:rPr>
-          <w:b w:val="0"/>
-          <w:i w:val="0"/>
-        </w:rPr>
-        <w:t xml:space="preserve">2) Какие негативные последствия глобализации можно выделить? (Назовите три подобных последствия, исключая глобальные проблемы современности.) </w:t>
-      </w:r>
-    </w:p>
-    <w:p>
-      <w:r>
-        <w:rPr>
-          <w:b w:val="0"/>
-          <w:i w:val="0"/>
-        </w:rPr>
-        <w:t>3) Для каждого из указанных в пункте 2) негативных последствий глобализации приведите по одному примеру, иллюстрирующему его проявление. (Каждый пример должен быть сформулирован развёрнуто.)</w:t>
-      </w:r>
-    </w:p>
-    <w:p>
-      <w:r>
-        <w:t>Ответ:</w:t>
-      </w:r>
-    </w:p>
-    <w:p>
-      <w:r>
-        <w:t>__________________________________________________________________________________________</w:t>
-      </w:r>
-    </w:p>
-    <w:p>
-      <w:r>
-        <w:t>__________________________________________________________________________________________</w:t>
-      </w:r>
-    </w:p>
-    <w:p>
-      <w:r>
-        <w:t>__________________________________________________________________________________________</w:t>
-      </w:r>
-    </w:p>
-    <w:p>
-      <w:r>
-        <w:t>__________________________________________________________________________________________</w:t>
-      </w:r>
-    </w:p>
-    <w:p>
-      <w:r>
-        <w:t>__________________________________________________________________________________________</w:t>
-      </w:r>
-    </w:p>
-    <w:p>
-      <w:r>
-        <w:br w:type="page"/>
-      </w:r>
-    </w:p>
-    <w:p>
-      <w:pPr>
-        <w:pStyle w:val="Heading1"/>
-      </w:pPr>
-      <w:r>
-        <w:t>Ответы и критерии</w:t>
-      </w:r>
-    </w:p>
-    <w:tbl>
-      <w:tblPr>
-        <w:tblStyle w:val="TableGrid"/>
-        <w:tblW w:type="auto" w:w="0"/>
-        <w:tblLook w:firstColumn="1" w:firstRow="1" w:lastColumn="0" w:lastRow="0" w:noHBand="0" w:noVBand="1" w:val="04A0"/>
-      </w:tblPr>
-      <w:tblGrid>
-        <w:gridCol w:w="3419"/>
-        <w:gridCol w:w="3419"/>
-        <w:gridCol w:w="3419"/>
-      </w:tblGrid>
-      <w:tr>
-        <w:tc>
-          <w:tcPr>
-            <w:tcW w:type="dxa" w:w="3419"/>
-            <w:shd w:fill="DCE9FA"/>
-          </w:tcPr>
-          <w:p>
+            <w:pPr>
+              <w:spacing w:after="0" w:line="240" w:lineRule="auto"/>
+            </w:pPr>
             <w:r>
-              <w:t>№</w:t>
-            </w:r>
-          </w:p>
-        </w:tc>
-        <w:tc>
-          <w:tcPr>
-            <w:tcW w:type="dxa" w:w="3419"/>
-            <w:shd w:fill="DCE9FA"/>
-          </w:tcPr>
-          <w:p>
-            <w:r>
-              <w:t>Ответ</w:t>
-            </w:r>
-          </w:p>
-        </w:tc>
-        <w:tc>
-          <w:tcPr>
-            <w:tcW w:type="dxa" w:w="3419"/>
-            <w:shd w:fill="DCE9FA"/>
-          </w:tcPr>
-          <w:p>
-            <w:r>
-              <w:t>Макс. балл</w:t>
-            </w:r>
-          </w:p>
-        </w:tc>
-      </w:tr>
-      <w:tr>
-        <w:tc>
-          <w:tcPr>
-            <w:tcW w:type="dxa" w:w="3419"/>
-          </w:tcPr>
-          <w:p>
-            <w:r>
-              <w:t>1</w:t>
-            </w:r>
-          </w:p>
-        </w:tc>
-        <w:tc>
-          <w:tcPr>
-            <w:tcW w:type="dxa" w:w="3419"/>
-          </w:tcPr>
-          <w:p>
-            <w:r>
-              <w:t>11222</w:t>
-            </w:r>
-          </w:p>
-        </w:tc>
-        <w:tc>
-          <w:tcPr>
-            <w:tcW w:type="dxa" w:w="3419"/>
-          </w:tcPr>
-          <w:p>
-            <w:r>
-              <w:t>1</w:t>
-            </w:r>
-          </w:p>
-        </w:tc>
-      </w:tr>
-      <w:tr>
-        <w:tc>
-          <w:tcPr>
-            <w:tcW w:type="dxa" w:w="3419"/>
-          </w:tcPr>
-          <w:p>
-            <w:r>
-              <w:t>2</w:t>
-            </w:r>
-          </w:p>
-        </w:tc>
-        <w:tc>
-          <w:tcPr>
-            <w:tcW w:type="dxa" w:w="3419"/>
-          </w:tcPr>
-          <w:p>
-            <w:r>
-              <w:t>356</w:t>
-            </w:r>
-          </w:p>
-        </w:tc>
-        <w:tc>
-          <w:tcPr>
-            <w:tcW w:type="dxa" w:w="3419"/>
-          </w:tcPr>
-          <w:p>
-            <w:r>
-              <w:t>2</w:t>
-            </w:r>
-          </w:p>
-        </w:tc>
-      </w:tr>
-      <w:tr>
-        <w:tc>
-          <w:tcPr>
-            <w:tcW w:type="dxa" w:w="3419"/>
-          </w:tcPr>
-          <w:p>
-            <w:r>
-              <w:t>3</w:t>
-            </w:r>
-          </w:p>
-        </w:tc>
-        <w:tc>
-          <w:tcPr>
-            <w:tcW w:type="dxa" w:w="3419"/>
-          </w:tcPr>
-          <w:p>
-            <w:r>
-              <w:t>34</w:t>
-            </w:r>
-          </w:p>
-        </w:tc>
-        <w:tc>
-          <w:tcPr>
-            <w:tcW w:type="dxa" w:w="3419"/>
-          </w:tcPr>
-          <w:p>
-            <w:r>
-              <w:t>1</w:t>
-            </w:r>
-          </w:p>
-        </w:tc>
-      </w:tr>
-      <w:tr>
-        <w:tc>
-          <w:tcPr>
-            <w:tcW w:type="dxa" w:w="3419"/>
-          </w:tcPr>
-          <w:p>
-            <w:r>
-              <w:t>4</w:t>
-            </w:r>
-          </w:p>
-        </w:tc>
-        <w:tc>
-          <w:tcPr>
-            <w:tcW w:type="dxa" w:w="3419"/>
-          </w:tcPr>
-          <w:p>
-            <w:r>
-              <w:t>15</w:t>
-            </w:r>
-          </w:p>
-        </w:tc>
-        <w:tc>
-          <w:tcPr>
-            <w:tcW w:type="dxa" w:w="3419"/>
-          </w:tcPr>
-          <w:p>
-            <w:r>
-              <w:t>2</w:t>
-            </w:r>
-          </w:p>
-        </w:tc>
-      </w:tr>
-      <w:tr>
-        <w:tc>
-          <w:tcPr>
-            <w:tcW w:type="dxa" w:w="3419"/>
-          </w:tcPr>
-          <w:p>
-            <w:r>
-              <w:t>5</w:t>
-            </w:r>
-          </w:p>
-        </w:tc>
-        <w:tc>
-          <w:tcPr>
-            <w:tcW w:type="dxa" w:w="3419"/>
-          </w:tcPr>
-          <w:p>
-            <w:r>
-              <w:t>245</w:t>
-            </w:r>
-          </w:p>
-        </w:tc>
-        <w:tc>
-          <w:tcPr>
-            <w:tcW w:type="dxa" w:w="3419"/>
-          </w:tcPr>
-          <w:p>
-            <w:r>
-              <w:t>2</w:t>
-            </w:r>
-          </w:p>
-        </w:tc>
-      </w:tr>
-      <w:tr>
-        <w:tc>
-          <w:tcPr>
-            <w:tcW w:type="dxa" w:w="3419"/>
-          </w:tcPr>
-          <w:p>
-            <w:r>
-              <w:t>6</w:t>
-            </w:r>
-          </w:p>
-        </w:tc>
-        <w:tc>
-          <w:tcPr>
-            <w:tcW w:type="dxa" w:w="3419"/>
-          </w:tcPr>
-          <w:p>
-            <w:r>
-              <w:t>123</w:t>
-            </w:r>
-          </w:p>
-        </w:tc>
-        <w:tc>
-          <w:tcPr>
-            <w:tcW w:type="dxa" w:w="3419"/>
-          </w:tcPr>
-          <w:p>
-            <w:r>
-              <w:t>2</w:t>
-            </w:r>
-          </w:p>
-        </w:tc>
-      </w:tr>
-      <w:tr>
-        <w:tc>
-          <w:tcPr>
-            <w:tcW w:type="dxa" w:w="3419"/>
-          </w:tcPr>
-          <w:p>
-            <w:r>
-              <w:t>7</w:t>
-            </w:r>
-          </w:p>
-        </w:tc>
-        <w:tc>
-          <w:tcPr>
-            <w:tcW w:type="dxa" w:w="3419"/>
-          </w:tcPr>
-          <w:p>
-            <w:r>
-              <w:t>125</w:t>
-            </w:r>
-          </w:p>
-        </w:tc>
-        <w:tc>
-          <w:tcPr>
-            <w:tcW w:type="dxa" w:w="3419"/>
-          </w:tcPr>
-          <w:p>
-            <w:r>
-              <w:t>2</w:t>
-            </w:r>
-          </w:p>
-        </w:tc>
-      </w:tr>
-      <w:tr>
-        <w:tc>
-          <w:tcPr>
-            <w:tcW w:type="dxa" w:w="3419"/>
-          </w:tcPr>
-          <w:p>
-            <w:r>
-              <w:t>8</w:t>
-            </w:r>
-          </w:p>
-        </w:tc>
-        <w:tc>
-          <w:tcPr>
-            <w:tcW w:type="dxa" w:w="3419"/>
-          </w:tcPr>
-          <w:p>
-            <w:r>
-              <w:t>1346</w:t>
-            </w:r>
-          </w:p>
-        </w:tc>
-        <w:tc>
-          <w:tcPr>
-            <w:tcW w:type="dxa" w:w="3419"/>
-          </w:tcPr>
-          <w:p>
-            <w:r>
-              <w:t>2</w:t>
-            </w:r>
-          </w:p>
-        </w:tc>
-      </w:tr>
-      <w:tr>
-        <w:tc>
-          <w:tcPr>
-            <w:tcW w:type="dxa" w:w="3419"/>
-          </w:tcPr>
-          <w:p>
-            <w:r>
-              <w:t>9</w:t>
-            </w:r>
-          </w:p>
-        </w:tc>
-        <w:tc>
-          <w:tcPr>
-            <w:tcW w:type="dxa" w:w="3419"/>
-          </w:tcPr>
-          <w:p>
-            <w:r>
-              <w:t>12213</w:t>
-            </w:r>
-          </w:p>
-        </w:tc>
-        <w:tc>
-          <w:tcPr>
-            <w:tcW w:type="dxa" w:w="3419"/>
-          </w:tcPr>
-          <w:p>
-            <w:r>
-              <w:t>1</w:t>
-            </w:r>
-          </w:p>
-        </w:tc>
-      </w:tr>
-      <w:tr>
-        <w:tc>
-          <w:tcPr>
-            <w:tcW w:type="dxa" w:w="3419"/>
-          </w:tcPr>
-          <w:p>
-            <w:r>
-              <w:t>10</w:t>
-            </w:r>
-          </w:p>
-        </w:tc>
-        <w:tc>
-          <w:tcPr>
-            <w:tcW w:type="dxa" w:w="3419"/>
-          </w:tcPr>
-          <w:p>
-            <w:r>
-              <w:t>1256</w:t>
-            </w:r>
-          </w:p>
-        </w:tc>
-        <w:tc>
-          <w:tcPr>
-            <w:tcW w:type="dxa" w:w="3419"/>
-          </w:tcPr>
-          <w:p>
-            <w:r>
-              <w:t>2</w:t>
-            </w:r>
-          </w:p>
-        </w:tc>
-      </w:tr>
-      <w:tr>
-        <w:tc>
-          <w:tcPr>
-            <w:tcW w:type="dxa" w:w="3419"/>
-          </w:tcPr>
-          <w:p>
-            <w:r>
-              <w:t>11</w:t>
-            </w:r>
-          </w:p>
-        </w:tc>
-        <w:tc>
-          <w:tcPr>
-            <w:tcW w:type="dxa" w:w="3419"/>
-          </w:tcPr>
-          <w:p>
-            <w:r>
-              <w:t>125</w:t>
-            </w:r>
-          </w:p>
-        </w:tc>
-        <w:tc>
-          <w:tcPr>
-            <w:tcW w:type="dxa" w:w="3419"/>
-          </w:tcPr>
-          <w:p>
-            <w:r>
-              <w:t>2</w:t>
-            </w:r>
-          </w:p>
-        </w:tc>
-      </w:tr>
-      <w:tr>
-        <w:tc>
-          <w:tcPr>
-            <w:tcW w:type="dxa" w:w="3419"/>
-          </w:tcPr>
-          <w:p>
-            <w:r>
-              <w:t>12</w:t>
-            </w:r>
-          </w:p>
-        </w:tc>
-        <w:tc>
-          <w:tcPr>
-            <w:tcW w:type="dxa" w:w="3419"/>
-          </w:tcPr>
-          <w:p>
-            <w:r>
-              <w:t>26</w:t>
-            </w:r>
-          </w:p>
-        </w:tc>
-        <w:tc>
-          <w:tcPr>
-            <w:tcW w:type="dxa" w:w="3419"/>
-          </w:tcPr>
-          <w:p>
-            <w:r>
-              <w:t>1</w:t>
-            </w:r>
-          </w:p>
-        </w:tc>
-      </w:tr>
-      <w:tr>
-        <w:tc>
-          <w:tcPr>
-            <w:tcW w:type="dxa" w:w="3419"/>
-          </w:tcPr>
-          <w:p>
-            <w:r>
-              <w:t>13</w:t>
-            </w:r>
-          </w:p>
-        </w:tc>
-        <w:tc>
-          <w:tcPr>
-            <w:tcW w:type="dxa" w:w="3419"/>
-          </w:tcPr>
-          <w:p>
-            <w:r>
-              <w:t>146</w:t>
-            </w:r>
-          </w:p>
-        </w:tc>
-        <w:tc>
-          <w:tcPr>
-            <w:tcW w:type="dxa" w:w="3419"/>
-          </w:tcPr>
-          <w:p>
-            <w:r>
-              <w:t>2</w:t>
-            </w:r>
-          </w:p>
-        </w:tc>
-      </w:tr>
-      <w:tr>
-        <w:tc>
-          <w:tcPr>
-            <w:tcW w:type="dxa" w:w="3419"/>
-          </w:tcPr>
-          <w:p>
-            <w:r>
-              <w:t>14</w:t>
-            </w:r>
-          </w:p>
-        </w:tc>
-        <w:tc>
-          <w:tcPr>
-            <w:tcW w:type="dxa" w:w="3419"/>
-          </w:tcPr>
-          <w:p>
-            <w:r>
-              <w:t>13</w:t>
-            </w:r>
-          </w:p>
-        </w:tc>
-        <w:tc>
-          <w:tcPr>
-            <w:tcW w:type="dxa" w:w="3419"/>
-          </w:tcPr>
-          <w:p>
-            <w:r>
-              <w:t>2</w:t>
-            </w:r>
-          </w:p>
-        </w:tc>
-      </w:tr>
-      <w:tr>
-        <w:tc>
-          <w:tcPr>
-            <w:tcW w:type="dxa" w:w="3419"/>
-          </w:tcPr>
-          <w:p>
-            <w:r>
-              <w:t>15</w:t>
-            </w:r>
-          </w:p>
-        </w:tc>
-        <w:tc>
-          <w:tcPr>
-            <w:tcW w:type="dxa" w:w="3419"/>
-          </w:tcPr>
-          <w:p>
-            <w:r>
-              <w:t>145</w:t>
-            </w:r>
-          </w:p>
-        </w:tc>
-        <w:tc>
-          <w:tcPr>
-            <w:tcW w:type="dxa" w:w="3419"/>
-          </w:tcPr>
-          <w:p>
-            <w:r>
-              <w:t>2</w:t>
-            </w:r>
-          </w:p>
-        </w:tc>
-      </w:tr>
-      <w:tr>
-        <w:tc>
-          <w:tcPr>
-            <w:tcW w:type="dxa" w:w="3419"/>
-          </w:tcPr>
-          <w:p>
-            <w:r>
-              <w:t>16</w:t>
-            </w:r>
-          </w:p>
-        </w:tc>
-        <w:tc>
-          <w:tcPr>
-            <w:tcW w:type="dxa" w:w="3419"/>
-          </w:tcPr>
-          <w:p>
-            <w:r>
-              <w:t>234</w:t>
-            </w:r>
-          </w:p>
-        </w:tc>
-        <w:tc>
-          <w:tcPr>
-            <w:tcW w:type="dxa" w:w="3419"/>
-          </w:tcPr>
-          <w:p>
-            <w:r>
-              <w:t>2</w:t>
+              <w:rPr>
+                <w:rFonts w:ascii="Times New Roman" w:hAnsi="Times New Roman" w:eastAsia="Times New Roman"/>
+                <w:color w:val="181A1F"/>
+                <w:sz w:val="28"/>
+              </w:rPr>
             </w:r>
           </w:p>
         </w:tc>
       </w:tr>
     </w:tbl>
     <w:p>
+      <w:pPr>
+        <w:keepNext/>
+        <w:widowControl/>
+        <w:spacing w:line="240" w:lineRule="auto" w:after="0" w:before="120"/>
+      </w:pPr>
       <w:r>
         <w:rPr>
+          <w:rFonts w:ascii="Times New Roman" w:hAnsi="Times New Roman" w:eastAsia="Times New Roman"/>
           <w:b/>
+          <w:color w:val="181A1F"/>
+          <w:sz w:val="28"/>
         </w:rPr>
-        <w:t>Задание 17 — до 2 баллов</w:t>
+        <w:t>10.</w:t>
       </w:r>
     </w:p>
     <w:p>
+      <w:pPr>
+        <w:widowControl/>
+        <w:spacing w:line="240" w:lineRule="auto" w:after="0"/>
+      </w:pPr>
       <w:r>
         <w:rPr>
+          <w:rFonts w:ascii="Times New Roman" w:hAnsi="Times New Roman" w:eastAsia="Times New Roman"/>
           <w:b w:val="0"/>
           <w:i w:val="0"/>
+          <w:color w:val="181A1F"/>
+          <w:sz w:val="28"/>
         </w:rPr>
-        <w:t>1) основные признаки понятия «деятельность», например:</w:t>
+        <w:t>В стране Z компьютерные технологии широко используются в различных сферах общественной жизни. Какие иные признаки из перечисленных свидетельствуют о том, что страна Z развивается как постиндустриальное общество? Запишите цифры, под которыми они указаны.</w:t>
       </w:r>
     </w:p>
     <w:p>
+      <w:pPr>
+        <w:widowControl/>
+        <w:spacing w:line="240" w:lineRule="auto" w:after="0"/>
+      </w:pPr>
       <w:r>
         <w:rPr>
+          <w:rFonts w:ascii="Times New Roman" w:hAnsi="Times New Roman" w:eastAsia="Times New Roman"/>
           <w:b w:val="0"/>
           <w:i w:val="0"/>
+          <w:color w:val="181A1F"/>
+          <w:sz w:val="28"/>
         </w:rPr>
-        <w:t>– активность, направленная на преобразование мира;</w:t>
+        <w:t>І) Наибольшее развитие получают наукоемкие ресурсосберегающие технологии.</w:t>
       </w:r>
     </w:p>
     <w:p>
+      <w:pPr>
+        <w:widowControl/>
+        <w:spacing w:line="240" w:lineRule="auto" w:after="0"/>
+      </w:pPr>
       <w:r>
         <w:rPr>
+          <w:rFonts w:ascii="Times New Roman" w:hAnsi="Times New Roman" w:eastAsia="Times New Roman"/>
           <w:b w:val="0"/>
           <w:i w:val="0"/>
+          <w:color w:val="181A1F"/>
+          <w:sz w:val="28"/>
         </w:rPr>
-        <w:t>– осуществляется для удовлетворения потребностей;</w:t>
+        <w:t>2) Образование превращается в непрерывный процесс, так как человеку важно постоянно приобретать новые знания.</w:t>
       </w:r>
     </w:p>
     <w:p>
+      <w:pPr>
+        <w:widowControl/>
+        <w:spacing w:line="240" w:lineRule="auto" w:after="0"/>
+      </w:pPr>
       <w:r>
         <w:rPr>
+          <w:rFonts w:ascii="Times New Roman" w:hAnsi="Times New Roman" w:eastAsia="Times New Roman"/>
           <w:b w:val="0"/>
           <w:i w:val="0"/>
+          <w:color w:val="181A1F"/>
+          <w:sz w:val="28"/>
         </w:rPr>
-        <w:t>– целенаправленность;</w:t>
+        <w:t>3) Сельские учителя и врачи получают от государства льготы.</w:t>
       </w:r>
     </w:p>
     <w:p>
+      <w:pPr>
+        <w:widowControl/>
+        <w:spacing w:line="240" w:lineRule="auto" w:after="0"/>
+      </w:pPr>
       <w:r>
         <w:rPr>
+          <w:rFonts w:ascii="Times New Roman" w:hAnsi="Times New Roman" w:eastAsia="Times New Roman"/>
           <w:b w:val="0"/>
           <w:i w:val="0"/>
+          <w:color w:val="181A1F"/>
+          <w:sz w:val="28"/>
         </w:rPr>
-        <w:t>2) Внедрение электронной техники и Интернета позволяет осуществлять кооперацию ученых по всему миру для совместного решения научных задач, а также публикации научных данных в открытый сетевой доступ позволяет большому количеству ученых использовать эти данные и присоединяться к разработке решения научной проблемы. Вместе с этим, электронная техника обладает способностью быстро обрабатывать большое количество данных, что позволяет быстро их анализировать и разрабатывать более действенные способы решения научных проблем, на основе “больших данных”.</w:t>
+        <w:t>4) Государственные стипендии и пенсии постепенно растут.</w:t>
       </w:r>
     </w:p>
     <w:p>
+      <w:pPr>
+        <w:widowControl/>
+        <w:spacing w:line="240" w:lineRule="auto" w:after="0"/>
+      </w:pPr>
       <w:r>
         <w:rPr>
-          <w:b/>
+          <w:rFonts w:ascii="Times New Roman" w:hAnsi="Times New Roman" w:eastAsia="Times New Roman"/>
+          <w:b w:val="0"/>
+          <w:i w:val="0"/>
+          <w:color w:val="181A1F"/>
+          <w:sz w:val="28"/>
         </w:rPr>
-        <w:t>Задание 18 — до 2 баллов</w:t>
+        <w:t>5) Знания и информация являются важнейшим фактором производства.</w:t>
       </w:r>
     </w:p>
     <w:p>
+      <w:pPr>
+        <w:widowControl/>
+        <w:spacing w:line="240" w:lineRule="auto" w:after="0"/>
+      </w:pPr>
       <w:r>
         <w:rPr>
+          <w:rFonts w:ascii="Times New Roman" w:hAnsi="Times New Roman" w:eastAsia="Times New Roman"/>
           <w:b w:val="0"/>
           <w:i w:val="0"/>
+          <w:color w:val="181A1F"/>
+          <w:sz w:val="28"/>
         </w:rPr>
-        <w:t>1) Массовая культура  — это сложный социальный феномен XX века, представляющий собой особый тип производства и потребления культурных ценностей, характерный для массового общества.</w:t>
+        <w:t>6) Сфера услуг преобладает в структуре экономики.</w:t>
       </w:r>
     </w:p>
     <w:p>
+      <w:pPr>
+        <w:keepNext/>
+        <w:widowControl/>
+        <w:spacing w:line="240" w:lineRule="auto" w:after="0" w:before="120"/>
+      </w:pPr>
       <w:r>
         <w:rPr>
-          <w:b w:val="0"/>
-          <w:i w:val="0"/>
+          <w:rFonts w:ascii="Times New Roman" w:hAnsi="Times New Roman" w:eastAsia="Times New Roman"/>
+          <w:b/>
+          <w:color w:val="181A1F"/>
+          <w:sz w:val="28"/>
         </w:rPr>
-        <w:t>2) Особенности</w:t>
+        <w:t>11.</w:t>
       </w:r>
     </w:p>
     <w:p>
+      <w:pPr>
+        <w:widowControl/>
+        <w:spacing w:line="240" w:lineRule="auto" w:after="0"/>
+      </w:pPr>
       <w:r>
         <w:rPr>
+          <w:rFonts w:ascii="Times New Roman" w:hAnsi="Times New Roman" w:eastAsia="Times New Roman"/>
           <w:b w:val="0"/>
           <w:i w:val="0"/>
+          <w:color w:val="181A1F"/>
+          <w:sz w:val="28"/>
         </w:rPr>
-        <w:t>а) Для неё характерна серийность предметов её потребления;</w:t>
+        <w:t>Выберите верные суждения об образовании и запишите цифры, под которыми они указаны.</w:t>
       </w:r>
     </w:p>
     <w:p>
+      <w:pPr>
+        <w:widowControl/>
+        <w:spacing w:line="240" w:lineRule="auto" w:after="0"/>
+      </w:pPr>
       <w:r>
         <w:rPr>
+          <w:rFonts w:ascii="Times New Roman" w:hAnsi="Times New Roman" w:eastAsia="Times New Roman"/>
           <w:b w:val="0"/>
           <w:i w:val="0"/>
+          <w:color w:val="181A1F"/>
+          <w:sz w:val="28"/>
         </w:rPr>
-        <w:t>б) Трансляция примитивных стандартов жизни и отношений между людьми: ИЛИ развлекательность, забавность, сентиментальность; ИЛИ пропаганда культа сильной личности, которой всегда сопутствует жизненный успех.</w:t>
+        <w:t>1) Образование — профессионально организованный процесс приобщения личности к социальному опыту предшествующих поколений.</w:t>
       </w:r>
     </w:p>
     <w:p>
+      <w:pPr>
+        <w:widowControl/>
+        <w:spacing w:line="240" w:lineRule="auto" w:after="0"/>
+      </w:pPr>
       <w:r>
         <w:rPr>
+          <w:rFonts w:ascii="Times New Roman" w:hAnsi="Times New Roman" w:eastAsia="Times New Roman"/>
           <w:b w:val="0"/>
           <w:i w:val="0"/>
+          <w:color w:val="181A1F"/>
+          <w:sz w:val="28"/>
         </w:rPr>
-        <w:t>3) Увеличение времени для отдыха, вследствие сокращения количества рабочего времени под воздействием развития техники,</w:t>
+        <w:t>2) Информатизация образования характеризуется использованием в образовательном процессе телекоммуникационных сетей глобального масштаба.</w:t>
       </w:r>
     </w:p>
     <w:p>
+      <w:pPr>
+        <w:widowControl/>
+        <w:spacing w:line="240" w:lineRule="auto" w:after="0"/>
+      </w:pPr>
       <w:r>
         <w:rPr>
-          <w:b/>
+          <w:rFonts w:ascii="Times New Roman" w:hAnsi="Times New Roman" w:eastAsia="Times New Roman"/>
+          <w:b w:val="0"/>
+          <w:i w:val="0"/>
+          <w:color w:val="181A1F"/>
+          <w:sz w:val="28"/>
         </w:rPr>
-        <w:t>Задание 19 — до 3 баллов</w:t>
+        <w:t>З) Интернационализация образования связана с увеличением количества уроков по предметам социально-гуманитарного цикла.</w:t>
       </w:r>
     </w:p>
     <w:p>
+      <w:pPr>
+        <w:widowControl/>
+        <w:spacing w:line="240" w:lineRule="auto" w:after="0"/>
+      </w:pPr>
       <w:r>
         <w:rPr>
+          <w:rFonts w:ascii="Times New Roman" w:hAnsi="Times New Roman" w:eastAsia="Times New Roman"/>
           <w:b w:val="0"/>
           <w:i w:val="0"/>
+          <w:color w:val="181A1F"/>
+          <w:sz w:val="28"/>
         </w:rPr>
-        <w:t>1) Дисциплина (Александр в процессе воинской подготовки с более опытными сослуживцами научился выполнять поставленные перед ним боевые задачи, стал ответственно относиться к их выполнению).</w:t>
+        <w:t>4) Образование отличается от других форм (областей) духовной культуры тем, что оно способно оказывать эмоциональное воздействие на человека.</w:t>
       </w:r>
     </w:p>
     <w:p>
+      <w:pPr>
+        <w:widowControl/>
+        <w:spacing w:line="240" w:lineRule="auto" w:after="0"/>
+      </w:pPr>
       <w:r>
         <w:rPr>
+          <w:rFonts w:ascii="Times New Roman" w:hAnsi="Times New Roman" w:eastAsia="Times New Roman"/>
           <w:b w:val="0"/>
           <w:i w:val="0"/>
+          <w:color w:val="181A1F"/>
+          <w:sz w:val="28"/>
         </w:rPr>
-        <w:t>2) Целеустремлённость (Максим учился в лучшем лицее страны. Так как в его учебном заведении все ученики стремились учиться, Максим также выполнял все учебные задания и не пропускал уроки).</w:t>
+        <w:t>5) Профессиональное образование направлено на получение знаний, умении и компетенций, позволяющих квалифицированно вести трудовую деятельность в определенной сфере.</w:t>
       </w:r>
     </w:p>
     <w:p>
+      <w:pPr>
+        <w:keepNext/>
+        <w:widowControl/>
+        <w:spacing w:line="240" w:lineRule="auto" w:after="0" w:before="120"/>
+      </w:pPr>
       <w:r>
         <w:rPr>
-          <w:b w:val="0"/>
-          <w:i w:val="0"/>
+          <w:rFonts w:ascii="Times New Roman" w:hAnsi="Times New Roman" w:eastAsia="Times New Roman"/>
+          <w:b/>
+          <w:color w:val="181A1F"/>
+          <w:sz w:val="28"/>
         </w:rPr>
-        <w:t>3) Эмпатичность (мама с детства учила Машу всегда ставить себя на место другого и думать о чувствах других, благодаря чему Маша выросла эмпатичным человеком).</w:t>
+        <w:t>12.</w:t>
       </w:r>
     </w:p>
     <w:p>
+      <w:pPr>
+        <w:widowControl/>
+        <w:spacing w:line="240" w:lineRule="auto" w:after="0"/>
+      </w:pPr>
       <w:r>
         <w:rPr>
-          <w:b/>
+          <w:rFonts w:ascii="Times New Roman" w:hAnsi="Times New Roman" w:eastAsia="Times New Roman"/>
+          <w:b w:val="0"/>
+          <w:i w:val="0"/>
+          <w:color w:val="181A1F"/>
+          <w:sz w:val="28"/>
         </w:rPr>
-        <w:t>Задание 20 — до 3 баллов</w:t>
+        <w:t>Ниже приведён ряд терминов. Все они, за исключением двух, характеризуют социальную динамику.</w:t>
       </w:r>
     </w:p>
     <w:p>
+      <w:pPr>
+        <w:widowControl/>
+        <w:spacing w:line="240" w:lineRule="auto" w:after="0"/>
+      </w:pPr>
       <w:r>
         <w:rPr>
+          <w:rFonts w:ascii="Times New Roman" w:hAnsi="Times New Roman" w:eastAsia="Times New Roman"/>
           <w:b w:val="0"/>
           <w:i w:val="0"/>
+          <w:color w:val="181A1F"/>
+          <w:sz w:val="28"/>
         </w:rPr>
-        <w:t>Аргументы в обоснование того, что институты приносят пользу, когда «способствуют стабильности и интеграции общества»:</w:t>
+        <w:t>1) прогресс;</w:t>
       </w:r>
     </w:p>
     <w:p>
+      <w:pPr>
+        <w:widowControl/>
+        <w:spacing w:line="240" w:lineRule="auto" w:after="0"/>
+      </w:pPr>
       <w:r>
         <w:rPr>
+          <w:rFonts w:ascii="Times New Roman" w:hAnsi="Times New Roman" w:eastAsia="Times New Roman"/>
           <w:b w:val="0"/>
           <w:i w:val="0"/>
+          <w:color w:val="181A1F"/>
+          <w:sz w:val="28"/>
         </w:rPr>
-        <w:t>1. Институты приносят пользу, когда способствуют стабильности и интеграции общества, потому что институты обеспечивают предсказуемость поведения людей, контроль за их действиями, что делает общественные отношения стабильными;</w:t>
+        <w:t>2) структура;</w:t>
       </w:r>
     </w:p>
     <w:p>
+      <w:pPr>
+        <w:widowControl/>
+        <w:spacing w:line="240" w:lineRule="auto" w:after="0"/>
+      </w:pPr>
       <w:r>
         <w:rPr>
+          <w:rFonts w:ascii="Times New Roman" w:hAnsi="Times New Roman" w:eastAsia="Times New Roman"/>
           <w:b w:val="0"/>
           <w:i w:val="0"/>
+          <w:color w:val="181A1F"/>
+          <w:sz w:val="28"/>
         </w:rPr>
-        <w:t>2. Институты приносят пользу, когда способствуют стабильности и интеграции общества, потому что институты должны объединять людей для того, чтобы совместными усилиями добиваться новых высот, а дезинтеграция может привести к конфликтами между разными социальными группами;</w:t>
+        <w:t>3) эволюция;</w:t>
       </w:r>
     </w:p>
     <w:p>
+      <w:pPr>
+        <w:widowControl/>
+        <w:spacing w:line="240" w:lineRule="auto" w:after="0"/>
+      </w:pPr>
       <w:r>
         <w:rPr>
+          <w:rFonts w:ascii="Times New Roman" w:hAnsi="Times New Roman" w:eastAsia="Times New Roman"/>
           <w:b w:val="0"/>
           <w:i w:val="0"/>
+          <w:color w:val="181A1F"/>
+          <w:sz w:val="28"/>
         </w:rPr>
-        <w:t>3. Институты приносят пользу, когда способствуют стабильности и интеграции общества, потому что социальные институты призваны удовлетворять потребности человека и необходимо, чтобы удовлетворение этих потребностей было непрерывным, постоянным, для того чтобы люди чувствовали себя защищенными, что обеспечит стабильность общественной жизни и развития.</w:t>
+        <w:t>4) реформа;</w:t>
       </w:r>
     </w:p>
     <w:p>
+      <w:pPr>
+        <w:widowControl/>
+        <w:spacing w:line="240" w:lineRule="auto" w:after="0"/>
+      </w:pPr>
       <w:r>
         <w:rPr>
-          <w:b/>
+          <w:rFonts w:ascii="Times New Roman" w:hAnsi="Times New Roman" w:eastAsia="Times New Roman"/>
+          <w:b w:val="0"/>
+          <w:i w:val="0"/>
+          <w:color w:val="181A1F"/>
+          <w:sz w:val="28"/>
         </w:rPr>
-        <w:t>Задание 21 — до 3 баллов</w:t>
+        <w:t>5) спад;</w:t>
       </w:r>
     </w:p>
     <w:p>
+      <w:pPr>
+        <w:widowControl/>
+        <w:spacing w:line="240" w:lineRule="auto" w:after="0"/>
+      </w:pPr>
       <w:r>
         <w:rPr>
+          <w:rFonts w:ascii="Times New Roman" w:hAnsi="Times New Roman" w:eastAsia="Times New Roman"/>
           <w:b w:val="0"/>
           <w:i w:val="0"/>
+          <w:color w:val="181A1F"/>
+          <w:sz w:val="28"/>
         </w:rPr>
-        <w:t>“Каждый  индивидуум есть лучший сам для себя охранитель своего здоровья, как физического, так и умственного, и духовного”:</w:t>
+        <w:t>6) цикличность.</w:t>
       </w:r>
     </w:p>
     <w:p>
+      <w:pPr>
+        <w:widowControl/>
+        <w:spacing w:line="240" w:lineRule="auto" w:after="0"/>
+      </w:pPr>
       <w:r>
         <w:rPr>
+          <w:rFonts w:ascii="Times New Roman" w:hAnsi="Times New Roman" w:eastAsia="Times New Roman"/>
           <w:b w:val="0"/>
           <w:i w:val="0"/>
+          <w:color w:val="181A1F"/>
+          <w:sz w:val="28"/>
         </w:rPr>
-        <w:t>1) Аргументы в подтверждение, например:</w:t>
+        <w:t>Найдите два термина, «выпадающих» из общего ряда, и запишите в таблицу цифры, под которыми они указаны.</w:t>
       </w:r>
     </w:p>
     <w:p>
+      <w:pPr>
+        <w:keepNext/>
+        <w:widowControl/>
+        <w:spacing w:line="240" w:lineRule="auto" w:after="0" w:before="120"/>
+      </w:pPr>
       <w:r>
         <w:rPr>
-          <w:b w:val="0"/>
-          <w:i w:val="0"/>
+          <w:rFonts w:ascii="Times New Roman" w:hAnsi="Times New Roman" w:eastAsia="Times New Roman"/>
+          <w:b/>
+          <w:color w:val="181A1F"/>
+          <w:sz w:val="28"/>
         </w:rPr>
-        <w:t>- каждый человек посредством самопознания и познания в целом выявляет свой потенциал, интересы, склонности, возможности их развития/реализации, построить траекторию его развития, тем самым становясь лучше, развиваясь в разных направлениях;</w:t>
+        <w:t>13.</w:t>
       </w:r>
     </w:p>
     <w:p>
+      <w:pPr>
+        <w:widowControl/>
+        <w:spacing w:line="240" w:lineRule="auto" w:after="0"/>
+      </w:pPr>
       <w:r>
         <w:rPr>
+          <w:rFonts w:ascii="Times New Roman" w:hAnsi="Times New Roman" w:eastAsia="Times New Roman"/>
           <w:b w:val="0"/>
           <w:i w:val="0"/>
+          <w:color w:val="181A1F"/>
+          <w:sz w:val="28"/>
         </w:rPr>
-        <w:t>- каждый человек знает об особенностях своего здоровья и только он сам может понять, как учитывать в деятельности эти особенности, компенсировать или корректировать некоторые из них, тем самым выбрав максимально подходящий ему путь развития собственного физического здоровья;</w:t>
+        <w:t>Учёные исследовали мотивацию учебной деятельности школьников младших классов. Найдите в приведённом списке применённые учёными действия, соответствующие теоретическому уровню научного познания. Запишите цифры, под которыми они указаны.</w:t>
       </w:r>
     </w:p>
     <w:p>
+      <w:pPr>
+        <w:widowControl/>
+        <w:spacing w:line="240" w:lineRule="auto" w:after="0"/>
+      </w:pPr>
       <w:r>
         <w:rPr>
+          <w:rFonts w:ascii="Times New Roman" w:hAnsi="Times New Roman" w:eastAsia="Times New Roman"/>
           <w:b w:val="0"/>
           <w:i w:val="0"/>
+          <w:color w:val="181A1F"/>
+          <w:sz w:val="28"/>
         </w:rPr>
-        <w:t>2) Аргументы в опровержение, например:</w:t>
+        <w:t>1) постановка проблемы исследования</w:t>
       </w:r>
     </w:p>
     <w:p>
+      <w:pPr>
+        <w:widowControl/>
+        <w:spacing w:line="240" w:lineRule="auto" w:after="0"/>
+      </w:pPr>
       <w:r>
         <w:rPr>
+          <w:rFonts w:ascii="Times New Roman" w:hAnsi="Times New Roman" w:eastAsia="Times New Roman"/>
           <w:b w:val="0"/>
           <w:i w:val="0"/>
+          <w:color w:val="181A1F"/>
+          <w:sz w:val="28"/>
         </w:rPr>
-        <w:t>- человек не всегда может самостоятельно отличить мнимые потребности от реальных, может попасть под негативное влияние со стороны,  приобрести вредные привычки, таким образом причиняя вред своему здоровью;</w:t>
+        <w:t>2) проведение эксперимента</w:t>
       </w:r>
     </w:p>
     <w:p>
+      <w:pPr>
+        <w:widowControl/>
+        <w:spacing w:line="240" w:lineRule="auto" w:after="0"/>
+      </w:pPr>
       <w:r>
         <w:rPr>
+          <w:rFonts w:ascii="Times New Roman" w:hAnsi="Times New Roman" w:eastAsia="Times New Roman"/>
           <w:b w:val="0"/>
           <w:i w:val="0"/>
+          <w:color w:val="181A1F"/>
+          <w:sz w:val="28"/>
         </w:rPr>
-        <w:t>- некоторые люди в силу своих психических особенностей или жизненной ситуации просто не способны адекватно оценивать себя и свои жизненные проблемы, находить пути их решения, поэтому требуется помощь других людей, учреждений, институтов.</w:t>
+        <w:t>3) описание мотивов школьников</w:t>
       </w:r>
     </w:p>
     <w:p>
+      <w:pPr>
+        <w:widowControl/>
+        <w:spacing w:line="240" w:lineRule="auto" w:after="0"/>
+      </w:pPr>
       <w:r>
         <w:rPr>
-          <w:b/>
+          <w:rFonts w:ascii="Times New Roman" w:hAnsi="Times New Roman" w:eastAsia="Times New Roman"/>
+          <w:b w:val="0"/>
+          <w:i w:val="0"/>
+          <w:color w:val="181A1F"/>
+          <w:sz w:val="28"/>
         </w:rPr>
-        <w:t>Задание 22 — до 4 баллов</w:t>
+        <w:t>4) выдвижение гипотезы исследования</w:t>
       </w:r>
     </w:p>
     <w:p>
+      <w:pPr>
+        <w:widowControl/>
+        <w:spacing w:line="240" w:lineRule="auto" w:after="0"/>
+      </w:pPr>
       <w:r>
         <w:rPr>
+          <w:rFonts w:ascii="Times New Roman" w:hAnsi="Times New Roman" w:eastAsia="Times New Roman"/>
           <w:b w:val="0"/>
           <w:i w:val="0"/>
+          <w:color w:val="181A1F"/>
+          <w:sz w:val="28"/>
         </w:rPr>
-        <w:t>1) Формы духовной культуры:</w:t>
+        <w:t>5) измерение уровня самооценки школьников</w:t>
       </w:r>
     </w:p>
     <w:p>
+      <w:pPr>
+        <w:widowControl/>
+        <w:spacing w:line="240" w:lineRule="auto" w:after="0"/>
+      </w:pPr>
       <w:r>
         <w:rPr>
+          <w:rFonts w:ascii="Times New Roman" w:hAnsi="Times New Roman" w:eastAsia="Times New Roman"/>
           <w:b w:val="0"/>
           <w:i w:val="0"/>
+          <w:color w:val="181A1F"/>
+          <w:sz w:val="28"/>
         </w:rPr>
-        <w:t>а) наука;</w:t>
+        <w:t>6) выявление закономерностей поведения школьников</w:t>
       </w:r>
     </w:p>
     <w:p>
+      <w:pPr>
+        <w:keepNext/>
+        <w:widowControl/>
+        <w:spacing w:line="240" w:lineRule="auto" w:after="0" w:before="120"/>
+      </w:pPr>
       <w:r>
         <w:rPr>
-          <w:b w:val="0"/>
-          <w:i w:val="0"/>
+          <w:rFonts w:ascii="Times New Roman" w:hAnsi="Times New Roman" w:eastAsia="Times New Roman"/>
+          <w:b/>
+          <w:color w:val="181A1F"/>
+          <w:sz w:val="28"/>
         </w:rPr>
-        <w:t>б) религия;</w:t>
+        <w:t>14.</w:t>
       </w:r>
     </w:p>
     <w:p>
+      <w:pPr>
+        <w:widowControl/>
+        <w:spacing w:line="240" w:lineRule="auto" w:after="0"/>
+      </w:pPr>
       <w:r>
         <w:rPr>
+          <w:rFonts w:ascii="Times New Roman" w:hAnsi="Times New Roman" w:eastAsia="Times New Roman"/>
           <w:b w:val="0"/>
           <w:i w:val="0"/>
+          <w:color w:val="181A1F"/>
+          <w:sz w:val="28"/>
         </w:rPr>
-        <w:t>в) искусство.</w:t>
+        <w:t xml:space="preserve">Выберите верные суждения о культуре и её видах и запишите цифры, под которыми они указаны. </w:t>
       </w:r>
     </w:p>
     <w:p>
+      <w:pPr>
+        <w:widowControl/>
+        <w:spacing w:line="240" w:lineRule="auto" w:after="0"/>
+      </w:pPr>
       <w:r>
         <w:rPr>
+          <w:rFonts w:ascii="Times New Roman" w:hAnsi="Times New Roman" w:eastAsia="Times New Roman"/>
           <w:b w:val="0"/>
           <w:i w:val="0"/>
+          <w:color w:val="181A1F"/>
+          <w:sz w:val="28"/>
         </w:rPr>
-        <w:t xml:space="preserve">2) Признаки искусства: </w:t>
+        <w:t xml:space="preserve">1) Культура — это все виды преобразовательной деятельности людей и её результаты. </w:t>
       </w:r>
     </w:p>
     <w:p>
+      <w:pPr>
+        <w:widowControl/>
+        <w:spacing w:line="240" w:lineRule="auto" w:after="0"/>
+      </w:pPr>
       <w:r>
         <w:rPr>
+          <w:rFonts w:ascii="Times New Roman" w:hAnsi="Times New Roman" w:eastAsia="Times New Roman"/>
           <w:b w:val="0"/>
           <w:i w:val="0"/>
+          <w:color w:val="181A1F"/>
+          <w:sz w:val="28"/>
         </w:rPr>
-        <w:t>а) субъективность,</w:t>
+        <w:t xml:space="preserve">2) К материальной культуре относят нормы морали. </w:t>
       </w:r>
     </w:p>
     <w:p>
+      <w:pPr>
+        <w:widowControl/>
+        <w:spacing w:line="240" w:lineRule="auto" w:after="0"/>
+      </w:pPr>
       <w:r>
         <w:rPr>
+          <w:rFonts w:ascii="Times New Roman" w:hAnsi="Times New Roman" w:eastAsia="Times New Roman"/>
           <w:b w:val="0"/>
           <w:i w:val="0"/>
+          <w:color w:val="181A1F"/>
+          <w:sz w:val="28"/>
         </w:rPr>
-        <w:t xml:space="preserve">б) эмоциональность, </w:t>
+        <w:t xml:space="preserve">3) В развитии культуры отмечают такие тенденции, как преемственность и новаторство. </w:t>
       </w:r>
     </w:p>
     <w:p>
+      <w:pPr>
+        <w:widowControl/>
+        <w:spacing w:line="240" w:lineRule="auto" w:after="0"/>
+      </w:pPr>
       <w:r>
         <w:rPr>
+          <w:rFonts w:ascii="Times New Roman" w:hAnsi="Times New Roman" w:eastAsia="Times New Roman"/>
           <w:b w:val="0"/>
           <w:i w:val="0"/>
+          <w:color w:val="181A1F"/>
+          <w:sz w:val="28"/>
         </w:rPr>
-        <w:t>в) образность.</w:t>
+        <w:t xml:space="preserve">4) Произведения массовой культуры, в отличие от произведений элитарной культуры, носят авторский характер, каждый автор стремится к оригинальности, к отражению в произведении своего «я». </w:t>
       </w:r>
     </w:p>
     <w:p>
+      <w:pPr>
+        <w:widowControl/>
+        <w:spacing w:line="240" w:lineRule="auto" w:after="0"/>
+      </w:pPr>
       <w:r>
         <w:rPr>
+          <w:rFonts w:ascii="Times New Roman" w:hAnsi="Times New Roman" w:eastAsia="Times New Roman"/>
           <w:b w:val="0"/>
           <w:i w:val="0"/>
+          <w:color w:val="181A1F"/>
+          <w:sz w:val="28"/>
         </w:rPr>
-        <w:t xml:space="preserve">3) Функции искусства: </w:t>
+        <w:t>5) Массовая культура, как правило, создаётся коллективной творческой деятельностью народа, отражает его жизнь и традиции.</w:t>
       </w:r>
     </w:p>
     <w:p>
+      <w:pPr>
+        <w:keepNext/>
+        <w:widowControl/>
+        <w:spacing w:line="240" w:lineRule="auto" w:after="0" w:before="120"/>
+      </w:pPr>
       <w:r>
         <w:rPr>
-          <w:b w:val="0"/>
-          <w:i w:val="0"/>
+          <w:rFonts w:ascii="Times New Roman" w:hAnsi="Times New Roman" w:eastAsia="Times New Roman"/>
+          <w:b/>
+          <w:color w:val="181A1F"/>
+          <w:sz w:val="28"/>
         </w:rPr>
-        <w:t>а) при взаимодействии с искусством производится новое знание,</w:t>
+        <w:t>15.</w:t>
       </w:r>
     </w:p>
     <w:p>
+      <w:pPr>
+        <w:widowControl/>
+        <w:spacing w:line="240" w:lineRule="auto" w:after="0"/>
+      </w:pPr>
       <w:r>
         <w:rPr>
+          <w:rFonts w:ascii="Times New Roman" w:hAnsi="Times New Roman" w:eastAsia="Times New Roman"/>
           <w:b w:val="0"/>
           <w:i w:val="0"/>
+          <w:color w:val="181A1F"/>
+          <w:sz w:val="28"/>
         </w:rPr>
-        <w:t>б) формирует эстетические потребности человека и чувство прекрасного,</w:t>
+        <w:t>В стране Z преобладают экстенсивная технология и ручные орудия труда. Какие иные признаки свидетельствуют о том, что страна Z развивается как традиционное общество? Запишите цифры, под которыми они указаны.</w:t>
       </w:r>
     </w:p>
     <w:p>
+      <w:pPr>
+        <w:widowControl/>
+        <w:spacing w:line="240" w:lineRule="auto" w:after="0"/>
+      </w:pPr>
       <w:r>
         <w:rPr>
+          <w:rFonts w:ascii="Times New Roman" w:hAnsi="Times New Roman" w:eastAsia="Times New Roman"/>
           <w:b w:val="0"/>
           <w:i w:val="0"/>
+          <w:color w:val="181A1F"/>
+          <w:sz w:val="28"/>
         </w:rPr>
-        <w:t>в) получение удовольствия от взаимодействия с искусством.</w:t>
+        <w:t>1) Основными социальными ячейками являются община и семья.</w:t>
       </w:r>
     </w:p>
     <w:p>
+      <w:pPr>
+        <w:widowControl/>
+        <w:spacing w:line="240" w:lineRule="auto" w:after="0"/>
+      </w:pPr>
       <w:r>
         <w:rPr>
+          <w:rFonts w:ascii="Times New Roman" w:hAnsi="Times New Roman" w:eastAsia="Times New Roman"/>
           <w:b w:val="0"/>
           <w:i w:val="0"/>
+          <w:color w:val="181A1F"/>
+          <w:sz w:val="28"/>
         </w:rPr>
-        <w:t>4) Виды искусства:</w:t>
+        <w:t>2) Интенсивно развивается инфраструктура.</w:t>
       </w:r>
     </w:p>
     <w:p>
+      <w:pPr>
+        <w:widowControl/>
+        <w:spacing w:line="240" w:lineRule="auto" w:after="0"/>
+      </w:pPr>
       <w:r>
         <w:rPr>
+          <w:rFonts w:ascii="Times New Roman" w:hAnsi="Times New Roman" w:eastAsia="Times New Roman"/>
           <w:b w:val="0"/>
           <w:i w:val="0"/>
+          <w:color w:val="181A1F"/>
+          <w:sz w:val="28"/>
         </w:rPr>
-        <w:t xml:space="preserve">а) музыка, </w:t>
+        <w:t>3) Широко распространяются научные знания.</w:t>
       </w:r>
     </w:p>
     <w:p>
+      <w:pPr>
+        <w:widowControl/>
+        <w:spacing w:line="240" w:lineRule="auto" w:after="0"/>
+      </w:pPr>
       <w:r>
         <w:rPr>
+          <w:rFonts w:ascii="Times New Roman" w:hAnsi="Times New Roman" w:eastAsia="Times New Roman"/>
           <w:b w:val="0"/>
           <w:i w:val="0"/>
+          <w:color w:val="181A1F"/>
+          <w:sz w:val="28"/>
         </w:rPr>
-        <w:t xml:space="preserve">б) живопись, </w:t>
+        <w:t>4) Устная информация преобладает над письменной.</w:t>
       </w:r>
     </w:p>
     <w:p>
+      <w:pPr>
+        <w:widowControl/>
+        <w:spacing w:line="240" w:lineRule="auto" w:after="0"/>
+      </w:pPr>
       <w:r>
         <w:rPr>
+          <w:rFonts w:ascii="Times New Roman" w:hAnsi="Times New Roman" w:eastAsia="Times New Roman"/>
           <w:b w:val="0"/>
           <w:i w:val="0"/>
+          <w:color w:val="181A1F"/>
+          <w:sz w:val="28"/>
         </w:rPr>
-        <w:t>в) архитектура.</w:t>
+        <w:t>5) Господствует натуральное хозяйство.</w:t>
       </w:r>
     </w:p>
     <w:p>
+      <w:pPr>
+        <w:keepNext/>
+        <w:widowControl/>
+        <w:spacing w:line="240" w:lineRule="auto" w:after="0" w:before="120"/>
+      </w:pPr>
       <w:r>
         <w:rPr>
-          <w:b w:val="0"/>
-          <w:i w:val="0"/>
+          <w:rFonts w:ascii="Times New Roman" w:hAnsi="Times New Roman" w:eastAsia="Times New Roman"/>
+          <w:b/>
+          <w:color w:val="181A1F"/>
+          <w:sz w:val="28"/>
         </w:rPr>
-        <w:t>5) Структура искусства:</w:t>
+        <w:t>16.</w:t>
       </w:r>
     </w:p>
     <w:p>
+      <w:pPr>
+        <w:widowControl/>
+        <w:spacing w:line="240" w:lineRule="auto" w:after="0"/>
+      </w:pPr>
       <w:r>
         <w:rPr>
+          <w:rFonts w:ascii="Times New Roman" w:hAnsi="Times New Roman" w:eastAsia="Times New Roman"/>
           <w:b w:val="0"/>
           <w:i w:val="0"/>
+          <w:color w:val="181A1F"/>
+          <w:sz w:val="28"/>
         </w:rPr>
-        <w:t>а) стили;</w:t>
+        <w:t>Выберите верные суждения о человеке и запишите цифры, под которыми они указаны.</w:t>
       </w:r>
     </w:p>
     <w:p>
+      <w:pPr>
+        <w:widowControl/>
+        <w:spacing w:line="240" w:lineRule="auto" w:after="0"/>
+      </w:pPr>
       <w:r>
         <w:rPr>
+          <w:rFonts w:ascii="Times New Roman" w:hAnsi="Times New Roman" w:eastAsia="Times New Roman"/>
           <w:b w:val="0"/>
           <w:i w:val="0"/>
+          <w:color w:val="181A1F"/>
+          <w:sz w:val="28"/>
         </w:rPr>
-        <w:t>б) жанры;</w:t>
+        <w:t>1) Все живые существа обладают способностью к целенаправленной, в том числе творческой, деятельности.</w:t>
       </w:r>
     </w:p>
     <w:p>
+      <w:pPr>
+        <w:widowControl/>
+        <w:spacing w:line="240" w:lineRule="auto" w:after="0"/>
+      </w:pPr>
       <w:r>
         <w:rPr>
+          <w:rFonts w:ascii="Times New Roman" w:hAnsi="Times New Roman" w:eastAsia="Times New Roman"/>
           <w:b w:val="0"/>
           <w:i w:val="0"/>
+          <w:color w:val="181A1F"/>
+          <w:sz w:val="28"/>
         </w:rPr>
-        <w:t>в) виды.</w:t>
+        <w:t>2) Совокупность социально значимых качеств индивида, формирующихся в процессе общественной жизни, называют личностью.</w:t>
       </w:r>
     </w:p>
     <w:p>
+      <w:pPr>
+        <w:widowControl/>
+        <w:spacing w:line="240" w:lineRule="auto" w:after="0"/>
+      </w:pPr>
       <w:r>
         <w:rPr>
+          <w:rFonts w:ascii="Times New Roman" w:hAnsi="Times New Roman" w:eastAsia="Times New Roman"/>
           <w:b w:val="0"/>
           <w:i w:val="0"/>
+          <w:color w:val="181A1F"/>
+          <w:sz w:val="28"/>
         </w:rPr>
-        <w:t>Обязательные: 1-5</w:t>
+        <w:t>3) Индивидуальные потребности человека связаны с конкретными условиями его жизни, особенностями его личности.</w:t>
       </w:r>
     </w:p>
     <w:p>
+      <w:pPr>
+        <w:widowControl/>
+        <w:spacing w:line="240" w:lineRule="auto" w:after="0"/>
+      </w:pPr>
       <w:r>
         <w:rPr>
-          <w:b/>
+          <w:rFonts w:ascii="Times New Roman" w:hAnsi="Times New Roman" w:eastAsia="Times New Roman"/>
+          <w:b w:val="0"/>
+          <w:i w:val="0"/>
+          <w:color w:val="181A1F"/>
+          <w:sz w:val="28"/>
         </w:rPr>
-        <w:t>Задание 23 — до 3 баллов</w:t>
+        <w:t>4) Свобода человека предполагает неотъемлемую связь с ответственностью за принимаемые решения.</w:t>
       </w:r>
     </w:p>
     <w:p>
+      <w:pPr>
+        <w:widowControl/>
+        <w:spacing w:line="240" w:lineRule="auto" w:after="0"/>
+      </w:pPr>
       <w:r>
         <w:rPr>
+          <w:rFonts w:ascii="Times New Roman" w:hAnsi="Times New Roman" w:eastAsia="Times New Roman"/>
           <w:b w:val="0"/>
           <w:i w:val="0"/>
+          <w:color w:val="181A1F"/>
+          <w:sz w:val="28"/>
         </w:rPr>
-        <w:t>1) Техника позволяет человеку преодолеть физические  -границы своих способностей.</w:t>
+        <w:t>5) К биологическим потребностям человека относят потребности в общении, в труде, жизненном успехе, занятии определённой позиции в обществе.</w:t>
       </w:r>
     </w:p>
     <w:p>
+      <w:pPr>
+        <w:widowControl/>
+        <w:spacing w:line="240" w:lineRule="auto" w:after="0"/>
+      </w:pPr>
       <w:r>
         <w:rPr>
-          <w:b w:val="0"/>
-          <w:i w:val="0"/>
+          <w:rFonts w:ascii="Times New Roman" w:hAnsi="Times New Roman" w:eastAsia="Times New Roman"/>
+          <w:color w:val="181A1F"/>
+          <w:sz w:val="28"/>
         </w:rPr>
-        <w:t>2) Техника позволяет ускорить и автоматизировать простые задачи, которые заняли бы много времени при ручном выполнении человеком.</w:t>
+        <w:br w:type="page"/>
       </w:r>
     </w:p>
     <w:p>
+      <w:pPr>
+        <w:pStyle w:val="Heading1"/>
+        <w:keepNext/>
+        <w:widowControl/>
+        <w:spacing w:line="240" w:lineRule="auto" w:after="60" w:before="160"/>
+      </w:pPr>
       <w:r>
         <w:rPr>
-          <w:b w:val="0"/>
-          <w:i w:val="0"/>
+          <w:rFonts w:ascii="Times New Roman" w:hAnsi="Times New Roman" w:eastAsia="Times New Roman"/>
+          <w:b/>
+          <w:color w:val="181A1F"/>
+          <w:sz w:val="28"/>
         </w:rPr>
-        <w:t>3) Техника позволяет усилить способности человека, позволяя видеть то, что не улавливают органы чувств человека.</w:t>
+        <w:t>Часть 2</w:t>
       </w:r>
     </w:p>
     <w:p>
+      <w:pPr>
+        <w:widowControl/>
+        <w:spacing w:line="240" w:lineRule="auto" w:after="0"/>
+      </w:pPr>
       <w:r>
         <w:rPr>
-          <w:b/>
+          <w:rFonts w:ascii="Times New Roman" w:hAnsi="Times New Roman" w:eastAsia="Times New Roman"/>
+          <w:color w:val="181A1F"/>
+          <w:sz w:val="28"/>
         </w:rPr>
-        <w:t>Задание 24 — до 4 баллов</w:t>
+        <w:t>Для заданий 17–25 запишите полный развёрнутый ответ. Каждый вопрос самодостаточен и тематически соответствует варианту.</w:t>
       </w:r>
     </w:p>
     <w:p>
+      <w:pPr>
+        <w:keepNext/>
+        <w:widowControl/>
+        <w:spacing w:line="240" w:lineRule="auto" w:after="0" w:before="120"/>
+      </w:pPr>
       <w:r>
         <w:rPr>
-          <w:b w:val="0"/>
-          <w:i w:val="0"/>
+          <w:rFonts w:ascii="Times New Roman" w:hAnsi="Times New Roman" w:eastAsia="Times New Roman"/>
+          <w:b/>
+          <w:color w:val="181A1F"/>
+          <w:sz w:val="28"/>
         </w:rPr>
-        <w:t>План на тему «Многовариантность общественного развития»:</w:t>
+        <w:t>17.</w:t>
       </w:r>
     </w:p>
     <w:p>
+      <w:pPr>
+        <w:widowControl/>
+        <w:spacing w:line="240" w:lineRule="auto" w:after="0"/>
+      </w:pPr>
       <w:r>
         <w:rPr>
+          <w:rFonts w:ascii="Times New Roman" w:hAnsi="Times New Roman" w:eastAsia="Times New Roman"/>
           <w:b w:val="0"/>
           <w:i w:val="0"/>
+          <w:color w:val="181A1F"/>
+          <w:sz w:val="28"/>
         </w:rPr>
-        <w:t>1) Теории прогресса:</w:t>
+        <w:t>Знание – это всегда знание человека в отличие от информации как «обезличенной формы». Человек, осознавая возможные, в том числе ценностные и другие свои позиции, сам вырабатывает принципы и  условия достижения знания, которое он получает с помощью разработанных им языка, приёмов и методов обоснования и проверки, в том числе исключающих его собственное влияние на процесс познания.</w:t>
       </w:r>
     </w:p>
     <w:p>
+      <w:pPr>
+        <w:widowControl/>
+        <w:spacing w:line="240" w:lineRule="auto" w:after="0"/>
+      </w:pPr>
       <w:r>
         <w:rPr>
+          <w:rFonts w:ascii="Times New Roman" w:hAnsi="Times New Roman" w:eastAsia="Times New Roman"/>
           <w:b w:val="0"/>
           <w:i w:val="0"/>
+          <w:color w:val="181A1F"/>
+          <w:sz w:val="28"/>
         </w:rPr>
-        <w:t>а) цивилизационный;</w:t>
+        <w:t>Но это не означает, что проблема познания сводится к действию некоего «нормативного разума», борющегося с одними приёмами, методами и принимающего другие. Познавательная ситуация, как известно, гораздо сложнее. Проблема сложности познания – это фундаментальный вопрос для науки и образования, поскольку он касается нашей способности организовывать знания, представляя их в определённой форме.</w:t>
       </w:r>
     </w:p>
     <w:p>
+      <w:pPr>
+        <w:widowControl/>
+        <w:spacing w:line="240" w:lineRule="auto" w:after="0"/>
+      </w:pPr>
       <w:r>
         <w:rPr>
+          <w:rFonts w:ascii="Times New Roman" w:hAnsi="Times New Roman" w:eastAsia="Times New Roman"/>
           <w:b w:val="0"/>
           <w:i w:val="0"/>
+          <w:color w:val="181A1F"/>
+          <w:sz w:val="28"/>
         </w:rPr>
-        <w:t>б) стадиальный;</w:t>
+        <w:t>Очевидно, что познание, в том числе научное, всегда сопровождается богатым набором приёмов и методов, в которых присутствуют сам субъект и его повседневная практика, личный опыт и здравый смысл. Технизация и математизация знания, внедрение электронной техники и Интернета ускоряют решение ряда научных проблем и привносят изменения в образование. При всём этом в эпоху «общества знания» «человек познающий» оказывается на первом плане: его интуиция, личное знание, в том числе неявное, личный опыт и талант заново осмысливаются как источник решения научных проблем. Очевидно, что по-прежнему рациональность развивается не только через совершенствование и обогащение технических способов получения знания, но и через такие пути, как развитие и непосредственное использование особенностей познания и возможностей самого человека.</w:t>
       </w:r>
     </w:p>
     <w:p>
+      <w:pPr>
+        <w:widowControl/>
+        <w:spacing w:line="240" w:lineRule="auto" w:after="0"/>
+      </w:pPr>
       <w:r>
         <w:rPr>
+          <w:rFonts w:ascii="Times New Roman" w:hAnsi="Times New Roman" w:eastAsia="Times New Roman"/>
           <w:b w:val="0"/>
           <w:i w:val="0"/>
+          <w:color w:val="181A1F"/>
+          <w:sz w:val="28"/>
         </w:rPr>
-        <w:t>в) формационный.</w:t>
+        <w:t>Влияет на усложнение понимания познания и возникновение «второй реальности», символической, виртуальной. Она замещает саму действительность и выдаёт себя за неё.</w:t>
+      </w:r>
+      <w:r>
+        <w:rPr>
+          <w:rFonts w:ascii="Times New Roman" w:hAnsi="Times New Roman" w:eastAsia="Times New Roman"/>
+          <w:color w:val="181A1F"/>
+          <w:sz w:val="28"/>
+        </w:rPr>
+        <w:br/>
       </w:r>
     </w:p>
     <w:p>
+      <w:pPr>
+        <w:widowControl/>
+        <w:spacing w:line="240" w:lineRule="auto" w:after="0"/>
+      </w:pPr>
       <w:r>
         <w:rPr>
+          <w:rFonts w:ascii="Times New Roman" w:hAnsi="Times New Roman" w:eastAsia="Times New Roman"/>
           <w:b w:val="0"/>
           <w:i w:val="0"/>
+          <w:color w:val="181A1F"/>
+          <w:sz w:val="28"/>
         </w:rPr>
-        <w:t>2) Направления общественного развития:</w:t>
+        <w:t>(По Л.А. Микешиной)</w:t>
       </w:r>
     </w:p>
     <w:p>
+      <w:pPr>
+        <w:widowControl/>
+        <w:spacing w:line="240" w:lineRule="auto" w:after="0"/>
+      </w:pPr>
       <w:r>
         <w:rPr>
+          <w:rFonts w:ascii="Times New Roman" w:hAnsi="Times New Roman" w:eastAsia="Times New Roman"/>
           <w:b w:val="0"/>
           <w:i w:val="0"/>
+          <w:color w:val="181A1F"/>
+          <w:sz w:val="28"/>
         </w:rPr>
-        <w:t>а) прогресс;</w:t>
+        <w:t>В тексте упомянуты ключевые понятия социально-гуманитарных наук.</w:t>
       </w:r>
     </w:p>
     <w:p>
+      <w:pPr>
+        <w:widowControl/>
+        <w:spacing w:line="240" w:lineRule="auto" w:after="0"/>
+      </w:pPr>
       <w:r>
         <w:rPr>
+          <w:rFonts w:ascii="Times New Roman" w:hAnsi="Times New Roman" w:eastAsia="Times New Roman"/>
           <w:b w:val="0"/>
           <w:i w:val="0"/>
+          <w:color w:val="181A1F"/>
+          <w:sz w:val="28"/>
         </w:rPr>
-        <w:t>б) регресс.</w:t>
+        <w:t>Используя обществоведческие знания,</w:t>
       </w:r>
     </w:p>
     <w:p>
+      <w:pPr>
+        <w:widowControl/>
+        <w:spacing w:line="240" w:lineRule="auto" w:after="0"/>
+      </w:pPr>
       <w:r>
         <w:rPr>
+          <w:rFonts w:ascii="Times New Roman" w:hAnsi="Times New Roman" w:eastAsia="Times New Roman"/>
           <w:b w:val="0"/>
           <w:i w:val="0"/>
+          <w:color w:val="181A1F"/>
+          <w:sz w:val="28"/>
         </w:rPr>
-        <w:t>3) Формы прогресса:</w:t>
+        <w:t>– укажите не менее трёх основных признаков понятия «деятельность»;</w:t>
       </w:r>
     </w:p>
     <w:p>
+      <w:pPr>
+        <w:widowControl/>
+        <w:spacing w:line="240" w:lineRule="auto" w:after="0"/>
+      </w:pPr>
       <w:r>
         <w:rPr>
+          <w:rFonts w:ascii="Times New Roman" w:hAnsi="Times New Roman" w:eastAsia="Times New Roman"/>
           <w:b w:val="0"/>
           <w:i w:val="0"/>
+          <w:color w:val="181A1F"/>
+          <w:sz w:val="28"/>
         </w:rPr>
-        <w:t>а) революция;</w:t>
+        <w:t>– объясните связь между упомянутым автором внедрением электронной техники и Интернета и решением научных проблем. (Объяснение может быть дано в одном или нескольких распространённых предложениях)</w:t>
       </w:r>
     </w:p>
     <w:p>
+      <w:pPr>
+        <w:widowControl/>
+        <w:spacing w:line="240" w:lineRule="auto" w:after="0"/>
+      </w:pPr>
       <w:r>
         <w:rPr>
-          <w:b w:val="0"/>
-          <w:i w:val="0"/>
+          <w:rFonts w:ascii="Times New Roman" w:hAnsi="Times New Roman" w:eastAsia="Times New Roman"/>
+          <w:color w:val="181A1F"/>
+          <w:sz w:val="28"/>
         </w:rPr>
-        <w:t>б) эволюция;</w:t>
+        <w:t>Ответ:</w:t>
       </w:r>
     </w:p>
     <w:p>
+      <w:pPr>
+        <w:keepNext/>
+        <w:widowControl/>
+        <w:spacing w:line="240" w:lineRule="auto" w:after="0" w:before="120"/>
+      </w:pPr>
       <w:r>
         <w:rPr>
-          <w:b w:val="0"/>
-          <w:i w:val="0"/>
+          <w:rFonts w:ascii="Times New Roman" w:hAnsi="Times New Roman" w:eastAsia="Times New Roman"/>
+          <w:b/>
+          <w:color w:val="181A1F"/>
+          <w:sz w:val="28"/>
         </w:rPr>
-        <w:t>в) реформа.</w:t>
+        <w:t>18.</w:t>
       </w:r>
     </w:p>
     <w:p>
+      <w:pPr>
+        <w:widowControl/>
+        <w:spacing w:line="240" w:lineRule="auto" w:after="0"/>
+      </w:pPr>
       <w:r>
         <w:rPr>
+          <w:rFonts w:ascii="Times New Roman" w:hAnsi="Times New Roman" w:eastAsia="Times New Roman"/>
           <w:b w:val="0"/>
           <w:i w:val="0"/>
+          <w:color w:val="181A1F"/>
+          <w:sz w:val="28"/>
         </w:rPr>
-        <w:t xml:space="preserve">4) Типы обществ: </w:t>
+        <w:t>Массовая культура  — это сложный социальный феномен XX века, представляющий собой особый тип производства и потребления культурных ценностей, характерный для массового общества. Стоит выделить ключевой фактор формирования массовой культуры  —  увеличение времени для отдыха, вследствие сокращения количества рабочего времени под воздействием развития техники. В результате самые широкие слои общества также стали испытывать потребность в досуге. Заполнить этот досуг предстояло массовой культуре, которой удалось поставить практику развлечений на широкий поток.</w:t>
       </w:r>
     </w:p>
     <w:p>
+      <w:pPr>
+        <w:widowControl/>
+        <w:spacing w:line="240" w:lineRule="auto" w:after="0"/>
+      </w:pPr>
       <w:r>
         <w:rPr>
+          <w:rFonts w:ascii="Times New Roman" w:hAnsi="Times New Roman" w:eastAsia="Times New Roman"/>
           <w:b w:val="0"/>
           <w:i w:val="0"/>
+          <w:color w:val="181A1F"/>
+          <w:sz w:val="28"/>
         </w:rPr>
-        <w:t xml:space="preserve">а) традиционное, </w:t>
+        <w:t>Начало происходить сращивание культуры с миром развлечений, что предопределило ключевые особенности и предметное поле массовой культуры. Элементы массовой культуры должны были стать интересными по своему содержанию и иметь эффективную для быстрого восприятия зрителем форму, сочетать в себе чёткий сюжет с интригой. Такая специфика позволила предопределить основные черты, характеризующие массовую культуру. Во-первых, для неё характерна серийность предметов её потребления; во-вторых, трансляция примитивных стандартов жизни и отношений между людьми; в-третьих, развлекательность, забавность, сентиментальность; в-четвертых, пропаганда культа сильной личности, которой всегда сопутствует жизненный успех.</w:t>
       </w:r>
     </w:p>
     <w:p>
+      <w:pPr>
+        <w:widowControl/>
+        <w:spacing w:line="240" w:lineRule="auto" w:after="0"/>
+      </w:pPr>
       <w:r>
         <w:rPr>
+          <w:rFonts w:ascii="Times New Roman" w:hAnsi="Times New Roman" w:eastAsia="Times New Roman"/>
           <w:b w:val="0"/>
           <w:i w:val="0"/>
+          <w:color w:val="181A1F"/>
+          <w:sz w:val="28"/>
         </w:rPr>
-        <w:t xml:space="preserve">б) индустриальное, </w:t>
+        <w:t>Массовая культура выступает также в качестве некоего фундамента мировой культуры, в результате чего происходит стирание и устранение национальных границ, в этом проявляется её роль в глобализации. В числе ключевых проявлений массовой культуры современности можно выделить такие как: индустрия детства, средства массовой информации, индустрия развлекательного досуга, индустрия оздоровительного досуга, реклама и мода и другие.</w:t>
       </w:r>
     </w:p>
     <w:p>
+      <w:pPr>
+        <w:widowControl/>
+        <w:spacing w:line="240" w:lineRule="auto" w:after="0"/>
+      </w:pPr>
       <w:r>
         <w:rPr>
+          <w:rFonts w:ascii="Times New Roman" w:hAnsi="Times New Roman" w:eastAsia="Times New Roman"/>
           <w:b w:val="0"/>
           <w:i w:val="0"/>
+          <w:color w:val="181A1F"/>
+          <w:sz w:val="28"/>
         </w:rPr>
-        <w:t xml:space="preserve">в) постиндустриальное. </w:t>
+        <w:t>Критиками долгое время при оценке массовой культуры говорилось только об отрицательных её сторонах. Считалось, что она может быть востребована только невзыскательной и неразвитой публикой. Осуждалась её ориентация на потребление, а не на творчество, ей приписывался преимущественно развлекательный характер. Подчеркивалось, что в очень немногих произведениях рассматриваются вопросы о цели и смысле жизни, ценностях. Нередко можно столкнуться с ситуацией, когда произведения массовой культуры исполнены на достаточно низком профессиональном уровне, не обладают высокой эстетической ценностью и способны формировать только лишь массовое мировоззрение, которому присущи некритические убеждения и взгляды.</w:t>
       </w:r>
     </w:p>
     <w:p>
+      <w:pPr>
+        <w:widowControl/>
+        <w:spacing w:line="240" w:lineRule="auto" w:after="0"/>
+      </w:pPr>
       <w:r>
         <w:rPr>
+          <w:rFonts w:ascii="Times New Roman" w:hAnsi="Times New Roman" w:eastAsia="Times New Roman"/>
           <w:b w:val="0"/>
           <w:i w:val="0"/>
+          <w:color w:val="181A1F"/>
+          <w:sz w:val="28"/>
         </w:rPr>
-        <w:t>5) Признаки традиционного общества:</w:t>
+        <w:t>Данные рассуждения нельзя отвергать, как лишённые всякого смысла. Однако нужно сказать о положительных аспектах, которые несёт в себе развитие массовой культуры. Во-первых, появление массовой культуры способствовало достижению всеобщей грамотности населения. Во-вторых, массовой культуре принадлежит значительная роль в становлении современного рекреационного механизма снятия стрессов и напряжений. В-третьих, не следует углубляться в категорическое противопоставление массовой культуры высокой культуре предшествующих эпох. В те времена также существовали и средняя, и низовая культуры, однако с течением времени до нас дошли лишь её шедевры, которые представляют собой единичное явление любой эпохи, выделение которых всегда происходит лишь с течением времени. Также произойдет и с современной культурой, которая с течением времени отсеет большую часть произведений, оставив лишь настоящее искусство. (по А. Е. Сошникову)</w:t>
       </w:r>
     </w:p>
     <w:p>
+      <w:pPr>
+        <w:widowControl/>
+        <w:spacing w:line="240" w:lineRule="auto" w:after="0"/>
+      </w:pPr>
       <w:r>
         <w:rPr>
+          <w:rFonts w:ascii="Times New Roman" w:hAnsi="Times New Roman" w:eastAsia="Times New Roman"/>
           <w:b w:val="0"/>
           <w:i w:val="0"/>
+          <w:color w:val="181A1F"/>
+          <w:sz w:val="28"/>
         </w:rPr>
-        <w:t>а) Основной фактор производства – земля,</w:t>
+        <w:t>Какое определение даёт автор понятию «массовая культура»? Какие особенности массовой культуры он выделяет? Назовите две любые особенности. Какой ключевой фактор формирования массовой культуры он называет?</w:t>
       </w:r>
     </w:p>
     <w:p>
+      <w:pPr>
+        <w:widowControl/>
+        <w:spacing w:line="240" w:lineRule="auto" w:after="0"/>
+      </w:pPr>
       <w:r>
         <w:rPr>
-          <w:b w:val="0"/>
-          <w:i w:val="0"/>
+          <w:rFonts w:ascii="Times New Roman" w:hAnsi="Times New Roman" w:eastAsia="Times New Roman"/>
+          <w:color w:val="181A1F"/>
+          <w:sz w:val="28"/>
         </w:rPr>
-        <w:t>б) Преобладание ручного труда,</w:t>
+        <w:t>Ответ:</w:t>
       </w:r>
     </w:p>
     <w:p>
+      <w:pPr>
+        <w:keepNext/>
+        <w:widowControl/>
+        <w:spacing w:line="240" w:lineRule="auto" w:after="0" w:before="120"/>
+      </w:pPr>
       <w:r>
         <w:rPr>
-          <w:b w:val="0"/>
-          <w:i w:val="0"/>
+          <w:rFonts w:ascii="Times New Roman" w:hAnsi="Times New Roman" w:eastAsia="Times New Roman"/>
+          <w:b/>
+          <w:color w:val="181A1F"/>
+          <w:sz w:val="28"/>
         </w:rPr>
-        <w:t>в) Низкий уровень социальной мобильности.</w:t>
+        <w:t>19.</w:t>
       </w:r>
     </w:p>
     <w:p>
+      <w:pPr>
+        <w:widowControl/>
+        <w:spacing w:line="240" w:lineRule="auto" w:after="0"/>
+      </w:pPr>
       <w:r>
         <w:rPr>
+          <w:rFonts w:ascii="Times New Roman" w:hAnsi="Times New Roman" w:eastAsia="Times New Roman"/>
           <w:b w:val="0"/>
           <w:i w:val="0"/>
+          <w:color w:val="181A1F"/>
+          <w:sz w:val="28"/>
         </w:rPr>
-        <w:t>6. Признаки индустриального общества:</w:t>
+        <w:t>Понятие «личность» подразумевает прежде всего те качества, которые сформировались у человека в процессе жизни, под влиянием общения с окружающими. Конкретизируйте это утверждение с помощью трех примеров влияния социального окружения на человека. (В каждом из трех случаев назовите качество и укажите, под влиянием чего оно сформировалось).</w:t>
       </w:r>
     </w:p>
     <w:p>
+      <w:pPr>
+        <w:widowControl/>
+        <w:spacing w:line="240" w:lineRule="auto" w:after="0"/>
+      </w:pPr>
       <w:r>
         <w:rPr>
-          <w:b w:val="0"/>
-          <w:i w:val="0"/>
+          <w:rFonts w:ascii="Times New Roman" w:hAnsi="Times New Roman" w:eastAsia="Times New Roman"/>
+          <w:color w:val="181A1F"/>
+          <w:sz w:val="28"/>
         </w:rPr>
-        <w:t>а) Основной фактор производства – капитал,</w:t>
+        <w:t>Ответ:</w:t>
       </w:r>
     </w:p>
     <w:p>
+      <w:pPr>
+        <w:keepNext/>
+        <w:widowControl/>
+        <w:spacing w:line="240" w:lineRule="auto" w:after="0" w:before="120"/>
+      </w:pPr>
       <w:r>
         <w:rPr>
-          <w:b w:val="0"/>
-          <w:i w:val="0"/>
+          <w:rFonts w:ascii="Times New Roman" w:hAnsi="Times New Roman" w:eastAsia="Times New Roman"/>
+          <w:b/>
+          <w:color w:val="181A1F"/>
+          <w:sz w:val="28"/>
         </w:rPr>
-        <w:t>б) Механизация и автоматизация производства,</w:t>
+        <w:t>20.</w:t>
       </w:r>
     </w:p>
     <w:p>
+      <w:pPr>
+        <w:widowControl/>
+        <w:spacing w:line="240" w:lineRule="auto" w:after="0"/>
+      </w:pPr>
       <w:r>
         <w:rPr>
+          <w:rFonts w:ascii="Times New Roman" w:hAnsi="Times New Roman" w:eastAsia="Times New Roman"/>
           <w:b w:val="0"/>
           <w:i w:val="0"/>
+          <w:color w:val="181A1F"/>
+          <w:sz w:val="28"/>
         </w:rPr>
-        <w:t>в) Возникновение массовой культуры.</w:t>
+        <w:t>Автор считает, что институты приносят пользу, когда «способствуют стабильности и интеграции общества». Приведите три аргумента в обоснование это мнения. (Каждый аргумент должен быть сформулирован как распространённое предложение.)</w:t>
       </w:r>
     </w:p>
     <w:p>
+      <w:pPr>
+        <w:widowControl/>
+        <w:spacing w:line="240" w:lineRule="auto" w:after="0"/>
+      </w:pPr>
       <w:r>
         <w:rPr>
+          <w:rFonts w:ascii="Times New Roman" w:hAnsi="Times New Roman" w:eastAsia="Times New Roman"/>
           <w:b w:val="0"/>
           <w:i w:val="0"/>
+          <w:color w:val="181A1F"/>
+          <w:sz w:val="28"/>
         </w:rPr>
-        <w:t>7. Признаки постиндустриального общества:</w:t>
+        <w:t xml:space="preserve">Поскольку зарубежные, а вслед за ними и отечественные социологи придерживаются различных определений социального института, то вполне естественно, что по-разному они понимают его внутреннюю структуру, т.е. функционально взаимосвязанную систему опорных элементов. Некоторые социологи считают, что главным в социальном институте выступают статусы и роли, другие уверены, что в первую очередь речь идет о системе норм и предписаний, третьи выделяют значение моделей и образцов поведения, регулируемых механизмом социального контроля. </w:t>
       </w:r>
     </w:p>
     <w:p>
+      <w:pPr>
+        <w:widowControl/>
+        <w:spacing w:line="240" w:lineRule="auto" w:after="0"/>
+      </w:pPr>
       <w:r>
         <w:rPr>
+          <w:rFonts w:ascii="Times New Roman" w:hAnsi="Times New Roman" w:eastAsia="Times New Roman"/>
           <w:b w:val="0"/>
           <w:i w:val="0"/>
+          <w:color w:val="181A1F"/>
+          <w:sz w:val="28"/>
         </w:rPr>
-        <w:t>а) Основной фактор производства – информация,</w:t>
+        <w:t>Несмотря на многообразие точек зрения, все они по существу верны, поскольку представляют разное видение одного и того же. Следует выделить такие элементы социального института: цели и задачи, которые относятся к явным функциям института; образцы и правила поведения, устные и письменные традиции; символические черты и элементы; утилитарные черты, материальные средства. &lt;…&gt; Первой и важнейшей миссией социальных институтов является удовлетворение важнейших жизненных потребностей общества, т.е. того, без чего общество не может существовать как таковое. Оно не может существовать, если не будет постоянно пополняться новыми поколениями людей, приобретать средства пропитания, жить в мире и порядке, добывать новые знания и передавать их следующим поколениям, заниматься решением духовных вопросов. &lt;…&gt; Если институт вместо пользы приносит обществу вред, то такое действие называют дисфункцией. К примеру, функция (задача) института образования - готовить всесторонне развитых специалистов. Но если он не справляется со своей задачей, если образование поставлено из рук вон плохо, то необходимых специалистов общество не получит. Школы и вузы выпустят в жизнь рутинеров, дилетантов, полузнаек. Функция превращается таким образом в дисфункцию. Деятельность социального института считается функциональной, если она способствует сохранению стабильности и интеграции общества. Она может расцениваться как дисфункциональная, если работает не на его сохранение, а на разрушение. Нарастание дисфункций в деятельности социальных институтов может вести к социальной дезорганизации общества.</w:t>
       </w:r>
     </w:p>
     <w:p>
+      <w:pPr>
+        <w:widowControl/>
+        <w:spacing w:line="240" w:lineRule="auto" w:after="0"/>
+      </w:pPr>
       <w:r>
         <w:rPr>
+          <w:rFonts w:ascii="Times New Roman" w:hAnsi="Times New Roman" w:eastAsia="Times New Roman"/>
           <w:b w:val="0"/>
           <w:i w:val="0"/>
+          <w:color w:val="181A1F"/>
+          <w:sz w:val="28"/>
         </w:rPr>
-        <w:t>б) Преобладание сферы услуг,</w:t>
+        <w:t>(по Г.Н. Нурышеву)</w:t>
       </w:r>
     </w:p>
     <w:p>
+      <w:pPr>
+        <w:widowControl/>
+        <w:spacing w:line="240" w:lineRule="auto" w:after="0"/>
+      </w:pPr>
       <w:r>
         <w:rPr>
-          <w:b w:val="0"/>
-          <w:i w:val="0"/>
+          <w:rFonts w:ascii="Times New Roman" w:hAnsi="Times New Roman" w:eastAsia="Times New Roman"/>
+          <w:color w:val="181A1F"/>
+          <w:sz w:val="28"/>
         </w:rPr>
-        <w:t>в) ведущая роль науки.</w:t>
+        <w:t>Ответ:</w:t>
       </w:r>
     </w:p>
     <w:p>
+      <w:pPr>
+        <w:keepNext/>
+        <w:widowControl/>
+        <w:spacing w:line="240" w:lineRule="auto" w:after="0" w:before="120"/>
+      </w:pPr>
       <w:r>
         <w:rPr>
+          <w:rFonts w:ascii="Times New Roman" w:hAnsi="Times New Roman" w:eastAsia="Times New Roman"/>
           <w:b/>
+          <w:color w:val="181A1F"/>
+          <w:sz w:val="28"/>
         </w:rPr>
-        <w:t>Задание 25 — до 6 баллов</w:t>
+        <w:t>21.</w:t>
       </w:r>
     </w:p>
     <w:p>
+      <w:pPr>
+        <w:widowControl/>
+        <w:spacing w:line="240" w:lineRule="auto" w:after="0"/>
+      </w:pPr>
       <w:r>
         <w:rPr>
+          <w:rFonts w:ascii="Times New Roman" w:hAnsi="Times New Roman" w:eastAsia="Times New Roman"/>
           <w:b w:val="0"/>
           <w:i w:val="0"/>
+          <w:color w:val="181A1F"/>
+          <w:sz w:val="28"/>
         </w:rPr>
-        <w:t>1) Для дальнейшего существования цивилизации необходимо решать экологические проблемы, поскольку окружающая среда является важнейшим условием жизнедеятельности общества и основой хозяйственной деятельности. Ухудшение экологической ситуации приводит к истощению природных ресурсов, а также негативно влияет на здоровье населения, что снижает качество жизни и ограничивает возможности общественного развития. Именно поэтому решение экологических проблем способствует сохранению природной среды, улучшает качество жизни населения, что обеспечивает долгосрочное существование и развитие человеческой цивилизации.</w:t>
+        <w:t xml:space="preserve">Опираясь на текст и обществоведческие знания, приведите два аргумента в подтверждение и два аргумента в опровержение мысли автора о том, что “каждый индивидуум есть лучший сам для себя охранитель своего здоровья, как физического, так и умственного, и духовного”. </w:t>
       </w:r>
     </w:p>
     <w:p>
+      <w:pPr>
+        <w:widowControl/>
+        <w:spacing w:line="240" w:lineRule="auto" w:after="0"/>
+      </w:pPr>
       <w:r>
         <w:rPr>
+          <w:rFonts w:ascii="Times New Roman" w:hAnsi="Times New Roman" w:eastAsia="Times New Roman"/>
           <w:b w:val="0"/>
           <w:i w:val="0"/>
+          <w:color w:val="181A1F"/>
+          <w:sz w:val="28"/>
         </w:rPr>
-        <w:t>2) Унификация культуры, ослабление национальных производителей, зависимость национальных экономик от мирового рынка.</w:t>
+        <w:t>Индивидуум может быть справедливо принуждаем совершать некоторые положительные действия ради пользы других людей. &lt;...&gt; Та сфера человеческой жизни, которая имеет непосредственное отношение только к самому индивидууму, и есть сфера индивидуальной свободы. Сюда принадлежит, во-первых, свобода совести в самом обширном смысле этого слова, абсолютная свобода мысли, чувства, мнения касательно всех возможных предметов, и практических, и научных, и нравственных. С первого взгляда может показаться, что свобода выражать и публиковать свои мысли должна подлежать совершенно иным условиям, так как она принадлежит к той сфере индивидуальной деятельности, которая касается других людей; но на самом деле она имеет для индивидуума почти совершенно такое же значение, как и свобода мысли, и в действительности неразрывно с нею связана. Во-вторых, сюда принадлежит свобода выбора и преследования той или другой цели, свобода устраивать свою жизнь сообразно со своим личным характером, по своему личному усмотрению, к каким бы это ни вело последствиям для меня лично, и если то люди не имеют основания вмешиваться в то, что я делаю, как бы мои действия ни казались им глупыми, предосудительными, безрассудными. Отсюда вытекает третий вид индивидуальной свободы, подлежащий тому же ограничению, — свобода действовать сообща с другими индивидуумами, соединяться с ними для достижения какой-либо цели, которая не вредна другим людям; при этом предполагается, конечно, что к действию сообща привлекаются люди совершеннолетние, и притом не обманом и не насилием. Не свободно то общество, какой бы ни была его форма правления, в котором индивидуум не имеет свободы мысли и слова, свободы жить, как хочет, свободы ассоциаций, - и только то общество свободно, в котором все эти виды индивидуальной свободы существуют абсолютно и безразлично одинаково для всех его членов. &lt;...&gt; Каждый индивидуум есть лучший сам для себя охранитель своего здоровья, как физического, так и умственного, и духовного. &lt;...&gt; Не только в доктринах мыслящих индивидуумов, но и вообще в людях заметна возрастающая склонность к расширению господства общества над индивидуумом как через общественное мнение, так и через посредство закона далее должных пределов; и так как все изменения, совершающиеся в существующих порядках, обнаруживают тяготение к усилению общества и к ослаблению индивидуума, то чрезмерное увеличение власти общества над индивидуумом представляется нам не таким злом, которое обещало бы со временем прекратиться само собою, а, напротив, это такое зло, которое всё более и более растёт. (Дж. С. Милль)</w:t>
       </w:r>
     </w:p>
     <w:p>
+      <w:pPr>
+        <w:widowControl/>
+        <w:spacing w:line="240" w:lineRule="auto" w:after="0"/>
+      </w:pPr>
       <w:r>
         <w:rPr>
-          <w:b w:val="0"/>
-          <w:i w:val="0"/>
+          <w:rFonts w:ascii="Times New Roman" w:hAnsi="Times New Roman" w:eastAsia="Times New Roman"/>
+          <w:color w:val="181A1F"/>
+          <w:sz w:val="28"/>
         </w:rPr>
-        <w:t>3) Примеры:</w:t>
+        <w:t>Ответ:</w:t>
       </w:r>
     </w:p>
     <w:p>
+      <w:pPr>
+        <w:keepNext/>
+        <w:widowControl/>
+        <w:spacing w:line="240" w:lineRule="auto" w:after="0" w:before="120"/>
+      </w:pPr>
       <w:r>
+        <w:rPr>
+          <w:rFonts w:ascii="Times New Roman" w:hAnsi="Times New Roman" w:eastAsia="Times New Roman"/>
+          <w:b/>
+          <w:color w:val="181A1F"/>
+          <w:sz w:val="28"/>
+        </w:rPr>
+        <w:t>22.</w:t>
+      </w:r>
+    </w:p>
+    <w:p>
+      <w:pPr>
+        <w:widowControl/>
+        <w:spacing w:line="240" w:lineRule="auto" w:after="0"/>
+      </w:pPr>
+      <w:r>
+        <w:rPr>
+          <w:rFonts w:ascii="Times New Roman" w:hAnsi="Times New Roman" w:eastAsia="Times New Roman"/>
+          <w:b w:val="0"/>
+          <w:i w:val="0"/>
+          <w:color w:val="181A1F"/>
+          <w:sz w:val="28"/>
+        </w:rPr>
+        <w:t>Используя обществоведческие знания, составьте сложный план, позволяющий раскрыть по существу тему «Искусство как форма духовной культуры и социальный институт». Сложный план должен содержать не менее трех пунктов, непосредственно раскрывающих тему по существу, из которых два или более детализированы в подпунктах. (Количество подпунктов каждого детализированного пункта должно быть не менее трех, за исключением случаев, когда с точки зрения общественных наук возможны только два подпункта.)</w:t>
+      </w:r>
+    </w:p>
+    <w:p>
+      <w:pPr>
+        <w:widowControl/>
+        <w:spacing w:line="240" w:lineRule="auto" w:after="0"/>
+      </w:pPr>
+      <w:r>
+        <w:rPr>
+          <w:rFonts w:ascii="Times New Roman" w:hAnsi="Times New Roman" w:eastAsia="Times New Roman"/>
+          <w:color w:val="181A1F"/>
+          <w:sz w:val="28"/>
+        </w:rPr>
+        <w:t>Ответ:</w:t>
+      </w:r>
+    </w:p>
+    <w:p>
+      <w:pPr>
+        <w:keepNext/>
+        <w:widowControl/>
+        <w:spacing w:line="240" w:lineRule="auto" w:after="0" w:before="120"/>
+      </w:pPr>
+      <w:r>
+        <w:rPr>
+          <w:rFonts w:ascii="Times New Roman" w:hAnsi="Times New Roman" w:eastAsia="Times New Roman"/>
+          <w:b/>
+          <w:color w:val="181A1F"/>
+          <w:sz w:val="28"/>
+        </w:rPr>
+        <w:t>23.</w:t>
+      </w:r>
+    </w:p>
+    <w:p>
+      <w:pPr>
+        <w:widowControl/>
+        <w:spacing w:line="240" w:lineRule="auto" w:after="0"/>
+      </w:pPr>
+      <w:r>
+        <w:rPr>
+          <w:rFonts w:ascii="Times New Roman" w:hAnsi="Times New Roman" w:eastAsia="Times New Roman"/>
+          <w:b w:val="0"/>
+          <w:i w:val="0"/>
+          <w:color w:val="181A1F"/>
+          <w:sz w:val="28"/>
+        </w:rPr>
+        <w:t>Технику принято рассматривать как инструмент и средство для увеличения и усиления способностей человека. Приведите три аргумента в поддержку данного мнения.(Каждый аргумент должен быть сформулирован как распространённое предложение.)</w:t>
+      </w:r>
+    </w:p>
+    <w:p>
+      <w:pPr>
+        <w:widowControl/>
+        <w:spacing w:line="240" w:lineRule="auto" w:after="0"/>
+      </w:pPr>
+      <w:r>
+        <w:rPr>
+          <w:rFonts w:ascii="Times New Roman" w:hAnsi="Times New Roman" w:eastAsia="Times New Roman"/>
+          <w:color w:val="181A1F"/>
+          <w:sz w:val="28"/>
+        </w:rPr>
+        <w:t>Ответ:</w:t>
+      </w:r>
+    </w:p>
+    <w:p>
+      <w:pPr>
+        <w:keepNext/>
+        <w:widowControl/>
+        <w:spacing w:line="240" w:lineRule="auto" w:after="0" w:before="120"/>
+      </w:pPr>
+      <w:r>
+        <w:rPr>
+          <w:rFonts w:ascii="Times New Roman" w:hAnsi="Times New Roman" w:eastAsia="Times New Roman"/>
+          <w:b/>
+          <w:color w:val="181A1F"/>
+          <w:sz w:val="28"/>
+        </w:rPr>
+        <w:t>24.</w:t>
+      </w:r>
+    </w:p>
+    <w:p>
+      <w:pPr>
+        <w:widowControl/>
+        <w:spacing w:line="240" w:lineRule="auto" w:after="0"/>
+      </w:pPr>
+      <w:r>
+        <w:rPr>
+          <w:rFonts w:ascii="Times New Roman" w:hAnsi="Times New Roman" w:eastAsia="Times New Roman"/>
+          <w:b w:val="0"/>
+          <w:i w:val="0"/>
+          <w:color w:val="181A1F"/>
+          <w:sz w:val="28"/>
+        </w:rPr>
+        <w:t>Используя обществоведческие знания, составьте сложный план, позволяющий раскрыть по существу тему «Многовариантность общественного развития». Сложный план должен содержать не менее трёх пунктов, непосредственно раскрывающих тему по существу, из которых два или более детализированы в подпунктах. (Количество подпунктов каждого детализированного пункта должно быть не менее трёх, за исключением случаев, когда с точки зрения общественных наук возможно только два подпункта.)</w:t>
+      </w:r>
+    </w:p>
+    <w:p>
+      <w:pPr>
+        <w:widowControl/>
+        <w:spacing w:line="240" w:lineRule="auto" w:after="0"/>
+      </w:pPr>
+      <w:r>
+        <w:rPr>
+          <w:rFonts w:ascii="Times New Roman" w:hAnsi="Times New Roman" w:eastAsia="Times New Roman"/>
+          <w:color w:val="181A1F"/>
+          <w:sz w:val="28"/>
+        </w:rPr>
+        <w:t>Ответ:</w:t>
+      </w:r>
+    </w:p>
+    <w:p>
+      <w:pPr>
+        <w:keepNext/>
+        <w:widowControl/>
+        <w:spacing w:line="240" w:lineRule="auto" w:after="0" w:before="120"/>
+      </w:pPr>
+      <w:r>
+        <w:rPr>
+          <w:rFonts w:ascii="Times New Roman" w:hAnsi="Times New Roman" w:eastAsia="Times New Roman"/>
+          <w:b/>
+          <w:color w:val="181A1F"/>
+          <w:sz w:val="28"/>
+        </w:rPr>
+        <w:t>25.</w:t>
+      </w:r>
+    </w:p>
+    <w:p>
+      <w:pPr>
+        <w:widowControl/>
+        <w:spacing w:line="240" w:lineRule="auto" w:after="0"/>
+      </w:pPr>
+      <w:r>
+        <w:rPr>
+          <w:rFonts w:ascii="Times New Roman" w:hAnsi="Times New Roman" w:eastAsia="Times New Roman"/>
+          <w:b w:val="0"/>
+          <w:i w:val="0"/>
+          <w:color w:val="181A1F"/>
+          <w:sz w:val="28"/>
+        </w:rPr>
+        <w:t xml:space="preserve">Используя обществоведческие знания, факты общественной жизни и личный социальный опыт, выполните задания, ответьте на вопрос. </w:t>
+      </w:r>
+      <w:r>
+        <w:rPr>
+          <w:rFonts w:ascii="Times New Roman" w:hAnsi="Times New Roman" w:eastAsia="Times New Roman"/>
+          <w:color w:val="181A1F"/>
+          <w:sz w:val="28"/>
+        </w:rPr>
         <w:br/>
       </w:r>
       <w:r>
         <w:rPr>
+          <w:rFonts w:ascii="Times New Roman" w:hAnsi="Times New Roman" w:eastAsia="Times New Roman"/>
           <w:b w:val="0"/>
           <w:i w:val="0"/>
+          <w:color w:val="181A1F"/>
+          <w:sz w:val="28"/>
         </w:rPr>
-        <w:t xml:space="preserve">— Унификация культуры (Большая часть молодёжи во всём мире потребляет контент, распространяемый через глобальные цифровые платформы, такие как TikTok и Netflix, где доминируют унифицированные образцы массовой культуры, что приводит к снижению интереса к национальным культурным традициям и утрате культурного разнообразия). </w:t>
+        <w:t xml:space="preserve">1) Обоснуйте необходимость решения экологической проблемы для существования современной цивилизации. (Обоснование должно быть дано с опорой на обществоведческие знания в нескольких связанных между собой распространённых предложениях, раскрывать причинно-следственные и (или) функциональные связи.) </w:t>
       </w:r>
     </w:p>
     <w:p>
-      <w:r>
-        <w:br/>
-      </w:r>
+      <w:pPr>
+        <w:widowControl/>
+        <w:spacing w:line="240" w:lineRule="auto" w:after="0"/>
+      </w:pPr>
       <w:r>
         <w:rPr>
+          <w:rFonts w:ascii="Times New Roman" w:hAnsi="Times New Roman" w:eastAsia="Times New Roman"/>
           <w:b w:val="0"/>
           <w:i w:val="0"/>
+          <w:color w:val="181A1F"/>
+          <w:sz w:val="28"/>
         </w:rPr>
-        <w:t>— Ослабление национальных производителей (Транснациональная корпорация Apple благодаря огромным финансовым возможностям, глобальной известности бренда и масштабам производства занимает доминирующее положение на мировом рынке электроники. Из-за этого многим национальным производителям техники сложно конкурировать с крупными международными компаниями, что приводит к ослаблению национальных производителей).</w:t>
+        <w:t xml:space="preserve">2) Какие негативные последствия глобализации можно выделить? (Назовите три подобных последствия, исключая глобальные проблемы современности.) </w:t>
       </w:r>
     </w:p>
     <w:p>
-      <w:r>
-        <w:br/>
-      </w:r>
+      <w:pPr>
+        <w:widowControl/>
+        <w:spacing w:line="240" w:lineRule="auto" w:after="0"/>
+      </w:pPr>
       <w:r>
         <w:rPr>
+          <w:rFonts w:ascii="Times New Roman" w:hAnsi="Times New Roman" w:eastAsia="Times New Roman"/>
           <w:b w:val="0"/>
           <w:i w:val="0"/>
+          <w:color w:val="181A1F"/>
+          <w:sz w:val="28"/>
         </w:rPr>
-        <w:t>— Зависимость национальных экономик от мирового рынка (Во время мирового экономического кризиса 2008 года снижение мирового спроса на нефть привело к падению цен на сырьё и ухудшению ситуации в странах, экономика которых зависела от экспорта нефти, в том числе в России. Высокая зависимость национальных экономик от процессов, происходящих на мировом рынке стала причиной сокращения доходов от экспорта и снижения объёмов международной торговли).</w:t>
+        <w:t>3) Для каждого из указанных в пункте 2) негативных последствий глобализации приведите по одному примеру, иллюстрирующему его проявление. (Каждый пример должен быть сформулирован развёрнуто.)</w:t>
+      </w:r>
+    </w:p>
+    <w:p>
+      <w:pPr>
+        <w:widowControl/>
+        <w:spacing w:line="240" w:lineRule="auto" w:after="0"/>
+      </w:pPr>
+      <w:r>
+        <w:rPr>
+          <w:rFonts w:ascii="Times New Roman" w:hAnsi="Times New Roman" w:eastAsia="Times New Roman"/>
+          <w:color w:val="181A1F"/>
+          <w:sz w:val="28"/>
+        </w:rPr>
+        <w:t>Ответ:</w:t>
+      </w:r>
+    </w:p>
+    <w:p>
+      <w:pPr>
+        <w:widowControl/>
+        <w:spacing w:line="240" w:lineRule="auto" w:after="0"/>
+      </w:pPr>
+      <w:r>
+        <w:rPr>
+          <w:rFonts w:ascii="Times New Roman" w:hAnsi="Times New Roman" w:eastAsia="Times New Roman"/>
+          <w:color w:val="181A1F"/>
+          <w:sz w:val="28"/>
+        </w:rPr>
+        <w:br w:type="page"/>
       </w:r>
     </w:p>
     <w:sectPr>
-      <w:pgSz w:w="12240" w:h="15840"/>
-      <w:pgMar w:top="964" w:right="850" w:bottom="964" w:left="1134" w:header="720" w:footer="720" w:gutter="0"/>
+      <w:footerReference w:type="default" r:id="rId9"/>
+      <w:pgSz w:w="11906" w:h="16838"/>
+      <w:pgMar w:top="935" w:right="879" w:bottom="879" w:left="992" w:header="397" w:footer="397" w:gutter="0"/>
       <w:cols w:space="720"/>
       <w:docGrid w:linePitch="360"/>
     </w:sectPr>
   </w:body>
 </w:document>
+</file>
+
+<file path=word/footer1.xml><?xml version="1.0" encoding="utf-8"?>
+<w:ftr xmlns:m="http://schemas.openxmlformats.org/officeDocument/2006/math" xmlns:mc="http://schemas.openxmlformats.org/markup-compatibility/2006" xmlns:mo="http://schemas.microsoft.com/office/mac/office/2008/main" xmlns:mv="urn:schemas-microsoft-com:mac:vml" xmlns:o="urn:schemas-microsoft-com:office:office" xmlns:r="http://schemas.openxmlformats.org/officeDocument/2006/relationships" xmlns:v="urn:schemas-microsoft-com:vml" xmlns:w10="urn:schemas-microsoft-com:office:word" xmlns:w14="http://schemas.microsoft.com/office/word/2010/wordml" xmlns:w="http://schemas.openxmlformats.org/wordprocessingml/2006/main" xmlns:wne="http://schemas.microsoft.com/office/word/2006/wordml" xmlns:wp14="http://schemas.microsoft.com/office/word/2010/wordprocessingDrawing" xmlns:wp="http://schemas.openxmlformats.org/drawingml/2006/wordprocessingDrawing" xmlns:wpc="http://schemas.microsoft.com/office/word/2010/wordprocessingCanvas" xmlns:wpg="http://schemas.microsoft.com/office/word/2010/wordprocessingGroup" xmlns:wpi="http://schemas.microsoft.com/office/word/2010/wordprocessingInk" xmlns:wps="http://schemas.microsoft.com/office/word/2010/wordprocessingShape" mc:Ignorable="w14 wp14">
+  <w:p>
+    <w:pPr>
+      <w:pStyle w:val="Footer"/>
+    </w:pPr>
+  </w:p>
+</w:ftr>
 </file>
 
 <file path=word/numbering.xml><?xml version="1.0" encoding="utf-8"?>
@@ -3817,11 +3676,12 @@
     <w:qFormat/>
     <w:rsid w:val="00FC693F"/>
     <w:pPr>
-      <w:spacing w:after="100"/>
+      <w:spacing w:after="0" w:line="240" w:lineRule="auto"/>
     </w:pPr>
     <w:rPr>
-      <w:rFonts w:ascii="Arial" w:hAnsi="Arial"/>
-      <w:sz w:val="22"/>
+      <w:rFonts w:ascii="Times New Roman" w:hAnsi="Times New Roman"/>
+      <w:color w:val="181A1F"/>
+      <w:sz w:val="28"/>
     </w:rPr>
   </w:style>
   <w:style w:type="paragraph" w:styleId="Header">
@@ -3883,10 +3743,10 @@
       <w:outlineLvl w:val="0"/>
     </w:pPr>
     <w:rPr>
-      <w:rFonts w:asciiTheme="majorHAnsi" w:eastAsiaTheme="majorEastAsia" w:hAnsiTheme="majorHAnsi" w:cstheme="majorBidi" w:ascii="Arial" w:hAnsi="Arial"/>
+      <w:rFonts w:asciiTheme="majorHAnsi" w:eastAsiaTheme="majorEastAsia" w:hAnsiTheme="majorHAnsi" w:cstheme="majorBidi" w:ascii="Times New Roman" w:hAnsi="Times New Roman"/>
       <w:b/>
       <w:bCs/>
-      <w:color w:val="365F91" w:themeColor="accent1" w:themeShade="BF"/>
+      <w:color w:val="181A1F"/>
       <w:sz w:val="28"/>
       <w:szCs w:val="28"/>
     </w:rPr>

--- a/chelovek-i-obschestvo_variant_1.docx
+++ b/chelovek-i-obschestvo_variant_1.docx
@@ -4,96 +4,346 @@
   <w:body>
     <w:p>
       <w:pPr>
-        <w:widowControl/>
-        <w:spacing w:line="240" w:lineRule="auto" w:after="120"/>
-        <w:jc w:val="left"/>
+        <w:keepNext/>
+        <w:spacing w:after="60" w:line="240" w:lineRule="auto"/>
+        <w:jc w:val="center"/>
       </w:pPr>
       <w:r>
         <w:rPr>
           <w:rFonts w:ascii="Times New Roman" w:hAnsi="Times New Roman" w:eastAsia="Times New Roman"/>
           <w:b/>
-          <w:color w:val="181A1F"/>
+          <w:i w:val="0"/>
           <w:sz w:val="28"/>
         </w:rPr>
-        <w:t>Тематический пробный вариант № 1. Человек и Общество</w:t>
+        <w:t>Пробный ЕГЭ по обществознанию</w:t>
       </w:r>
     </w:p>
     <w:p>
       <w:pPr>
-        <w:widowControl/>
-        <w:spacing w:line="240" w:lineRule="auto" w:after="140"/>
-        <w:jc w:val="left"/>
-      </w:pPr>
-      <w:r>
-        <w:rPr>
-          <w:rFonts w:ascii="Times New Roman" w:hAnsi="Times New Roman" w:eastAsia="Times New Roman"/>
-          <w:color w:val="181A1F"/>
-          <w:sz w:val="28"/>
-        </w:rPr>
-        <w:t>25 заданий • максимальный первичный балл — 58 • рекомендуемое время — 3 часа 30 минут</w:t>
-      </w:r>
-    </w:p>
-    <w:p>
-      <w:pPr>
-        <w:pStyle w:val="Heading1"/>
-        <w:keepNext/>
-        <w:widowControl/>
-        <w:spacing w:line="240" w:lineRule="auto" w:after="60" w:before="160"/>
-      </w:pPr>
-      <w:r>
-        <w:rPr>
-          <w:rFonts w:ascii="Times New Roman" w:hAnsi="Times New Roman" w:eastAsia="Times New Roman"/>
-          <w:b/>
-          <w:color w:val="181A1F"/>
-          <w:sz w:val="28"/>
-        </w:rPr>
-        <w:t>Часть 1</w:t>
-      </w:r>
-    </w:p>
-    <w:p>
-      <w:pPr>
-        <w:widowControl/>
-        <w:spacing w:line="240" w:lineRule="auto" w:after="0"/>
-      </w:pPr>
-      <w:r>
-        <w:rPr>
-          <w:rFonts w:ascii="Times New Roman" w:hAnsi="Times New Roman" w:eastAsia="Times New Roman"/>
-          <w:color w:val="181A1F"/>
-          <w:sz w:val="28"/>
-        </w:rPr>
-        <w:t>Ответами к заданиям 1–16 являются последовательности цифр. Запишите ответ без пробелов и дополнительных символов.</w:t>
-      </w:r>
-    </w:p>
-    <w:p>
-      <w:pPr>
-        <w:keepNext/>
-        <w:widowControl/>
-        <w:spacing w:line="240" w:lineRule="auto" w:after="0" w:before="120"/>
-      </w:pPr>
-      <w:r>
-        <w:rPr>
-          <w:rFonts w:ascii="Times New Roman" w:hAnsi="Times New Roman" w:eastAsia="Times New Roman"/>
-          <w:b/>
-          <w:color w:val="181A1F"/>
-          <w:sz w:val="28"/>
-        </w:rPr>
-        <w:t>1.</w:t>
-      </w:r>
-    </w:p>
-    <w:p>
-      <w:pPr>
-        <w:widowControl/>
-        <w:spacing w:line="240" w:lineRule="auto" w:after="0"/>
+        <w:keepNext w:val="0"/>
+        <w:spacing w:after="60" w:line="240" w:lineRule="auto"/>
+        <w:jc w:val="center"/>
       </w:pPr>
       <w:r>
         <w:rPr>
           <w:rFonts w:ascii="Times New Roman" w:hAnsi="Times New Roman" w:eastAsia="Times New Roman"/>
           <w:b w:val="0"/>
           <w:i w:val="0"/>
-          <w:color w:val="181A1F"/>
           <w:sz w:val="28"/>
         </w:rPr>
-        <w:t>Установите соответствие между формами и этапами (ступенями) познания: к каждой позиции, данной в первом столбце, подберите соответствующую позицию из второго столбца.</w:t>
+        <w:t>Человек и Общество. Вариант № 1</w:t>
+      </w:r>
+    </w:p>
+    <w:p>
+      <w:pPr>
+        <w:keepNext/>
+        <w:spacing w:after="60" w:line="240" w:lineRule="auto"/>
+        <w:jc w:val="both"/>
+      </w:pPr>
+      <w:r>
+        <w:rPr>
+          <w:rFonts w:ascii="Times New Roman" w:hAnsi="Times New Roman" w:eastAsia="Times New Roman"/>
+          <w:b/>
+          <w:i w:val="0"/>
+          <w:sz w:val="28"/>
+        </w:rPr>
+        <w:t>Первая часть</w:t>
+      </w:r>
+    </w:p>
+    <w:p>
+      <w:pPr>
+        <w:keepNext w:val="0"/>
+        <w:spacing w:after="60" w:line="240" w:lineRule="auto"/>
+        <w:jc w:val="both"/>
+      </w:pPr>
+      <w:r>
+        <w:rPr>
+          <w:rFonts w:ascii="Times New Roman" w:hAnsi="Times New Roman" w:eastAsia="Times New Roman"/>
+          <w:b/>
+          <w:sz w:val="28"/>
+        </w:rPr>
+        <w:t xml:space="preserve">№1 </w:t>
+      </w:r>
+      <w:r>
+        <w:rPr>
+          <w:rFonts w:ascii="Times New Roman" w:hAnsi="Times New Roman" w:eastAsia="Times New Roman"/>
+          <w:b w:val="0"/>
+          <w:i w:val="0"/>
+          <w:sz w:val="28"/>
+        </w:rPr>
+        <w:t>Ниже приведён перечень терминов. Все они, за исключением двух, относятся к понятию «общественный регресс».</w:t>
+      </w:r>
+    </w:p>
+    <w:p>
+      <w:pPr>
+        <w:keepNext w:val="0"/>
+        <w:spacing w:after="60" w:line="240" w:lineRule="auto"/>
+        <w:jc w:val="both"/>
+      </w:pPr>
+      <w:r>
+        <w:rPr>
+          <w:rFonts w:ascii="Times New Roman" w:hAnsi="Times New Roman" w:eastAsia="Times New Roman"/>
+          <w:b w:val="0"/>
+          <w:i w:val="0"/>
+          <w:sz w:val="28"/>
+        </w:rPr>
+        <w:t>1) деградация;</w:t>
+      </w:r>
+    </w:p>
+    <w:p>
+      <w:pPr>
+        <w:keepNext w:val="0"/>
+        <w:spacing w:after="60" w:line="240" w:lineRule="auto"/>
+        <w:jc w:val="both"/>
+      </w:pPr>
+      <w:r>
+        <w:rPr>
+          <w:rFonts w:ascii="Times New Roman" w:hAnsi="Times New Roman" w:eastAsia="Times New Roman"/>
+          <w:b w:val="0"/>
+          <w:i w:val="0"/>
+          <w:sz w:val="28"/>
+        </w:rPr>
+        <w:t>2) изменение;</w:t>
+      </w:r>
+    </w:p>
+    <w:p>
+      <w:pPr>
+        <w:keepNext w:val="0"/>
+        <w:spacing w:after="60" w:line="240" w:lineRule="auto"/>
+        <w:jc w:val="both"/>
+      </w:pPr>
+      <w:r>
+        <w:rPr>
+          <w:rFonts w:ascii="Times New Roman" w:hAnsi="Times New Roman" w:eastAsia="Times New Roman"/>
+          <w:b w:val="0"/>
+          <w:i w:val="0"/>
+          <w:sz w:val="28"/>
+        </w:rPr>
+        <w:t>3) спад;</w:t>
+      </w:r>
+    </w:p>
+    <w:p>
+      <w:pPr>
+        <w:keepNext w:val="0"/>
+        <w:spacing w:after="60" w:line="240" w:lineRule="auto"/>
+        <w:jc w:val="both"/>
+      </w:pPr>
+      <w:r>
+        <w:rPr>
+          <w:rFonts w:ascii="Times New Roman" w:hAnsi="Times New Roman" w:eastAsia="Times New Roman"/>
+          <w:b w:val="0"/>
+          <w:i w:val="0"/>
+          <w:sz w:val="28"/>
+        </w:rPr>
+        <w:t>4) совершенствование;</w:t>
+      </w:r>
+    </w:p>
+    <w:p>
+      <w:pPr>
+        <w:keepNext w:val="0"/>
+        <w:spacing w:after="60" w:line="240" w:lineRule="auto"/>
+        <w:jc w:val="both"/>
+      </w:pPr>
+      <w:r>
+        <w:rPr>
+          <w:rFonts w:ascii="Times New Roman" w:hAnsi="Times New Roman" w:eastAsia="Times New Roman"/>
+          <w:b w:val="0"/>
+          <w:i w:val="0"/>
+          <w:sz w:val="28"/>
+        </w:rPr>
+        <w:t>5) подъём;</w:t>
+      </w:r>
+    </w:p>
+    <w:p>
+      <w:pPr>
+        <w:keepNext w:val="0"/>
+        <w:spacing w:after="60" w:line="240" w:lineRule="auto"/>
+        <w:jc w:val="both"/>
+      </w:pPr>
+      <w:r>
+        <w:rPr>
+          <w:rFonts w:ascii="Times New Roman" w:hAnsi="Times New Roman" w:eastAsia="Times New Roman"/>
+          <w:b w:val="0"/>
+          <w:i w:val="0"/>
+          <w:sz w:val="28"/>
+        </w:rPr>
+        <w:t>6) упадок культуры.</w:t>
+      </w:r>
+    </w:p>
+    <w:p>
+      <w:pPr>
+        <w:keepNext w:val="0"/>
+        <w:spacing w:after="60" w:line="240" w:lineRule="auto"/>
+        <w:jc w:val="both"/>
+      </w:pPr>
+      <w:r>
+        <w:rPr>
+          <w:rFonts w:ascii="Times New Roman" w:hAnsi="Times New Roman" w:eastAsia="Times New Roman"/>
+          <w:b w:val="0"/>
+          <w:i w:val="0"/>
+          <w:sz w:val="28"/>
+        </w:rPr>
+        <w:t>Найдите два термина, «выпадающих» из общего ряда, и запишите в таблицу цифры, под которыми они указаны.</w:t>
+      </w:r>
+    </w:p>
+    <w:p>
+      <w:pPr>
+        <w:keepNext w:val="0"/>
+        <w:spacing w:after="60" w:line="240" w:lineRule="auto"/>
+        <w:jc w:val="both"/>
+      </w:pPr>
+      <w:r>
+        <w:rPr>
+          <w:rFonts w:ascii="Times New Roman" w:hAnsi="Times New Roman" w:eastAsia="Times New Roman"/>
+          <w:b w:val="0"/>
+          <w:i w:val="0"/>
+          <w:sz w:val="28"/>
+        </w:rPr>
+        <w:t>Ответ:</w:t>
+      </w:r>
+    </w:p>
+    <w:p>
+      <w:pPr>
+        <w:keepNext w:val="0"/>
+        <w:spacing w:after="60" w:line="240" w:lineRule="auto"/>
+        <w:jc w:val="both"/>
+      </w:pPr>
+      <w:r>
+        <w:rPr>
+          <w:rFonts w:ascii="Times New Roman" w:hAnsi="Times New Roman" w:eastAsia="Times New Roman"/>
+          <w:b/>
+          <w:sz w:val="28"/>
+        </w:rPr>
+        <w:t xml:space="preserve">№2 </w:t>
+      </w:r>
+      <w:r>
+        <w:rPr>
+          <w:rFonts w:ascii="Times New Roman" w:hAnsi="Times New Roman" w:eastAsia="Times New Roman"/>
+          <w:b w:val="0"/>
+          <w:i w:val="0"/>
+          <w:sz w:val="28"/>
+        </w:rPr>
+        <w:t>Выберите верные суждения о морали и запишите цифры, под которыми они указаны.</w:t>
+      </w:r>
+    </w:p>
+    <w:p>
+      <w:pPr>
+        <w:keepNext w:val="0"/>
+        <w:spacing w:after="60" w:line="240" w:lineRule="auto"/>
+        <w:jc w:val="both"/>
+      </w:pPr>
+      <w:r>
+        <w:rPr>
+          <w:rFonts w:ascii="Times New Roman" w:hAnsi="Times New Roman" w:eastAsia="Times New Roman"/>
+          <w:b w:val="0"/>
+          <w:i w:val="0"/>
+          <w:sz w:val="28"/>
+        </w:rPr>
+        <w:t>1) Нравственность всегда выражает дух эпохи и тесно связана с условиями жизни.</w:t>
+      </w:r>
+    </w:p>
+    <w:p>
+      <w:pPr>
+        <w:keepNext w:val="0"/>
+        <w:spacing w:after="60" w:line="240" w:lineRule="auto"/>
+        <w:jc w:val="both"/>
+      </w:pPr>
+      <w:r>
+        <w:rPr>
+          <w:rFonts w:ascii="Times New Roman" w:hAnsi="Times New Roman" w:eastAsia="Times New Roman"/>
+          <w:b w:val="0"/>
+          <w:i w:val="0"/>
+          <w:sz w:val="28"/>
+        </w:rPr>
+        <w:t>2) Достоинство — самооценка личности, осознание ею своих качеств, способностей, мировоззрения выполненного долга и общественного значения.</w:t>
+      </w:r>
+    </w:p>
+    <w:p>
+      <w:pPr>
+        <w:keepNext w:val="0"/>
+        <w:spacing w:after="60" w:line="240" w:lineRule="auto"/>
+        <w:jc w:val="both"/>
+      </w:pPr>
+      <w:r>
+        <w:rPr>
+          <w:rFonts w:ascii="Times New Roman" w:hAnsi="Times New Roman" w:eastAsia="Times New Roman"/>
+          <w:b w:val="0"/>
+          <w:i w:val="0"/>
+          <w:sz w:val="28"/>
+        </w:rPr>
+        <w:t>3) Нормы морали и нормы права имеют сходную структуру.</w:t>
+      </w:r>
+    </w:p>
+    <w:p>
+      <w:pPr>
+        <w:keepNext w:val="0"/>
+        <w:spacing w:after="60" w:line="240" w:lineRule="auto"/>
+        <w:jc w:val="both"/>
+      </w:pPr>
+      <w:r>
+        <w:rPr>
+          <w:rFonts w:ascii="Times New Roman" w:hAnsi="Times New Roman" w:eastAsia="Times New Roman"/>
+          <w:b w:val="0"/>
+          <w:i w:val="0"/>
+          <w:sz w:val="28"/>
+        </w:rPr>
+        <w:t>4) При помощи морали общество оценивает только практические действия людей.</w:t>
+      </w:r>
+    </w:p>
+    <w:p>
+      <w:pPr>
+        <w:keepNext w:val="0"/>
+        <w:spacing w:after="60" w:line="240" w:lineRule="auto"/>
+        <w:jc w:val="both"/>
+      </w:pPr>
+      <w:r>
+        <w:rPr>
+          <w:rFonts w:ascii="Times New Roman" w:hAnsi="Times New Roman" w:eastAsia="Times New Roman"/>
+          <w:b w:val="0"/>
+          <w:i w:val="0"/>
+          <w:sz w:val="28"/>
+        </w:rPr>
+        <w:t>5) Мораль представляет собой совокупность норм, установленных или санкционированных государством.</w:t>
+      </w:r>
+    </w:p>
+    <w:p>
+      <w:pPr>
+        <w:keepNext w:val="0"/>
+        <w:spacing w:after="60" w:line="240" w:lineRule="auto"/>
+        <w:jc w:val="both"/>
+      </w:pPr>
+      <w:r>
+        <w:rPr>
+          <w:rFonts w:ascii="Times New Roman" w:hAnsi="Times New Roman" w:eastAsia="Times New Roman"/>
+          <w:b w:val="0"/>
+          <w:i w:val="0"/>
+          <w:sz w:val="28"/>
+        </w:rPr>
+        <w:t>Ответ:</w:t>
+      </w:r>
+    </w:p>
+    <w:p>
+      <w:pPr>
+        <w:keepNext w:val="0"/>
+        <w:spacing w:after="60" w:line="240" w:lineRule="auto"/>
+        <w:jc w:val="both"/>
+      </w:pPr>
+      <w:r>
+        <w:rPr>
+          <w:rFonts w:ascii="Times New Roman" w:hAnsi="Times New Roman" w:eastAsia="Times New Roman"/>
+          <w:b/>
+          <w:sz w:val="28"/>
+        </w:rPr>
+        <w:t xml:space="preserve">№3 </w:t>
+      </w:r>
+      <w:r>
+        <w:rPr>
+          <w:rFonts w:ascii="Times New Roman" w:hAnsi="Times New Roman" w:eastAsia="Times New Roman"/>
+          <w:b w:val="0"/>
+          <w:i w:val="0"/>
+          <w:sz w:val="28"/>
+        </w:rPr>
+        <w:t>Установите соответствие между характеристиками и ступенями (уровнями) познания: к каждой позиции, данной в первом столбце, подберите соответствующую позицию из второго столбца.</w:t>
       </w:r>
     </w:p>
     <w:tbl>
@@ -111,40 +361,52 @@
         <w:tc>
           <w:tcPr>
             <w:tcW w:type="dxa" w:w="5128"/>
+            <w:vAlign w:val="center"/>
+            <w:tcMar>
+              <w:top w:w="80" w:type="dxa"/>
+              <w:start w:w="100" w:type="dxa"/>
+              <w:bottom w:w="80" w:type="dxa"/>
+              <w:end w:w="100" w:type="dxa"/>
+            </w:tcMar>
           </w:tcPr>
           <w:p>
             <w:pPr>
+              <w:keepNext w:val="0"/>
               <w:spacing w:after="0" w:line="240" w:lineRule="auto"/>
+              <w:jc w:val="left"/>
             </w:pPr>
             <w:r>
               <w:rPr>
                 <w:rFonts w:ascii="Times New Roman" w:hAnsi="Times New Roman" w:eastAsia="Times New Roman"/>
-                <w:b/>
-                <w:color w:val="181A1F"/>
                 <w:sz w:val="28"/>
               </w:rPr>
-              <w:t>ФОРМЫ</w:t>
+              <w:t>ХАРАКТЕРИСТИКА</w:t>
             </w:r>
           </w:p>
         </w:tc>
         <w:tc>
           <w:tcPr>
             <w:tcW w:type="dxa" w:w="5128"/>
+            <w:vAlign w:val="center"/>
+            <w:tcMar>
+              <w:top w:w="80" w:type="dxa"/>
+              <w:start w:w="100" w:type="dxa"/>
+              <w:bottom w:w="80" w:type="dxa"/>
+              <w:end w:w="100" w:type="dxa"/>
+            </w:tcMar>
           </w:tcPr>
           <w:p>
             <w:pPr>
+              <w:keepNext w:val="0"/>
               <w:spacing w:after="0" w:line="240" w:lineRule="auto"/>
+              <w:jc w:val="left"/>
             </w:pPr>
             <w:r>
               <w:rPr>
                 <w:rFonts w:ascii="Times New Roman" w:hAnsi="Times New Roman" w:eastAsia="Times New Roman"/>
-                <w:b/>
-                <w:color w:val="181A1F"/>
                 <w:sz w:val="28"/>
               </w:rPr>
-              <w:t>ЭТАПЫ (СТУПЕН</w:t>
-              <w:br/>
-              <w:t>И) ПОЗНАНИЯ</w:t>
+              <w:t>СТУПЕНЬ (УРОВЕНЬ)ПОЗНАНИЯ</w:t>
             </w:r>
           </w:p>
         </w:tc>
@@ -153,62 +415,2037 @@
         <w:tc>
           <w:tcPr>
             <w:tcW w:type="dxa" w:w="5128"/>
+            <w:vAlign w:val="center"/>
+            <w:tcMar>
+              <w:top w:w="80" w:type="dxa"/>
+              <w:start w:w="100" w:type="dxa"/>
+              <w:bottom w:w="80" w:type="dxa"/>
+              <w:end w:w="100" w:type="dxa"/>
+            </w:tcMar>
           </w:tcPr>
           <w:p>
             <w:pPr>
+              <w:keepNext w:val="0"/>
               <w:spacing w:after="0" w:line="240" w:lineRule="auto"/>
+              <w:jc w:val="left"/>
             </w:pPr>
             <w:r>
               <w:rPr>
                 <w:rFonts w:ascii="Times New Roman" w:hAnsi="Times New Roman" w:eastAsia="Times New Roman"/>
-                <w:color w:val="181A1F"/>
                 <w:sz w:val="28"/>
               </w:rPr>
-              <w:t>А) представление</w:t>
-              <w:br/>
-              <w:t>Б) ощущение</w:t>
-              <w:br/>
-              <w:t>В) понятие</w:t>
-              <w:br/>
-              <w:t>Г) умозаключение</w:t>
-              <w:br/>
-              <w:t>Д) суждение</w:t>
+              <w:t>А) создаёт образ конкретного объектаБ) отражает сущность объекта познанияВ) фиксирует внешние признаки предмета, явления или процессаГ) осуществляется познающим субъектомД) создаёт условия для постижения истины</w:t>
             </w:r>
           </w:p>
         </w:tc>
         <w:tc>
           <w:tcPr>
             <w:tcW w:type="dxa" w:w="5128"/>
+            <w:vAlign w:val="center"/>
+            <w:tcMar>
+              <w:top w:w="80" w:type="dxa"/>
+              <w:start w:w="100" w:type="dxa"/>
+              <w:bottom w:w="80" w:type="dxa"/>
+              <w:end w:w="100" w:type="dxa"/>
+            </w:tcMar>
           </w:tcPr>
           <w:p>
             <w:pPr>
+              <w:keepNext w:val="0"/>
               <w:spacing w:after="0" w:line="240" w:lineRule="auto"/>
+              <w:jc w:val="left"/>
             </w:pPr>
             <w:r>
               <w:rPr>
                 <w:rFonts w:ascii="Times New Roman" w:hAnsi="Times New Roman" w:eastAsia="Times New Roman"/>
-                <w:color w:val="181A1F"/>
                 <w:sz w:val="28"/>
               </w:rPr>
-              <w:t>1) чувственное</w:t>
-              <w:br/>
-              <w:t>2) рациональное</w:t>
+              <w:t>1) рациональное познание2) чувственное познание3) и рациональное, и чувственное познание</w:t>
             </w:r>
           </w:p>
         </w:tc>
       </w:tr>
     </w:tbl>
+    <w:p/>
     <w:p>
       <w:pPr>
-        <w:widowControl/>
-        <w:spacing w:line="240" w:lineRule="auto" w:after="0"/>
+        <w:keepNext w:val="0"/>
+        <w:spacing w:after="60" w:line="240" w:lineRule="auto"/>
+        <w:jc w:val="both"/>
       </w:pPr>
       <w:r>
         <w:rPr>
           <w:rFonts w:ascii="Times New Roman" w:hAnsi="Times New Roman" w:eastAsia="Times New Roman"/>
           <w:b w:val="0"/>
           <w:i w:val="0"/>
-          <w:color w:val="181A1F"/>
+          <w:sz w:val="28"/>
+        </w:rPr>
+        <w:t>Запишите в ответ цифры, расположив их в порядке, соответствующем буквам:</w:t>
+      </w:r>
+    </w:p>
+    <w:tbl>
+      <w:tblPr>
+        <w:tblStyle w:val="TableGrid"/>
+        <w:tblW w:type="auto" w:w="0"/>
+        <w:tblLayout w:type="autofit"/>
+        <w:tblLook w:firstColumn="1" w:firstRow="1" w:lastColumn="0" w:lastRow="0" w:noHBand="0" w:noVBand="1" w:val="04A0"/>
+      </w:tblPr>
+      <w:tblGrid>
+        <w:gridCol w:w="2051"/>
+        <w:gridCol w:w="2051"/>
+        <w:gridCol w:w="2051"/>
+        <w:gridCol w:w="2051"/>
+        <w:gridCol w:w="2051"/>
+      </w:tblGrid>
+      <w:tr>
+        <w:tc>
+          <w:tcPr>
+            <w:tcW w:type="dxa" w:w="2051"/>
+            <w:vAlign w:val="center"/>
+            <w:tcMar>
+              <w:top w:w="80" w:type="dxa"/>
+              <w:start w:w="100" w:type="dxa"/>
+              <w:bottom w:w="80" w:type="dxa"/>
+              <w:end w:w="100" w:type="dxa"/>
+            </w:tcMar>
+          </w:tcPr>
+          <w:p>
+            <w:pPr>
+              <w:keepNext w:val="0"/>
+              <w:spacing w:after="0" w:line="240" w:lineRule="auto"/>
+              <w:jc w:val="left"/>
+            </w:pPr>
+            <w:r>
+              <w:rPr>
+                <w:rFonts w:ascii="Times New Roman" w:hAnsi="Times New Roman" w:eastAsia="Times New Roman"/>
+                <w:sz w:val="28"/>
+              </w:rPr>
+              <w:t>A</w:t>
+            </w:r>
+          </w:p>
+        </w:tc>
+        <w:tc>
+          <w:tcPr>
+            <w:tcW w:type="dxa" w:w="2051"/>
+            <w:vAlign w:val="center"/>
+            <w:tcMar>
+              <w:top w:w="80" w:type="dxa"/>
+              <w:start w:w="100" w:type="dxa"/>
+              <w:bottom w:w="80" w:type="dxa"/>
+              <w:end w:w="100" w:type="dxa"/>
+            </w:tcMar>
+          </w:tcPr>
+          <w:p>
+            <w:pPr>
+              <w:keepNext w:val="0"/>
+              <w:spacing w:after="0" w:line="240" w:lineRule="auto"/>
+              <w:jc w:val="left"/>
+            </w:pPr>
+            <w:r>
+              <w:rPr>
+                <w:rFonts w:ascii="Times New Roman" w:hAnsi="Times New Roman" w:eastAsia="Times New Roman"/>
+                <w:sz w:val="28"/>
+              </w:rPr>
+              <w:t>Б</w:t>
+            </w:r>
+          </w:p>
+        </w:tc>
+        <w:tc>
+          <w:tcPr>
+            <w:tcW w:type="dxa" w:w="2051"/>
+            <w:vAlign w:val="center"/>
+            <w:tcMar>
+              <w:top w:w="80" w:type="dxa"/>
+              <w:start w:w="100" w:type="dxa"/>
+              <w:bottom w:w="80" w:type="dxa"/>
+              <w:end w:w="100" w:type="dxa"/>
+            </w:tcMar>
+          </w:tcPr>
+          <w:p>
+            <w:pPr>
+              <w:keepNext w:val="0"/>
+              <w:spacing w:after="0" w:line="240" w:lineRule="auto"/>
+              <w:jc w:val="left"/>
+            </w:pPr>
+            <w:r>
+              <w:rPr>
+                <w:rFonts w:ascii="Times New Roman" w:hAnsi="Times New Roman" w:eastAsia="Times New Roman"/>
+                <w:sz w:val="28"/>
+              </w:rPr>
+              <w:t>В</w:t>
+            </w:r>
+          </w:p>
+        </w:tc>
+        <w:tc>
+          <w:tcPr>
+            <w:tcW w:type="dxa" w:w="2051"/>
+            <w:vAlign w:val="center"/>
+            <w:tcMar>
+              <w:top w:w="80" w:type="dxa"/>
+              <w:start w:w="100" w:type="dxa"/>
+              <w:bottom w:w="80" w:type="dxa"/>
+              <w:end w:w="100" w:type="dxa"/>
+            </w:tcMar>
+          </w:tcPr>
+          <w:p>
+            <w:pPr>
+              <w:keepNext w:val="0"/>
+              <w:spacing w:after="0" w:line="240" w:lineRule="auto"/>
+              <w:jc w:val="left"/>
+            </w:pPr>
+            <w:r>
+              <w:rPr>
+                <w:rFonts w:ascii="Times New Roman" w:hAnsi="Times New Roman" w:eastAsia="Times New Roman"/>
+                <w:sz w:val="28"/>
+              </w:rPr>
+              <w:t>Г</w:t>
+            </w:r>
+          </w:p>
+        </w:tc>
+        <w:tc>
+          <w:tcPr>
+            <w:tcW w:type="dxa" w:w="2051"/>
+            <w:vAlign w:val="center"/>
+            <w:tcMar>
+              <w:top w:w="80" w:type="dxa"/>
+              <w:start w:w="100" w:type="dxa"/>
+              <w:bottom w:w="80" w:type="dxa"/>
+              <w:end w:w="100" w:type="dxa"/>
+            </w:tcMar>
+          </w:tcPr>
+          <w:p>
+            <w:pPr>
+              <w:keepNext w:val="0"/>
+              <w:spacing w:after="0" w:line="240" w:lineRule="auto"/>
+              <w:jc w:val="left"/>
+            </w:pPr>
+            <w:r>
+              <w:rPr>
+                <w:rFonts w:ascii="Times New Roman" w:hAnsi="Times New Roman" w:eastAsia="Times New Roman"/>
+                <w:sz w:val="28"/>
+              </w:rPr>
+              <w:t>Д</w:t>
+            </w:r>
+          </w:p>
+        </w:tc>
+      </w:tr>
+      <w:tr>
+        <w:tc>
+          <w:tcPr>
+            <w:tcW w:type="dxa" w:w="2051"/>
+            <w:vAlign w:val="center"/>
+            <w:tcMar>
+              <w:top w:w="80" w:type="dxa"/>
+              <w:start w:w="100" w:type="dxa"/>
+              <w:bottom w:w="80" w:type="dxa"/>
+              <w:end w:w="100" w:type="dxa"/>
+            </w:tcMar>
+          </w:tcPr>
+          <w:p>
+            <w:pPr>
+              <w:keepNext w:val="0"/>
+              <w:spacing w:after="0" w:line="240" w:lineRule="auto"/>
+              <w:jc w:val="left"/>
+            </w:pPr>
+            <w:r>
+              <w:rPr>
+                <w:rFonts w:ascii="Times New Roman" w:hAnsi="Times New Roman" w:eastAsia="Times New Roman"/>
+                <w:sz w:val="28"/>
+              </w:rPr>
+            </w:r>
+          </w:p>
+        </w:tc>
+        <w:tc>
+          <w:tcPr>
+            <w:tcW w:type="dxa" w:w="2051"/>
+            <w:vAlign w:val="center"/>
+            <w:tcMar>
+              <w:top w:w="80" w:type="dxa"/>
+              <w:start w:w="100" w:type="dxa"/>
+              <w:bottom w:w="80" w:type="dxa"/>
+              <w:end w:w="100" w:type="dxa"/>
+            </w:tcMar>
+          </w:tcPr>
+          <w:p>
+            <w:pPr>
+              <w:keepNext w:val="0"/>
+              <w:spacing w:after="0" w:line="240" w:lineRule="auto"/>
+              <w:jc w:val="left"/>
+            </w:pPr>
+            <w:r>
+              <w:rPr>
+                <w:rFonts w:ascii="Times New Roman" w:hAnsi="Times New Roman" w:eastAsia="Times New Roman"/>
+                <w:sz w:val="28"/>
+              </w:rPr>
+            </w:r>
+          </w:p>
+        </w:tc>
+        <w:tc>
+          <w:tcPr>
+            <w:tcW w:type="dxa" w:w="2051"/>
+            <w:vAlign w:val="center"/>
+            <w:tcMar>
+              <w:top w:w="80" w:type="dxa"/>
+              <w:start w:w="100" w:type="dxa"/>
+              <w:bottom w:w="80" w:type="dxa"/>
+              <w:end w:w="100" w:type="dxa"/>
+            </w:tcMar>
+          </w:tcPr>
+          <w:p>
+            <w:pPr>
+              <w:keepNext w:val="0"/>
+              <w:spacing w:after="0" w:line="240" w:lineRule="auto"/>
+              <w:jc w:val="left"/>
+            </w:pPr>
+            <w:r>
+              <w:rPr>
+                <w:rFonts w:ascii="Times New Roman" w:hAnsi="Times New Roman" w:eastAsia="Times New Roman"/>
+                <w:sz w:val="28"/>
+              </w:rPr>
+            </w:r>
+          </w:p>
+        </w:tc>
+        <w:tc>
+          <w:tcPr>
+            <w:tcW w:type="dxa" w:w="2051"/>
+            <w:vAlign w:val="center"/>
+            <w:tcMar>
+              <w:top w:w="80" w:type="dxa"/>
+              <w:start w:w="100" w:type="dxa"/>
+              <w:bottom w:w="80" w:type="dxa"/>
+              <w:end w:w="100" w:type="dxa"/>
+            </w:tcMar>
+          </w:tcPr>
+          <w:p>
+            <w:pPr>
+              <w:keepNext w:val="0"/>
+              <w:spacing w:after="0" w:line="240" w:lineRule="auto"/>
+              <w:jc w:val="left"/>
+            </w:pPr>
+            <w:r>
+              <w:rPr>
+                <w:rFonts w:ascii="Times New Roman" w:hAnsi="Times New Roman" w:eastAsia="Times New Roman"/>
+                <w:sz w:val="28"/>
+              </w:rPr>
+            </w:r>
+          </w:p>
+        </w:tc>
+        <w:tc>
+          <w:tcPr>
+            <w:tcW w:type="dxa" w:w="2051"/>
+            <w:vAlign w:val="center"/>
+            <w:tcMar>
+              <w:top w:w="80" w:type="dxa"/>
+              <w:start w:w="100" w:type="dxa"/>
+              <w:bottom w:w="80" w:type="dxa"/>
+              <w:end w:w="100" w:type="dxa"/>
+            </w:tcMar>
+          </w:tcPr>
+          <w:p>
+            <w:pPr>
+              <w:keepNext w:val="0"/>
+              <w:spacing w:after="0" w:line="240" w:lineRule="auto"/>
+              <w:jc w:val="left"/>
+            </w:pPr>
+            <w:r>
+              <w:rPr>
+                <w:rFonts w:ascii="Times New Roman" w:hAnsi="Times New Roman" w:eastAsia="Times New Roman"/>
+                <w:sz w:val="28"/>
+              </w:rPr>
+            </w:r>
+          </w:p>
+        </w:tc>
+      </w:tr>
+    </w:tbl>
+    <w:p/>
+    <w:p>
+      <w:pPr>
+        <w:keepNext w:val="0"/>
+        <w:spacing w:after="60" w:line="240" w:lineRule="auto"/>
+        <w:jc w:val="both"/>
+      </w:pPr>
+      <w:r>
+        <w:rPr>
+          <w:rFonts w:ascii="Times New Roman" w:hAnsi="Times New Roman" w:eastAsia="Times New Roman"/>
+          <w:b w:val="0"/>
+          <w:i w:val="0"/>
+          <w:sz w:val="28"/>
+        </w:rPr>
+        <w:t>Ответ:</w:t>
+      </w:r>
+    </w:p>
+    <w:p>
+      <w:pPr>
+        <w:keepNext w:val="0"/>
+        <w:spacing w:after="60" w:line="240" w:lineRule="auto"/>
+        <w:jc w:val="both"/>
+      </w:pPr>
+      <w:r>
+        <w:rPr>
+          <w:rFonts w:ascii="Times New Roman" w:hAnsi="Times New Roman" w:eastAsia="Times New Roman"/>
+          <w:b/>
+          <w:sz w:val="28"/>
+        </w:rPr>
+        <w:t xml:space="preserve">№4 </w:t>
+      </w:r>
+      <w:r>
+        <w:rPr>
+          <w:rFonts w:ascii="Times New Roman" w:hAnsi="Times New Roman" w:eastAsia="Times New Roman"/>
+          <w:b w:val="0"/>
+          <w:i w:val="0"/>
+          <w:sz w:val="28"/>
+        </w:rPr>
+        <w:t>После окончания школы Борис планирует поступить в институт дизайна. Он занимается в художественной студии, участвует в выставках графики и рисунка. Много внимания Борис уделяет изучению математики, истории искусств, черчения. Найдите в приведённом списке примеры средств, используемых Борисом для достижения цели. Запишите цифры, под которыми они указаны.</w:t>
+      </w:r>
+    </w:p>
+    <w:p>
+      <w:pPr>
+        <w:keepNext w:val="0"/>
+        <w:spacing w:after="60" w:line="240" w:lineRule="auto"/>
+        <w:jc w:val="both"/>
+      </w:pPr>
+      <w:r>
+        <w:rPr>
+          <w:rFonts w:ascii="Times New Roman" w:hAnsi="Times New Roman" w:eastAsia="Times New Roman"/>
+          <w:b w:val="0"/>
+          <w:i w:val="0"/>
+          <w:sz w:val="28"/>
+        </w:rPr>
+        <w:t>1) занятия в художественной студии</w:t>
+      </w:r>
+    </w:p>
+    <w:p>
+      <w:pPr>
+        <w:keepNext w:val="0"/>
+        <w:spacing w:after="60" w:line="240" w:lineRule="auto"/>
+        <w:jc w:val="both"/>
+      </w:pPr>
+      <w:r>
+        <w:rPr>
+          <w:rFonts w:ascii="Times New Roman" w:hAnsi="Times New Roman" w:eastAsia="Times New Roman"/>
+          <w:b w:val="0"/>
+          <w:i w:val="0"/>
+          <w:sz w:val="28"/>
+        </w:rPr>
+        <w:t>2) участие в выставках графики и рисунка</w:t>
+      </w:r>
+    </w:p>
+    <w:p>
+      <w:pPr>
+        <w:keepNext w:val="0"/>
+        <w:spacing w:after="60" w:line="240" w:lineRule="auto"/>
+        <w:jc w:val="both"/>
+      </w:pPr>
+      <w:r>
+        <w:rPr>
+          <w:rFonts w:ascii="Times New Roman" w:hAnsi="Times New Roman" w:eastAsia="Times New Roman"/>
+          <w:b w:val="0"/>
+          <w:i w:val="0"/>
+          <w:sz w:val="28"/>
+        </w:rPr>
+        <w:t>3) получение профессии дизайнера</w:t>
+      </w:r>
+    </w:p>
+    <w:p>
+      <w:pPr>
+        <w:keepNext w:val="0"/>
+        <w:spacing w:after="60" w:line="240" w:lineRule="auto"/>
+        <w:jc w:val="both"/>
+      </w:pPr>
+      <w:r>
+        <w:rPr>
+          <w:rFonts w:ascii="Times New Roman" w:hAnsi="Times New Roman" w:eastAsia="Times New Roman"/>
+          <w:b w:val="0"/>
+          <w:i w:val="0"/>
+          <w:sz w:val="28"/>
+        </w:rPr>
+        <w:t>4) выбор профессии</w:t>
+      </w:r>
+    </w:p>
+    <w:p>
+      <w:pPr>
+        <w:keepNext w:val="0"/>
+        <w:spacing w:after="60" w:line="240" w:lineRule="auto"/>
+        <w:jc w:val="both"/>
+      </w:pPr>
+      <w:r>
+        <w:rPr>
+          <w:rFonts w:ascii="Times New Roman" w:hAnsi="Times New Roman" w:eastAsia="Times New Roman"/>
+          <w:b w:val="0"/>
+          <w:i w:val="0"/>
+          <w:sz w:val="28"/>
+        </w:rPr>
+        <w:t>5) поступление в институт</w:t>
+      </w:r>
+    </w:p>
+    <w:p>
+      <w:pPr>
+        <w:keepNext w:val="0"/>
+        <w:spacing w:after="60" w:line="240" w:lineRule="auto"/>
+        <w:jc w:val="both"/>
+      </w:pPr>
+      <w:r>
+        <w:rPr>
+          <w:rFonts w:ascii="Times New Roman" w:hAnsi="Times New Roman" w:eastAsia="Times New Roman"/>
+          <w:b w:val="0"/>
+          <w:i w:val="0"/>
+          <w:sz w:val="28"/>
+        </w:rPr>
+        <w:t>6) изучение математики</w:t>
+      </w:r>
+    </w:p>
+    <w:p>
+      <w:pPr>
+        <w:keepNext w:val="0"/>
+        <w:spacing w:after="60" w:line="240" w:lineRule="auto"/>
+        <w:jc w:val="both"/>
+      </w:pPr>
+      <w:r>
+        <w:rPr>
+          <w:rFonts w:ascii="Times New Roman" w:hAnsi="Times New Roman" w:eastAsia="Times New Roman"/>
+          <w:b w:val="0"/>
+          <w:i w:val="0"/>
+          <w:sz w:val="28"/>
+        </w:rPr>
+        <w:t>Ответ:</w:t>
+      </w:r>
+    </w:p>
+    <w:p>
+      <w:pPr>
+        <w:keepNext w:val="0"/>
+        <w:spacing w:after="60" w:line="240" w:lineRule="auto"/>
+        <w:jc w:val="both"/>
+      </w:pPr>
+      <w:r>
+        <w:rPr>
+          <w:rFonts w:ascii="Times New Roman" w:hAnsi="Times New Roman" w:eastAsia="Times New Roman"/>
+          <w:b/>
+          <w:sz w:val="28"/>
+        </w:rPr>
+        <w:t xml:space="preserve">№5 </w:t>
+      </w:r>
+      <w:r>
+        <w:rPr>
+          <w:rFonts w:ascii="Times New Roman" w:hAnsi="Times New Roman" w:eastAsia="Times New Roman"/>
+          <w:b w:val="0"/>
+          <w:i w:val="0"/>
+          <w:sz w:val="28"/>
+        </w:rPr>
+        <w:t xml:space="preserve">Выберите верные суждения об инфляции и запишите цифры, под которыми они указаны. </w:t>
+      </w:r>
+    </w:p>
+    <w:p>
+      <w:pPr>
+        <w:keepNext w:val="0"/>
+        <w:spacing w:after="60" w:line="240" w:lineRule="auto"/>
+        <w:jc w:val="both"/>
+      </w:pPr>
+      <w:r>
+        <w:rPr>
+          <w:rFonts w:ascii="Times New Roman" w:hAnsi="Times New Roman" w:eastAsia="Times New Roman"/>
+          <w:b w:val="0"/>
+          <w:i w:val="0"/>
+          <w:sz w:val="28"/>
+        </w:rPr>
+        <w:t xml:space="preserve">1) Инфляцией называют процесс долговременного устойчивого повышения общего уровня цен в стране. </w:t>
+      </w:r>
+    </w:p>
+    <w:p>
+      <w:pPr>
+        <w:keepNext w:val="0"/>
+        <w:spacing w:after="60" w:line="240" w:lineRule="auto"/>
+        <w:jc w:val="both"/>
+      </w:pPr>
+      <w:r>
+        <w:rPr>
+          <w:rFonts w:ascii="Times New Roman" w:hAnsi="Times New Roman" w:eastAsia="Times New Roman"/>
+          <w:b w:val="0"/>
+          <w:i w:val="0"/>
+          <w:sz w:val="28"/>
+        </w:rPr>
+        <w:t xml:space="preserve">2) В период высокой инфляции повышается покупательная способность национальной валюты. </w:t>
+      </w:r>
+    </w:p>
+    <w:p>
+      <w:pPr>
+        <w:keepNext w:val="0"/>
+        <w:spacing w:after="60" w:line="240" w:lineRule="auto"/>
+        <w:jc w:val="both"/>
+      </w:pPr>
+      <w:r>
+        <w:rPr>
+          <w:rFonts w:ascii="Times New Roman" w:hAnsi="Times New Roman" w:eastAsia="Times New Roman"/>
+          <w:b w:val="0"/>
+          <w:i w:val="0"/>
+          <w:sz w:val="28"/>
+        </w:rPr>
+        <w:t xml:space="preserve">3) Инфляция бывает фрикционной и циклической. </w:t>
+      </w:r>
+    </w:p>
+    <w:p>
+      <w:pPr>
+        <w:keepNext w:val="0"/>
+        <w:spacing w:after="60" w:line="240" w:lineRule="auto"/>
+        <w:jc w:val="both"/>
+      </w:pPr>
+      <w:r>
+        <w:rPr>
+          <w:rFonts w:ascii="Times New Roman" w:hAnsi="Times New Roman" w:eastAsia="Times New Roman"/>
+          <w:b w:val="0"/>
+          <w:i w:val="0"/>
+          <w:sz w:val="28"/>
+        </w:rPr>
+        <w:t>4) Высокая инфляция усиливает риск, связанный с инновациями и долгосрочными инвестициями</w:t>
+      </w:r>
+    </w:p>
+    <w:p>
+      <w:pPr>
+        <w:keepNext w:val="0"/>
+        <w:spacing w:after="60" w:line="240" w:lineRule="auto"/>
+        <w:jc w:val="both"/>
+      </w:pPr>
+      <w:r>
+        <w:rPr>
+          <w:rFonts w:ascii="Times New Roman" w:hAnsi="Times New Roman" w:eastAsia="Times New Roman"/>
+          <w:b w:val="0"/>
+          <w:i w:val="0"/>
+          <w:sz w:val="28"/>
+        </w:rPr>
+        <w:t>5) Высокая инфляция сопровождается снижением реальных доходов населения.</w:t>
+      </w:r>
+    </w:p>
+    <w:p>
+      <w:pPr>
+        <w:keepNext w:val="0"/>
+        <w:spacing w:after="60" w:line="240" w:lineRule="auto"/>
+        <w:jc w:val="both"/>
+      </w:pPr>
+      <w:r>
+        <w:rPr>
+          <w:rFonts w:ascii="Times New Roman" w:hAnsi="Times New Roman" w:eastAsia="Times New Roman"/>
+          <w:b w:val="0"/>
+          <w:i w:val="0"/>
+          <w:sz w:val="28"/>
+        </w:rPr>
+        <w:t>Ответ:</w:t>
+      </w:r>
+    </w:p>
+    <w:p>
+      <w:pPr>
+        <w:keepNext w:val="0"/>
+        <w:spacing w:after="60" w:line="240" w:lineRule="auto"/>
+        <w:jc w:val="both"/>
+      </w:pPr>
+      <w:r>
+        <w:rPr>
+          <w:rFonts w:ascii="Times New Roman" w:hAnsi="Times New Roman" w:eastAsia="Times New Roman"/>
+          <w:b/>
+          <w:sz w:val="28"/>
+        </w:rPr>
+        <w:t xml:space="preserve">№6 </w:t>
+      </w:r>
+      <w:r>
+        <w:rPr>
+          <w:rFonts w:ascii="Times New Roman" w:hAnsi="Times New Roman" w:eastAsia="Times New Roman"/>
+          <w:b w:val="0"/>
+          <w:i w:val="0"/>
+          <w:sz w:val="28"/>
+        </w:rPr>
+        <w:t>Установите соответствие между признаками и типами экономических систем: к каждой позиции, данной в первом столбце, подберите соответствующую позицию из второго столбца.</w:t>
+      </w:r>
+    </w:p>
+    <w:tbl>
+      <w:tblPr>
+        <w:tblStyle w:val="TableGrid"/>
+        <w:tblW w:type="auto" w:w="0"/>
+        <w:tblLayout w:type="autofit"/>
+        <w:tblLook w:firstColumn="1" w:firstRow="1" w:lastColumn="0" w:lastRow="0" w:noHBand="0" w:noVBand="1" w:val="04A0"/>
+      </w:tblPr>
+      <w:tblGrid>
+        <w:gridCol w:w="5128"/>
+        <w:gridCol w:w="5128"/>
+      </w:tblGrid>
+      <w:tr>
+        <w:tc>
+          <w:tcPr>
+            <w:tcW w:type="dxa" w:w="5128"/>
+            <w:vAlign w:val="center"/>
+            <w:tcMar>
+              <w:top w:w="80" w:type="dxa"/>
+              <w:start w:w="100" w:type="dxa"/>
+              <w:bottom w:w="80" w:type="dxa"/>
+              <w:end w:w="100" w:type="dxa"/>
+            </w:tcMar>
+          </w:tcPr>
+          <w:p>
+            <w:pPr>
+              <w:keepNext w:val="0"/>
+              <w:spacing w:after="0" w:line="240" w:lineRule="auto"/>
+              <w:jc w:val="left"/>
+            </w:pPr>
+            <w:r>
+              <w:rPr>
+                <w:rFonts w:ascii="Times New Roman" w:hAnsi="Times New Roman" w:eastAsia="Times New Roman"/>
+                <w:sz w:val="28"/>
+              </w:rPr>
+              <w:t>ПРИЗНАКИ</w:t>
+            </w:r>
+          </w:p>
+        </w:tc>
+        <w:tc>
+          <w:tcPr>
+            <w:tcW w:type="dxa" w:w="5128"/>
+            <w:vAlign w:val="center"/>
+            <w:tcMar>
+              <w:top w:w="80" w:type="dxa"/>
+              <w:start w:w="100" w:type="dxa"/>
+              <w:bottom w:w="80" w:type="dxa"/>
+              <w:end w:w="100" w:type="dxa"/>
+            </w:tcMar>
+          </w:tcPr>
+          <w:p>
+            <w:pPr>
+              <w:keepNext w:val="0"/>
+              <w:spacing w:after="0" w:line="240" w:lineRule="auto"/>
+              <w:jc w:val="left"/>
+            </w:pPr>
+            <w:r>
+              <w:rPr>
+                <w:rFonts w:ascii="Times New Roman" w:hAnsi="Times New Roman" w:eastAsia="Times New Roman"/>
+                <w:sz w:val="28"/>
+              </w:rPr>
+              <w:t>ТИПЫ ЭКОНОМИЧЕСКИХ СИСТЕМ</w:t>
+            </w:r>
+          </w:p>
+        </w:tc>
+      </w:tr>
+      <w:tr>
+        <w:tc>
+          <w:tcPr>
+            <w:tcW w:type="dxa" w:w="5128"/>
+            <w:vAlign w:val="center"/>
+            <w:tcMar>
+              <w:top w:w="80" w:type="dxa"/>
+              <w:start w:w="100" w:type="dxa"/>
+              <w:bottom w:w="80" w:type="dxa"/>
+              <w:end w:w="100" w:type="dxa"/>
+            </w:tcMar>
+          </w:tcPr>
+          <w:p>
+            <w:pPr>
+              <w:keepNext w:val="0"/>
+              <w:spacing w:after="0" w:line="240" w:lineRule="auto"/>
+              <w:jc w:val="left"/>
+            </w:pPr>
+            <w:r>
+              <w:rPr>
+                <w:rFonts w:ascii="Times New Roman" w:hAnsi="Times New Roman" w:eastAsia="Times New Roman"/>
+                <w:sz w:val="28"/>
+              </w:rPr>
+              <w:t>А) необходимость решать проблему ограниченности ресурсовБ) конкуренция производителейВ) свободное ценообразованиеГ) производство товаров и услугД) государственное планирование хозяйственной деятельности</w:t>
+            </w:r>
+          </w:p>
+        </w:tc>
+        <w:tc>
+          <w:tcPr>
+            <w:tcW w:type="dxa" w:w="5128"/>
+            <w:vAlign w:val="center"/>
+            <w:tcMar>
+              <w:top w:w="80" w:type="dxa"/>
+              <w:start w:w="100" w:type="dxa"/>
+              <w:bottom w:w="80" w:type="dxa"/>
+              <w:end w:w="100" w:type="dxa"/>
+            </w:tcMar>
+          </w:tcPr>
+          <w:p>
+            <w:pPr>
+              <w:keepNext w:val="0"/>
+              <w:spacing w:after="0" w:line="240" w:lineRule="auto"/>
+              <w:jc w:val="left"/>
+            </w:pPr>
+            <w:r>
+              <w:rPr>
+                <w:rFonts w:ascii="Times New Roman" w:hAnsi="Times New Roman" w:eastAsia="Times New Roman"/>
+                <w:sz w:val="28"/>
+              </w:rPr>
+              <w:t>1) командная2) рыночная3) и рыночная, и командная</w:t>
+            </w:r>
+          </w:p>
+        </w:tc>
+      </w:tr>
+    </w:tbl>
+    <w:p/>
+    <w:p>
+      <w:pPr>
+        <w:keepNext w:val="0"/>
+        <w:spacing w:after="60" w:line="240" w:lineRule="auto"/>
+        <w:jc w:val="both"/>
+      </w:pPr>
+      <w:r>
+        <w:rPr>
+          <w:rFonts w:ascii="Times New Roman" w:hAnsi="Times New Roman" w:eastAsia="Times New Roman"/>
+          <w:b w:val="0"/>
+          <w:i w:val="0"/>
+          <w:sz w:val="28"/>
+        </w:rPr>
+        <w:t>Запишите в ответ цифры, расположив их в порядке, соответствующем буквам:</w:t>
+      </w:r>
+    </w:p>
+    <w:tbl>
+      <w:tblPr>
+        <w:tblStyle w:val="TableGrid"/>
+        <w:tblW w:type="auto" w:w="0"/>
+        <w:tblLayout w:type="autofit"/>
+        <w:tblLook w:firstColumn="1" w:firstRow="1" w:lastColumn="0" w:lastRow="0" w:noHBand="0" w:noVBand="1" w:val="04A0"/>
+      </w:tblPr>
+      <w:tblGrid>
+        <w:gridCol w:w="2051"/>
+        <w:gridCol w:w="2051"/>
+        <w:gridCol w:w="2051"/>
+        <w:gridCol w:w="2051"/>
+        <w:gridCol w:w="2051"/>
+      </w:tblGrid>
+      <w:tr>
+        <w:tc>
+          <w:tcPr>
+            <w:tcW w:type="dxa" w:w="2051"/>
+            <w:vAlign w:val="center"/>
+            <w:tcMar>
+              <w:top w:w="80" w:type="dxa"/>
+              <w:start w:w="100" w:type="dxa"/>
+              <w:bottom w:w="80" w:type="dxa"/>
+              <w:end w:w="100" w:type="dxa"/>
+            </w:tcMar>
+          </w:tcPr>
+          <w:p>
+            <w:pPr>
+              <w:keepNext w:val="0"/>
+              <w:spacing w:after="0" w:line="240" w:lineRule="auto"/>
+              <w:jc w:val="left"/>
+            </w:pPr>
+            <w:r>
+              <w:rPr>
+                <w:rFonts w:ascii="Times New Roman" w:hAnsi="Times New Roman" w:eastAsia="Times New Roman"/>
+                <w:sz w:val="28"/>
+              </w:rPr>
+              <w:t>А</w:t>
+            </w:r>
+          </w:p>
+        </w:tc>
+        <w:tc>
+          <w:tcPr>
+            <w:tcW w:type="dxa" w:w="2051"/>
+            <w:vAlign w:val="center"/>
+            <w:tcMar>
+              <w:top w:w="80" w:type="dxa"/>
+              <w:start w:w="100" w:type="dxa"/>
+              <w:bottom w:w="80" w:type="dxa"/>
+              <w:end w:w="100" w:type="dxa"/>
+            </w:tcMar>
+          </w:tcPr>
+          <w:p>
+            <w:pPr>
+              <w:keepNext w:val="0"/>
+              <w:spacing w:after="0" w:line="240" w:lineRule="auto"/>
+              <w:jc w:val="left"/>
+            </w:pPr>
+            <w:r>
+              <w:rPr>
+                <w:rFonts w:ascii="Times New Roman" w:hAnsi="Times New Roman" w:eastAsia="Times New Roman"/>
+                <w:sz w:val="28"/>
+              </w:rPr>
+              <w:t>Б</w:t>
+            </w:r>
+          </w:p>
+        </w:tc>
+        <w:tc>
+          <w:tcPr>
+            <w:tcW w:type="dxa" w:w="2051"/>
+            <w:vAlign w:val="center"/>
+            <w:tcMar>
+              <w:top w:w="80" w:type="dxa"/>
+              <w:start w:w="100" w:type="dxa"/>
+              <w:bottom w:w="80" w:type="dxa"/>
+              <w:end w:w="100" w:type="dxa"/>
+            </w:tcMar>
+          </w:tcPr>
+          <w:p>
+            <w:pPr>
+              <w:keepNext w:val="0"/>
+              <w:spacing w:after="0" w:line="240" w:lineRule="auto"/>
+              <w:jc w:val="left"/>
+            </w:pPr>
+            <w:r>
+              <w:rPr>
+                <w:rFonts w:ascii="Times New Roman" w:hAnsi="Times New Roman" w:eastAsia="Times New Roman"/>
+                <w:sz w:val="28"/>
+              </w:rPr>
+              <w:t>В</w:t>
+            </w:r>
+          </w:p>
+        </w:tc>
+        <w:tc>
+          <w:tcPr>
+            <w:tcW w:type="dxa" w:w="2051"/>
+            <w:vAlign w:val="center"/>
+            <w:tcMar>
+              <w:top w:w="80" w:type="dxa"/>
+              <w:start w:w="100" w:type="dxa"/>
+              <w:bottom w:w="80" w:type="dxa"/>
+              <w:end w:w="100" w:type="dxa"/>
+            </w:tcMar>
+          </w:tcPr>
+          <w:p>
+            <w:pPr>
+              <w:keepNext w:val="0"/>
+              <w:spacing w:after="0" w:line="240" w:lineRule="auto"/>
+              <w:jc w:val="left"/>
+            </w:pPr>
+            <w:r>
+              <w:rPr>
+                <w:rFonts w:ascii="Times New Roman" w:hAnsi="Times New Roman" w:eastAsia="Times New Roman"/>
+                <w:sz w:val="28"/>
+              </w:rPr>
+              <w:t>Г</w:t>
+            </w:r>
+          </w:p>
+        </w:tc>
+        <w:tc>
+          <w:tcPr>
+            <w:tcW w:type="dxa" w:w="2051"/>
+            <w:vAlign w:val="center"/>
+            <w:tcMar>
+              <w:top w:w="80" w:type="dxa"/>
+              <w:start w:w="100" w:type="dxa"/>
+              <w:bottom w:w="80" w:type="dxa"/>
+              <w:end w:w="100" w:type="dxa"/>
+            </w:tcMar>
+          </w:tcPr>
+          <w:p>
+            <w:pPr>
+              <w:keepNext w:val="0"/>
+              <w:spacing w:after="0" w:line="240" w:lineRule="auto"/>
+              <w:jc w:val="left"/>
+            </w:pPr>
+            <w:r>
+              <w:rPr>
+                <w:rFonts w:ascii="Times New Roman" w:hAnsi="Times New Roman" w:eastAsia="Times New Roman"/>
+                <w:sz w:val="28"/>
+              </w:rPr>
+              <w:t>Д</w:t>
+            </w:r>
+          </w:p>
+        </w:tc>
+      </w:tr>
+      <w:tr>
+        <w:tc>
+          <w:tcPr>
+            <w:tcW w:type="dxa" w:w="2051"/>
+            <w:vAlign w:val="center"/>
+            <w:tcMar>
+              <w:top w:w="80" w:type="dxa"/>
+              <w:start w:w="100" w:type="dxa"/>
+              <w:bottom w:w="80" w:type="dxa"/>
+              <w:end w:w="100" w:type="dxa"/>
+            </w:tcMar>
+          </w:tcPr>
+          <w:p>
+            <w:pPr>
+              <w:keepNext w:val="0"/>
+              <w:spacing w:after="0" w:line="240" w:lineRule="auto"/>
+              <w:jc w:val="left"/>
+            </w:pPr>
+            <w:r>
+              <w:rPr>
+                <w:rFonts w:ascii="Times New Roman" w:hAnsi="Times New Roman" w:eastAsia="Times New Roman"/>
+                <w:sz w:val="28"/>
+              </w:rPr>
+            </w:r>
+          </w:p>
+        </w:tc>
+        <w:tc>
+          <w:tcPr>
+            <w:tcW w:type="dxa" w:w="2051"/>
+            <w:vAlign w:val="center"/>
+            <w:tcMar>
+              <w:top w:w="80" w:type="dxa"/>
+              <w:start w:w="100" w:type="dxa"/>
+              <w:bottom w:w="80" w:type="dxa"/>
+              <w:end w:w="100" w:type="dxa"/>
+            </w:tcMar>
+          </w:tcPr>
+          <w:p>
+            <w:pPr>
+              <w:keepNext w:val="0"/>
+              <w:spacing w:after="0" w:line="240" w:lineRule="auto"/>
+              <w:jc w:val="left"/>
+            </w:pPr>
+            <w:r>
+              <w:rPr>
+                <w:rFonts w:ascii="Times New Roman" w:hAnsi="Times New Roman" w:eastAsia="Times New Roman"/>
+                <w:sz w:val="28"/>
+              </w:rPr>
+            </w:r>
+          </w:p>
+        </w:tc>
+        <w:tc>
+          <w:tcPr>
+            <w:tcW w:type="dxa" w:w="2051"/>
+            <w:vAlign w:val="center"/>
+            <w:tcMar>
+              <w:top w:w="80" w:type="dxa"/>
+              <w:start w:w="100" w:type="dxa"/>
+              <w:bottom w:w="80" w:type="dxa"/>
+              <w:end w:w="100" w:type="dxa"/>
+            </w:tcMar>
+          </w:tcPr>
+          <w:p>
+            <w:pPr>
+              <w:keepNext w:val="0"/>
+              <w:spacing w:after="0" w:line="240" w:lineRule="auto"/>
+              <w:jc w:val="left"/>
+            </w:pPr>
+            <w:r>
+              <w:rPr>
+                <w:rFonts w:ascii="Times New Roman" w:hAnsi="Times New Roman" w:eastAsia="Times New Roman"/>
+                <w:sz w:val="28"/>
+              </w:rPr>
+            </w:r>
+          </w:p>
+        </w:tc>
+        <w:tc>
+          <w:tcPr>
+            <w:tcW w:type="dxa" w:w="2051"/>
+            <w:vAlign w:val="center"/>
+            <w:tcMar>
+              <w:top w:w="80" w:type="dxa"/>
+              <w:start w:w="100" w:type="dxa"/>
+              <w:bottom w:w="80" w:type="dxa"/>
+              <w:end w:w="100" w:type="dxa"/>
+            </w:tcMar>
+          </w:tcPr>
+          <w:p>
+            <w:pPr>
+              <w:keepNext w:val="0"/>
+              <w:spacing w:after="0" w:line="240" w:lineRule="auto"/>
+              <w:jc w:val="left"/>
+            </w:pPr>
+            <w:r>
+              <w:rPr>
+                <w:rFonts w:ascii="Times New Roman" w:hAnsi="Times New Roman" w:eastAsia="Times New Roman"/>
+                <w:sz w:val="28"/>
+              </w:rPr>
+            </w:r>
+          </w:p>
+        </w:tc>
+        <w:tc>
+          <w:tcPr>
+            <w:tcW w:type="dxa" w:w="2051"/>
+            <w:vAlign w:val="center"/>
+            <w:tcMar>
+              <w:top w:w="80" w:type="dxa"/>
+              <w:start w:w="100" w:type="dxa"/>
+              <w:bottom w:w="80" w:type="dxa"/>
+              <w:end w:w="100" w:type="dxa"/>
+            </w:tcMar>
+          </w:tcPr>
+          <w:p>
+            <w:pPr>
+              <w:keepNext w:val="0"/>
+              <w:spacing w:after="0" w:line="240" w:lineRule="auto"/>
+              <w:jc w:val="left"/>
+            </w:pPr>
+            <w:r>
+              <w:rPr>
+                <w:rFonts w:ascii="Times New Roman" w:hAnsi="Times New Roman" w:eastAsia="Times New Roman"/>
+                <w:sz w:val="28"/>
+              </w:rPr>
+            </w:r>
+          </w:p>
+        </w:tc>
+      </w:tr>
+    </w:tbl>
+    <w:p/>
+    <w:p>
+      <w:pPr>
+        <w:keepNext w:val="0"/>
+        <w:spacing w:after="60" w:line="240" w:lineRule="auto"/>
+        <w:jc w:val="both"/>
+      </w:pPr>
+      <w:r>
+        <w:rPr>
+          <w:rFonts w:ascii="Times New Roman" w:hAnsi="Times New Roman" w:eastAsia="Times New Roman"/>
+          <w:b w:val="0"/>
+          <w:i w:val="0"/>
+          <w:sz w:val="28"/>
+        </w:rPr>
+        <w:t>Ответ:</w:t>
+      </w:r>
+    </w:p>
+    <w:p>
+      <w:pPr>
+        <w:keepNext w:val="0"/>
+        <w:spacing w:after="60" w:line="240" w:lineRule="auto"/>
+        <w:jc w:val="both"/>
+      </w:pPr>
+      <w:r>
+        <w:rPr>
+          <w:rFonts w:ascii="Times New Roman" w:hAnsi="Times New Roman" w:eastAsia="Times New Roman"/>
+          <w:b/>
+          <w:sz w:val="28"/>
+        </w:rPr>
+        <w:t xml:space="preserve">№7 </w:t>
+      </w:r>
+      <w:r>
+        <w:rPr>
+          <w:rFonts w:ascii="Times New Roman" w:hAnsi="Times New Roman" w:eastAsia="Times New Roman"/>
+          <w:b w:val="0"/>
+          <w:i w:val="0"/>
+          <w:sz w:val="28"/>
+        </w:rPr>
+        <w:t>Представьте, что Вы помогаете учителю оформить презентацию к уроку обществознания по теме «Налоговая система в Российской Федерации». Один из слайдов называется «Федеральные налоги и сборы». Что из перечисленного Вы включили бы в этот слайд? Запишите цифры, под которыми указаны федеральные налоги и сборы.</w:t>
+      </w:r>
+    </w:p>
+    <w:p>
+      <w:pPr>
+        <w:keepNext w:val="0"/>
+        <w:spacing w:after="60" w:line="240" w:lineRule="auto"/>
+        <w:jc w:val="both"/>
+      </w:pPr>
+      <w:r>
+        <w:rPr>
+          <w:rFonts w:ascii="Times New Roman" w:hAnsi="Times New Roman" w:eastAsia="Times New Roman"/>
+          <w:b w:val="0"/>
+          <w:i w:val="0"/>
+          <w:sz w:val="28"/>
+        </w:rPr>
+        <w:t>1) акцизы</w:t>
+      </w:r>
+    </w:p>
+    <w:p>
+      <w:pPr>
+        <w:keepNext w:val="0"/>
+        <w:spacing w:after="60" w:line="240" w:lineRule="auto"/>
+        <w:jc w:val="both"/>
+      </w:pPr>
+      <w:r>
+        <w:rPr>
+          <w:rFonts w:ascii="Times New Roman" w:hAnsi="Times New Roman" w:eastAsia="Times New Roman"/>
+          <w:b w:val="0"/>
+          <w:i w:val="0"/>
+          <w:sz w:val="28"/>
+        </w:rPr>
+        <w:t>2) налог на имущество организаций</w:t>
+      </w:r>
+    </w:p>
+    <w:p>
+      <w:pPr>
+        <w:keepNext w:val="0"/>
+        <w:spacing w:after="60" w:line="240" w:lineRule="auto"/>
+        <w:jc w:val="both"/>
+      </w:pPr>
+      <w:r>
+        <w:rPr>
+          <w:rFonts w:ascii="Times New Roman" w:hAnsi="Times New Roman" w:eastAsia="Times New Roman"/>
+          <w:b w:val="0"/>
+          <w:i w:val="0"/>
+          <w:sz w:val="28"/>
+        </w:rPr>
+        <w:t>3) государственная пошлина</w:t>
+      </w:r>
+    </w:p>
+    <w:p>
+      <w:pPr>
+        <w:keepNext w:val="0"/>
+        <w:spacing w:after="60" w:line="240" w:lineRule="auto"/>
+        <w:jc w:val="both"/>
+      </w:pPr>
+      <w:r>
+        <w:rPr>
+          <w:rFonts w:ascii="Times New Roman" w:hAnsi="Times New Roman" w:eastAsia="Times New Roman"/>
+          <w:b w:val="0"/>
+          <w:i w:val="0"/>
+          <w:sz w:val="28"/>
+        </w:rPr>
+        <w:t>4) налог на доходы физических лиц</w:t>
+      </w:r>
+    </w:p>
+    <w:p>
+      <w:pPr>
+        <w:keepNext w:val="0"/>
+        <w:spacing w:after="60" w:line="240" w:lineRule="auto"/>
+        <w:jc w:val="both"/>
+      </w:pPr>
+      <w:r>
+        <w:rPr>
+          <w:rFonts w:ascii="Times New Roman" w:hAnsi="Times New Roman" w:eastAsia="Times New Roman"/>
+          <w:b w:val="0"/>
+          <w:i w:val="0"/>
+          <w:sz w:val="28"/>
+        </w:rPr>
+        <w:t>5) земельный налог</w:t>
+      </w:r>
+    </w:p>
+    <w:p>
+      <w:pPr>
+        <w:keepNext w:val="0"/>
+        <w:spacing w:after="60" w:line="240" w:lineRule="auto"/>
+        <w:jc w:val="both"/>
+      </w:pPr>
+      <w:r>
+        <w:rPr>
+          <w:rFonts w:ascii="Times New Roman" w:hAnsi="Times New Roman" w:eastAsia="Times New Roman"/>
+          <w:b w:val="0"/>
+          <w:i w:val="0"/>
+          <w:sz w:val="28"/>
+        </w:rPr>
+        <w:t>6) водный налог</w:t>
+      </w:r>
+    </w:p>
+    <w:p>
+      <w:pPr>
+        <w:keepNext w:val="0"/>
+        <w:spacing w:after="60" w:line="240" w:lineRule="auto"/>
+        <w:jc w:val="both"/>
+      </w:pPr>
+      <w:r>
+        <w:rPr>
+          <w:rFonts w:ascii="Times New Roman" w:hAnsi="Times New Roman" w:eastAsia="Times New Roman"/>
+          <w:b w:val="0"/>
+          <w:i w:val="0"/>
+          <w:sz w:val="28"/>
+        </w:rPr>
+        <w:t>Ответ:</w:t>
+      </w:r>
+    </w:p>
+    <w:p>
+      <w:pPr>
+        <w:keepNext w:val="0"/>
+        <w:spacing w:after="60" w:line="240" w:lineRule="auto"/>
+        <w:jc w:val="both"/>
+      </w:pPr>
+      <w:r>
+        <w:rPr>
+          <w:rFonts w:ascii="Times New Roman" w:hAnsi="Times New Roman" w:eastAsia="Times New Roman"/>
+          <w:b/>
+          <w:sz w:val="28"/>
+        </w:rPr>
+        <w:t xml:space="preserve">№8 </w:t>
+      </w:r>
+      <w:r>
+        <w:rPr>
+          <w:rFonts w:ascii="Times New Roman" w:hAnsi="Times New Roman" w:eastAsia="Times New Roman"/>
+          <w:b w:val="0"/>
+          <w:i w:val="0"/>
+          <w:sz w:val="28"/>
+        </w:rPr>
+        <w:t>Выберите верные суждения о социальной мобильности и запишите цифры, под которыми они указаны.</w:t>
+      </w:r>
+    </w:p>
+    <w:p>
+      <w:pPr>
+        <w:keepNext w:val="0"/>
+        <w:spacing w:after="60" w:line="240" w:lineRule="auto"/>
+        <w:jc w:val="both"/>
+      </w:pPr>
+      <w:r>
+        <w:rPr>
+          <w:rFonts w:ascii="Times New Roman" w:hAnsi="Times New Roman" w:eastAsia="Times New Roman"/>
+          <w:b w:val="0"/>
+          <w:i w:val="0"/>
+          <w:sz w:val="28"/>
+        </w:rPr>
+        <w:t>1) В результате горизонтальной мобильности индивиды всегда изменяют своё положение в стратификационной системе.</w:t>
+      </w:r>
+    </w:p>
+    <w:p>
+      <w:pPr>
+        <w:keepNext w:val="0"/>
+        <w:spacing w:after="60" w:line="240" w:lineRule="auto"/>
+        <w:jc w:val="both"/>
+      </w:pPr>
+      <w:r>
+        <w:rPr>
+          <w:rFonts w:ascii="Times New Roman" w:hAnsi="Times New Roman" w:eastAsia="Times New Roman"/>
+          <w:b w:val="0"/>
+          <w:i w:val="0"/>
+          <w:sz w:val="28"/>
+        </w:rPr>
+        <w:t>2) Каналами социальной мобильности называют социальные институты, с помощью которых происходит перемещение людей по социальной лестнице.</w:t>
+      </w:r>
+    </w:p>
+    <w:p>
+      <w:pPr>
+        <w:keepNext w:val="0"/>
+        <w:spacing w:after="60" w:line="240" w:lineRule="auto"/>
+        <w:jc w:val="both"/>
+      </w:pPr>
+      <w:r>
+        <w:rPr>
+          <w:rFonts w:ascii="Times New Roman" w:hAnsi="Times New Roman" w:eastAsia="Times New Roman"/>
+          <w:b w:val="0"/>
+          <w:i w:val="0"/>
+          <w:sz w:val="28"/>
+        </w:rPr>
+        <w:t>3) Социальная мобильность означает разнонаправленные социальные перемещения.</w:t>
+      </w:r>
+    </w:p>
+    <w:p>
+      <w:pPr>
+        <w:keepNext w:val="0"/>
+        <w:spacing w:after="60" w:line="240" w:lineRule="auto"/>
+        <w:jc w:val="both"/>
+      </w:pPr>
+      <w:r>
+        <w:rPr>
+          <w:rFonts w:ascii="Times New Roman" w:hAnsi="Times New Roman" w:eastAsia="Times New Roman"/>
+          <w:b w:val="0"/>
+          <w:i w:val="0"/>
+          <w:sz w:val="28"/>
+        </w:rPr>
+        <w:t>4) Любые социальные взаимодействия можно считать социальной мобильностью.</w:t>
+      </w:r>
+    </w:p>
+    <w:p>
+      <w:pPr>
+        <w:keepNext w:val="0"/>
+        <w:spacing w:after="60" w:line="240" w:lineRule="auto"/>
+        <w:jc w:val="both"/>
+      </w:pPr>
+      <w:r>
+        <w:rPr>
+          <w:rFonts w:ascii="Times New Roman" w:hAnsi="Times New Roman" w:eastAsia="Times New Roman"/>
+          <w:b w:val="0"/>
+          <w:i w:val="0"/>
+          <w:sz w:val="28"/>
+        </w:rPr>
+        <w:t>5) Вертикальная социальная мобильность бывает как восходящей, так и нисходящей.</w:t>
+      </w:r>
+    </w:p>
+    <w:p>
+      <w:pPr>
+        <w:keepNext w:val="0"/>
+        <w:spacing w:after="60" w:line="240" w:lineRule="auto"/>
+        <w:jc w:val="both"/>
+      </w:pPr>
+      <w:r>
+        <w:rPr>
+          <w:rFonts w:ascii="Times New Roman" w:hAnsi="Times New Roman" w:eastAsia="Times New Roman"/>
+          <w:b w:val="0"/>
+          <w:i w:val="0"/>
+          <w:sz w:val="28"/>
+        </w:rPr>
+        <w:t>Ответ:</w:t>
+      </w:r>
+    </w:p>
+    <w:p>
+      <w:pPr>
+        <w:keepNext w:val="0"/>
+        <w:spacing w:after="60" w:line="240" w:lineRule="auto"/>
+        <w:jc w:val="both"/>
+      </w:pPr>
+      <w:r>
+        <w:rPr>
+          <w:rFonts w:ascii="Times New Roman" w:hAnsi="Times New Roman" w:eastAsia="Times New Roman"/>
+          <w:b/>
+          <w:sz w:val="28"/>
+        </w:rPr>
+        <w:t xml:space="preserve">№9 </w:t>
+      </w:r>
+      <w:r>
+        <w:rPr>
+          <w:rFonts w:ascii="Times New Roman" w:hAnsi="Times New Roman" w:eastAsia="Times New Roman"/>
+          <w:b w:val="0"/>
+          <w:i w:val="0"/>
+          <w:sz w:val="28"/>
+        </w:rPr>
+        <w:t>В ходе социологических опросов совершеннолетних граждан стран Z и Y им задавали вопрос: «В какой мере государство выполняет свои обязанности перед гражданами?». Полученные результаты (в % от числа опрошенных) представлены в виде диаграммы.</w:t>
+      </w:r>
+    </w:p>
+    <w:p>
+      <w:pPr>
+        <w:spacing w:after="80"/>
+        <w:jc w:val="center"/>
+      </w:pPr>
+      <w:r>
+        <w:drawing>
+          <wp:inline xmlns:a="http://schemas.openxmlformats.org/drawingml/2006/main" xmlns:pic="http://schemas.openxmlformats.org/drawingml/2006/picture">
+            <wp:extent cx="3780000" cy="3780000"/>
+            <wp:docPr id="1" name="Picture 1"/>
+            <wp:cNvGraphicFramePr>
+              <a:graphicFrameLocks noChangeAspect="1"/>
+            </wp:cNvGraphicFramePr>
+            <a:graphic>
+              <a:graphicData uri="http://schemas.openxmlformats.org/drawingml/2006/picture">
+                <pic:pic>
+                  <pic:nvPicPr>
+                    <pic:cNvPr id="0" name="asset-0052.png"/>
+                    <pic:cNvPicPr/>
+                  </pic:nvPicPr>
+                  <pic:blipFill>
+                    <a:blip r:embed="rId9"/>
+                    <a:stretch>
+                      <a:fillRect/>
+                    </a:stretch>
+                  </pic:blipFill>
+                  <pic:spPr>
+                    <a:xfrm>
+                      <a:off x="0" y="0"/>
+                      <a:ext cx="3780000" cy="3780000"/>
+                    </a:xfrm>
+                    <a:prstGeom prst="rect"/>
+                  </pic:spPr>
+                </pic:pic>
+              </a:graphicData>
+            </a:graphic>
+          </wp:inline>
+        </w:drawing>
+      </w:r>
+    </w:p>
+    <w:p>
+      <w:pPr>
+        <w:keepNext w:val="0"/>
+        <w:spacing w:after="60" w:line="240" w:lineRule="auto"/>
+        <w:jc w:val="both"/>
+      </w:pPr>
+      <w:r>
+        <w:rPr>
+          <w:rFonts w:ascii="Times New Roman" w:hAnsi="Times New Roman" w:eastAsia="Times New Roman"/>
+          <w:b w:val="0"/>
+          <w:i w:val="0"/>
+          <w:sz w:val="28"/>
+        </w:rPr>
+        <w:t>Найдите в приведенном списке выводы, которые можно сделать на основе диаграммы, и запишите цифры, под которыми они указаны.</w:t>
+      </w:r>
+    </w:p>
+    <w:p>
+      <w:pPr>
+        <w:keepNext w:val="0"/>
+        <w:spacing w:after="60" w:line="240" w:lineRule="auto"/>
+        <w:jc w:val="both"/>
+      </w:pPr>
+      <w:r>
+        <w:rPr>
+          <w:rFonts w:ascii="Times New Roman" w:hAnsi="Times New Roman" w:eastAsia="Times New Roman"/>
+          <w:b w:val="0"/>
+          <w:i w:val="0"/>
+          <w:sz w:val="28"/>
+        </w:rPr>
+        <w:t>1) Доля тех, кто отметил, что государство в полной мере выполняет свои обязанности перед гражданами, в стране Z больше, чем в стране Y.</w:t>
+      </w:r>
+    </w:p>
+    <w:p>
+      <w:pPr>
+        <w:keepNext w:val="0"/>
+        <w:spacing w:after="60" w:line="240" w:lineRule="auto"/>
+        <w:jc w:val="both"/>
+      </w:pPr>
+      <w:r>
+        <w:rPr>
+          <w:rFonts w:ascii="Times New Roman" w:hAnsi="Times New Roman" w:eastAsia="Times New Roman"/>
+          <w:b w:val="0"/>
+          <w:i w:val="0"/>
+          <w:sz w:val="28"/>
+        </w:rPr>
+        <w:t>2) Равные доли опрошенных жителей страны Z отметили, что государство в полной мере выполняет и совершенно не выполняет свои обязанности перед гражданами.</w:t>
+      </w:r>
+    </w:p>
+    <w:p>
+      <w:pPr>
+        <w:keepNext w:val="0"/>
+        <w:spacing w:after="60" w:line="240" w:lineRule="auto"/>
+        <w:jc w:val="both"/>
+      </w:pPr>
+      <w:r>
+        <w:rPr>
+          <w:rFonts w:ascii="Times New Roman" w:hAnsi="Times New Roman" w:eastAsia="Times New Roman"/>
+          <w:b w:val="0"/>
+          <w:i w:val="0"/>
+          <w:sz w:val="28"/>
+        </w:rPr>
+        <w:t>3) В стране Y доля отметивших, что по большей части государство не выполняет свои обязанности перед гражданами, больше доли отметивших, что государство в полной мере выполняет свои обязанности.</w:t>
+      </w:r>
+    </w:p>
+    <w:p>
+      <w:pPr>
+        <w:keepNext w:val="0"/>
+        <w:spacing w:after="60" w:line="240" w:lineRule="auto"/>
+        <w:jc w:val="both"/>
+      </w:pPr>
+      <w:r>
+        <w:rPr>
+          <w:rFonts w:ascii="Times New Roman" w:hAnsi="Times New Roman" w:eastAsia="Times New Roman"/>
+          <w:b w:val="0"/>
+          <w:i w:val="0"/>
+          <w:sz w:val="28"/>
+        </w:rPr>
+        <w:t>4) Доля тех, кто отметил, что государство совершенно не выполняет свои обязанности перед гражданами, в стране Z больше, чем в стране Y.</w:t>
+      </w:r>
+    </w:p>
+    <w:p>
+      <w:pPr>
+        <w:keepNext w:val="0"/>
+        <w:spacing w:after="60" w:line="240" w:lineRule="auto"/>
+        <w:jc w:val="both"/>
+      </w:pPr>
+      <w:r>
+        <w:rPr>
+          <w:rFonts w:ascii="Times New Roman" w:hAnsi="Times New Roman" w:eastAsia="Times New Roman"/>
+          <w:b w:val="0"/>
+          <w:i w:val="0"/>
+          <w:sz w:val="28"/>
+        </w:rPr>
+        <w:t>5) Одинаковые доли опрошенных в обеих странах отметили, что государство в равной мере выполняет и не выполняет свои обязанности перед гражданами.</w:t>
+      </w:r>
+    </w:p>
+    <w:p>
+      <w:pPr>
+        <w:keepNext w:val="0"/>
+        <w:spacing w:after="60" w:line="240" w:lineRule="auto"/>
+        <w:jc w:val="both"/>
+      </w:pPr>
+      <w:r>
+        <w:rPr>
+          <w:rFonts w:ascii="Times New Roman" w:hAnsi="Times New Roman" w:eastAsia="Times New Roman"/>
+          <w:b w:val="0"/>
+          <w:i w:val="0"/>
+          <w:sz w:val="28"/>
+        </w:rPr>
+        <w:t>Ответ:</w:t>
+      </w:r>
+    </w:p>
+    <w:p>
+      <w:pPr>
+        <w:keepNext w:val="0"/>
+        <w:spacing w:after="60" w:line="240" w:lineRule="auto"/>
+        <w:jc w:val="both"/>
+      </w:pPr>
+      <w:r>
+        <w:rPr>
+          <w:rFonts w:ascii="Times New Roman" w:hAnsi="Times New Roman" w:eastAsia="Times New Roman"/>
+          <w:b/>
+          <w:sz w:val="28"/>
+        </w:rPr>
+        <w:t xml:space="preserve">№10 </w:t>
+      </w:r>
+      <w:r>
+        <w:rPr>
+          <w:rFonts w:ascii="Times New Roman" w:hAnsi="Times New Roman" w:eastAsia="Times New Roman"/>
+          <w:b w:val="0"/>
+          <w:i w:val="0"/>
+          <w:sz w:val="28"/>
+        </w:rPr>
+        <w:t>Выберите верные суждения о власти и запишите цифры, под которыми они указаны.</w:t>
+      </w:r>
+    </w:p>
+    <w:p>
+      <w:pPr>
+        <w:keepNext w:val="0"/>
+        <w:spacing w:after="60" w:line="240" w:lineRule="auto"/>
+        <w:jc w:val="both"/>
+      </w:pPr>
+      <w:r>
+        <w:rPr>
+          <w:rFonts w:ascii="Times New Roman" w:hAnsi="Times New Roman" w:eastAsia="Times New Roman"/>
+          <w:b w:val="0"/>
+          <w:i w:val="0"/>
+          <w:sz w:val="28"/>
+        </w:rPr>
+        <w:t>1) Возникновение власти обусловлено потребностью в регуляции общественных отношений и согласовании несовпадающих интересов.</w:t>
+      </w:r>
+    </w:p>
+    <w:p>
+      <w:pPr>
+        <w:keepNext w:val="0"/>
+        <w:spacing w:after="60" w:line="240" w:lineRule="auto"/>
+        <w:jc w:val="both"/>
+      </w:pPr>
+      <w:r>
+        <w:rPr>
+          <w:rFonts w:ascii="Times New Roman" w:hAnsi="Times New Roman" w:eastAsia="Times New Roman"/>
+          <w:b w:val="0"/>
+          <w:i w:val="0"/>
+          <w:sz w:val="28"/>
+        </w:rPr>
+        <w:t>2) Объектами власти являются те лидеры и группы, которые её осуществляют.</w:t>
+      </w:r>
+    </w:p>
+    <w:p>
+      <w:pPr>
+        <w:keepNext w:val="0"/>
+        <w:spacing w:after="60" w:line="240" w:lineRule="auto"/>
+        <w:jc w:val="both"/>
+      </w:pPr>
+      <w:r>
+        <w:rPr>
+          <w:rFonts w:ascii="Times New Roman" w:hAnsi="Times New Roman" w:eastAsia="Times New Roman"/>
+          <w:b w:val="0"/>
+          <w:i w:val="0"/>
+          <w:sz w:val="28"/>
+        </w:rPr>
+        <w:t>3) Политическая власть опирается на экономические, социальные и другие ресурсы.</w:t>
+      </w:r>
+    </w:p>
+    <w:p>
+      <w:pPr>
+        <w:keepNext w:val="0"/>
+        <w:spacing w:after="60" w:line="240" w:lineRule="auto"/>
+        <w:jc w:val="both"/>
+      </w:pPr>
+      <w:r>
+        <w:rPr>
+          <w:rFonts w:ascii="Times New Roman" w:hAnsi="Times New Roman" w:eastAsia="Times New Roman"/>
+          <w:b w:val="0"/>
+          <w:i w:val="0"/>
+          <w:sz w:val="28"/>
+        </w:rPr>
+        <w:t>4) Политическая власть направлена на достижение общезначимых целей, которые не могут быть реализованы без вмешательства государства.</w:t>
+      </w:r>
+    </w:p>
+    <w:p>
+      <w:pPr>
+        <w:keepNext w:val="0"/>
+        <w:spacing w:after="60" w:line="240" w:lineRule="auto"/>
+        <w:jc w:val="both"/>
+      </w:pPr>
+      <w:r>
+        <w:rPr>
+          <w:rFonts w:ascii="Times New Roman" w:hAnsi="Times New Roman" w:eastAsia="Times New Roman"/>
+          <w:b w:val="0"/>
+          <w:i w:val="0"/>
+          <w:sz w:val="28"/>
+        </w:rPr>
+        <w:t>5) Политическая власть в государстве любого типа стремится удовлетворить интересы правящей элиты в обход интересов различных больших групп населения.</w:t>
+      </w:r>
+    </w:p>
+    <w:p>
+      <w:pPr>
+        <w:keepNext w:val="0"/>
+        <w:spacing w:after="60" w:line="240" w:lineRule="auto"/>
+        <w:jc w:val="both"/>
+      </w:pPr>
+      <w:r>
+        <w:rPr>
+          <w:rFonts w:ascii="Times New Roman" w:hAnsi="Times New Roman" w:eastAsia="Times New Roman"/>
+          <w:b w:val="0"/>
+          <w:i w:val="0"/>
+          <w:sz w:val="28"/>
+        </w:rPr>
+        <w:t>Ответ:</w:t>
+      </w:r>
+    </w:p>
+    <w:p>
+      <w:pPr>
+        <w:keepNext w:val="0"/>
+        <w:spacing w:after="60" w:line="240" w:lineRule="auto"/>
+        <w:jc w:val="both"/>
+      </w:pPr>
+      <w:r>
+        <w:rPr>
+          <w:rFonts w:ascii="Times New Roman" w:hAnsi="Times New Roman" w:eastAsia="Times New Roman"/>
+          <w:b/>
+          <w:sz w:val="28"/>
+        </w:rPr>
+        <w:t xml:space="preserve">№11 </w:t>
+      </w:r>
+      <w:r>
+        <w:rPr>
+          <w:rFonts w:ascii="Times New Roman" w:hAnsi="Times New Roman" w:eastAsia="Times New Roman"/>
+          <w:b w:val="0"/>
+          <w:i w:val="0"/>
+          <w:sz w:val="28"/>
+        </w:rPr>
+        <w:t xml:space="preserve">Гражданин N был избран губернатором области Z. Он уделяет большое внимание развитию институтов гражданского общества, защите прав и свобод граждан. Он регулярно встречается с жителями области, стремится исполнять их пожелания. Что из перечисленного характеризует тип политического лидерства, описанный в этой ситуации? Запишите цифры, под которыми указаны верные характеристики. </w:t>
+      </w:r>
+    </w:p>
+    <w:p>
+      <w:pPr>
+        <w:keepNext w:val="0"/>
+        <w:spacing w:after="60" w:line="240" w:lineRule="auto"/>
+        <w:jc w:val="both"/>
+      </w:pPr>
+      <w:r>
+        <w:rPr>
+          <w:rFonts w:ascii="Times New Roman" w:hAnsi="Times New Roman" w:eastAsia="Times New Roman"/>
+          <w:b w:val="0"/>
+          <w:i w:val="0"/>
+          <w:sz w:val="28"/>
+        </w:rPr>
+        <w:t xml:space="preserve">1) харизматический </w:t>
+      </w:r>
+    </w:p>
+    <w:p>
+      <w:pPr>
+        <w:keepNext w:val="0"/>
+        <w:spacing w:after="60" w:line="240" w:lineRule="auto"/>
+        <w:jc w:val="both"/>
+      </w:pPr>
+      <w:r>
+        <w:rPr>
+          <w:rFonts w:ascii="Times New Roman" w:hAnsi="Times New Roman" w:eastAsia="Times New Roman"/>
+          <w:b w:val="0"/>
+          <w:i w:val="0"/>
+          <w:sz w:val="28"/>
+        </w:rPr>
+        <w:t xml:space="preserve">2) авторитарный </w:t>
+      </w:r>
+    </w:p>
+    <w:p>
+      <w:pPr>
+        <w:keepNext w:val="0"/>
+        <w:spacing w:after="60" w:line="240" w:lineRule="auto"/>
+        <w:jc w:val="both"/>
+      </w:pPr>
+      <w:r>
+        <w:rPr>
+          <w:rFonts w:ascii="Times New Roman" w:hAnsi="Times New Roman" w:eastAsia="Times New Roman"/>
+          <w:b w:val="0"/>
+          <w:i w:val="0"/>
+          <w:sz w:val="28"/>
+        </w:rPr>
+        <w:t xml:space="preserve">3) региональный </w:t>
+      </w:r>
+    </w:p>
+    <w:p>
+      <w:pPr>
+        <w:keepNext w:val="0"/>
+        <w:spacing w:after="60" w:line="240" w:lineRule="auto"/>
+        <w:jc w:val="both"/>
+      </w:pPr>
+      <w:r>
+        <w:rPr>
+          <w:rFonts w:ascii="Times New Roman" w:hAnsi="Times New Roman" w:eastAsia="Times New Roman"/>
+          <w:b w:val="0"/>
+          <w:i w:val="0"/>
+          <w:sz w:val="28"/>
+        </w:rPr>
+        <w:t xml:space="preserve">4) общенациональный </w:t>
+      </w:r>
+    </w:p>
+    <w:p>
+      <w:pPr>
+        <w:keepNext w:val="0"/>
+        <w:spacing w:after="60" w:line="240" w:lineRule="auto"/>
+        <w:jc w:val="both"/>
+      </w:pPr>
+      <w:r>
+        <w:rPr>
+          <w:rFonts w:ascii="Times New Roman" w:hAnsi="Times New Roman" w:eastAsia="Times New Roman"/>
+          <w:b w:val="0"/>
+          <w:i w:val="0"/>
+          <w:sz w:val="28"/>
+        </w:rPr>
+        <w:t xml:space="preserve">5) легальный (рационально-легальный) </w:t>
+      </w:r>
+    </w:p>
+    <w:p>
+      <w:pPr>
+        <w:keepNext w:val="0"/>
+        <w:spacing w:after="60" w:line="240" w:lineRule="auto"/>
+        <w:jc w:val="both"/>
+      </w:pPr>
+      <w:r>
+        <w:rPr>
+          <w:rFonts w:ascii="Times New Roman" w:hAnsi="Times New Roman" w:eastAsia="Times New Roman"/>
+          <w:b w:val="0"/>
+          <w:i w:val="0"/>
+          <w:sz w:val="28"/>
+        </w:rPr>
+        <w:t>6) демократический</w:t>
+      </w:r>
+    </w:p>
+    <w:p>
+      <w:pPr>
+        <w:keepNext w:val="0"/>
+        <w:spacing w:after="60" w:line="240" w:lineRule="auto"/>
+        <w:jc w:val="both"/>
+      </w:pPr>
+      <w:r>
+        <w:rPr>
+          <w:rFonts w:ascii="Times New Roman" w:hAnsi="Times New Roman" w:eastAsia="Times New Roman"/>
+          <w:b w:val="0"/>
+          <w:i w:val="0"/>
+          <w:sz w:val="28"/>
+        </w:rPr>
+        <w:t>Ответ:</w:t>
+      </w:r>
+    </w:p>
+    <w:p>
+      <w:pPr>
+        <w:keepNext w:val="0"/>
+        <w:spacing w:after="60" w:line="240" w:lineRule="auto"/>
+        <w:jc w:val="both"/>
+      </w:pPr>
+      <w:r>
+        <w:rPr>
+          <w:rFonts w:ascii="Times New Roman" w:hAnsi="Times New Roman" w:eastAsia="Times New Roman"/>
+          <w:b/>
+          <w:sz w:val="28"/>
+        </w:rPr>
+        <w:t xml:space="preserve">№12 </w:t>
+      </w:r>
+      <w:r>
+        <w:rPr>
+          <w:rFonts w:ascii="Times New Roman" w:hAnsi="Times New Roman" w:eastAsia="Times New Roman"/>
+          <w:b w:val="0"/>
+          <w:i w:val="0"/>
+          <w:sz w:val="28"/>
+        </w:rPr>
+        <w:t>Что из перечисленного относится к конституционным обязанностям гражданина РФ? Запишите цифры, под которыми они указаны.</w:t>
+      </w:r>
+    </w:p>
+    <w:p>
+      <w:pPr>
+        <w:keepNext w:val="0"/>
+        <w:spacing w:after="60" w:line="240" w:lineRule="auto"/>
+        <w:jc w:val="both"/>
+      </w:pPr>
+      <w:r>
+        <w:rPr>
+          <w:rFonts w:ascii="Times New Roman" w:hAnsi="Times New Roman" w:eastAsia="Times New Roman"/>
+          <w:b w:val="0"/>
+          <w:i w:val="0"/>
+          <w:sz w:val="28"/>
+        </w:rPr>
+        <w:t xml:space="preserve">1) сохранение исторического и культурного наследия </w:t>
+      </w:r>
+    </w:p>
+    <w:p>
+      <w:pPr>
+        <w:keepNext w:val="0"/>
+        <w:spacing w:after="60" w:line="240" w:lineRule="auto"/>
+        <w:jc w:val="both"/>
+      </w:pPr>
+      <w:r>
+        <w:rPr>
+          <w:rFonts w:ascii="Times New Roman" w:hAnsi="Times New Roman" w:eastAsia="Times New Roman"/>
+          <w:b w:val="0"/>
+          <w:i w:val="0"/>
+          <w:sz w:val="28"/>
+        </w:rPr>
+        <w:t>2) уплата законно установленных налогов и сборов</w:t>
+      </w:r>
+    </w:p>
+    <w:p>
+      <w:pPr>
+        <w:keepNext w:val="0"/>
+        <w:spacing w:after="60" w:line="240" w:lineRule="auto"/>
+        <w:jc w:val="both"/>
+      </w:pPr>
+      <w:r>
+        <w:rPr>
+          <w:rFonts w:ascii="Times New Roman" w:hAnsi="Times New Roman" w:eastAsia="Times New Roman"/>
+          <w:b w:val="0"/>
+          <w:i w:val="0"/>
+          <w:sz w:val="28"/>
+        </w:rPr>
+        <w:t xml:space="preserve">3) защита Отечества </w:t>
+      </w:r>
+    </w:p>
+    <w:p>
+      <w:pPr>
+        <w:keepNext w:val="0"/>
+        <w:spacing w:after="60" w:line="240" w:lineRule="auto"/>
+        <w:jc w:val="both"/>
+      </w:pPr>
+      <w:r>
+        <w:rPr>
+          <w:rFonts w:ascii="Times New Roman" w:hAnsi="Times New Roman" w:eastAsia="Times New Roman"/>
+          <w:b w:val="0"/>
+          <w:i w:val="0"/>
+          <w:sz w:val="28"/>
+        </w:rPr>
+        <w:t xml:space="preserve">4) участие в управлении делами государства </w:t>
+      </w:r>
+    </w:p>
+    <w:p>
+      <w:pPr>
+        <w:keepNext w:val="0"/>
+        <w:spacing w:after="60" w:line="240" w:lineRule="auto"/>
+        <w:jc w:val="both"/>
+      </w:pPr>
+      <w:r>
+        <w:rPr>
+          <w:rFonts w:ascii="Times New Roman" w:hAnsi="Times New Roman" w:eastAsia="Times New Roman"/>
+          <w:b w:val="0"/>
+          <w:i w:val="0"/>
+          <w:sz w:val="28"/>
+        </w:rPr>
+        <w:t>5) выбор рода деятельности и профессии</w:t>
+      </w:r>
+    </w:p>
+    <w:p>
+      <w:pPr>
+        <w:keepNext w:val="0"/>
+        <w:spacing w:after="60" w:line="240" w:lineRule="auto"/>
+        <w:jc w:val="both"/>
+      </w:pPr>
+      <w:r>
+        <w:rPr>
+          <w:rFonts w:ascii="Times New Roman" w:hAnsi="Times New Roman" w:eastAsia="Times New Roman"/>
+          <w:b w:val="0"/>
+          <w:i w:val="0"/>
+          <w:sz w:val="28"/>
+        </w:rPr>
+        <w:t>Ответ:</w:t>
+      </w:r>
+    </w:p>
+    <w:p>
+      <w:pPr>
+        <w:keepNext w:val="0"/>
+        <w:spacing w:after="60" w:line="240" w:lineRule="auto"/>
+        <w:jc w:val="both"/>
+      </w:pPr>
+      <w:r>
+        <w:rPr>
+          <w:rFonts w:ascii="Times New Roman" w:hAnsi="Times New Roman" w:eastAsia="Times New Roman"/>
+          <w:b/>
+          <w:sz w:val="28"/>
+        </w:rPr>
+        <w:t xml:space="preserve">№13 </w:t>
+      </w:r>
+      <w:r>
+        <w:rPr>
+          <w:rFonts w:ascii="Times New Roman" w:hAnsi="Times New Roman" w:eastAsia="Times New Roman"/>
+          <w:b w:val="0"/>
+          <w:i w:val="0"/>
+          <w:sz w:val="28"/>
+        </w:rPr>
+        <w:t>Установите соответствие между функциями и субъектами государственной власти Российской Федерации, которые их исполняют: к каждой позиции, данной в первом столбце, подберите соответствующую позицию из второго столбца.</w:t>
+      </w:r>
+    </w:p>
+    <w:tbl>
+      <w:tblPr>
+        <w:tblStyle w:val="TableGrid"/>
+        <w:tblW w:type="auto" w:w="0"/>
+        <w:tblLayout w:type="autofit"/>
+        <w:tblLook w:firstColumn="1" w:firstRow="1" w:lastColumn="0" w:lastRow="0" w:noHBand="0" w:noVBand="1" w:val="04A0"/>
+      </w:tblPr>
+      <w:tblGrid>
+        <w:gridCol w:w="5128"/>
+        <w:gridCol w:w="5128"/>
+      </w:tblGrid>
+      <w:tr>
+        <w:tc>
+          <w:tcPr>
+            <w:tcW w:type="dxa" w:w="5128"/>
+            <w:vAlign w:val="center"/>
+            <w:tcMar>
+              <w:top w:w="80" w:type="dxa"/>
+              <w:start w:w="100" w:type="dxa"/>
+              <w:bottom w:w="80" w:type="dxa"/>
+              <w:end w:w="100" w:type="dxa"/>
+            </w:tcMar>
+          </w:tcPr>
+          <w:p>
+            <w:pPr>
+              <w:keepNext w:val="0"/>
+              <w:spacing w:after="0" w:line="240" w:lineRule="auto"/>
+              <w:jc w:val="left"/>
+            </w:pPr>
+            <w:r>
+              <w:rPr>
+                <w:rFonts w:ascii="Times New Roman" w:hAnsi="Times New Roman" w:eastAsia="Times New Roman"/>
+                <w:sz w:val="28"/>
+              </w:rPr>
+              <w:t>ФУНКЦИИ</w:t>
+            </w:r>
+          </w:p>
+        </w:tc>
+        <w:tc>
+          <w:tcPr>
+            <w:tcW w:type="dxa" w:w="5128"/>
+            <w:vAlign w:val="center"/>
+            <w:tcMar>
+              <w:top w:w="80" w:type="dxa"/>
+              <w:start w:w="100" w:type="dxa"/>
+              <w:bottom w:w="80" w:type="dxa"/>
+              <w:end w:w="100" w:type="dxa"/>
+            </w:tcMar>
+          </w:tcPr>
+          <w:p>
+            <w:pPr>
+              <w:keepNext w:val="0"/>
+              <w:spacing w:after="0" w:line="240" w:lineRule="auto"/>
+              <w:jc w:val="left"/>
+            </w:pPr>
+            <w:r>
+              <w:rPr>
+                <w:rFonts w:ascii="Times New Roman" w:hAnsi="Times New Roman" w:eastAsia="Times New Roman"/>
+                <w:sz w:val="28"/>
+              </w:rPr>
+              <w:t>СУБЪЕКТЫ ГОСУДАРСТВЕННОЙ ВЛАСТИ РФ</w:t>
+            </w:r>
+          </w:p>
+        </w:tc>
+      </w:tr>
+      <w:tr>
+        <w:tc>
+          <w:tcPr>
+            <w:tcW w:type="dxa" w:w="5128"/>
+            <w:vAlign w:val="center"/>
+            <w:tcMar>
+              <w:top w:w="80" w:type="dxa"/>
+              <w:start w:w="100" w:type="dxa"/>
+              <w:bottom w:w="80" w:type="dxa"/>
+              <w:end w:w="100" w:type="dxa"/>
+            </w:tcMar>
+          </w:tcPr>
+          <w:p>
+            <w:pPr>
+              <w:keepNext w:val="0"/>
+              <w:spacing w:after="0" w:line="240" w:lineRule="auto"/>
+              <w:jc w:val="left"/>
+            </w:pPr>
+            <w:r>
+              <w:rPr>
+                <w:rFonts w:ascii="Times New Roman" w:hAnsi="Times New Roman" w:eastAsia="Times New Roman"/>
+                <w:sz w:val="28"/>
+              </w:rPr>
+              <w:t>А) управление федеральной собственностьюБ) решение вопроса о возможности использования Вооруженных Сил РФ за пределами территории РФ В) объявление амнистии Г) обеспечение проведения в России единой финансовой, кредитной и денежной политикиД) назначение Председателя Центрального банка РФ</w:t>
+            </w:r>
+          </w:p>
+        </w:tc>
+        <w:tc>
+          <w:tcPr>
+            <w:tcW w:type="dxa" w:w="5128"/>
+            <w:vAlign w:val="center"/>
+            <w:tcMar>
+              <w:top w:w="80" w:type="dxa"/>
+              <w:start w:w="100" w:type="dxa"/>
+              <w:bottom w:w="80" w:type="dxa"/>
+              <w:end w:w="100" w:type="dxa"/>
+            </w:tcMar>
+          </w:tcPr>
+          <w:p>
+            <w:pPr>
+              <w:keepNext w:val="0"/>
+              <w:spacing w:after="0" w:line="240" w:lineRule="auto"/>
+              <w:jc w:val="left"/>
+            </w:pPr>
+            <w:r>
+              <w:rPr>
+                <w:rFonts w:ascii="Times New Roman" w:hAnsi="Times New Roman" w:eastAsia="Times New Roman"/>
+                <w:sz w:val="28"/>
+              </w:rPr>
+              <w:t>1) Совет Федерации2) Государственная Дума3) Правительство РФ</w:t>
+            </w:r>
+          </w:p>
+        </w:tc>
+      </w:tr>
+    </w:tbl>
+    <w:p/>
+    <w:p>
+      <w:pPr>
+        <w:keepNext w:val="0"/>
+        <w:spacing w:after="60" w:line="240" w:lineRule="auto"/>
+        <w:jc w:val="both"/>
+      </w:pPr>
+      <w:r>
+        <w:rPr>
+          <w:rFonts w:ascii="Times New Roman" w:hAnsi="Times New Roman" w:eastAsia="Times New Roman"/>
+          <w:b w:val="0"/>
+          <w:i w:val="0"/>
           <w:sz w:val="28"/>
         </w:rPr>
         <w:t>Запишите в таблицу выбранные цифры под соответствующими буквами:</w:t>
@@ -232,35 +2469,49 @@
         <w:tc>
           <w:tcPr>
             <w:tcW w:type="dxa" w:w="2051"/>
+            <w:vAlign w:val="center"/>
+            <w:tcMar>
+              <w:top w:w="80" w:type="dxa"/>
+              <w:start w:w="100" w:type="dxa"/>
+              <w:bottom w:w="80" w:type="dxa"/>
+              <w:end w:w="100" w:type="dxa"/>
+            </w:tcMar>
           </w:tcPr>
           <w:p>
             <w:pPr>
+              <w:keepNext w:val="0"/>
               <w:spacing w:after="0" w:line="240" w:lineRule="auto"/>
+              <w:jc w:val="left"/>
             </w:pPr>
             <w:r>
               <w:rPr>
                 <w:rFonts w:ascii="Times New Roman" w:hAnsi="Times New Roman" w:eastAsia="Times New Roman"/>
-                <w:b/>
-                <w:color w:val="181A1F"/>
                 <w:sz w:val="28"/>
               </w:rPr>
-              <w:t>А</w:t>
+              <w:t>A</w:t>
             </w:r>
           </w:p>
         </w:tc>
         <w:tc>
           <w:tcPr>
             <w:tcW w:type="dxa" w:w="2051"/>
+            <w:vAlign w:val="center"/>
+            <w:tcMar>
+              <w:top w:w="80" w:type="dxa"/>
+              <w:start w:w="100" w:type="dxa"/>
+              <w:bottom w:w="80" w:type="dxa"/>
+              <w:end w:w="100" w:type="dxa"/>
+            </w:tcMar>
           </w:tcPr>
           <w:p>
             <w:pPr>
+              <w:keepNext w:val="0"/>
               <w:spacing w:after="0" w:line="240" w:lineRule="auto"/>
+              <w:jc w:val="left"/>
             </w:pPr>
             <w:r>
               <w:rPr>
                 <w:rFonts w:ascii="Times New Roman" w:hAnsi="Times New Roman" w:eastAsia="Times New Roman"/>
-                <w:b/>
-                <w:color w:val="181A1F"/>
                 <w:sz w:val="28"/>
               </w:rPr>
               <w:t>Б</w:t>
@@ -270,16 +2521,23 @@
         <w:tc>
           <w:tcPr>
             <w:tcW w:type="dxa" w:w="2051"/>
+            <w:vAlign w:val="center"/>
+            <w:tcMar>
+              <w:top w:w="80" w:type="dxa"/>
+              <w:start w:w="100" w:type="dxa"/>
+              <w:bottom w:w="80" w:type="dxa"/>
+              <w:end w:w="100" w:type="dxa"/>
+            </w:tcMar>
           </w:tcPr>
           <w:p>
             <w:pPr>
+              <w:keepNext w:val="0"/>
               <w:spacing w:after="0" w:line="240" w:lineRule="auto"/>
+              <w:jc w:val="left"/>
             </w:pPr>
             <w:r>
               <w:rPr>
                 <w:rFonts w:ascii="Times New Roman" w:hAnsi="Times New Roman" w:eastAsia="Times New Roman"/>
-                <w:b/>
-                <w:color w:val="181A1F"/>
                 <w:sz w:val="28"/>
               </w:rPr>
               <w:t>В</w:t>
@@ -289,16 +2547,23 @@
         <w:tc>
           <w:tcPr>
             <w:tcW w:type="dxa" w:w="2051"/>
+            <w:vAlign w:val="center"/>
+            <w:tcMar>
+              <w:top w:w="80" w:type="dxa"/>
+              <w:start w:w="100" w:type="dxa"/>
+              <w:bottom w:w="80" w:type="dxa"/>
+              <w:end w:w="100" w:type="dxa"/>
+            </w:tcMar>
           </w:tcPr>
           <w:p>
             <w:pPr>
+              <w:keepNext w:val="0"/>
               <w:spacing w:after="0" w:line="240" w:lineRule="auto"/>
+              <w:jc w:val="left"/>
             </w:pPr>
             <w:r>
               <w:rPr>
                 <w:rFonts w:ascii="Times New Roman" w:hAnsi="Times New Roman" w:eastAsia="Times New Roman"/>
-                <w:b/>
-                <w:color w:val="181A1F"/>
                 <w:sz w:val="28"/>
               </w:rPr>
               <w:t>Г</w:t>
@@ -308,16 +2573,23 @@
         <w:tc>
           <w:tcPr>
             <w:tcW w:type="dxa" w:w="2051"/>
+            <w:vAlign w:val="center"/>
+            <w:tcMar>
+              <w:top w:w="80" w:type="dxa"/>
+              <w:start w:w="100" w:type="dxa"/>
+              <w:bottom w:w="80" w:type="dxa"/>
+              <w:end w:w="100" w:type="dxa"/>
+            </w:tcMar>
           </w:tcPr>
           <w:p>
             <w:pPr>
+              <w:keepNext w:val="0"/>
               <w:spacing w:after="0" w:line="240" w:lineRule="auto"/>
+              <w:jc w:val="left"/>
             </w:pPr>
             <w:r>
               <w:rPr>
                 <w:rFonts w:ascii="Times New Roman" w:hAnsi="Times New Roman" w:eastAsia="Times New Roman"/>
-                <w:b/>
-                <w:color w:val="181A1F"/>
                 <w:sz w:val="28"/>
               </w:rPr>
               <w:t>Д</w:t>
@@ -329,15 +2601,23 @@
         <w:tc>
           <w:tcPr>
             <w:tcW w:type="dxa" w:w="2051"/>
+            <w:vAlign w:val="center"/>
+            <w:tcMar>
+              <w:top w:w="80" w:type="dxa"/>
+              <w:start w:w="100" w:type="dxa"/>
+              <w:bottom w:w="80" w:type="dxa"/>
+              <w:end w:w="100" w:type="dxa"/>
+            </w:tcMar>
           </w:tcPr>
           <w:p>
             <w:pPr>
+              <w:keepNext w:val="0"/>
               <w:spacing w:after="0" w:line="240" w:lineRule="auto"/>
+              <w:jc w:val="left"/>
             </w:pPr>
             <w:r>
               <w:rPr>
                 <w:rFonts w:ascii="Times New Roman" w:hAnsi="Times New Roman" w:eastAsia="Times New Roman"/>
-                <w:color w:val="181A1F"/>
                 <w:sz w:val="28"/>
               </w:rPr>
             </w:r>
@@ -346,15 +2626,23 @@
         <w:tc>
           <w:tcPr>
             <w:tcW w:type="dxa" w:w="2051"/>
+            <w:vAlign w:val="center"/>
+            <w:tcMar>
+              <w:top w:w="80" w:type="dxa"/>
+              <w:start w:w="100" w:type="dxa"/>
+              <w:bottom w:w="80" w:type="dxa"/>
+              <w:end w:w="100" w:type="dxa"/>
+            </w:tcMar>
           </w:tcPr>
           <w:p>
             <w:pPr>
+              <w:keepNext w:val="0"/>
               <w:spacing w:after="0" w:line="240" w:lineRule="auto"/>
+              <w:jc w:val="left"/>
             </w:pPr>
             <w:r>
               <w:rPr>
                 <w:rFonts w:ascii="Times New Roman" w:hAnsi="Times New Roman" w:eastAsia="Times New Roman"/>
-                <w:color w:val="181A1F"/>
                 <w:sz w:val="28"/>
               </w:rPr>
             </w:r>
@@ -363,15 +2651,23 @@
         <w:tc>
           <w:tcPr>
             <w:tcW w:type="dxa" w:w="2051"/>
+            <w:vAlign w:val="center"/>
+            <w:tcMar>
+              <w:top w:w="80" w:type="dxa"/>
+              <w:start w:w="100" w:type="dxa"/>
+              <w:bottom w:w="80" w:type="dxa"/>
+              <w:end w:w="100" w:type="dxa"/>
+            </w:tcMar>
           </w:tcPr>
           <w:p>
             <w:pPr>
+              <w:keepNext w:val="0"/>
               <w:spacing w:after="0" w:line="240" w:lineRule="auto"/>
+              <w:jc w:val="left"/>
             </w:pPr>
             <w:r>
               <w:rPr>
                 <w:rFonts w:ascii="Times New Roman" w:hAnsi="Times New Roman" w:eastAsia="Times New Roman"/>
-                <w:color w:val="181A1F"/>
                 <w:sz w:val="28"/>
               </w:rPr>
             </w:r>
@@ -380,15 +2676,23 @@
         <w:tc>
           <w:tcPr>
             <w:tcW w:type="dxa" w:w="2051"/>
+            <w:vAlign w:val="center"/>
+            <w:tcMar>
+              <w:top w:w="80" w:type="dxa"/>
+              <w:start w:w="100" w:type="dxa"/>
+              <w:bottom w:w="80" w:type="dxa"/>
+              <w:end w:w="100" w:type="dxa"/>
+            </w:tcMar>
           </w:tcPr>
           <w:p>
             <w:pPr>
+              <w:keepNext w:val="0"/>
               <w:spacing w:after="0" w:line="240" w:lineRule="auto"/>
+              <w:jc w:val="left"/>
             </w:pPr>
             <w:r>
               <w:rPr>
                 <w:rFonts w:ascii="Times New Roman" w:hAnsi="Times New Roman" w:eastAsia="Times New Roman"/>
-                <w:color w:val="181A1F"/>
                 <w:sz w:val="28"/>
               </w:rPr>
             </w:r>
@@ -397,15 +2701,23 @@
         <w:tc>
           <w:tcPr>
             <w:tcW w:type="dxa" w:w="2051"/>
+            <w:vAlign w:val="center"/>
+            <w:tcMar>
+              <w:top w:w="80" w:type="dxa"/>
+              <w:start w:w="100" w:type="dxa"/>
+              <w:bottom w:w="80" w:type="dxa"/>
+              <w:end w:w="100" w:type="dxa"/>
+            </w:tcMar>
           </w:tcPr>
           <w:p>
             <w:pPr>
+              <w:keepNext w:val="0"/>
               <w:spacing w:after="0" w:line="240" w:lineRule="auto"/>
+              <w:jc w:val="left"/>
             </w:pPr>
             <w:r>
               <w:rPr>
                 <w:rFonts w:ascii="Times New Roman" w:hAnsi="Times New Roman" w:eastAsia="Times New Roman"/>
-                <w:color w:val="181A1F"/>
                 <w:sz w:val="28"/>
               </w:rPr>
             </w:r>
@@ -413,916 +2725,165 @@
         </w:tc>
       </w:tr>
     </w:tbl>
+    <w:p/>
     <w:p>
       <w:pPr>
-        <w:keepNext/>
-        <w:widowControl/>
-        <w:spacing w:line="240" w:lineRule="auto" w:after="0" w:before="120"/>
-      </w:pPr>
-      <w:r>
-        <w:rPr>
-          <w:rFonts w:ascii="Times New Roman" w:hAnsi="Times New Roman" w:eastAsia="Times New Roman"/>
-          <w:b/>
-          <w:color w:val="181A1F"/>
-          <w:sz w:val="28"/>
-        </w:rPr>
-        <w:t>2.</w:t>
-      </w:r>
-    </w:p>
-    <w:p>
-      <w:pPr>
-        <w:widowControl/>
-        <w:spacing w:line="240" w:lineRule="auto" w:after="0"/>
+        <w:keepNext w:val="0"/>
+        <w:spacing w:after="60" w:line="240" w:lineRule="auto"/>
+        <w:jc w:val="both"/>
       </w:pPr>
       <w:r>
         <w:rPr>
           <w:rFonts w:ascii="Times New Roman" w:hAnsi="Times New Roman" w:eastAsia="Times New Roman"/>
           <w:b w:val="0"/>
           <w:i w:val="0"/>
-          <w:color w:val="181A1F"/>
           <w:sz w:val="28"/>
         </w:rPr>
-        <w:t>Критик отозвался о новом художественном фильме как о произведении элитарной культуры. Какие признаки характерны для данного типа культуры? Запишите под которыми они указаны.</w:t>
+        <w:t>Ответ:</w:t>
       </w:r>
     </w:p>
     <w:p>
       <w:pPr>
-        <w:widowControl/>
-        <w:spacing w:line="240" w:lineRule="auto" w:after="0"/>
-      </w:pPr>
+        <w:keepNext w:val="0"/>
+        <w:spacing w:after="60" w:line="240" w:lineRule="auto"/>
+        <w:jc w:val="both"/>
+      </w:pPr>
+      <w:r>
+        <w:rPr>
+          <w:rFonts w:ascii="Times New Roman" w:hAnsi="Times New Roman" w:eastAsia="Times New Roman"/>
+          <w:b/>
+          <w:sz w:val="28"/>
+        </w:rPr>
+        <w:t xml:space="preserve">№14 </w:t>
+      </w:r>
       <w:r>
         <w:rPr>
           <w:rFonts w:ascii="Times New Roman" w:hAnsi="Times New Roman" w:eastAsia="Times New Roman"/>
           <w:b w:val="0"/>
           <w:i w:val="0"/>
-          <w:color w:val="181A1F"/>
           <w:sz w:val="28"/>
         </w:rPr>
-        <w:t>1) ориентация на получение коммерческой выгоды</w:t>
+        <w:t>Выберите верные суждения о военной службе и воинской обязанности в РФ и запишите цифры, под которыми они указаны.</w:t>
       </w:r>
     </w:p>
     <w:p>
       <w:pPr>
-        <w:widowControl/>
-        <w:spacing w:line="240" w:lineRule="auto" w:after="0"/>
+        <w:keepNext w:val="0"/>
+        <w:spacing w:after="60" w:line="240" w:lineRule="auto"/>
+        <w:jc w:val="both"/>
       </w:pPr>
       <w:r>
         <w:rPr>
           <w:rFonts w:ascii="Times New Roman" w:hAnsi="Times New Roman" w:eastAsia="Times New Roman"/>
           <w:b w:val="0"/>
           <w:i w:val="0"/>
-          <w:color w:val="181A1F"/>
           <w:sz w:val="28"/>
         </w:rPr>
-        <w:t>2) учёт запросов самых широких слоёв общества</w:t>
+        <w:t>1) Военная служба — это особый вид трудовой деятельности в интересах общества и государства.</w:t>
       </w:r>
     </w:p>
     <w:p>
       <w:pPr>
-        <w:widowControl/>
-        <w:spacing w:line="240" w:lineRule="auto" w:after="0"/>
+        <w:keepNext w:val="0"/>
+        <w:spacing w:after="60" w:line="240" w:lineRule="auto"/>
+        <w:jc w:val="both"/>
       </w:pPr>
       <w:r>
         <w:rPr>
           <w:rFonts w:ascii="Times New Roman" w:hAnsi="Times New Roman" w:eastAsia="Times New Roman"/>
           <w:b w:val="0"/>
           <w:i w:val="0"/>
-          <w:color w:val="181A1F"/>
           <w:sz w:val="28"/>
         </w:rPr>
-        <w:t>3) сложность форм художественной выразительности</w:t>
+        <w:t>2) Граждане РФ проходят военную службу как по призыву, так и по контракту.</w:t>
       </w:r>
     </w:p>
     <w:p>
       <w:pPr>
-        <w:widowControl/>
-        <w:spacing w:line="240" w:lineRule="auto" w:after="0"/>
+        <w:keepNext w:val="0"/>
+        <w:spacing w:after="60" w:line="240" w:lineRule="auto"/>
+        <w:jc w:val="both"/>
       </w:pPr>
       <w:r>
         <w:rPr>
           <w:rFonts w:ascii="Times New Roman" w:hAnsi="Times New Roman" w:eastAsia="Times New Roman"/>
           <w:b w:val="0"/>
           <w:i w:val="0"/>
-          <w:color w:val="181A1F"/>
           <w:sz w:val="28"/>
         </w:rPr>
-        <w:t>4) развлекательный характер</w:t>
+        <w:t>3) Призыву на военную службу подлежат все граждане РФ в возрасте от  18 до 30 лет.</w:t>
       </w:r>
     </w:p>
     <w:p>
       <w:pPr>
-        <w:widowControl/>
-        <w:spacing w:line="240" w:lineRule="auto" w:after="0"/>
+        <w:keepNext w:val="0"/>
+        <w:spacing w:after="60" w:line="240" w:lineRule="auto"/>
+        <w:jc w:val="both"/>
       </w:pPr>
       <w:r>
         <w:rPr>
           <w:rFonts w:ascii="Times New Roman" w:hAnsi="Times New Roman" w:eastAsia="Times New Roman"/>
           <w:b w:val="0"/>
           <w:i w:val="0"/>
-          <w:color w:val="181A1F"/>
           <w:sz w:val="28"/>
         </w:rPr>
-        <w:t>5) необходимость специальной подготовки для понимания смысла произведений</w:t>
+        <w:t>4) Отсрочка от призыва на военную службу предоставляется гражданам, имеющим двух и более детей.</w:t>
       </w:r>
     </w:p>
     <w:p>
       <w:pPr>
-        <w:widowControl/>
-        <w:spacing w:line="240" w:lineRule="auto" w:after="0"/>
+        <w:keepNext w:val="0"/>
+        <w:spacing w:after="60" w:line="240" w:lineRule="auto"/>
+        <w:jc w:val="both"/>
       </w:pPr>
       <w:r>
         <w:rPr>
           <w:rFonts w:ascii="Times New Roman" w:hAnsi="Times New Roman" w:eastAsia="Times New Roman"/>
           <w:b w:val="0"/>
           <w:i w:val="0"/>
-          <w:color w:val="181A1F"/>
           <w:sz w:val="28"/>
         </w:rPr>
-        <w:t>6) ярко выраженная авторская позиция</w:t>
+        <w:t>5) Гражданин имеет право на замену военной службы по призыву альтернативной гражданской службой, если он относится к коренному малочисленному народу, ведёт традиционный образ жизни, осуществляет традиционное хозяйствование и занимается традиционными промыслами.</w:t>
       </w:r>
     </w:p>
     <w:p>
       <w:pPr>
-        <w:keepNext/>
-        <w:widowControl/>
-        <w:spacing w:line="240" w:lineRule="auto" w:after="0" w:before="120"/>
-      </w:pPr>
-      <w:r>
-        <w:rPr>
-          <w:rFonts w:ascii="Times New Roman" w:hAnsi="Times New Roman" w:eastAsia="Times New Roman"/>
-          <w:b/>
-          <w:color w:val="181A1F"/>
-          <w:sz w:val="28"/>
-        </w:rPr>
-        <w:t>3.</w:t>
-      </w:r>
-    </w:p>
-    <w:p>
-      <w:pPr>
-        <w:widowControl/>
-        <w:spacing w:line="240" w:lineRule="auto" w:after="0"/>
+        <w:keepNext w:val="0"/>
+        <w:spacing w:after="60" w:line="240" w:lineRule="auto"/>
+        <w:jc w:val="both"/>
       </w:pPr>
       <w:r>
         <w:rPr>
           <w:rFonts w:ascii="Times New Roman" w:hAnsi="Times New Roman" w:eastAsia="Times New Roman"/>
           <w:b w:val="0"/>
           <w:i w:val="0"/>
-          <w:color w:val="181A1F"/>
           <w:sz w:val="28"/>
         </w:rPr>
-        <w:t>Ниже приведён перечень характеристик. Все они, за исключением двух, относятся к элитарной культуре.</w:t>
+        <w:t>Ответ:</w:t>
       </w:r>
     </w:p>
     <w:p>
       <w:pPr>
-        <w:widowControl/>
-        <w:spacing w:line="240" w:lineRule="auto" w:after="0"/>
-      </w:pPr>
+        <w:keepNext w:val="0"/>
+        <w:spacing w:after="60" w:line="240" w:lineRule="auto"/>
+        <w:jc w:val="both"/>
+      </w:pPr>
+      <w:r>
+        <w:rPr>
+          <w:rFonts w:ascii="Times New Roman" w:hAnsi="Times New Roman" w:eastAsia="Times New Roman"/>
+          <w:b/>
+          <w:sz w:val="28"/>
+        </w:rPr>
+        <w:t xml:space="preserve">№15 </w:t>
+      </w:r>
       <w:r>
         <w:rPr>
           <w:rFonts w:ascii="Times New Roman" w:hAnsi="Times New Roman" w:eastAsia="Times New Roman"/>
           <w:b w:val="0"/>
           <w:i w:val="0"/>
-          <w:color w:val="181A1F"/>
           <w:sz w:val="28"/>
         </w:rPr>
-        <w:t>1) сложность используемых форм;</w:t>
-      </w:r>
-    </w:p>
-    <w:p>
-      <w:pPr>
-        <w:widowControl/>
-        <w:spacing w:line="240" w:lineRule="auto" w:after="0"/>
-      </w:pPr>
-      <w:r>
-        <w:rPr>
-          <w:rFonts w:ascii="Times New Roman" w:hAnsi="Times New Roman" w:eastAsia="Times New Roman"/>
-          <w:b w:val="0"/>
-          <w:i w:val="0"/>
-          <w:color w:val="181A1F"/>
-          <w:sz w:val="28"/>
-        </w:rPr>
-        <w:t>2) стремление авторов к воплощению собственных идей;</w:t>
-      </w:r>
-    </w:p>
-    <w:p>
-      <w:pPr>
-        <w:widowControl/>
-        <w:spacing w:line="240" w:lineRule="auto" w:after="0"/>
-      </w:pPr>
-      <w:r>
-        <w:rPr>
-          <w:rFonts w:ascii="Times New Roman" w:hAnsi="Times New Roman" w:eastAsia="Times New Roman"/>
-          <w:b w:val="0"/>
-          <w:i w:val="0"/>
-          <w:color w:val="181A1F"/>
-          <w:sz w:val="28"/>
-        </w:rPr>
-        <w:t>3) развлекательный характер;</w:t>
-      </w:r>
-    </w:p>
-    <w:p>
-      <w:pPr>
-        <w:widowControl/>
-        <w:spacing w:line="240" w:lineRule="auto" w:after="0"/>
-      </w:pPr>
-      <w:r>
-        <w:rPr>
-          <w:rFonts w:ascii="Times New Roman" w:hAnsi="Times New Roman" w:eastAsia="Times New Roman"/>
-          <w:b w:val="0"/>
-          <w:i w:val="0"/>
-          <w:color w:val="181A1F"/>
-          <w:sz w:val="28"/>
-        </w:rPr>
-        <w:t>4) ярко выраженная коммерческая направленность;</w:t>
-      </w:r>
-    </w:p>
-    <w:p>
-      <w:pPr>
-        <w:widowControl/>
-        <w:spacing w:line="240" w:lineRule="auto" w:after="0"/>
-      </w:pPr>
-      <w:r>
-        <w:rPr>
-          <w:rFonts w:ascii="Times New Roman" w:hAnsi="Times New Roman" w:eastAsia="Times New Roman"/>
-          <w:b w:val="0"/>
-          <w:i w:val="0"/>
-          <w:color w:val="181A1F"/>
-          <w:sz w:val="28"/>
-        </w:rPr>
-        <w:t>5) духовный аристократизм;</w:t>
-      </w:r>
-    </w:p>
-    <w:p>
-      <w:pPr>
-        <w:widowControl/>
-        <w:spacing w:line="240" w:lineRule="auto" w:after="0"/>
-      </w:pPr>
-      <w:r>
-        <w:rPr>
-          <w:rFonts w:ascii="Times New Roman" w:hAnsi="Times New Roman" w:eastAsia="Times New Roman"/>
-          <w:b w:val="0"/>
-          <w:i w:val="0"/>
-          <w:color w:val="181A1F"/>
-          <w:sz w:val="28"/>
-        </w:rPr>
-        <w:t>6) требование специальной подготовки для понимания.</w:t>
-      </w:r>
-    </w:p>
-    <w:p>
-      <w:pPr>
-        <w:widowControl/>
-        <w:spacing w:line="240" w:lineRule="auto" w:after="0"/>
-      </w:pPr>
-      <w:r>
-        <w:rPr>
-          <w:rFonts w:ascii="Times New Roman" w:hAnsi="Times New Roman" w:eastAsia="Times New Roman"/>
-          <w:b w:val="0"/>
-          <w:i w:val="0"/>
-          <w:color w:val="181A1F"/>
-          <w:sz w:val="28"/>
-        </w:rPr>
-        <w:t>Найдите две характеристики, «выпадающие» из общего ряда, и запишите в таблицу цифры, под которыми они указаны.</w:t>
-      </w:r>
-    </w:p>
-    <w:p>
-      <w:pPr>
-        <w:keepNext/>
-        <w:widowControl/>
-        <w:spacing w:line="240" w:lineRule="auto" w:after="0" w:before="120"/>
-      </w:pPr>
-      <w:r>
-        <w:rPr>
-          <w:rFonts w:ascii="Times New Roman" w:hAnsi="Times New Roman" w:eastAsia="Times New Roman"/>
-          <w:b/>
-          <w:color w:val="181A1F"/>
-          <w:sz w:val="28"/>
-        </w:rPr>
-        <w:t>4.</w:t>
-      </w:r>
-    </w:p>
-    <w:p>
-      <w:pPr>
-        <w:widowControl/>
-        <w:spacing w:line="240" w:lineRule="auto" w:after="0"/>
-      </w:pPr>
-      <w:r>
-        <w:rPr>
-          <w:rFonts w:ascii="Times New Roman" w:hAnsi="Times New Roman" w:eastAsia="Times New Roman"/>
-          <w:b w:val="0"/>
-          <w:i w:val="0"/>
-          <w:color w:val="181A1F"/>
-          <w:sz w:val="28"/>
-        </w:rPr>
-        <w:t>Экспедиция медленно продвигалась в джунглях. Учёные описывали растения, насекомых, животных и птиц, встречавшихся на пути, брали пробы воды и грунта. Так они прибыли в индейскую деревню, где сняли фильм об обычаях аборигенов. Какие из перечисленных ниже методов использовали учёные в приведённой ситуации? Запишите цифры, под которыми они указаны.</w:t>
-      </w:r>
-    </w:p>
-    <w:p>
-      <w:pPr>
-        <w:widowControl/>
-        <w:spacing w:line="240" w:lineRule="auto" w:after="0"/>
-      </w:pPr>
-      <w:r>
-        <w:rPr>
-          <w:rFonts w:ascii="Times New Roman" w:hAnsi="Times New Roman" w:eastAsia="Times New Roman"/>
-          <w:b w:val="0"/>
-          <w:i w:val="0"/>
-          <w:color w:val="181A1F"/>
-          <w:sz w:val="28"/>
-        </w:rPr>
-        <w:t>1) наблюдение</w:t>
-      </w:r>
-    </w:p>
-    <w:p>
-      <w:pPr>
-        <w:widowControl/>
-        <w:spacing w:line="240" w:lineRule="auto" w:after="0"/>
-      </w:pPr>
-      <w:r>
-        <w:rPr>
-          <w:rFonts w:ascii="Times New Roman" w:hAnsi="Times New Roman" w:eastAsia="Times New Roman"/>
-          <w:b w:val="0"/>
-          <w:i w:val="0"/>
-          <w:color w:val="181A1F"/>
-          <w:sz w:val="28"/>
-        </w:rPr>
-        <w:t>2) эксперимент</w:t>
-      </w:r>
-    </w:p>
-    <w:p>
-      <w:pPr>
-        <w:widowControl/>
-        <w:spacing w:line="240" w:lineRule="auto" w:after="0"/>
-      </w:pPr>
-      <w:r>
-        <w:rPr>
-          <w:rFonts w:ascii="Times New Roman" w:hAnsi="Times New Roman" w:eastAsia="Times New Roman"/>
-          <w:b w:val="0"/>
-          <w:i w:val="0"/>
-          <w:color w:val="181A1F"/>
-          <w:sz w:val="28"/>
-        </w:rPr>
-        <w:t>3) моделирование</w:t>
-      </w:r>
-    </w:p>
-    <w:p>
-      <w:pPr>
-        <w:widowControl/>
-        <w:spacing w:line="240" w:lineRule="auto" w:after="0"/>
-      </w:pPr>
-      <w:r>
-        <w:rPr>
-          <w:rFonts w:ascii="Times New Roman" w:hAnsi="Times New Roman" w:eastAsia="Times New Roman"/>
-          <w:b w:val="0"/>
-          <w:i w:val="0"/>
-          <w:color w:val="181A1F"/>
-          <w:sz w:val="28"/>
-        </w:rPr>
-        <w:t>4) конкретизация</w:t>
-      </w:r>
-    </w:p>
-    <w:p>
-      <w:pPr>
-        <w:widowControl/>
-        <w:spacing w:line="240" w:lineRule="auto" w:after="0"/>
-      </w:pPr>
-      <w:r>
-        <w:rPr>
-          <w:rFonts w:ascii="Times New Roman" w:hAnsi="Times New Roman" w:eastAsia="Times New Roman"/>
-          <w:b w:val="0"/>
-          <w:i w:val="0"/>
-          <w:color w:val="181A1F"/>
-          <w:sz w:val="28"/>
-        </w:rPr>
-        <w:t>5) эмпирическое описание</w:t>
-      </w:r>
-    </w:p>
-    <w:p>
-      <w:pPr>
-        <w:widowControl/>
-        <w:spacing w:line="240" w:lineRule="auto" w:after="0"/>
-      </w:pPr>
-      <w:r>
-        <w:rPr>
-          <w:rFonts w:ascii="Times New Roman" w:hAnsi="Times New Roman" w:eastAsia="Times New Roman"/>
-          <w:b w:val="0"/>
-          <w:i w:val="0"/>
-          <w:color w:val="181A1F"/>
-          <w:sz w:val="28"/>
-        </w:rPr>
-        <w:t>6) абстрагирование</w:t>
-      </w:r>
-    </w:p>
-    <w:p>
-      <w:pPr>
-        <w:keepNext/>
-        <w:widowControl/>
-        <w:spacing w:line="240" w:lineRule="auto" w:after="0" w:before="120"/>
-      </w:pPr>
-      <w:r>
-        <w:rPr>
-          <w:rFonts w:ascii="Times New Roman" w:hAnsi="Times New Roman" w:eastAsia="Times New Roman"/>
-          <w:b/>
-          <w:color w:val="181A1F"/>
-          <w:sz w:val="28"/>
-        </w:rPr>
-        <w:t>5.</w:t>
-      </w:r>
-    </w:p>
-    <w:p>
-      <w:pPr>
-        <w:widowControl/>
-        <w:spacing w:line="240" w:lineRule="auto" w:after="0"/>
-      </w:pPr>
-      <w:r>
-        <w:rPr>
-          <w:rFonts w:ascii="Times New Roman" w:hAnsi="Times New Roman" w:eastAsia="Times New Roman"/>
-          <w:b w:val="0"/>
-          <w:i w:val="0"/>
-          <w:color w:val="181A1F"/>
-          <w:sz w:val="28"/>
-        </w:rPr>
-        <w:t>Выберите верные суждения об обществе и запишите цифры, под которыми они указаны.</w:t>
-      </w:r>
-    </w:p>
-    <w:p>
-      <w:pPr>
-        <w:widowControl/>
-        <w:spacing w:line="240" w:lineRule="auto" w:after="0"/>
-      </w:pPr>
-      <w:r>
-        <w:rPr>
-          <w:rFonts w:ascii="Times New Roman" w:hAnsi="Times New Roman" w:eastAsia="Times New Roman"/>
-          <w:b w:val="0"/>
-          <w:i w:val="0"/>
-          <w:color w:val="181A1F"/>
-          <w:sz w:val="28"/>
-        </w:rPr>
-        <w:t>1) Общество представляет собой закрытую систему, невзаимодействующую с внешней средой.</w:t>
-      </w:r>
-    </w:p>
-    <w:p>
-      <w:pPr>
-        <w:widowControl/>
-        <w:spacing w:line="240" w:lineRule="auto" w:after="0"/>
-      </w:pPr>
-      <w:r>
-        <w:rPr>
-          <w:rFonts w:ascii="Times New Roman" w:hAnsi="Times New Roman" w:eastAsia="Times New Roman"/>
-          <w:b w:val="0"/>
-          <w:i w:val="0"/>
-          <w:color w:val="181A1F"/>
-          <w:sz w:val="28"/>
-        </w:rPr>
-        <w:t>2) В обществе реализуется функция воспроизводства и социализации человека.</w:t>
-      </w:r>
-    </w:p>
-    <w:p>
-      <w:pPr>
-        <w:widowControl/>
-        <w:spacing w:line="240" w:lineRule="auto" w:after="0"/>
-      </w:pPr>
-      <w:r>
-        <w:rPr>
-          <w:rFonts w:ascii="Times New Roman" w:hAnsi="Times New Roman" w:eastAsia="Times New Roman"/>
-          <w:b w:val="0"/>
-          <w:i w:val="0"/>
-          <w:color w:val="181A1F"/>
-          <w:sz w:val="28"/>
-        </w:rPr>
-        <w:t>3) Общественный прогресс характеризуется деградацией, возвратом к уже отжившим структурам и отношениям.</w:t>
-      </w:r>
-    </w:p>
-    <w:p>
-      <w:pPr>
-        <w:widowControl/>
-        <w:spacing w:line="240" w:lineRule="auto" w:after="0"/>
-      </w:pPr>
-      <w:r>
-        <w:rPr>
-          <w:rFonts w:ascii="Times New Roman" w:hAnsi="Times New Roman" w:eastAsia="Times New Roman"/>
-          <w:b w:val="0"/>
-          <w:i w:val="0"/>
-          <w:color w:val="181A1F"/>
-          <w:sz w:val="28"/>
-        </w:rPr>
-        <w:t>4) Обществом называют обособившуюся от природы,но сохранившую ней взаимосвязь часть мира, которая включает в себя способы и формы жизнедеятельности людей.</w:t>
-      </w:r>
-    </w:p>
-    <w:p>
-      <w:pPr>
-        <w:widowControl/>
-        <w:spacing w:line="240" w:lineRule="auto" w:after="0"/>
-      </w:pPr>
-      <w:r>
-        <w:rPr>
-          <w:rFonts w:ascii="Times New Roman" w:hAnsi="Times New Roman" w:eastAsia="Times New Roman"/>
-          <w:b w:val="0"/>
-          <w:i w:val="0"/>
-          <w:color w:val="181A1F"/>
-          <w:sz w:val="28"/>
-        </w:rPr>
-        <w:t>5) Общество является постоянно развивающейся динамической системой.</w:t>
-      </w:r>
-    </w:p>
-    <w:p>
-      <w:pPr>
-        <w:keepNext/>
-        <w:widowControl/>
-        <w:spacing w:line="240" w:lineRule="auto" w:after="0" w:before="120"/>
-      </w:pPr>
-      <w:r>
-        <w:rPr>
-          <w:rFonts w:ascii="Times New Roman" w:hAnsi="Times New Roman" w:eastAsia="Times New Roman"/>
-          <w:b/>
-          <w:color w:val="181A1F"/>
-          <w:sz w:val="28"/>
-        </w:rPr>
-        <w:t>6.</w:t>
-      </w:r>
-    </w:p>
-    <w:p>
-      <w:pPr>
-        <w:widowControl/>
-        <w:spacing w:line="240" w:lineRule="auto" w:after="0"/>
-      </w:pPr>
-      <w:r>
-        <w:rPr>
-          <w:rFonts w:ascii="Times New Roman" w:hAnsi="Times New Roman" w:eastAsia="Times New Roman"/>
-          <w:b w:val="0"/>
-          <w:i w:val="0"/>
-          <w:color w:val="181A1F"/>
-          <w:sz w:val="28"/>
-        </w:rPr>
-        <w:t>Выберите верные суждения о морали и запишите цифры, под которыми они указаны.</w:t>
-      </w:r>
-    </w:p>
-    <w:p>
-      <w:pPr>
-        <w:widowControl/>
-        <w:spacing w:line="240" w:lineRule="auto" w:after="0"/>
-      </w:pPr>
-      <w:r>
-        <w:rPr>
-          <w:rFonts w:ascii="Times New Roman" w:hAnsi="Times New Roman" w:eastAsia="Times New Roman"/>
-          <w:b w:val="0"/>
-          <w:i w:val="0"/>
-          <w:color w:val="181A1F"/>
-          <w:sz w:val="28"/>
-        </w:rPr>
-        <w:t>1) Нравственность всегда выражает дух эпохи и тесно связана с условиями жизни.</w:t>
-      </w:r>
-    </w:p>
-    <w:p>
-      <w:pPr>
-        <w:widowControl/>
-        <w:spacing w:line="240" w:lineRule="auto" w:after="0"/>
-      </w:pPr>
-      <w:r>
-        <w:rPr>
-          <w:rFonts w:ascii="Times New Roman" w:hAnsi="Times New Roman" w:eastAsia="Times New Roman"/>
-          <w:b w:val="0"/>
-          <w:i w:val="0"/>
-          <w:color w:val="181A1F"/>
-          <w:sz w:val="28"/>
-        </w:rPr>
-        <w:t>2) Достоинство — самооценка личности, осознание ею своих качеств, способностей, мировоззрения выполненного долга и общественного значения.</w:t>
-      </w:r>
-    </w:p>
-    <w:p>
-      <w:pPr>
-        <w:widowControl/>
-        <w:spacing w:line="240" w:lineRule="auto" w:after="0"/>
-      </w:pPr>
-      <w:r>
-        <w:rPr>
-          <w:rFonts w:ascii="Times New Roman" w:hAnsi="Times New Roman" w:eastAsia="Times New Roman"/>
-          <w:b w:val="0"/>
-          <w:i w:val="0"/>
-          <w:color w:val="181A1F"/>
-          <w:sz w:val="28"/>
-        </w:rPr>
-        <w:t>3) Нормы морали и нормы права имеют сходную структуру.</w:t>
-      </w:r>
-    </w:p>
-    <w:p>
-      <w:pPr>
-        <w:widowControl/>
-        <w:spacing w:line="240" w:lineRule="auto" w:after="0"/>
-      </w:pPr>
-      <w:r>
-        <w:rPr>
-          <w:rFonts w:ascii="Times New Roman" w:hAnsi="Times New Roman" w:eastAsia="Times New Roman"/>
-          <w:b w:val="0"/>
-          <w:i w:val="0"/>
-          <w:color w:val="181A1F"/>
-          <w:sz w:val="28"/>
-        </w:rPr>
-        <w:t>4) При помощи морали общество оценивает только практические действия людей.</w:t>
-      </w:r>
-    </w:p>
-    <w:p>
-      <w:pPr>
-        <w:widowControl/>
-        <w:spacing w:line="240" w:lineRule="auto" w:after="0"/>
-      </w:pPr>
-      <w:r>
-        <w:rPr>
-          <w:rFonts w:ascii="Times New Roman" w:hAnsi="Times New Roman" w:eastAsia="Times New Roman"/>
-          <w:b w:val="0"/>
-          <w:i w:val="0"/>
-          <w:color w:val="181A1F"/>
-          <w:sz w:val="28"/>
-        </w:rPr>
-        <w:t>5) Мораль представляет собой совокупность норм, установленных или санкционированных государством.</w:t>
-      </w:r>
-    </w:p>
-    <w:p>
-      <w:pPr>
-        <w:keepNext/>
-        <w:widowControl/>
-        <w:spacing w:line="240" w:lineRule="auto" w:after="0" w:before="120"/>
-      </w:pPr>
-      <w:r>
-        <w:rPr>
-          <w:rFonts w:ascii="Times New Roman" w:hAnsi="Times New Roman" w:eastAsia="Times New Roman"/>
-          <w:b/>
-          <w:color w:val="181A1F"/>
-          <w:sz w:val="28"/>
-        </w:rPr>
-        <w:t>7.</w:t>
-      </w:r>
-    </w:p>
-    <w:p>
-      <w:pPr>
-        <w:widowControl/>
-        <w:spacing w:line="240" w:lineRule="auto" w:after="0"/>
-      </w:pPr>
-      <w:r>
-        <w:rPr>
-          <w:rFonts w:ascii="Times New Roman" w:hAnsi="Times New Roman" w:eastAsia="Times New Roman"/>
-          <w:b w:val="0"/>
-          <w:i w:val="0"/>
-          <w:color w:val="181A1F"/>
-          <w:sz w:val="28"/>
-        </w:rPr>
-        <w:t>В стране Z массовое производство уступает мелкосерийному, товар выпускается малыми партиями. Какие иные признаки свидетельствуют о том, что страна Z развивается как постиндустриальное общество? Запишите цифры, под которыми они указаны.</w:t>
-      </w:r>
-    </w:p>
-    <w:p>
-      <w:pPr>
-        <w:widowControl/>
-        <w:spacing w:line="240" w:lineRule="auto" w:after="0"/>
-      </w:pPr>
-      <w:r>
-        <w:rPr>
-          <w:rFonts w:ascii="Times New Roman" w:hAnsi="Times New Roman" w:eastAsia="Times New Roman"/>
-          <w:b w:val="0"/>
-          <w:i w:val="0"/>
-          <w:color w:val="181A1F"/>
-          <w:sz w:val="28"/>
-        </w:rPr>
-        <w:t>1) Наибольшее развитие получают наукоёмкие, ресурсосберегающие технологии.</w:t>
-      </w:r>
-    </w:p>
-    <w:p>
-      <w:pPr>
-        <w:widowControl/>
-        <w:spacing w:line="240" w:lineRule="auto" w:after="0"/>
-      </w:pPr>
-      <w:r>
-        <w:rPr>
-          <w:rFonts w:ascii="Times New Roman" w:hAnsi="Times New Roman" w:eastAsia="Times New Roman"/>
-          <w:b w:val="0"/>
-          <w:i w:val="0"/>
-          <w:color w:val="181A1F"/>
-          <w:sz w:val="28"/>
-        </w:rPr>
-        <w:t>2) Большинство процессов в промышленном производстве и сфере услуг становятся компьютеризированными.</w:t>
-      </w:r>
-    </w:p>
-    <w:p>
-      <w:pPr>
-        <w:widowControl/>
-        <w:spacing w:line="240" w:lineRule="auto" w:after="0"/>
-      </w:pPr>
-      <w:r>
-        <w:rPr>
-          <w:rFonts w:ascii="Times New Roman" w:hAnsi="Times New Roman" w:eastAsia="Times New Roman"/>
-          <w:b w:val="0"/>
-          <w:i w:val="0"/>
-          <w:color w:val="181A1F"/>
-          <w:sz w:val="28"/>
-        </w:rPr>
-        <w:t>3) Природные факторы оказывают влияние на развитие общества.</w:t>
-      </w:r>
-    </w:p>
-    <w:p>
-      <w:pPr>
-        <w:widowControl/>
-        <w:spacing w:line="240" w:lineRule="auto" w:after="0"/>
-      </w:pPr>
-      <w:r>
-        <w:rPr>
-          <w:rFonts w:ascii="Times New Roman" w:hAnsi="Times New Roman" w:eastAsia="Times New Roman"/>
-          <w:b w:val="0"/>
-          <w:i w:val="0"/>
-          <w:color w:val="181A1F"/>
-          <w:sz w:val="28"/>
-        </w:rPr>
-        <w:t>4) Общественные отношения регулируются правовыми и моральными нормами.</w:t>
-      </w:r>
-    </w:p>
-    <w:p>
-      <w:pPr>
-        <w:widowControl/>
-        <w:spacing w:line="240" w:lineRule="auto" w:after="0"/>
-      </w:pPr>
-      <w:r>
-        <w:rPr>
-          <w:rFonts w:ascii="Times New Roman" w:hAnsi="Times New Roman" w:eastAsia="Times New Roman"/>
-          <w:b w:val="0"/>
-          <w:i w:val="0"/>
-          <w:color w:val="181A1F"/>
-          <w:sz w:val="28"/>
-        </w:rPr>
-        <w:t>5) В структуре населения высок удельный вес среднего класса.</w:t>
-      </w:r>
-    </w:p>
-    <w:p>
-      <w:pPr>
-        <w:widowControl/>
-        <w:spacing w:line="240" w:lineRule="auto" w:after="0"/>
-      </w:pPr>
-      <w:r>
-        <w:rPr>
-          <w:rFonts w:ascii="Times New Roman" w:hAnsi="Times New Roman" w:eastAsia="Times New Roman"/>
-          <w:b w:val="0"/>
-          <w:i w:val="0"/>
-          <w:color w:val="181A1F"/>
-          <w:sz w:val="28"/>
-        </w:rPr>
-        <w:t>6) Преобладают экстенсивные методы ведения хозяйства.</w:t>
-      </w:r>
-    </w:p>
-    <w:p>
-      <w:pPr>
-        <w:keepNext/>
-        <w:widowControl/>
-        <w:spacing w:line="240" w:lineRule="auto" w:after="0" w:before="120"/>
-      </w:pPr>
-      <w:r>
-        <w:rPr>
-          <w:rFonts w:ascii="Times New Roman" w:hAnsi="Times New Roman" w:eastAsia="Times New Roman"/>
-          <w:b/>
-          <w:color w:val="181A1F"/>
-          <w:sz w:val="28"/>
-        </w:rPr>
-        <w:t>8.</w:t>
-      </w:r>
-    </w:p>
-    <w:p>
-      <w:pPr>
-        <w:widowControl/>
-        <w:spacing w:line="240" w:lineRule="auto" w:after="0"/>
-      </w:pPr>
-      <w:r>
-        <w:rPr>
-          <w:rFonts w:ascii="Times New Roman" w:hAnsi="Times New Roman" w:eastAsia="Times New Roman"/>
-          <w:b w:val="0"/>
-          <w:i w:val="0"/>
-          <w:color w:val="181A1F"/>
-          <w:sz w:val="28"/>
-        </w:rPr>
-        <w:t>В государстве Z начались реформы. Какие из приведённых ниже фактов позволяют сделать вывод о том, что социальные изменения, осуществляемые в государстве Z, носят прогрессивный характер? Запишите цифры, под которыми они указаны.</w:t>
-      </w:r>
-    </w:p>
-    <w:p>
-      <w:pPr>
-        <w:widowControl/>
-        <w:spacing w:line="240" w:lineRule="auto" w:after="0"/>
-      </w:pPr>
-      <w:r>
-        <w:rPr>
-          <w:rFonts w:ascii="Times New Roman" w:hAnsi="Times New Roman" w:eastAsia="Times New Roman"/>
-          <w:b w:val="0"/>
-          <w:i w:val="0"/>
-          <w:color w:val="181A1F"/>
-          <w:sz w:val="28"/>
-        </w:rPr>
-        <w:t>1) Вместо обязательного начального образования ввели обязательное среднее образование.</w:t>
-      </w:r>
-    </w:p>
-    <w:p>
-      <w:pPr>
-        <w:widowControl/>
-        <w:spacing w:line="240" w:lineRule="auto" w:after="0"/>
-      </w:pPr>
-      <w:r>
-        <w:rPr>
-          <w:rFonts w:ascii="Times New Roman" w:hAnsi="Times New Roman" w:eastAsia="Times New Roman"/>
-          <w:b w:val="0"/>
-          <w:i w:val="0"/>
-          <w:color w:val="181A1F"/>
-          <w:sz w:val="28"/>
-        </w:rPr>
-        <w:t>2) Отказались от мажоритарной избирательной системы в пользу смешанной</w:t>
-      </w:r>
-    </w:p>
-    <w:p>
-      <w:pPr>
-        <w:widowControl/>
-        <w:spacing w:line="240" w:lineRule="auto" w:after="0"/>
-      </w:pPr>
-      <w:r>
-        <w:rPr>
-          <w:rFonts w:ascii="Times New Roman" w:hAnsi="Times New Roman" w:eastAsia="Times New Roman"/>
-          <w:b w:val="0"/>
-          <w:i w:val="0"/>
-          <w:color w:val="181A1F"/>
-          <w:sz w:val="28"/>
-        </w:rPr>
-        <w:t>3) Инновационные технологии внедряются в различные области жизни, включая процессы производства и управления.</w:t>
-      </w:r>
-    </w:p>
-    <w:p>
-      <w:pPr>
-        <w:widowControl/>
-        <w:spacing w:line="240" w:lineRule="auto" w:after="0"/>
-      </w:pPr>
-      <w:r>
-        <w:rPr>
-          <w:rFonts w:ascii="Times New Roman" w:hAnsi="Times New Roman" w:eastAsia="Times New Roman"/>
-          <w:b w:val="0"/>
-          <w:i w:val="0"/>
-          <w:color w:val="181A1F"/>
-          <w:sz w:val="28"/>
-        </w:rPr>
-        <w:t>4) Ежегодно растёт доля обучающихся школ, воспользовавшихся правом выбора наиболее удобной формы обучения в соответствии со своими целями и интересами.</w:t>
-      </w:r>
-    </w:p>
-    <w:p>
-      <w:pPr>
-        <w:widowControl/>
-        <w:spacing w:line="240" w:lineRule="auto" w:after="0"/>
-      </w:pPr>
-      <w:r>
-        <w:rPr>
-          <w:rFonts w:ascii="Times New Roman" w:hAnsi="Times New Roman" w:eastAsia="Times New Roman"/>
-          <w:b w:val="0"/>
-          <w:i w:val="0"/>
-          <w:color w:val="181A1F"/>
-          <w:sz w:val="28"/>
-        </w:rPr>
-        <w:t>5) Переименовали парламент страны.</w:t>
-      </w:r>
-    </w:p>
-    <w:p>
-      <w:pPr>
-        <w:widowControl/>
-        <w:spacing w:line="240" w:lineRule="auto" w:after="0"/>
-      </w:pPr>
-      <w:r>
-        <w:rPr>
-          <w:rFonts w:ascii="Times New Roman" w:hAnsi="Times New Roman" w:eastAsia="Times New Roman"/>
-          <w:b w:val="0"/>
-          <w:i w:val="0"/>
-          <w:color w:val="181A1F"/>
-          <w:sz w:val="28"/>
-        </w:rPr>
-        <w:t>6) Политика государства ориентирована на сохранение и укрепление здоровья граждан.</w:t>
-      </w:r>
-    </w:p>
-    <w:p>
-      <w:pPr>
-        <w:keepNext/>
-        <w:widowControl/>
-        <w:spacing w:line="240" w:lineRule="auto" w:after="0" w:before="120"/>
-      </w:pPr>
-      <w:r>
-        <w:rPr>
-          <w:rFonts w:ascii="Times New Roman" w:hAnsi="Times New Roman" w:eastAsia="Times New Roman"/>
-          <w:b/>
-          <w:color w:val="181A1F"/>
-          <w:sz w:val="28"/>
-        </w:rPr>
-        <w:t>9.</w:t>
-      </w:r>
-    </w:p>
-    <w:p>
-      <w:pPr>
-        <w:widowControl/>
-        <w:spacing w:line="240" w:lineRule="auto" w:after="0"/>
-      </w:pPr>
-      <w:r>
-        <w:rPr>
-          <w:rFonts w:ascii="Times New Roman" w:hAnsi="Times New Roman" w:eastAsia="Times New Roman"/>
-          <w:b w:val="0"/>
-          <w:i w:val="0"/>
-          <w:color w:val="181A1F"/>
-          <w:sz w:val="28"/>
-        </w:rPr>
-        <w:t>Установите соответствие между характеристиками и направлениями развития: к каждой позиции, данной в первом столбце, подберите соответствующую позицию из второго столбца. Запишите в ответ цифры, расположив их в порядке, соответствующем буквам.</w:t>
+        <w:t xml:space="preserve">Установите соответствие между организационно-правовыми формами и видами юридических лиц согласно Гражданскому кодексу Российской Федерации: к каждой позиции, данной в первом столбце, подберите соответствующую позицию из второго столбца. </w:t>
       </w:r>
     </w:p>
     <w:tbl>
@@ -1340,38 +2901,52 @@
         <w:tc>
           <w:tcPr>
             <w:tcW w:type="dxa" w:w="5128"/>
+            <w:vAlign w:val="center"/>
+            <w:tcMar>
+              <w:top w:w="80" w:type="dxa"/>
+              <w:start w:w="100" w:type="dxa"/>
+              <w:bottom w:w="80" w:type="dxa"/>
+              <w:end w:w="100" w:type="dxa"/>
+            </w:tcMar>
           </w:tcPr>
           <w:p>
             <w:pPr>
+              <w:keepNext w:val="0"/>
               <w:spacing w:after="0" w:line="240" w:lineRule="auto"/>
+              <w:jc w:val="left"/>
             </w:pPr>
             <w:r>
               <w:rPr>
                 <w:rFonts w:ascii="Times New Roman" w:hAnsi="Times New Roman" w:eastAsia="Times New Roman"/>
-                <w:b/>
-                <w:color w:val="181A1F"/>
                 <w:sz w:val="28"/>
               </w:rPr>
-              <w:t>ХАРАКТЕРИСТИКИ</w:t>
+              <w:t>ОРГАНИЗАЦИОННО-ПРАВОВЫЕ ФОРМЫ ЮРИДИЧЕСКИХ ЛИЦ</w:t>
             </w:r>
           </w:p>
         </w:tc>
         <w:tc>
           <w:tcPr>
             <w:tcW w:type="dxa" w:w="5128"/>
+            <w:vAlign w:val="center"/>
+            <w:tcMar>
+              <w:top w:w="80" w:type="dxa"/>
+              <w:start w:w="100" w:type="dxa"/>
+              <w:bottom w:w="80" w:type="dxa"/>
+              <w:end w:w="100" w:type="dxa"/>
+            </w:tcMar>
           </w:tcPr>
           <w:p>
             <w:pPr>
+              <w:keepNext w:val="0"/>
               <w:spacing w:after="0" w:line="240" w:lineRule="auto"/>
+              <w:jc w:val="left"/>
             </w:pPr>
             <w:r>
               <w:rPr>
                 <w:rFonts w:ascii="Times New Roman" w:hAnsi="Times New Roman" w:eastAsia="Times New Roman"/>
-                <w:b/>
-                <w:color w:val="181A1F"/>
                 <w:sz w:val="28"/>
               </w:rPr>
-              <w:t>НАПРАВЛЕНИЯ РАЗВИТИЯ</w:t>
+              <w:t>ВИДЫ ЮРИДИЧЕСКИХ ЛИЦ</w:t>
             </w:r>
           </w:p>
         </w:tc>
@@ -1380,62 +2955,69 @@
         <w:tc>
           <w:tcPr>
             <w:tcW w:type="dxa" w:w="5128"/>
+            <w:vAlign w:val="center"/>
+            <w:tcMar>
+              <w:top w:w="80" w:type="dxa"/>
+              <w:start w:w="100" w:type="dxa"/>
+              <w:bottom w:w="80" w:type="dxa"/>
+              <w:end w:w="100" w:type="dxa"/>
+            </w:tcMar>
           </w:tcPr>
           <w:p>
             <w:pPr>
+              <w:keepNext w:val="0"/>
               <w:spacing w:after="0" w:line="240" w:lineRule="auto"/>
+              <w:jc w:val="left"/>
             </w:pPr>
             <w:r>
               <w:rPr>
                 <w:rFonts w:ascii="Times New Roman" w:hAnsi="Times New Roman" w:eastAsia="Times New Roman"/>
-                <w:color w:val="181A1F"/>
                 <w:sz w:val="28"/>
               </w:rPr>
-              <w:t>A) использование на каждой стадии развития лучших достижений прошлого с добавлением к этому чего-то нового</w:t>
-              <w:br/>
-              <w:t>Б) деградацияB) движение назад (вспять)</w:t>
-              <w:br/>
-              <w:t>Г) развитие общества от менее совершенного к более совершенному</w:t>
-              <w:br/>
-              <w:t>Д) относительный характер</w:t>
+              <w:t>А) производственные кооперативы Б) акционерные общества В) муниципальные унитарные предприятия Г) религиозные организации Д) благотворительные фонды</w:t>
             </w:r>
           </w:p>
         </w:tc>
         <w:tc>
           <w:tcPr>
             <w:tcW w:type="dxa" w:w="5128"/>
+            <w:vAlign w:val="center"/>
+            <w:tcMar>
+              <w:top w:w="80" w:type="dxa"/>
+              <w:start w:w="100" w:type="dxa"/>
+              <w:bottom w:w="80" w:type="dxa"/>
+              <w:end w:w="100" w:type="dxa"/>
+            </w:tcMar>
           </w:tcPr>
           <w:p>
             <w:pPr>
+              <w:keepNext w:val="0"/>
               <w:spacing w:after="0" w:line="240" w:lineRule="auto"/>
+              <w:jc w:val="left"/>
             </w:pPr>
             <w:r>
               <w:rPr>
                 <w:rFonts w:ascii="Times New Roman" w:hAnsi="Times New Roman" w:eastAsia="Times New Roman"/>
-                <w:color w:val="181A1F"/>
                 <w:sz w:val="28"/>
               </w:rPr>
-              <w:t>1) общественный прогресс</w:t>
-              <w:br/>
-              <w:t>2) общественный регресс</w:t>
-              <w:br/>
-              <w:t>3) и общественный прогресс, и общественный регресс</w:t>
+              <w:t>1) коммерческие 2) некоммерческие</w:t>
             </w:r>
           </w:p>
         </w:tc>
       </w:tr>
     </w:tbl>
+    <w:p/>
     <w:p>
       <w:pPr>
-        <w:widowControl/>
-        <w:spacing w:line="240" w:lineRule="auto" w:after="0"/>
+        <w:keepNext w:val="0"/>
+        <w:spacing w:after="60" w:line="240" w:lineRule="auto"/>
+        <w:jc w:val="both"/>
       </w:pPr>
       <w:r>
         <w:rPr>
           <w:rFonts w:ascii="Times New Roman" w:hAnsi="Times New Roman" w:eastAsia="Times New Roman"/>
           <w:b w:val="0"/>
           <w:i w:val="0"/>
-          <w:color w:val="181A1F"/>
           <w:sz w:val="28"/>
         </w:rPr>
         <w:t>Запишите в ответ цифры, расположив их в порядке, соответствующем буквам:</w:t>
@@ -1459,16 +3041,23 @@
         <w:tc>
           <w:tcPr>
             <w:tcW w:type="dxa" w:w="2051"/>
+            <w:vAlign w:val="center"/>
+            <w:tcMar>
+              <w:top w:w="80" w:type="dxa"/>
+              <w:start w:w="100" w:type="dxa"/>
+              <w:bottom w:w="80" w:type="dxa"/>
+              <w:end w:w="100" w:type="dxa"/>
+            </w:tcMar>
           </w:tcPr>
           <w:p>
             <w:pPr>
+              <w:keepNext w:val="0"/>
               <w:spacing w:after="0" w:line="240" w:lineRule="auto"/>
+              <w:jc w:val="left"/>
             </w:pPr>
             <w:r>
               <w:rPr>
                 <w:rFonts w:ascii="Times New Roman" w:hAnsi="Times New Roman" w:eastAsia="Times New Roman"/>
-                <w:b/>
-                <w:color w:val="181A1F"/>
                 <w:sz w:val="28"/>
               </w:rPr>
               <w:t>A</w:t>
@@ -1478,16 +3067,23 @@
         <w:tc>
           <w:tcPr>
             <w:tcW w:type="dxa" w:w="2051"/>
+            <w:vAlign w:val="center"/>
+            <w:tcMar>
+              <w:top w:w="80" w:type="dxa"/>
+              <w:start w:w="100" w:type="dxa"/>
+              <w:bottom w:w="80" w:type="dxa"/>
+              <w:end w:w="100" w:type="dxa"/>
+            </w:tcMar>
           </w:tcPr>
           <w:p>
             <w:pPr>
+              <w:keepNext w:val="0"/>
               <w:spacing w:after="0" w:line="240" w:lineRule="auto"/>
+              <w:jc w:val="left"/>
             </w:pPr>
             <w:r>
               <w:rPr>
                 <w:rFonts w:ascii="Times New Roman" w:hAnsi="Times New Roman" w:eastAsia="Times New Roman"/>
-                <w:b/>
-                <w:color w:val="181A1F"/>
                 <w:sz w:val="28"/>
               </w:rPr>
               <w:t>Б</w:t>
@@ -1497,16 +3093,23 @@
         <w:tc>
           <w:tcPr>
             <w:tcW w:type="dxa" w:w="2051"/>
+            <w:vAlign w:val="center"/>
+            <w:tcMar>
+              <w:top w:w="80" w:type="dxa"/>
+              <w:start w:w="100" w:type="dxa"/>
+              <w:bottom w:w="80" w:type="dxa"/>
+              <w:end w:w="100" w:type="dxa"/>
+            </w:tcMar>
           </w:tcPr>
           <w:p>
             <w:pPr>
+              <w:keepNext w:val="0"/>
               <w:spacing w:after="0" w:line="240" w:lineRule="auto"/>
+              <w:jc w:val="left"/>
             </w:pPr>
             <w:r>
               <w:rPr>
                 <w:rFonts w:ascii="Times New Roman" w:hAnsi="Times New Roman" w:eastAsia="Times New Roman"/>
-                <w:b/>
-                <w:color w:val="181A1F"/>
                 <w:sz w:val="28"/>
               </w:rPr>
               <w:t>В</w:t>
@@ -1516,16 +3119,23 @@
         <w:tc>
           <w:tcPr>
             <w:tcW w:type="dxa" w:w="2051"/>
+            <w:vAlign w:val="center"/>
+            <w:tcMar>
+              <w:top w:w="80" w:type="dxa"/>
+              <w:start w:w="100" w:type="dxa"/>
+              <w:bottom w:w="80" w:type="dxa"/>
+              <w:end w:w="100" w:type="dxa"/>
+            </w:tcMar>
           </w:tcPr>
           <w:p>
             <w:pPr>
+              <w:keepNext w:val="0"/>
               <w:spacing w:after="0" w:line="240" w:lineRule="auto"/>
+              <w:jc w:val="left"/>
             </w:pPr>
             <w:r>
               <w:rPr>
                 <w:rFonts w:ascii="Times New Roman" w:hAnsi="Times New Roman" w:eastAsia="Times New Roman"/>
-                <w:b/>
-                <w:color w:val="181A1F"/>
                 <w:sz w:val="28"/>
               </w:rPr>
               <w:t>Г</w:t>
@@ -1535,16 +3145,23 @@
         <w:tc>
           <w:tcPr>
             <w:tcW w:type="dxa" w:w="2051"/>
+            <w:vAlign w:val="center"/>
+            <w:tcMar>
+              <w:top w:w="80" w:type="dxa"/>
+              <w:start w:w="100" w:type="dxa"/>
+              <w:bottom w:w="80" w:type="dxa"/>
+              <w:end w:w="100" w:type="dxa"/>
+            </w:tcMar>
           </w:tcPr>
           <w:p>
             <w:pPr>
+              <w:keepNext w:val="0"/>
               <w:spacing w:after="0" w:line="240" w:lineRule="auto"/>
+              <w:jc w:val="left"/>
             </w:pPr>
             <w:r>
               <w:rPr>
                 <w:rFonts w:ascii="Times New Roman" w:hAnsi="Times New Roman" w:eastAsia="Times New Roman"/>
-                <w:b/>
-                <w:color w:val="181A1F"/>
                 <w:sz w:val="28"/>
               </w:rPr>
               <w:t>Д</w:t>
@@ -1556,15 +3173,23 @@
         <w:tc>
           <w:tcPr>
             <w:tcW w:type="dxa" w:w="2051"/>
+            <w:vAlign w:val="center"/>
+            <w:tcMar>
+              <w:top w:w="80" w:type="dxa"/>
+              <w:start w:w="100" w:type="dxa"/>
+              <w:bottom w:w="80" w:type="dxa"/>
+              <w:end w:w="100" w:type="dxa"/>
+            </w:tcMar>
           </w:tcPr>
           <w:p>
             <w:pPr>
+              <w:keepNext w:val="0"/>
               <w:spacing w:after="0" w:line="240" w:lineRule="auto"/>
+              <w:jc w:val="left"/>
             </w:pPr>
             <w:r>
               <w:rPr>
                 <w:rFonts w:ascii="Times New Roman" w:hAnsi="Times New Roman" w:eastAsia="Times New Roman"/>
-                <w:color w:val="181A1F"/>
                 <w:sz w:val="28"/>
               </w:rPr>
             </w:r>
@@ -1573,15 +3198,23 @@
         <w:tc>
           <w:tcPr>
             <w:tcW w:type="dxa" w:w="2051"/>
+            <w:vAlign w:val="center"/>
+            <w:tcMar>
+              <w:top w:w="80" w:type="dxa"/>
+              <w:start w:w="100" w:type="dxa"/>
+              <w:bottom w:w="80" w:type="dxa"/>
+              <w:end w:w="100" w:type="dxa"/>
+            </w:tcMar>
           </w:tcPr>
           <w:p>
             <w:pPr>
+              <w:keepNext w:val="0"/>
               <w:spacing w:after="0" w:line="240" w:lineRule="auto"/>
+              <w:jc w:val="left"/>
             </w:pPr>
             <w:r>
               <w:rPr>
                 <w:rFonts w:ascii="Times New Roman" w:hAnsi="Times New Roman" w:eastAsia="Times New Roman"/>
-                <w:color w:val="181A1F"/>
                 <w:sz w:val="28"/>
               </w:rPr>
             </w:r>
@@ -1590,15 +3223,23 @@
         <w:tc>
           <w:tcPr>
             <w:tcW w:type="dxa" w:w="2051"/>
+            <w:vAlign w:val="center"/>
+            <w:tcMar>
+              <w:top w:w="80" w:type="dxa"/>
+              <w:start w:w="100" w:type="dxa"/>
+              <w:bottom w:w="80" w:type="dxa"/>
+              <w:end w:w="100" w:type="dxa"/>
+            </w:tcMar>
           </w:tcPr>
           <w:p>
             <w:pPr>
+              <w:keepNext w:val="0"/>
               <w:spacing w:after="0" w:line="240" w:lineRule="auto"/>
+              <w:jc w:val="left"/>
             </w:pPr>
             <w:r>
               <w:rPr>
                 <w:rFonts w:ascii="Times New Roman" w:hAnsi="Times New Roman" w:eastAsia="Times New Roman"/>
-                <w:color w:val="181A1F"/>
                 <w:sz w:val="28"/>
               </w:rPr>
             </w:r>
@@ -1607,15 +3248,23 @@
         <w:tc>
           <w:tcPr>
             <w:tcW w:type="dxa" w:w="2051"/>
+            <w:vAlign w:val="center"/>
+            <w:tcMar>
+              <w:top w:w="80" w:type="dxa"/>
+              <w:start w:w="100" w:type="dxa"/>
+              <w:bottom w:w="80" w:type="dxa"/>
+              <w:end w:w="100" w:type="dxa"/>
+            </w:tcMar>
           </w:tcPr>
           <w:p>
             <w:pPr>
+              <w:keepNext w:val="0"/>
               <w:spacing w:after="0" w:line="240" w:lineRule="auto"/>
+              <w:jc w:val="left"/>
             </w:pPr>
             <w:r>
               <w:rPr>
                 <w:rFonts w:ascii="Times New Roman" w:hAnsi="Times New Roman" w:eastAsia="Times New Roman"/>
-                <w:color w:val="181A1F"/>
                 <w:sz w:val="28"/>
               </w:rPr>
             </w:r>
@@ -1624,15 +3273,23 @@
         <w:tc>
           <w:tcPr>
             <w:tcW w:type="dxa" w:w="2051"/>
+            <w:vAlign w:val="center"/>
+            <w:tcMar>
+              <w:top w:w="80" w:type="dxa"/>
+              <w:start w:w="100" w:type="dxa"/>
+              <w:bottom w:w="80" w:type="dxa"/>
+              <w:end w:w="100" w:type="dxa"/>
+            </w:tcMar>
           </w:tcPr>
           <w:p>
             <w:pPr>
+              <w:keepNext w:val="0"/>
               <w:spacing w:after="0" w:line="240" w:lineRule="auto"/>
+              <w:jc w:val="left"/>
             </w:pPr>
             <w:r>
               <w:rPr>
                 <w:rFonts w:ascii="Times New Roman" w:hAnsi="Times New Roman" w:eastAsia="Times New Roman"/>
-                <w:color w:val="181A1F"/>
                 <w:sz w:val="28"/>
               </w:rPr>
             </w:r>
@@ -1640,1076 +3297,18 @@
         </w:tc>
       </w:tr>
     </w:tbl>
+    <w:p/>
     <w:p>
       <w:pPr>
-        <w:keepNext/>
-        <w:widowControl/>
-        <w:spacing w:line="240" w:lineRule="auto" w:after="0" w:before="120"/>
-      </w:pPr>
-      <w:r>
-        <w:rPr>
-          <w:rFonts w:ascii="Times New Roman" w:hAnsi="Times New Roman" w:eastAsia="Times New Roman"/>
-          <w:b/>
-          <w:color w:val="181A1F"/>
-          <w:sz w:val="28"/>
-        </w:rPr>
-        <w:t>10.</w:t>
-      </w:r>
-    </w:p>
-    <w:p>
-      <w:pPr>
-        <w:widowControl/>
-        <w:spacing w:line="240" w:lineRule="auto" w:after="0"/>
+        <w:keepNext w:val="0"/>
+        <w:spacing w:after="60" w:line="240" w:lineRule="auto"/>
+        <w:jc w:val="both"/>
       </w:pPr>
       <w:r>
         <w:rPr>
           <w:rFonts w:ascii="Times New Roman" w:hAnsi="Times New Roman" w:eastAsia="Times New Roman"/>
           <w:b w:val="0"/>
           <w:i w:val="0"/>
-          <w:color w:val="181A1F"/>
-          <w:sz w:val="28"/>
-        </w:rPr>
-        <w:t>В стране Z компьютерные технологии широко используются в различных сферах общественной жизни. Какие иные признаки из перечисленных свидетельствуют о том, что страна Z развивается как постиндустриальное общество? Запишите цифры, под которыми они указаны.</w:t>
-      </w:r>
-    </w:p>
-    <w:p>
-      <w:pPr>
-        <w:widowControl/>
-        <w:spacing w:line="240" w:lineRule="auto" w:after="0"/>
-      </w:pPr>
-      <w:r>
-        <w:rPr>
-          <w:rFonts w:ascii="Times New Roman" w:hAnsi="Times New Roman" w:eastAsia="Times New Roman"/>
-          <w:b w:val="0"/>
-          <w:i w:val="0"/>
-          <w:color w:val="181A1F"/>
-          <w:sz w:val="28"/>
-        </w:rPr>
-        <w:t>І) Наибольшее развитие получают наукоемкие ресурсосберегающие технологии.</w:t>
-      </w:r>
-    </w:p>
-    <w:p>
-      <w:pPr>
-        <w:widowControl/>
-        <w:spacing w:line="240" w:lineRule="auto" w:after="0"/>
-      </w:pPr>
-      <w:r>
-        <w:rPr>
-          <w:rFonts w:ascii="Times New Roman" w:hAnsi="Times New Roman" w:eastAsia="Times New Roman"/>
-          <w:b w:val="0"/>
-          <w:i w:val="0"/>
-          <w:color w:val="181A1F"/>
-          <w:sz w:val="28"/>
-        </w:rPr>
-        <w:t>2) Образование превращается в непрерывный процесс, так как человеку важно постоянно приобретать новые знания.</w:t>
-      </w:r>
-    </w:p>
-    <w:p>
-      <w:pPr>
-        <w:widowControl/>
-        <w:spacing w:line="240" w:lineRule="auto" w:after="0"/>
-      </w:pPr>
-      <w:r>
-        <w:rPr>
-          <w:rFonts w:ascii="Times New Roman" w:hAnsi="Times New Roman" w:eastAsia="Times New Roman"/>
-          <w:b w:val="0"/>
-          <w:i w:val="0"/>
-          <w:color w:val="181A1F"/>
-          <w:sz w:val="28"/>
-        </w:rPr>
-        <w:t>3) Сельские учителя и врачи получают от государства льготы.</w:t>
-      </w:r>
-    </w:p>
-    <w:p>
-      <w:pPr>
-        <w:widowControl/>
-        <w:spacing w:line="240" w:lineRule="auto" w:after="0"/>
-      </w:pPr>
-      <w:r>
-        <w:rPr>
-          <w:rFonts w:ascii="Times New Roman" w:hAnsi="Times New Roman" w:eastAsia="Times New Roman"/>
-          <w:b w:val="0"/>
-          <w:i w:val="0"/>
-          <w:color w:val="181A1F"/>
-          <w:sz w:val="28"/>
-        </w:rPr>
-        <w:t>4) Государственные стипендии и пенсии постепенно растут.</w:t>
-      </w:r>
-    </w:p>
-    <w:p>
-      <w:pPr>
-        <w:widowControl/>
-        <w:spacing w:line="240" w:lineRule="auto" w:after="0"/>
-      </w:pPr>
-      <w:r>
-        <w:rPr>
-          <w:rFonts w:ascii="Times New Roman" w:hAnsi="Times New Roman" w:eastAsia="Times New Roman"/>
-          <w:b w:val="0"/>
-          <w:i w:val="0"/>
-          <w:color w:val="181A1F"/>
-          <w:sz w:val="28"/>
-        </w:rPr>
-        <w:t>5) Знания и информация являются важнейшим фактором производства.</w:t>
-      </w:r>
-    </w:p>
-    <w:p>
-      <w:pPr>
-        <w:widowControl/>
-        <w:spacing w:line="240" w:lineRule="auto" w:after="0"/>
-      </w:pPr>
-      <w:r>
-        <w:rPr>
-          <w:rFonts w:ascii="Times New Roman" w:hAnsi="Times New Roman" w:eastAsia="Times New Roman"/>
-          <w:b w:val="0"/>
-          <w:i w:val="0"/>
-          <w:color w:val="181A1F"/>
-          <w:sz w:val="28"/>
-        </w:rPr>
-        <w:t>6) Сфера услуг преобладает в структуре экономики.</w:t>
-      </w:r>
-    </w:p>
-    <w:p>
-      <w:pPr>
-        <w:keepNext/>
-        <w:widowControl/>
-        <w:spacing w:line="240" w:lineRule="auto" w:after="0" w:before="120"/>
-      </w:pPr>
-      <w:r>
-        <w:rPr>
-          <w:rFonts w:ascii="Times New Roman" w:hAnsi="Times New Roman" w:eastAsia="Times New Roman"/>
-          <w:b/>
-          <w:color w:val="181A1F"/>
-          <w:sz w:val="28"/>
-        </w:rPr>
-        <w:t>11.</w:t>
-      </w:r>
-    </w:p>
-    <w:p>
-      <w:pPr>
-        <w:widowControl/>
-        <w:spacing w:line="240" w:lineRule="auto" w:after="0"/>
-      </w:pPr>
-      <w:r>
-        <w:rPr>
-          <w:rFonts w:ascii="Times New Roman" w:hAnsi="Times New Roman" w:eastAsia="Times New Roman"/>
-          <w:b w:val="0"/>
-          <w:i w:val="0"/>
-          <w:color w:val="181A1F"/>
-          <w:sz w:val="28"/>
-        </w:rPr>
-        <w:t>Выберите верные суждения об образовании и запишите цифры, под которыми они указаны.</w:t>
-      </w:r>
-    </w:p>
-    <w:p>
-      <w:pPr>
-        <w:widowControl/>
-        <w:spacing w:line="240" w:lineRule="auto" w:after="0"/>
-      </w:pPr>
-      <w:r>
-        <w:rPr>
-          <w:rFonts w:ascii="Times New Roman" w:hAnsi="Times New Roman" w:eastAsia="Times New Roman"/>
-          <w:b w:val="0"/>
-          <w:i w:val="0"/>
-          <w:color w:val="181A1F"/>
-          <w:sz w:val="28"/>
-        </w:rPr>
-        <w:t>1) Образование — профессионально организованный процесс приобщения личности к социальному опыту предшествующих поколений.</w:t>
-      </w:r>
-    </w:p>
-    <w:p>
-      <w:pPr>
-        <w:widowControl/>
-        <w:spacing w:line="240" w:lineRule="auto" w:after="0"/>
-      </w:pPr>
-      <w:r>
-        <w:rPr>
-          <w:rFonts w:ascii="Times New Roman" w:hAnsi="Times New Roman" w:eastAsia="Times New Roman"/>
-          <w:b w:val="0"/>
-          <w:i w:val="0"/>
-          <w:color w:val="181A1F"/>
-          <w:sz w:val="28"/>
-        </w:rPr>
-        <w:t>2) Информатизация образования характеризуется использованием в образовательном процессе телекоммуникационных сетей глобального масштаба.</w:t>
-      </w:r>
-    </w:p>
-    <w:p>
-      <w:pPr>
-        <w:widowControl/>
-        <w:spacing w:line="240" w:lineRule="auto" w:after="0"/>
-      </w:pPr>
-      <w:r>
-        <w:rPr>
-          <w:rFonts w:ascii="Times New Roman" w:hAnsi="Times New Roman" w:eastAsia="Times New Roman"/>
-          <w:b w:val="0"/>
-          <w:i w:val="0"/>
-          <w:color w:val="181A1F"/>
-          <w:sz w:val="28"/>
-        </w:rPr>
-        <w:t>З) Интернационализация образования связана с увеличением количества уроков по предметам социально-гуманитарного цикла.</w:t>
-      </w:r>
-    </w:p>
-    <w:p>
-      <w:pPr>
-        <w:widowControl/>
-        <w:spacing w:line="240" w:lineRule="auto" w:after="0"/>
-      </w:pPr>
-      <w:r>
-        <w:rPr>
-          <w:rFonts w:ascii="Times New Roman" w:hAnsi="Times New Roman" w:eastAsia="Times New Roman"/>
-          <w:b w:val="0"/>
-          <w:i w:val="0"/>
-          <w:color w:val="181A1F"/>
-          <w:sz w:val="28"/>
-        </w:rPr>
-        <w:t>4) Образование отличается от других форм (областей) духовной культуры тем, что оно способно оказывать эмоциональное воздействие на человека.</w:t>
-      </w:r>
-    </w:p>
-    <w:p>
-      <w:pPr>
-        <w:widowControl/>
-        <w:spacing w:line="240" w:lineRule="auto" w:after="0"/>
-      </w:pPr>
-      <w:r>
-        <w:rPr>
-          <w:rFonts w:ascii="Times New Roman" w:hAnsi="Times New Roman" w:eastAsia="Times New Roman"/>
-          <w:b w:val="0"/>
-          <w:i w:val="0"/>
-          <w:color w:val="181A1F"/>
-          <w:sz w:val="28"/>
-        </w:rPr>
-        <w:t>5) Профессиональное образование направлено на получение знаний, умении и компетенций, позволяющих квалифицированно вести трудовую деятельность в определенной сфере.</w:t>
-      </w:r>
-    </w:p>
-    <w:p>
-      <w:pPr>
-        <w:keepNext/>
-        <w:widowControl/>
-        <w:spacing w:line="240" w:lineRule="auto" w:after="0" w:before="120"/>
-      </w:pPr>
-      <w:r>
-        <w:rPr>
-          <w:rFonts w:ascii="Times New Roman" w:hAnsi="Times New Roman" w:eastAsia="Times New Roman"/>
-          <w:b/>
-          <w:color w:val="181A1F"/>
-          <w:sz w:val="28"/>
-        </w:rPr>
-        <w:t>12.</w:t>
-      </w:r>
-    </w:p>
-    <w:p>
-      <w:pPr>
-        <w:widowControl/>
-        <w:spacing w:line="240" w:lineRule="auto" w:after="0"/>
-      </w:pPr>
-      <w:r>
-        <w:rPr>
-          <w:rFonts w:ascii="Times New Roman" w:hAnsi="Times New Roman" w:eastAsia="Times New Roman"/>
-          <w:b w:val="0"/>
-          <w:i w:val="0"/>
-          <w:color w:val="181A1F"/>
-          <w:sz w:val="28"/>
-        </w:rPr>
-        <w:t>Ниже приведён ряд терминов. Все они, за исключением двух, характеризуют социальную динамику.</w:t>
-      </w:r>
-    </w:p>
-    <w:p>
-      <w:pPr>
-        <w:widowControl/>
-        <w:spacing w:line="240" w:lineRule="auto" w:after="0"/>
-      </w:pPr>
-      <w:r>
-        <w:rPr>
-          <w:rFonts w:ascii="Times New Roman" w:hAnsi="Times New Roman" w:eastAsia="Times New Roman"/>
-          <w:b w:val="0"/>
-          <w:i w:val="0"/>
-          <w:color w:val="181A1F"/>
-          <w:sz w:val="28"/>
-        </w:rPr>
-        <w:t>1) прогресс;</w:t>
-      </w:r>
-    </w:p>
-    <w:p>
-      <w:pPr>
-        <w:widowControl/>
-        <w:spacing w:line="240" w:lineRule="auto" w:after="0"/>
-      </w:pPr>
-      <w:r>
-        <w:rPr>
-          <w:rFonts w:ascii="Times New Roman" w:hAnsi="Times New Roman" w:eastAsia="Times New Roman"/>
-          <w:b w:val="0"/>
-          <w:i w:val="0"/>
-          <w:color w:val="181A1F"/>
-          <w:sz w:val="28"/>
-        </w:rPr>
-        <w:t>2) структура;</w:t>
-      </w:r>
-    </w:p>
-    <w:p>
-      <w:pPr>
-        <w:widowControl/>
-        <w:spacing w:line="240" w:lineRule="auto" w:after="0"/>
-      </w:pPr>
-      <w:r>
-        <w:rPr>
-          <w:rFonts w:ascii="Times New Roman" w:hAnsi="Times New Roman" w:eastAsia="Times New Roman"/>
-          <w:b w:val="0"/>
-          <w:i w:val="0"/>
-          <w:color w:val="181A1F"/>
-          <w:sz w:val="28"/>
-        </w:rPr>
-        <w:t>3) эволюция;</w:t>
-      </w:r>
-    </w:p>
-    <w:p>
-      <w:pPr>
-        <w:widowControl/>
-        <w:spacing w:line="240" w:lineRule="auto" w:after="0"/>
-      </w:pPr>
-      <w:r>
-        <w:rPr>
-          <w:rFonts w:ascii="Times New Roman" w:hAnsi="Times New Roman" w:eastAsia="Times New Roman"/>
-          <w:b w:val="0"/>
-          <w:i w:val="0"/>
-          <w:color w:val="181A1F"/>
-          <w:sz w:val="28"/>
-        </w:rPr>
-        <w:t>4) реформа;</w:t>
-      </w:r>
-    </w:p>
-    <w:p>
-      <w:pPr>
-        <w:widowControl/>
-        <w:spacing w:line="240" w:lineRule="auto" w:after="0"/>
-      </w:pPr>
-      <w:r>
-        <w:rPr>
-          <w:rFonts w:ascii="Times New Roman" w:hAnsi="Times New Roman" w:eastAsia="Times New Roman"/>
-          <w:b w:val="0"/>
-          <w:i w:val="0"/>
-          <w:color w:val="181A1F"/>
-          <w:sz w:val="28"/>
-        </w:rPr>
-        <w:t>5) спад;</w:t>
-      </w:r>
-    </w:p>
-    <w:p>
-      <w:pPr>
-        <w:widowControl/>
-        <w:spacing w:line="240" w:lineRule="auto" w:after="0"/>
-      </w:pPr>
-      <w:r>
-        <w:rPr>
-          <w:rFonts w:ascii="Times New Roman" w:hAnsi="Times New Roman" w:eastAsia="Times New Roman"/>
-          <w:b w:val="0"/>
-          <w:i w:val="0"/>
-          <w:color w:val="181A1F"/>
-          <w:sz w:val="28"/>
-        </w:rPr>
-        <w:t>6) цикличность.</w:t>
-      </w:r>
-    </w:p>
-    <w:p>
-      <w:pPr>
-        <w:widowControl/>
-        <w:spacing w:line="240" w:lineRule="auto" w:after="0"/>
-      </w:pPr>
-      <w:r>
-        <w:rPr>
-          <w:rFonts w:ascii="Times New Roman" w:hAnsi="Times New Roman" w:eastAsia="Times New Roman"/>
-          <w:b w:val="0"/>
-          <w:i w:val="0"/>
-          <w:color w:val="181A1F"/>
-          <w:sz w:val="28"/>
-        </w:rPr>
-        <w:t>Найдите два термина, «выпадающих» из общего ряда, и запишите в таблицу цифры, под которыми они указаны.</w:t>
-      </w:r>
-    </w:p>
-    <w:p>
-      <w:pPr>
-        <w:keepNext/>
-        <w:widowControl/>
-        <w:spacing w:line="240" w:lineRule="auto" w:after="0" w:before="120"/>
-      </w:pPr>
-      <w:r>
-        <w:rPr>
-          <w:rFonts w:ascii="Times New Roman" w:hAnsi="Times New Roman" w:eastAsia="Times New Roman"/>
-          <w:b/>
-          <w:color w:val="181A1F"/>
-          <w:sz w:val="28"/>
-        </w:rPr>
-        <w:t>13.</w:t>
-      </w:r>
-    </w:p>
-    <w:p>
-      <w:pPr>
-        <w:widowControl/>
-        <w:spacing w:line="240" w:lineRule="auto" w:after="0"/>
-      </w:pPr>
-      <w:r>
-        <w:rPr>
-          <w:rFonts w:ascii="Times New Roman" w:hAnsi="Times New Roman" w:eastAsia="Times New Roman"/>
-          <w:b w:val="0"/>
-          <w:i w:val="0"/>
-          <w:color w:val="181A1F"/>
-          <w:sz w:val="28"/>
-        </w:rPr>
-        <w:t>Учёные исследовали мотивацию учебной деятельности школьников младших классов. Найдите в приведённом списке применённые учёными действия, соответствующие теоретическому уровню научного познания. Запишите цифры, под которыми они указаны.</w:t>
-      </w:r>
-    </w:p>
-    <w:p>
-      <w:pPr>
-        <w:widowControl/>
-        <w:spacing w:line="240" w:lineRule="auto" w:after="0"/>
-      </w:pPr>
-      <w:r>
-        <w:rPr>
-          <w:rFonts w:ascii="Times New Roman" w:hAnsi="Times New Roman" w:eastAsia="Times New Roman"/>
-          <w:b w:val="0"/>
-          <w:i w:val="0"/>
-          <w:color w:val="181A1F"/>
-          <w:sz w:val="28"/>
-        </w:rPr>
-        <w:t>1) постановка проблемы исследования</w:t>
-      </w:r>
-    </w:p>
-    <w:p>
-      <w:pPr>
-        <w:widowControl/>
-        <w:spacing w:line="240" w:lineRule="auto" w:after="0"/>
-      </w:pPr>
-      <w:r>
-        <w:rPr>
-          <w:rFonts w:ascii="Times New Roman" w:hAnsi="Times New Roman" w:eastAsia="Times New Roman"/>
-          <w:b w:val="0"/>
-          <w:i w:val="0"/>
-          <w:color w:val="181A1F"/>
-          <w:sz w:val="28"/>
-        </w:rPr>
-        <w:t>2) проведение эксперимента</w:t>
-      </w:r>
-    </w:p>
-    <w:p>
-      <w:pPr>
-        <w:widowControl/>
-        <w:spacing w:line="240" w:lineRule="auto" w:after="0"/>
-      </w:pPr>
-      <w:r>
-        <w:rPr>
-          <w:rFonts w:ascii="Times New Roman" w:hAnsi="Times New Roman" w:eastAsia="Times New Roman"/>
-          <w:b w:val="0"/>
-          <w:i w:val="0"/>
-          <w:color w:val="181A1F"/>
-          <w:sz w:val="28"/>
-        </w:rPr>
-        <w:t>3) описание мотивов школьников</w:t>
-      </w:r>
-    </w:p>
-    <w:p>
-      <w:pPr>
-        <w:widowControl/>
-        <w:spacing w:line="240" w:lineRule="auto" w:after="0"/>
-      </w:pPr>
-      <w:r>
-        <w:rPr>
-          <w:rFonts w:ascii="Times New Roman" w:hAnsi="Times New Roman" w:eastAsia="Times New Roman"/>
-          <w:b w:val="0"/>
-          <w:i w:val="0"/>
-          <w:color w:val="181A1F"/>
-          <w:sz w:val="28"/>
-        </w:rPr>
-        <w:t>4) выдвижение гипотезы исследования</w:t>
-      </w:r>
-    </w:p>
-    <w:p>
-      <w:pPr>
-        <w:widowControl/>
-        <w:spacing w:line="240" w:lineRule="auto" w:after="0"/>
-      </w:pPr>
-      <w:r>
-        <w:rPr>
-          <w:rFonts w:ascii="Times New Roman" w:hAnsi="Times New Roman" w:eastAsia="Times New Roman"/>
-          <w:b w:val="0"/>
-          <w:i w:val="0"/>
-          <w:color w:val="181A1F"/>
-          <w:sz w:val="28"/>
-        </w:rPr>
-        <w:t>5) измерение уровня самооценки школьников</w:t>
-      </w:r>
-    </w:p>
-    <w:p>
-      <w:pPr>
-        <w:widowControl/>
-        <w:spacing w:line="240" w:lineRule="auto" w:after="0"/>
-      </w:pPr>
-      <w:r>
-        <w:rPr>
-          <w:rFonts w:ascii="Times New Roman" w:hAnsi="Times New Roman" w:eastAsia="Times New Roman"/>
-          <w:b w:val="0"/>
-          <w:i w:val="0"/>
-          <w:color w:val="181A1F"/>
-          <w:sz w:val="28"/>
-        </w:rPr>
-        <w:t>6) выявление закономерностей поведения школьников</w:t>
-      </w:r>
-    </w:p>
-    <w:p>
-      <w:pPr>
-        <w:keepNext/>
-        <w:widowControl/>
-        <w:spacing w:line="240" w:lineRule="auto" w:after="0" w:before="120"/>
-      </w:pPr>
-      <w:r>
-        <w:rPr>
-          <w:rFonts w:ascii="Times New Roman" w:hAnsi="Times New Roman" w:eastAsia="Times New Roman"/>
-          <w:b/>
-          <w:color w:val="181A1F"/>
-          <w:sz w:val="28"/>
-        </w:rPr>
-        <w:t>14.</w:t>
-      </w:r>
-    </w:p>
-    <w:p>
-      <w:pPr>
-        <w:widowControl/>
-        <w:spacing w:line="240" w:lineRule="auto" w:after="0"/>
-      </w:pPr>
-      <w:r>
-        <w:rPr>
-          <w:rFonts w:ascii="Times New Roman" w:hAnsi="Times New Roman" w:eastAsia="Times New Roman"/>
-          <w:b w:val="0"/>
-          <w:i w:val="0"/>
-          <w:color w:val="181A1F"/>
-          <w:sz w:val="28"/>
-        </w:rPr>
-        <w:t xml:space="preserve">Выберите верные суждения о культуре и её видах и запишите цифры, под которыми они указаны. </w:t>
-      </w:r>
-    </w:p>
-    <w:p>
-      <w:pPr>
-        <w:widowControl/>
-        <w:spacing w:line="240" w:lineRule="auto" w:after="0"/>
-      </w:pPr>
-      <w:r>
-        <w:rPr>
-          <w:rFonts w:ascii="Times New Roman" w:hAnsi="Times New Roman" w:eastAsia="Times New Roman"/>
-          <w:b w:val="0"/>
-          <w:i w:val="0"/>
-          <w:color w:val="181A1F"/>
-          <w:sz w:val="28"/>
-        </w:rPr>
-        <w:t xml:space="preserve">1) Культура — это все виды преобразовательной деятельности людей и её результаты. </w:t>
-      </w:r>
-    </w:p>
-    <w:p>
-      <w:pPr>
-        <w:widowControl/>
-        <w:spacing w:line="240" w:lineRule="auto" w:after="0"/>
-      </w:pPr>
-      <w:r>
-        <w:rPr>
-          <w:rFonts w:ascii="Times New Roman" w:hAnsi="Times New Roman" w:eastAsia="Times New Roman"/>
-          <w:b w:val="0"/>
-          <w:i w:val="0"/>
-          <w:color w:val="181A1F"/>
-          <w:sz w:val="28"/>
-        </w:rPr>
-        <w:t xml:space="preserve">2) К материальной культуре относят нормы морали. </w:t>
-      </w:r>
-    </w:p>
-    <w:p>
-      <w:pPr>
-        <w:widowControl/>
-        <w:spacing w:line="240" w:lineRule="auto" w:after="0"/>
-      </w:pPr>
-      <w:r>
-        <w:rPr>
-          <w:rFonts w:ascii="Times New Roman" w:hAnsi="Times New Roman" w:eastAsia="Times New Roman"/>
-          <w:b w:val="0"/>
-          <w:i w:val="0"/>
-          <w:color w:val="181A1F"/>
-          <w:sz w:val="28"/>
-        </w:rPr>
-        <w:t xml:space="preserve">3) В развитии культуры отмечают такие тенденции, как преемственность и новаторство. </w:t>
-      </w:r>
-    </w:p>
-    <w:p>
-      <w:pPr>
-        <w:widowControl/>
-        <w:spacing w:line="240" w:lineRule="auto" w:after="0"/>
-      </w:pPr>
-      <w:r>
-        <w:rPr>
-          <w:rFonts w:ascii="Times New Roman" w:hAnsi="Times New Roman" w:eastAsia="Times New Roman"/>
-          <w:b w:val="0"/>
-          <w:i w:val="0"/>
-          <w:color w:val="181A1F"/>
-          <w:sz w:val="28"/>
-        </w:rPr>
-        <w:t xml:space="preserve">4) Произведения массовой культуры, в отличие от произведений элитарной культуры, носят авторский характер, каждый автор стремится к оригинальности, к отражению в произведении своего «я». </w:t>
-      </w:r>
-    </w:p>
-    <w:p>
-      <w:pPr>
-        <w:widowControl/>
-        <w:spacing w:line="240" w:lineRule="auto" w:after="0"/>
-      </w:pPr>
-      <w:r>
-        <w:rPr>
-          <w:rFonts w:ascii="Times New Roman" w:hAnsi="Times New Roman" w:eastAsia="Times New Roman"/>
-          <w:b w:val="0"/>
-          <w:i w:val="0"/>
-          <w:color w:val="181A1F"/>
-          <w:sz w:val="28"/>
-        </w:rPr>
-        <w:t>5) Массовая культура, как правило, создаётся коллективной творческой деятельностью народа, отражает его жизнь и традиции.</w:t>
-      </w:r>
-    </w:p>
-    <w:p>
-      <w:pPr>
-        <w:keepNext/>
-        <w:widowControl/>
-        <w:spacing w:line="240" w:lineRule="auto" w:after="0" w:before="120"/>
-      </w:pPr>
-      <w:r>
-        <w:rPr>
-          <w:rFonts w:ascii="Times New Roman" w:hAnsi="Times New Roman" w:eastAsia="Times New Roman"/>
-          <w:b/>
-          <w:color w:val="181A1F"/>
-          <w:sz w:val="28"/>
-        </w:rPr>
-        <w:t>15.</w:t>
-      </w:r>
-    </w:p>
-    <w:p>
-      <w:pPr>
-        <w:widowControl/>
-        <w:spacing w:line="240" w:lineRule="auto" w:after="0"/>
-      </w:pPr>
-      <w:r>
-        <w:rPr>
-          <w:rFonts w:ascii="Times New Roman" w:hAnsi="Times New Roman" w:eastAsia="Times New Roman"/>
-          <w:b w:val="0"/>
-          <w:i w:val="0"/>
-          <w:color w:val="181A1F"/>
-          <w:sz w:val="28"/>
-        </w:rPr>
-        <w:t>В стране Z преобладают экстенсивная технология и ручные орудия труда. Какие иные признаки свидетельствуют о том, что страна Z развивается как традиционное общество? Запишите цифры, под которыми они указаны.</w:t>
-      </w:r>
-    </w:p>
-    <w:p>
-      <w:pPr>
-        <w:widowControl/>
-        <w:spacing w:line="240" w:lineRule="auto" w:after="0"/>
-      </w:pPr>
-      <w:r>
-        <w:rPr>
-          <w:rFonts w:ascii="Times New Roman" w:hAnsi="Times New Roman" w:eastAsia="Times New Roman"/>
-          <w:b w:val="0"/>
-          <w:i w:val="0"/>
-          <w:color w:val="181A1F"/>
-          <w:sz w:val="28"/>
-        </w:rPr>
-        <w:t>1) Основными социальными ячейками являются община и семья.</w:t>
-      </w:r>
-    </w:p>
-    <w:p>
-      <w:pPr>
-        <w:widowControl/>
-        <w:spacing w:line="240" w:lineRule="auto" w:after="0"/>
-      </w:pPr>
-      <w:r>
-        <w:rPr>
-          <w:rFonts w:ascii="Times New Roman" w:hAnsi="Times New Roman" w:eastAsia="Times New Roman"/>
-          <w:b w:val="0"/>
-          <w:i w:val="0"/>
-          <w:color w:val="181A1F"/>
-          <w:sz w:val="28"/>
-        </w:rPr>
-        <w:t>2) Интенсивно развивается инфраструктура.</w:t>
-      </w:r>
-    </w:p>
-    <w:p>
-      <w:pPr>
-        <w:widowControl/>
-        <w:spacing w:line="240" w:lineRule="auto" w:after="0"/>
-      </w:pPr>
-      <w:r>
-        <w:rPr>
-          <w:rFonts w:ascii="Times New Roman" w:hAnsi="Times New Roman" w:eastAsia="Times New Roman"/>
-          <w:b w:val="0"/>
-          <w:i w:val="0"/>
-          <w:color w:val="181A1F"/>
-          <w:sz w:val="28"/>
-        </w:rPr>
-        <w:t>3) Широко распространяются научные знания.</w:t>
-      </w:r>
-    </w:p>
-    <w:p>
-      <w:pPr>
-        <w:widowControl/>
-        <w:spacing w:line="240" w:lineRule="auto" w:after="0"/>
-      </w:pPr>
-      <w:r>
-        <w:rPr>
-          <w:rFonts w:ascii="Times New Roman" w:hAnsi="Times New Roman" w:eastAsia="Times New Roman"/>
-          <w:b w:val="0"/>
-          <w:i w:val="0"/>
-          <w:color w:val="181A1F"/>
-          <w:sz w:val="28"/>
-        </w:rPr>
-        <w:t>4) Устная информация преобладает над письменной.</w:t>
-      </w:r>
-    </w:p>
-    <w:p>
-      <w:pPr>
-        <w:widowControl/>
-        <w:spacing w:line="240" w:lineRule="auto" w:after="0"/>
-      </w:pPr>
-      <w:r>
-        <w:rPr>
-          <w:rFonts w:ascii="Times New Roman" w:hAnsi="Times New Roman" w:eastAsia="Times New Roman"/>
-          <w:b w:val="0"/>
-          <w:i w:val="0"/>
-          <w:color w:val="181A1F"/>
-          <w:sz w:val="28"/>
-        </w:rPr>
-        <w:t>5) Господствует натуральное хозяйство.</w:t>
-      </w:r>
-    </w:p>
-    <w:p>
-      <w:pPr>
-        <w:keepNext/>
-        <w:widowControl/>
-        <w:spacing w:line="240" w:lineRule="auto" w:after="0" w:before="120"/>
-      </w:pPr>
-      <w:r>
-        <w:rPr>
-          <w:rFonts w:ascii="Times New Roman" w:hAnsi="Times New Roman" w:eastAsia="Times New Roman"/>
-          <w:b/>
-          <w:color w:val="181A1F"/>
-          <w:sz w:val="28"/>
-        </w:rPr>
-        <w:t>16.</w:t>
-      </w:r>
-    </w:p>
-    <w:p>
-      <w:pPr>
-        <w:widowControl/>
-        <w:spacing w:line="240" w:lineRule="auto" w:after="0"/>
-      </w:pPr>
-      <w:r>
-        <w:rPr>
-          <w:rFonts w:ascii="Times New Roman" w:hAnsi="Times New Roman" w:eastAsia="Times New Roman"/>
-          <w:b w:val="0"/>
-          <w:i w:val="0"/>
-          <w:color w:val="181A1F"/>
-          <w:sz w:val="28"/>
-        </w:rPr>
-        <w:t>Выберите верные суждения о человеке и запишите цифры, под которыми они указаны.</w:t>
-      </w:r>
-    </w:p>
-    <w:p>
-      <w:pPr>
-        <w:widowControl/>
-        <w:spacing w:line="240" w:lineRule="auto" w:after="0"/>
-      </w:pPr>
-      <w:r>
-        <w:rPr>
-          <w:rFonts w:ascii="Times New Roman" w:hAnsi="Times New Roman" w:eastAsia="Times New Roman"/>
-          <w:b w:val="0"/>
-          <w:i w:val="0"/>
-          <w:color w:val="181A1F"/>
-          <w:sz w:val="28"/>
-        </w:rPr>
-        <w:t>1) Все живые существа обладают способностью к целенаправленной, в том числе творческой, деятельности.</w:t>
-      </w:r>
-    </w:p>
-    <w:p>
-      <w:pPr>
-        <w:widowControl/>
-        <w:spacing w:line="240" w:lineRule="auto" w:after="0"/>
-      </w:pPr>
-      <w:r>
-        <w:rPr>
-          <w:rFonts w:ascii="Times New Roman" w:hAnsi="Times New Roman" w:eastAsia="Times New Roman"/>
-          <w:b w:val="0"/>
-          <w:i w:val="0"/>
-          <w:color w:val="181A1F"/>
-          <w:sz w:val="28"/>
-        </w:rPr>
-        <w:t>2) Совокупность социально значимых качеств индивида, формирующихся в процессе общественной жизни, называют личностью.</w:t>
-      </w:r>
-    </w:p>
-    <w:p>
-      <w:pPr>
-        <w:widowControl/>
-        <w:spacing w:line="240" w:lineRule="auto" w:after="0"/>
-      </w:pPr>
-      <w:r>
-        <w:rPr>
-          <w:rFonts w:ascii="Times New Roman" w:hAnsi="Times New Roman" w:eastAsia="Times New Roman"/>
-          <w:b w:val="0"/>
-          <w:i w:val="0"/>
-          <w:color w:val="181A1F"/>
-          <w:sz w:val="28"/>
-        </w:rPr>
-        <w:t>3) Индивидуальные потребности человека связаны с конкретными условиями его жизни, особенностями его личности.</w:t>
-      </w:r>
-    </w:p>
-    <w:p>
-      <w:pPr>
-        <w:widowControl/>
-        <w:spacing w:line="240" w:lineRule="auto" w:after="0"/>
-      </w:pPr>
-      <w:r>
-        <w:rPr>
-          <w:rFonts w:ascii="Times New Roman" w:hAnsi="Times New Roman" w:eastAsia="Times New Roman"/>
-          <w:b w:val="0"/>
-          <w:i w:val="0"/>
-          <w:color w:val="181A1F"/>
-          <w:sz w:val="28"/>
-        </w:rPr>
-        <w:t>4) Свобода человека предполагает неотъемлемую связь с ответственностью за принимаемые решения.</w:t>
-      </w:r>
-    </w:p>
-    <w:p>
-      <w:pPr>
-        <w:widowControl/>
-        <w:spacing w:line="240" w:lineRule="auto" w:after="0"/>
-      </w:pPr>
-      <w:r>
-        <w:rPr>
-          <w:rFonts w:ascii="Times New Roman" w:hAnsi="Times New Roman" w:eastAsia="Times New Roman"/>
-          <w:b w:val="0"/>
-          <w:i w:val="0"/>
-          <w:color w:val="181A1F"/>
-          <w:sz w:val="28"/>
-        </w:rPr>
-        <w:t>5) К биологическим потребностям человека относят потребности в общении, в труде, жизненном успехе, занятии определённой позиции в обществе.</w:t>
-      </w:r>
-    </w:p>
-    <w:p>
-      <w:pPr>
-        <w:widowControl/>
-        <w:spacing w:line="240" w:lineRule="auto" w:after="0"/>
-      </w:pPr>
-      <w:r>
-        <w:rPr>
-          <w:rFonts w:ascii="Times New Roman" w:hAnsi="Times New Roman" w:eastAsia="Times New Roman"/>
-          <w:color w:val="181A1F"/>
-          <w:sz w:val="28"/>
-        </w:rPr>
-        <w:br w:type="page"/>
-      </w:r>
-    </w:p>
-    <w:p>
-      <w:pPr>
-        <w:pStyle w:val="Heading1"/>
-        <w:keepNext/>
-        <w:widowControl/>
-        <w:spacing w:line="240" w:lineRule="auto" w:after="60" w:before="160"/>
-      </w:pPr>
-      <w:r>
-        <w:rPr>
-          <w:rFonts w:ascii="Times New Roman" w:hAnsi="Times New Roman" w:eastAsia="Times New Roman"/>
-          <w:b/>
-          <w:color w:val="181A1F"/>
-          <w:sz w:val="28"/>
-        </w:rPr>
-        <w:t>Часть 2</w:t>
-      </w:r>
-    </w:p>
-    <w:p>
-      <w:pPr>
-        <w:widowControl/>
-        <w:spacing w:line="240" w:lineRule="auto" w:after="0"/>
-      </w:pPr>
-      <w:r>
-        <w:rPr>
-          <w:rFonts w:ascii="Times New Roman" w:hAnsi="Times New Roman" w:eastAsia="Times New Roman"/>
-          <w:color w:val="181A1F"/>
-          <w:sz w:val="28"/>
-        </w:rPr>
-        <w:t>Для заданий 17–25 запишите полный развёрнутый ответ. Каждый вопрос самодостаточен и тематически соответствует варианту.</w:t>
-      </w:r>
-    </w:p>
-    <w:p>
-      <w:pPr>
-        <w:keepNext/>
-        <w:widowControl/>
-        <w:spacing w:line="240" w:lineRule="auto" w:after="0" w:before="120"/>
-      </w:pPr>
-      <w:r>
-        <w:rPr>
-          <w:rFonts w:ascii="Times New Roman" w:hAnsi="Times New Roman" w:eastAsia="Times New Roman"/>
-          <w:b/>
-          <w:color w:val="181A1F"/>
-          <w:sz w:val="28"/>
-        </w:rPr>
-        <w:t>17.</w:t>
-      </w:r>
-    </w:p>
-    <w:p>
-      <w:pPr>
-        <w:widowControl/>
-        <w:spacing w:line="240" w:lineRule="auto" w:after="0"/>
-      </w:pPr>
-      <w:r>
-        <w:rPr>
-          <w:rFonts w:ascii="Times New Roman" w:hAnsi="Times New Roman" w:eastAsia="Times New Roman"/>
-          <w:b w:val="0"/>
-          <w:i w:val="0"/>
-          <w:color w:val="181A1F"/>
-          <w:sz w:val="28"/>
-        </w:rPr>
-        <w:t>Знание – это всегда знание человека в отличие от информации как «обезличенной формы». Человек, осознавая возможные, в том числе ценностные и другие свои позиции, сам вырабатывает принципы и  условия достижения знания, которое он получает с помощью разработанных им языка, приёмов и методов обоснования и проверки, в том числе исключающих его собственное влияние на процесс познания.</w:t>
-      </w:r>
-    </w:p>
-    <w:p>
-      <w:pPr>
-        <w:widowControl/>
-        <w:spacing w:line="240" w:lineRule="auto" w:after="0"/>
-      </w:pPr>
-      <w:r>
-        <w:rPr>
-          <w:rFonts w:ascii="Times New Roman" w:hAnsi="Times New Roman" w:eastAsia="Times New Roman"/>
-          <w:b w:val="0"/>
-          <w:i w:val="0"/>
-          <w:color w:val="181A1F"/>
-          <w:sz w:val="28"/>
-        </w:rPr>
-        <w:t>Но это не означает, что проблема познания сводится к действию некоего «нормативного разума», борющегося с одними приёмами, методами и принимающего другие. Познавательная ситуация, как известно, гораздо сложнее. Проблема сложности познания – это фундаментальный вопрос для науки и образования, поскольку он касается нашей способности организовывать знания, представляя их в определённой форме.</w:t>
-      </w:r>
-    </w:p>
-    <w:p>
-      <w:pPr>
-        <w:widowControl/>
-        <w:spacing w:line="240" w:lineRule="auto" w:after="0"/>
-      </w:pPr>
-      <w:r>
-        <w:rPr>
-          <w:rFonts w:ascii="Times New Roman" w:hAnsi="Times New Roman" w:eastAsia="Times New Roman"/>
-          <w:b w:val="0"/>
-          <w:i w:val="0"/>
-          <w:color w:val="181A1F"/>
-          <w:sz w:val="28"/>
-        </w:rPr>
-        <w:t>Очевидно, что познание, в том числе научное, всегда сопровождается богатым набором приёмов и методов, в которых присутствуют сам субъект и его повседневная практика, личный опыт и здравый смысл. Технизация и математизация знания, внедрение электронной техники и Интернета ускоряют решение ряда научных проблем и привносят изменения в образование. При всём этом в эпоху «общества знания» «человек познающий» оказывается на первом плане: его интуиция, личное знание, в том числе неявное, личный опыт и талант заново осмысливаются как источник решения научных проблем. Очевидно, что по-прежнему рациональность развивается не только через совершенствование и обогащение технических способов получения знания, но и через такие пути, как развитие и непосредственное использование особенностей познания и возможностей самого человека.</w:t>
-      </w:r>
-    </w:p>
-    <w:p>
-      <w:pPr>
-        <w:widowControl/>
-        <w:spacing w:line="240" w:lineRule="auto" w:after="0"/>
-      </w:pPr>
-      <w:r>
-        <w:rPr>
-          <w:rFonts w:ascii="Times New Roman" w:hAnsi="Times New Roman" w:eastAsia="Times New Roman"/>
-          <w:b w:val="0"/>
-          <w:i w:val="0"/>
-          <w:color w:val="181A1F"/>
-          <w:sz w:val="28"/>
-        </w:rPr>
-        <w:t>Влияет на усложнение понимания познания и возникновение «второй реальности», символической, виртуальной. Она замещает саму действительность и выдаёт себя за неё.</w:t>
-      </w:r>
-      <w:r>
-        <w:rPr>
-          <w:rFonts w:ascii="Times New Roman" w:hAnsi="Times New Roman" w:eastAsia="Times New Roman"/>
-          <w:color w:val="181A1F"/>
-          <w:sz w:val="28"/>
-        </w:rPr>
-        <w:br/>
-      </w:r>
-    </w:p>
-    <w:p>
-      <w:pPr>
-        <w:widowControl/>
-        <w:spacing w:line="240" w:lineRule="auto" w:after="0"/>
-      </w:pPr>
-      <w:r>
-        <w:rPr>
-          <w:rFonts w:ascii="Times New Roman" w:hAnsi="Times New Roman" w:eastAsia="Times New Roman"/>
-          <w:b w:val="0"/>
-          <w:i w:val="0"/>
-          <w:color w:val="181A1F"/>
-          <w:sz w:val="28"/>
-        </w:rPr>
-        <w:t>(По Л.А. Микешиной)</w:t>
-      </w:r>
-    </w:p>
-    <w:p>
-      <w:pPr>
-        <w:widowControl/>
-        <w:spacing w:line="240" w:lineRule="auto" w:after="0"/>
-      </w:pPr>
-      <w:r>
-        <w:rPr>
-          <w:rFonts w:ascii="Times New Roman" w:hAnsi="Times New Roman" w:eastAsia="Times New Roman"/>
-          <w:b w:val="0"/>
-          <w:i w:val="0"/>
-          <w:color w:val="181A1F"/>
-          <w:sz w:val="28"/>
-        </w:rPr>
-        <w:t>В тексте упомянуты ключевые понятия социально-гуманитарных наук.</w:t>
-      </w:r>
-    </w:p>
-    <w:p>
-      <w:pPr>
-        <w:widowControl/>
-        <w:spacing w:line="240" w:lineRule="auto" w:after="0"/>
-      </w:pPr>
-      <w:r>
-        <w:rPr>
-          <w:rFonts w:ascii="Times New Roman" w:hAnsi="Times New Roman" w:eastAsia="Times New Roman"/>
-          <w:b w:val="0"/>
-          <w:i w:val="0"/>
-          <w:color w:val="181A1F"/>
-          <w:sz w:val="28"/>
-        </w:rPr>
-        <w:t>Используя обществоведческие знания,</w:t>
-      </w:r>
-    </w:p>
-    <w:p>
-      <w:pPr>
-        <w:widowControl/>
-        <w:spacing w:line="240" w:lineRule="auto" w:after="0"/>
-      </w:pPr>
-      <w:r>
-        <w:rPr>
-          <w:rFonts w:ascii="Times New Roman" w:hAnsi="Times New Roman" w:eastAsia="Times New Roman"/>
-          <w:b w:val="0"/>
-          <w:i w:val="0"/>
-          <w:color w:val="181A1F"/>
-          <w:sz w:val="28"/>
-        </w:rPr>
-        <w:t>– укажите не менее трёх основных признаков понятия «деятельность»;</w:t>
-      </w:r>
-    </w:p>
-    <w:p>
-      <w:pPr>
-        <w:widowControl/>
-        <w:spacing w:line="240" w:lineRule="auto" w:after="0"/>
-      </w:pPr>
-      <w:r>
-        <w:rPr>
-          <w:rFonts w:ascii="Times New Roman" w:hAnsi="Times New Roman" w:eastAsia="Times New Roman"/>
-          <w:b w:val="0"/>
-          <w:i w:val="0"/>
-          <w:color w:val="181A1F"/>
-          <w:sz w:val="28"/>
-        </w:rPr>
-        <w:t>– объясните связь между упомянутым автором внедрением электронной техники и Интернета и решением научных проблем. (Объяснение может быть дано в одном или нескольких распространённых предложениях)</w:t>
-      </w:r>
-    </w:p>
-    <w:p>
-      <w:pPr>
-        <w:widowControl/>
-        <w:spacing w:line="240" w:lineRule="auto" w:after="0"/>
-      </w:pPr>
-      <w:r>
-        <w:rPr>
-          <w:rFonts w:ascii="Times New Roman" w:hAnsi="Times New Roman" w:eastAsia="Times New Roman"/>
-          <w:color w:val="181A1F"/>
           <w:sz w:val="28"/>
         </w:rPr>
         <w:t>Ответ:</w:t>
@@ -2717,171 +3316,300 @@
     </w:p>
     <w:p>
       <w:pPr>
-        <w:keepNext/>
-        <w:widowControl/>
-        <w:spacing w:line="240" w:lineRule="auto" w:after="0" w:before="120"/>
+        <w:keepNext w:val="0"/>
+        <w:spacing w:after="60" w:line="240" w:lineRule="auto"/>
+        <w:jc w:val="both"/>
       </w:pPr>
       <w:r>
         <w:rPr>
           <w:rFonts w:ascii="Times New Roman" w:hAnsi="Times New Roman" w:eastAsia="Times New Roman"/>
           <w:b/>
-          <w:color w:val="181A1F"/>
           <w:sz w:val="28"/>
         </w:rPr>
-        <w:t>18.</w:t>
+        <w:t xml:space="preserve">№16 </w:t>
       </w:r>
-    </w:p>
-    <w:p>
-      <w:pPr>
-        <w:widowControl/>
-        <w:spacing w:line="240" w:lineRule="auto" w:after="0"/>
-      </w:pPr>
       <w:r>
         <w:rPr>
           <w:rFonts w:ascii="Times New Roman" w:hAnsi="Times New Roman" w:eastAsia="Times New Roman"/>
           <w:b w:val="0"/>
           <w:i w:val="0"/>
-          <w:color w:val="181A1F"/>
           <w:sz w:val="28"/>
         </w:rPr>
-        <w:t>Массовая культура  — это сложный социальный феномен XX века, представляющий собой особый тип производства и потребления культурных ценностей, характерный для массового общества. Стоит выделить ключевой фактор формирования массовой культуры  —  увеличение времени для отдыха, вследствие сокращения количества рабочего времени под воздействием развития техники. В результате самые широкие слои общества также стали испытывать потребность в досуге. Заполнить этот досуг предстояло массовой культуре, которой удалось поставить практику развлечений на широкий поток.</w:t>
+        <w:t>Владимир и Ярослав — граждане РФ. Владимир работает в акционерном обществе, а Ярослав — в производственном кооперативе. Найдите в приведённом перечне черты отличия акционерного общества от производственного кооператива. Запишите цифры, под которыми они указаны.</w:t>
       </w:r>
     </w:p>
     <w:p>
       <w:pPr>
-        <w:widowControl/>
-        <w:spacing w:line="240" w:lineRule="auto" w:after="0"/>
+        <w:keepNext w:val="0"/>
+        <w:spacing w:after="60" w:line="240" w:lineRule="auto"/>
+        <w:jc w:val="both"/>
       </w:pPr>
       <w:r>
         <w:rPr>
           <w:rFonts w:ascii="Times New Roman" w:hAnsi="Times New Roman" w:eastAsia="Times New Roman"/>
           <w:b w:val="0"/>
           <w:i w:val="0"/>
-          <w:color w:val="181A1F"/>
           <w:sz w:val="28"/>
         </w:rPr>
-        <w:t>Начало происходить сращивание культуры с миром развлечений, что предопределило ключевые особенности и предметное поле массовой культуры. Элементы массовой культуры должны были стать интересными по своему содержанию и иметь эффективную для быстрого восприятия зрителем форму, сочетать в себе чёткий сюжет с интригой. Такая специфика позволила предопределить основные черты, характеризующие массовую культуру. Во-первых, для неё характерна серийность предметов её потребления; во-вторых, трансляция примитивных стандартов жизни и отношений между людьми; в-третьих, развлекательность, забавность, сентиментальность; в-четвертых, пропаганда культа сильной личности, которой всегда сопутствует жизненный успех.</w:t>
+        <w:t>1) необходимость заключения трудового договора с работниками</w:t>
       </w:r>
     </w:p>
     <w:p>
       <w:pPr>
-        <w:widowControl/>
-        <w:spacing w:line="240" w:lineRule="auto" w:after="0"/>
+        <w:keepNext w:val="0"/>
+        <w:spacing w:after="60" w:line="240" w:lineRule="auto"/>
+        <w:jc w:val="both"/>
       </w:pPr>
       <w:r>
         <w:rPr>
           <w:rFonts w:ascii="Times New Roman" w:hAnsi="Times New Roman" w:eastAsia="Times New Roman"/>
           <w:b w:val="0"/>
           <w:i w:val="0"/>
-          <w:color w:val="181A1F"/>
           <w:sz w:val="28"/>
         </w:rPr>
-        <w:t>Массовая культура выступает также в качестве некоего фундамента мировой культуры, в результате чего происходит стирание и устранение национальных границ, в этом проявляется её роль в глобализации. В числе ключевых проявлений массовой культуры современности можно выделить такие как: индустрия детства, средства массовой информации, индустрия развлекательного досуга, индустрия оздоровительного досуга, реклама и мода и другие.</w:t>
+        <w:t>2) разделение уставного капитала фирмы на равные части, каждая из которых оформлена ценной бумагой</w:t>
       </w:r>
     </w:p>
     <w:p>
       <w:pPr>
-        <w:widowControl/>
-        <w:spacing w:line="240" w:lineRule="auto" w:after="0"/>
+        <w:keepNext w:val="0"/>
+        <w:spacing w:after="60" w:line="240" w:lineRule="auto"/>
+        <w:jc w:val="both"/>
       </w:pPr>
       <w:r>
         <w:rPr>
           <w:rFonts w:ascii="Times New Roman" w:hAnsi="Times New Roman" w:eastAsia="Times New Roman"/>
           <w:b w:val="0"/>
           <w:i w:val="0"/>
-          <w:color w:val="181A1F"/>
           <w:sz w:val="28"/>
         </w:rPr>
-        <w:t>Критиками долгое время при оценке массовой культуры говорилось только об отрицательных её сторонах. Считалось, что она может быть востребована только невзыскательной и неразвитой публикой. Осуждалась её ориентация на потребление, а не на творчество, ей приписывался преимущественно развлекательный характер. Подчеркивалось, что в очень немногих произведениях рассматриваются вопросы о цели и смысле жизни, ценностях. Нередко можно столкнуться с ситуацией, когда произведения массовой культуры исполнены на достаточно низком профессиональном уровне, не обладают высокой эстетической ценностью и способны формировать только лишь массовое мировоззрение, которому присущи некритические убеждения и взгляды.</w:t>
+        <w:t>3) возможность получения дивидендов по итогам года</w:t>
       </w:r>
     </w:p>
     <w:p>
       <w:pPr>
-        <w:widowControl/>
-        <w:spacing w:line="240" w:lineRule="auto" w:after="0"/>
+        <w:keepNext w:val="0"/>
+        <w:spacing w:after="60" w:line="240" w:lineRule="auto"/>
+        <w:jc w:val="both"/>
       </w:pPr>
       <w:r>
         <w:rPr>
           <w:rFonts w:ascii="Times New Roman" w:hAnsi="Times New Roman" w:eastAsia="Times New Roman"/>
           <w:b w:val="0"/>
           <w:i w:val="0"/>
-          <w:color w:val="181A1F"/>
           <w:sz w:val="28"/>
         </w:rPr>
-        <w:t>Данные рассуждения нельзя отвергать, как лишённые всякого смысла. Однако нужно сказать о положительных аспектах, которые несёт в себе развитие массовой культуры. Во-первых, появление массовой культуры способствовало достижению всеобщей грамотности населения. Во-вторых, массовой культуре принадлежит значительная роль в становлении современного рекреационного механизма снятия стрессов и напряжений. В-третьих, не следует углубляться в категорическое противопоставление массовой культуры высокой культуре предшествующих эпох. В те времена также существовали и средняя, и низовая культуры, однако с течением времени до нас дошли лишь её шедевры, которые представляют собой единичное явление любой эпохи, выделение которых всегда происходит лишь с течением времени. Также произойдет и с современной культурой, которая с течением времени отсеет большую часть произведений, оставив лишь настоящее искусство. (по А. Е. Сошникову)</w:t>
+        <w:t>4) регистрация предприятия в установленном законом порядке</w:t>
       </w:r>
     </w:p>
     <w:p>
       <w:pPr>
-        <w:widowControl/>
-        <w:spacing w:line="240" w:lineRule="auto" w:after="0"/>
+        <w:keepNext w:val="0"/>
+        <w:spacing w:after="60" w:line="240" w:lineRule="auto"/>
+        <w:jc w:val="both"/>
       </w:pPr>
       <w:r>
         <w:rPr>
           <w:rFonts w:ascii="Times New Roman" w:hAnsi="Times New Roman" w:eastAsia="Times New Roman"/>
           <w:b w:val="0"/>
           <w:i w:val="0"/>
-          <w:color w:val="181A1F"/>
           <w:sz w:val="28"/>
         </w:rPr>
-        <w:t>Какое определение даёт автор понятию «массовая культура»? Какие особенности массовой культуры он выделяет? Назовите две любые особенности. Какой ключевой фактор формирования массовой культуры он называет?</w:t>
+        <w:t>5) получение прибыли в качестве основной цели предприятия</w:t>
       </w:r>
     </w:p>
     <w:p>
       <w:pPr>
-        <w:widowControl/>
-        <w:spacing w:line="240" w:lineRule="auto" w:after="0"/>
+        <w:keepNext w:val="0"/>
+        <w:spacing w:after="60" w:line="240" w:lineRule="auto"/>
+        <w:jc w:val="both"/>
       </w:pPr>
       <w:r>
         <w:rPr>
           <w:rFonts w:ascii="Times New Roman" w:hAnsi="Times New Roman" w:eastAsia="Times New Roman"/>
-          <w:color w:val="181A1F"/>
+          <w:b w:val="0"/>
+          <w:i w:val="0"/>
+          <w:sz w:val="28"/>
+        </w:rPr>
+        <w:t>6) несение риска убытков в пределах стоимости принадлежащих участнику ценных бумаг</w:t>
+      </w:r>
+    </w:p>
+    <w:p>
+      <w:pPr>
+        <w:keepNext w:val="0"/>
+        <w:spacing w:after="60" w:line="240" w:lineRule="auto"/>
+        <w:jc w:val="both"/>
+      </w:pPr>
+      <w:r>
+        <w:rPr>
+          <w:rFonts w:ascii="Times New Roman" w:hAnsi="Times New Roman" w:eastAsia="Times New Roman"/>
+          <w:b w:val="0"/>
+          <w:i w:val="0"/>
           <w:sz w:val="28"/>
         </w:rPr>
         <w:t>Ответ:</w:t>
       </w:r>
     </w:p>
     <w:p>
+      <w:r>
+        <w:br w:type="page"/>
+      </w:r>
+    </w:p>
+    <w:p>
       <w:pPr>
         <w:keepNext/>
-        <w:widowControl/>
-        <w:spacing w:line="240" w:lineRule="auto" w:after="0" w:before="120"/>
+        <w:spacing w:after="60" w:line="240" w:lineRule="auto"/>
+        <w:jc w:val="both"/>
       </w:pPr>
       <w:r>
         <w:rPr>
           <w:rFonts w:ascii="Times New Roman" w:hAnsi="Times New Roman" w:eastAsia="Times New Roman"/>
           <w:b/>
-          <w:color w:val="181A1F"/>
+          <w:i w:val="0"/>
           <w:sz w:val="28"/>
         </w:rPr>
-        <w:t>19.</w:t>
+        <w:t>Вторая часть</w:t>
       </w:r>
     </w:p>
     <w:p>
       <w:pPr>
-        <w:widowControl/>
-        <w:spacing w:line="240" w:lineRule="auto" w:after="0"/>
+        <w:keepNext w:val="0"/>
+        <w:spacing w:after="60" w:line="240" w:lineRule="auto"/>
+        <w:jc w:val="both"/>
       </w:pPr>
       <w:r>
         <w:rPr>
           <w:rFonts w:ascii="Times New Roman" w:hAnsi="Times New Roman" w:eastAsia="Times New Roman"/>
           <w:b w:val="0"/>
           <w:i w:val="0"/>
-          <w:color w:val="181A1F"/>
           <w:sz w:val="28"/>
         </w:rPr>
-        <w:t>Понятие «личность» подразумевает прежде всего те качества, которые сформировались у человека в процессе жизни, под влиянием общения с окружающими. Конкретизируйте это утверждение с помощью трех примеров влияния социального окружения на человека. (В каждом из трех случаев назовите качество и укажите, под влиянием чего оно сформировалось).</w:t>
+        <w:t>Массовая культура чрезмерно популярна. Это обусловлено не только необходимостью усреднённого языка общения, но и имеет другие причины, непосредственно связанные с особенностями человеческого сознания. К таковым относится, во-первых, изначальная пассивность сознания большинства членов общества, нежелание людей духовно или интеллектуально активно участвовать в социальных процессах. Во-вторых, желание уйти от повседневных проблем, от обыденности и рутины. В-третьих, поиск понимания и сопереживания своим проблемам со стороны других людей &lt;…&gt;.</w:t>
       </w:r>
     </w:p>
     <w:p>
       <w:pPr>
-        <w:widowControl/>
-        <w:spacing w:line="240" w:lineRule="auto" w:after="0"/>
+        <w:keepNext w:val="0"/>
+        <w:spacing w:after="60" w:line="240" w:lineRule="auto"/>
+        <w:jc w:val="both"/>
       </w:pPr>
       <w:r>
         <w:rPr>
           <w:rFonts w:ascii="Times New Roman" w:hAnsi="Times New Roman" w:eastAsia="Times New Roman"/>
-          <w:color w:val="181A1F"/>
+          <w:b w:val="0"/>
+          <w:i w:val="0"/>
+          <w:sz w:val="28"/>
+        </w:rPr>
+        <w:t>Продукция массовой культуры недолговечна. Будучи в значительной мере культурой потребительской, она мгновенно реагирует на появляющийся спрос на ту или иную её продукцию. С исчезновением спроса исчезает и продукция, предназначенная для его удовлетворения.</w:t>
+      </w:r>
+    </w:p>
+    <w:p>
+      <w:pPr>
+        <w:keepNext w:val="0"/>
+        <w:spacing w:after="60" w:line="240" w:lineRule="auto"/>
+        <w:jc w:val="both"/>
+      </w:pPr>
+      <w:r>
+        <w:rPr>
+          <w:rFonts w:ascii="Times New Roman" w:hAnsi="Times New Roman" w:eastAsia="Times New Roman"/>
+          <w:b w:val="0"/>
+          <w:i w:val="0"/>
+          <w:sz w:val="28"/>
+        </w:rPr>
+        <w:t>Быстродоступность продукции массовой культуры достигается с помощью современных средств массовой коммуникации, которые год от года становятся всё более совершенными и разнообразными. К таким уже традиционным способам распространения массовой культуры, как кино, видео, теле- и радиопрограммы, печатные издания, прибавились мобильные системы связи, а также Интернет.</w:t>
+      </w:r>
+    </w:p>
+    <w:p>
+      <w:pPr>
+        <w:keepNext w:val="0"/>
+        <w:spacing w:after="60" w:line="240" w:lineRule="auto"/>
+        <w:jc w:val="both"/>
+      </w:pPr>
+      <w:r>
+        <w:rPr>
+          <w:rFonts w:ascii="Times New Roman" w:hAnsi="Times New Roman" w:eastAsia="Times New Roman"/>
+          <w:b w:val="0"/>
+          <w:i w:val="0"/>
+          <w:sz w:val="28"/>
+        </w:rPr>
+        <w:t>Массовая культура, порождая огромное количество своих произведений-однодневок, вместе с тем глубоко консервативна. Её произведения можно безошибочно отнести к тому или иному жанру, сюжеты обладают чёткой, из раза в раз повторяющейся структурой. И хотя зачастую произведения массовой культуры лишены глубокого смысла, они обладают жёстким каркасом внутренней структуры &lt;…&gt;.</w:t>
+      </w:r>
+    </w:p>
+    <w:p>
+      <w:pPr>
+        <w:keepNext w:val="0"/>
+        <w:spacing w:after="60" w:line="240" w:lineRule="auto"/>
+        <w:jc w:val="both"/>
+      </w:pPr>
+      <w:r>
+        <w:rPr>
+          <w:rFonts w:ascii="Times New Roman" w:hAnsi="Times New Roman" w:eastAsia="Times New Roman"/>
+          <w:b w:val="0"/>
+          <w:i w:val="0"/>
+          <w:sz w:val="28"/>
+        </w:rPr>
+        <w:t>Как самостоятельное явление массовая культура оценивается противоречиво. С одной стороны, в её произведениях предлагаются готовые ответы на то, что происходит в социокультурном пространстве вокруг индивида. Под влиянием массовой культуры меняется система ценностей: стремление к занимательности и развлекательности становится доминирующим. С другой стороны, массовая культура даёт возможность широкой аудитории познакомиться с произведениями элитарной культуры.</w:t>
+      </w:r>
+    </w:p>
+    <w:p>
+      <w:pPr>
+        <w:keepNext w:val="0"/>
+        <w:spacing w:after="60" w:line="240" w:lineRule="auto"/>
+        <w:jc w:val="both"/>
+      </w:pPr>
+      <w:r>
+        <w:rPr>
+          <w:rFonts w:ascii="Times New Roman" w:hAnsi="Times New Roman" w:eastAsia="Times New Roman"/>
+          <w:b w:val="0"/>
+          <w:i w:val="0"/>
+          <w:sz w:val="28"/>
+        </w:rPr>
+        <w:t>Массовая культура прочно укрепилась в современном обществе и ожидать её спонтанного исчезновения, по крайне мере в ближайший исторический период, не приходится. Очевидно, если она продолжит своё существование в настоящем виде, то общий культурный потенциал цивилизации не только не возрастёт, но может и понести существенный ущерб. (По А.С. Иваненковой)</w:t>
+      </w:r>
+    </w:p>
+    <w:p>
+      <w:pPr>
+        <w:keepNext/>
+        <w:spacing w:after="60" w:line="240" w:lineRule="auto"/>
+        <w:jc w:val="both"/>
+      </w:pPr>
+      <w:r>
+        <w:rPr>
+          <w:rFonts w:ascii="Times New Roman" w:hAnsi="Times New Roman" w:eastAsia="Times New Roman"/>
+          <w:b/>
+          <w:i w:val="0"/>
+          <w:sz w:val="28"/>
+        </w:rPr>
+        <w:t>№17</w:t>
+      </w:r>
+    </w:p>
+    <w:p>
+      <w:pPr>
+        <w:keepNext w:val="0"/>
+        <w:spacing w:after="60" w:line="240" w:lineRule="auto"/>
+        <w:jc w:val="both"/>
+      </w:pPr>
+      <w:r>
+        <w:rPr>
+          <w:rFonts w:ascii="Times New Roman" w:hAnsi="Times New Roman" w:eastAsia="Times New Roman"/>
+          <w:b w:val="0"/>
+          <w:i w:val="0"/>
+          <w:sz w:val="28"/>
+        </w:rPr>
+        <w:t>Какие причины чрезмерной популярности массовой культуры названы в тексте? (Укажите любые две причины.) Почему, по мнению автора, массовая культура «глубоко консервативна»? Как авторы объясняют противоречивую оценку массовой культуры как самостоятельного явления?</w:t>
+      </w:r>
+    </w:p>
+    <w:p>
+      <w:pPr>
+        <w:keepNext w:val="0"/>
+        <w:spacing w:after="60" w:line="240" w:lineRule="auto"/>
+        <w:jc w:val="both"/>
+      </w:pPr>
+      <w:r>
+        <w:rPr>
+          <w:rFonts w:ascii="Times New Roman" w:hAnsi="Times New Roman" w:eastAsia="Times New Roman"/>
+          <w:b w:val="0"/>
+          <w:i w:val="0"/>
           <w:sz w:val="28"/>
         </w:rPr>
         <w:t>Ответ:</w:t>
@@ -2890,92 +3618,78 @@
     <w:p>
       <w:pPr>
         <w:keepNext/>
-        <w:widowControl/>
-        <w:spacing w:line="240" w:lineRule="auto" w:after="0" w:before="120"/>
+        <w:spacing w:after="60" w:line="240" w:lineRule="auto"/>
+        <w:jc w:val="both"/>
       </w:pPr>
       <w:r>
         <w:rPr>
           <w:rFonts w:ascii="Times New Roman" w:hAnsi="Times New Roman" w:eastAsia="Times New Roman"/>
           <w:b/>
-          <w:color w:val="181A1F"/>
+          <w:i w:val="0"/>
           <w:sz w:val="28"/>
         </w:rPr>
-        <w:t>20.</w:t>
+        <w:t>№18</w:t>
       </w:r>
     </w:p>
     <w:p>
       <w:pPr>
-        <w:widowControl/>
-        <w:spacing w:line="240" w:lineRule="auto" w:after="0"/>
+        <w:keepNext w:val="0"/>
+        <w:spacing w:after="60" w:line="240" w:lineRule="auto"/>
+        <w:jc w:val="both"/>
       </w:pPr>
       <w:r>
         <w:rPr>
           <w:rFonts w:ascii="Times New Roman" w:hAnsi="Times New Roman" w:eastAsia="Times New Roman"/>
           <w:b w:val="0"/>
           <w:i w:val="0"/>
-          <w:color w:val="181A1F"/>
           <w:sz w:val="28"/>
         </w:rPr>
-        <w:t>Автор считает, что институты приносят пользу, когда «способствуют стабильности и интеграции общества». Приведите три аргумента в обоснование это мнения. (Каждый аргумент должен быть сформулирован как распространённое предложение.)</w:t>
+        <w:t>В тексте упомянуты ключевые понятия социально-гуманитарных наук. Используя обществоведческие знания,</w:t>
       </w:r>
     </w:p>
     <w:p>
       <w:pPr>
-        <w:widowControl/>
-        <w:spacing w:line="240" w:lineRule="auto" w:after="0"/>
+        <w:keepNext w:val="0"/>
+        <w:spacing w:after="60" w:line="240" w:lineRule="auto"/>
+        <w:jc w:val="both"/>
       </w:pPr>
       <w:r>
         <w:rPr>
           <w:rFonts w:ascii="Times New Roman" w:hAnsi="Times New Roman" w:eastAsia="Times New Roman"/>
           <w:b w:val="0"/>
           <w:i w:val="0"/>
-          <w:color w:val="181A1F"/>
           <w:sz w:val="28"/>
         </w:rPr>
-        <w:t xml:space="preserve">Поскольку зарубежные, а вслед за ними и отечественные социологи придерживаются различных определений социального института, то вполне естественно, что по-разному они понимают его внутреннюю структуру, т.е. функционально взаимосвязанную систему опорных элементов. Некоторые социологи считают, что главным в социальном институте выступают статусы и роли, другие уверены, что в первую очередь речь идет о системе норм и предписаний, третьи выделяют значение моделей и образцов поведения, регулируемых механизмом социального контроля. </w:t>
+        <w:t>— укажите не менее трёх характеристик общества как системы;</w:t>
       </w:r>
     </w:p>
     <w:p>
       <w:pPr>
-        <w:widowControl/>
-        <w:spacing w:line="240" w:lineRule="auto" w:after="0"/>
+        <w:keepNext w:val="0"/>
+        <w:spacing w:after="60" w:line="240" w:lineRule="auto"/>
+        <w:jc w:val="both"/>
       </w:pPr>
       <w:r>
         <w:rPr>
           <w:rFonts w:ascii="Times New Roman" w:hAnsi="Times New Roman" w:eastAsia="Times New Roman"/>
           <w:b w:val="0"/>
           <w:i w:val="0"/>
-          <w:color w:val="181A1F"/>
           <w:sz w:val="28"/>
         </w:rPr>
-        <w:t>Несмотря на многообразие точек зрения, все они по существу верны, поскольку представляют разное видение одного и того же. Следует выделить такие элементы социального института: цели и задачи, которые относятся к явным функциям института; образцы и правила поведения, устные и письменные традиции; символические черты и элементы; утилитарные черты, материальные средства. &lt;…&gt; Первой и важнейшей миссией социальных институтов является удовлетворение важнейших жизненных потребностей общества, т.е. того, без чего общество не может существовать как таковое. Оно не может существовать, если не будет постоянно пополняться новыми поколениями людей, приобретать средства пропитания, жить в мире и порядке, добывать новые знания и передавать их следующим поколениям, заниматься решением духовных вопросов. &lt;…&gt; Если институт вместо пользы приносит обществу вред, то такое действие называют дисфункцией. К примеру, функция (задача) института образования - готовить всесторонне развитых специалистов. Но если он не справляется со своей задачей, если образование поставлено из рук вон плохо, то необходимых специалистов общество не получит. Школы и вузы выпустят в жизнь рутинеров, дилетантов, полузнаек. Функция превращается таким образом в дисфункцию. Деятельность социального института считается функциональной, если она способствует сохранению стабильности и интеграции общества. Она может расцениваться как дисфункциональная, если работает не на его сохранение, а на разрушение. Нарастание дисфункций в деятельности социальных институтов может вести к социальной дезорганизации общества.</w:t>
+        <w:t>— объясните связь указанного в тексте типа (вида) культуры с задачами распространения определённых социальных ценностей. (Объяснение может быть дано в одном или нескольких распространённых предложениях.)</w:t>
       </w:r>
     </w:p>
     <w:p>
       <w:pPr>
-        <w:widowControl/>
-        <w:spacing w:line="240" w:lineRule="auto" w:after="0"/>
+        <w:keepNext w:val="0"/>
+        <w:spacing w:after="60" w:line="240" w:lineRule="auto"/>
+        <w:jc w:val="both"/>
       </w:pPr>
       <w:r>
         <w:rPr>
           <w:rFonts w:ascii="Times New Roman" w:hAnsi="Times New Roman" w:eastAsia="Times New Roman"/>
           <w:b w:val="0"/>
           <w:i w:val="0"/>
-          <w:color w:val="181A1F"/>
-          <w:sz w:val="28"/>
-        </w:rPr>
-        <w:t>(по Г.Н. Нурышеву)</w:t>
-      </w:r>
-    </w:p>
-    <w:p>
-      <w:pPr>
-        <w:widowControl/>
-        <w:spacing w:line="240" w:lineRule="auto" w:after="0"/>
-      </w:pPr>
-      <w:r>
-        <w:rPr>
-          <w:rFonts w:ascii="Times New Roman" w:hAnsi="Times New Roman" w:eastAsia="Times New Roman"/>
-          <w:color w:val="181A1F"/>
           <w:sz w:val="28"/>
         </w:rPr>
         <w:t>Ответ:</w:t>
@@ -2983,61 +3697,39 @@
     </w:p>
     <w:p>
       <w:pPr>
-        <w:keepNext/>
-        <w:widowControl/>
-        <w:spacing w:line="240" w:lineRule="auto" w:after="0" w:before="120"/>
+        <w:keepNext w:val="0"/>
+        <w:spacing w:after="60" w:line="240" w:lineRule="auto"/>
+        <w:jc w:val="both"/>
       </w:pPr>
       <w:r>
         <w:rPr>
           <w:rFonts w:ascii="Times New Roman" w:hAnsi="Times New Roman" w:eastAsia="Times New Roman"/>
           <w:b/>
-          <w:color w:val="181A1F"/>
           <w:sz w:val="28"/>
         </w:rPr>
-        <w:t>21.</w:t>
+        <w:t xml:space="preserve">№19 </w:t>
       </w:r>
-    </w:p>
-    <w:p>
-      <w:pPr>
-        <w:widowControl/>
-        <w:spacing w:line="240" w:lineRule="auto" w:after="0"/>
-      </w:pPr>
       <w:r>
         <w:rPr>
           <w:rFonts w:ascii="Times New Roman" w:hAnsi="Times New Roman" w:eastAsia="Times New Roman"/>
           <w:b w:val="0"/>
           <w:i w:val="0"/>
-          <w:color w:val="181A1F"/>
           <w:sz w:val="28"/>
         </w:rPr>
-        <w:t xml:space="preserve">Опираясь на текст и обществоведческие знания, приведите два аргумента в подтверждение и два аргумента в опровержение мысли автора о том, что “каждый индивидуум есть лучший сам для себя охранитель своего здоровья, как физического, так и умственного, и духовного”. </w:t>
+        <w:t>Перечислите любые три логические (мыслительные) операции человека и раскройте на примере каждую из них. (В каждом случае сначала укажите операцию, затем приведите соответствующий пример. Каждый пример должен быть сформулирован развёрнуто.)</w:t>
       </w:r>
     </w:p>
     <w:p>
       <w:pPr>
-        <w:widowControl/>
-        <w:spacing w:line="240" w:lineRule="auto" w:after="0"/>
+        <w:keepNext w:val="0"/>
+        <w:spacing w:after="60" w:line="240" w:lineRule="auto"/>
+        <w:jc w:val="both"/>
       </w:pPr>
       <w:r>
         <w:rPr>
           <w:rFonts w:ascii="Times New Roman" w:hAnsi="Times New Roman" w:eastAsia="Times New Roman"/>
           <w:b w:val="0"/>
           <w:i w:val="0"/>
-          <w:color w:val="181A1F"/>
-          <w:sz w:val="28"/>
-        </w:rPr>
-        <w:t>Индивидуум может быть справедливо принуждаем совершать некоторые положительные действия ради пользы других людей. &lt;...&gt; Та сфера человеческой жизни, которая имеет непосредственное отношение только к самому индивидууму, и есть сфера индивидуальной свободы. Сюда принадлежит, во-первых, свобода совести в самом обширном смысле этого слова, абсолютная свобода мысли, чувства, мнения касательно всех возможных предметов, и практических, и научных, и нравственных. С первого взгляда может показаться, что свобода выражать и публиковать свои мысли должна подлежать совершенно иным условиям, так как она принадлежит к той сфере индивидуальной деятельности, которая касается других людей; но на самом деле она имеет для индивидуума почти совершенно такое же значение, как и свобода мысли, и в действительности неразрывно с нею связана. Во-вторых, сюда принадлежит свобода выбора и преследования той или другой цели, свобода устраивать свою жизнь сообразно со своим личным характером, по своему личному усмотрению, к каким бы это ни вело последствиям для меня лично, и если то люди не имеют основания вмешиваться в то, что я делаю, как бы мои действия ни казались им глупыми, предосудительными, безрассудными. Отсюда вытекает третий вид индивидуальной свободы, подлежащий тому же ограничению, — свобода действовать сообща с другими индивидуумами, соединяться с ними для достижения какой-либо цели, которая не вредна другим людям; при этом предполагается, конечно, что к действию сообща привлекаются люди совершеннолетние, и притом не обманом и не насилием. Не свободно то общество, какой бы ни была его форма правления, в котором индивидуум не имеет свободы мысли и слова, свободы жить, как хочет, свободы ассоциаций, - и только то общество свободно, в котором все эти виды индивидуальной свободы существуют абсолютно и безразлично одинаково для всех его членов. &lt;...&gt; Каждый индивидуум есть лучший сам для себя охранитель своего здоровья, как физического, так и умственного, и духовного. &lt;...&gt; Не только в доктринах мыслящих индивидуумов, но и вообще в людях заметна возрастающая склонность к расширению господства общества над индивидуумом как через общественное мнение, так и через посредство закона далее должных пределов; и так как все изменения, совершающиеся в существующих порядках, обнаруживают тяготение к усилению общества и к ослаблению индивидуума, то чрезмерное увеличение власти общества над индивидуумом представляется нам не таким злом, которое обещало бы со временем прекратиться само собою, а, напротив, это такое зло, которое всё более и более растёт. (Дж. С. Милль)</w:t>
-      </w:r>
-    </w:p>
-    <w:p>
-      <w:pPr>
-        <w:widowControl/>
-        <w:spacing w:line="240" w:lineRule="auto" w:after="0"/>
-      </w:pPr>
-      <w:r>
-        <w:rPr>
-          <w:rFonts w:ascii="Times New Roman" w:hAnsi="Times New Roman" w:eastAsia="Times New Roman"/>
-          <w:color w:val="181A1F"/>
           <w:sz w:val="28"/>
         </w:rPr>
         <w:t>Ответ:</w:t>
@@ -3045,45 +3737,39 @@
     </w:p>
     <w:p>
       <w:pPr>
-        <w:keepNext/>
-        <w:widowControl/>
-        <w:spacing w:line="240" w:lineRule="auto" w:after="0" w:before="120"/>
+        <w:keepNext w:val="0"/>
+        <w:spacing w:after="60" w:line="240" w:lineRule="auto"/>
+        <w:jc w:val="both"/>
       </w:pPr>
       <w:r>
         <w:rPr>
           <w:rFonts w:ascii="Times New Roman" w:hAnsi="Times New Roman" w:eastAsia="Times New Roman"/>
           <w:b/>
-          <w:color w:val="181A1F"/>
           <w:sz w:val="28"/>
         </w:rPr>
-        <w:t>22.</w:t>
+        <w:t xml:space="preserve">№20 </w:t>
       </w:r>
-    </w:p>
-    <w:p>
-      <w:pPr>
-        <w:widowControl/>
-        <w:spacing w:line="240" w:lineRule="auto" w:after="0"/>
-      </w:pPr>
       <w:r>
         <w:rPr>
           <w:rFonts w:ascii="Times New Roman" w:hAnsi="Times New Roman" w:eastAsia="Times New Roman"/>
           <w:b w:val="0"/>
           <w:i w:val="0"/>
-          <w:color w:val="181A1F"/>
           <w:sz w:val="28"/>
         </w:rPr>
-        <w:t>Используя обществоведческие знания, составьте сложный план, позволяющий раскрыть по существу тему «Искусство как форма духовной культуры и социальный институт». Сложный план должен содержать не менее трех пунктов, непосредственно раскрывающих тему по существу, из которых два или более детализированы в подпунктах. (Количество подпунктов каждого детализированного пункта должно быть не менее трех, за исключением случаев, когда с точки зрения общественных наук возможны только два подпункта.)</w:t>
+        <w:t>Используя обществоведческие знания, сформулируйте три суждения о том, что культура организует человеческую жизнь. (Каждое суждение должно быть сформулировано как распространённое предложение.)</w:t>
       </w:r>
     </w:p>
     <w:p>
       <w:pPr>
-        <w:widowControl/>
-        <w:spacing w:line="240" w:lineRule="auto" w:after="0"/>
+        <w:keepNext w:val="0"/>
+        <w:spacing w:after="60" w:line="240" w:lineRule="auto"/>
+        <w:jc w:val="both"/>
       </w:pPr>
       <w:r>
         <w:rPr>
           <w:rFonts w:ascii="Times New Roman" w:hAnsi="Times New Roman" w:eastAsia="Times New Roman"/>
-          <w:color w:val="181A1F"/>
+          <w:b w:val="0"/>
+          <w:i w:val="0"/>
           <w:sz w:val="28"/>
         </w:rPr>
         <w:t>Ответ:</w:t>
@@ -3091,45 +3777,127 @@
     </w:p>
     <w:p>
       <w:pPr>
-        <w:keepNext/>
-        <w:widowControl/>
-        <w:spacing w:line="240" w:lineRule="auto" w:after="0" w:before="120"/>
+        <w:keepNext w:val="0"/>
+        <w:spacing w:after="60" w:line="240" w:lineRule="auto"/>
+        <w:jc w:val="both"/>
       </w:pPr>
       <w:r>
         <w:rPr>
           <w:rFonts w:ascii="Times New Roman" w:hAnsi="Times New Roman" w:eastAsia="Times New Roman"/>
           <w:b/>
-          <w:color w:val="181A1F"/>
           <w:sz w:val="28"/>
         </w:rPr>
-        <w:t>23.</w:t>
+        <w:t xml:space="preserve">№21 </w:t>
       </w:r>
-    </w:p>
-    <w:p>
-      <w:pPr>
-        <w:widowControl/>
-        <w:spacing w:line="240" w:lineRule="auto" w:after="0"/>
-      </w:pPr>
       <w:r>
         <w:rPr>
           <w:rFonts w:ascii="Times New Roman" w:hAnsi="Times New Roman" w:eastAsia="Times New Roman"/>
           <w:b w:val="0"/>
           <w:i w:val="0"/>
-          <w:color w:val="181A1F"/>
           <w:sz w:val="28"/>
         </w:rPr>
-        <w:t>Технику принято рассматривать как инструмент и средство для увеличения и усиления способностей человека. Приведите три аргумента в поддержку данного мнения.(Каждый аргумент должен быть сформулирован как распространённое предложение.)</w:t>
+        <w:t>На графике изображено изменение ситуации на рынке мягкой мебели в стране Z. Предложение переместилось из положения S в положение S1 при неизменном спросе D. (На графике P — цена товара; Q — количество товара.)</w:t>
       </w:r>
     </w:p>
     <w:p>
       <w:pPr>
-        <w:widowControl/>
-        <w:spacing w:line="240" w:lineRule="auto" w:after="0"/>
+        <w:spacing w:after="80"/>
+        <w:jc w:val="center"/>
+      </w:pPr>
+      <w:r>
+        <w:drawing>
+          <wp:inline xmlns:a="http://schemas.openxmlformats.org/drawingml/2006/main" xmlns:pic="http://schemas.openxmlformats.org/drawingml/2006/picture">
+            <wp:extent cx="3348000" cy="3348000"/>
+            <wp:docPr id="2" name="Picture 2"/>
+            <wp:cNvGraphicFramePr>
+              <a:graphicFrameLocks noChangeAspect="1"/>
+            </wp:cNvGraphicFramePr>
+            <a:graphic>
+              <a:graphicData uri="http://schemas.openxmlformats.org/drawingml/2006/picture">
+                <pic:pic>
+                  <pic:nvPicPr>
+                    <pic:cNvPr id="0" name="asset-0027.png"/>
+                    <pic:cNvPicPr/>
+                  </pic:nvPicPr>
+                  <pic:blipFill>
+                    <a:blip r:embed="rId10"/>
+                    <a:stretch>
+                      <a:fillRect/>
+                    </a:stretch>
+                  </pic:blipFill>
+                  <pic:spPr>
+                    <a:xfrm>
+                      <a:off x="0" y="0"/>
+                      <a:ext cx="3348000" cy="3348000"/>
+                    </a:xfrm>
+                    <a:prstGeom prst="rect"/>
+                  </pic:spPr>
+                </pic:pic>
+              </a:graphicData>
+            </a:graphic>
+          </wp:inline>
+        </w:drawing>
+      </w:r>
+    </w:p>
+    <w:p>
+      <w:pPr>
+        <w:keepNext w:val="0"/>
+        <w:spacing w:after="60" w:line="240" w:lineRule="auto"/>
+        <w:jc w:val="both"/>
       </w:pPr>
       <w:r>
         <w:rPr>
           <w:rFonts w:ascii="Times New Roman" w:hAnsi="Times New Roman" w:eastAsia="Times New Roman"/>
-          <w:color w:val="181A1F"/>
+          <w:b w:val="0"/>
+          <w:i w:val="0"/>
+          <w:sz w:val="28"/>
+        </w:rPr>
+        <w:t xml:space="preserve">Как изменилась равновесная цена? </w:t>
+      </w:r>
+    </w:p>
+    <w:p>
+      <w:pPr>
+        <w:keepNext w:val="0"/>
+        <w:spacing w:after="60" w:line="240" w:lineRule="auto"/>
+        <w:jc w:val="both"/>
+      </w:pPr>
+      <w:r>
+        <w:rPr>
+          <w:rFonts w:ascii="Times New Roman" w:hAnsi="Times New Roman" w:eastAsia="Times New Roman"/>
+          <w:b w:val="0"/>
+          <w:i w:val="0"/>
+          <w:sz w:val="28"/>
+        </w:rPr>
+        <w:t xml:space="preserve">Что могло вызвать изменение предложения? Сначала укажите любое одно обстоятельство (фактор), затем объясните его влияние на предложение (обязательно укажите характер изменения предложения). (Объяснение должно быть дано применительно к рынку, указанному в тексте задания.) </w:t>
+      </w:r>
+    </w:p>
+    <w:p>
+      <w:pPr>
+        <w:keepNext w:val="0"/>
+        <w:spacing w:after="60" w:line="240" w:lineRule="auto"/>
+        <w:jc w:val="both"/>
+      </w:pPr>
+      <w:r>
+        <w:rPr>
+          <w:rFonts w:ascii="Times New Roman" w:hAnsi="Times New Roman" w:eastAsia="Times New Roman"/>
+          <w:b w:val="0"/>
+          <w:i w:val="0"/>
+          <w:sz w:val="28"/>
+        </w:rPr>
+        <w:t>Как изменятся спрос и равновесная цена на данном рынке, если при прочих равных условиях вырастут продажи квартир в новостройках?</w:t>
+      </w:r>
+    </w:p>
+    <w:p>
+      <w:pPr>
+        <w:keepNext w:val="0"/>
+        <w:spacing w:after="60" w:line="240" w:lineRule="auto"/>
+        <w:jc w:val="both"/>
+      </w:pPr>
+      <w:r>
+        <w:rPr>
+          <w:rFonts w:ascii="Times New Roman" w:hAnsi="Times New Roman" w:eastAsia="Times New Roman"/>
+          <w:b w:val="0"/>
+          <w:i w:val="0"/>
           <w:sz w:val="28"/>
         </w:rPr>
         <w:t>Ответ:</w:t>
@@ -3137,45 +3905,55 @@
     </w:p>
     <w:p>
       <w:pPr>
-        <w:keepNext/>
-        <w:widowControl/>
-        <w:spacing w:line="240" w:lineRule="auto" w:after="0" w:before="120"/>
+        <w:keepNext w:val="0"/>
+        <w:spacing w:after="60" w:line="240" w:lineRule="auto"/>
+        <w:jc w:val="both"/>
       </w:pPr>
       <w:r>
         <w:rPr>
           <w:rFonts w:ascii="Times New Roman" w:hAnsi="Times New Roman" w:eastAsia="Times New Roman"/>
           <w:b/>
-          <w:color w:val="181A1F"/>
           <w:sz w:val="28"/>
         </w:rPr>
-        <w:t>24.</w:t>
+        <w:t xml:space="preserve">№22 </w:t>
       </w:r>
-    </w:p>
-    <w:p>
-      <w:pPr>
-        <w:widowControl/>
-        <w:spacing w:line="240" w:lineRule="auto" w:after="0"/>
-      </w:pPr>
       <w:r>
         <w:rPr>
           <w:rFonts w:ascii="Times New Roman" w:hAnsi="Times New Roman" w:eastAsia="Times New Roman"/>
           <w:b w:val="0"/>
           <w:i w:val="0"/>
-          <w:color w:val="181A1F"/>
           <w:sz w:val="28"/>
         </w:rPr>
-        <w:t>Используя обществоведческие знания, составьте сложный план, позволяющий раскрыть по существу тему «Многовариантность общественного развития». Сложный план должен содержать не менее трёх пунктов, непосредственно раскрывающих тему по существу, из которых два или более детализированы в подпунктах. (Количество подпунктов каждого детализированного пункта должно быть не менее трёх, за исключением случаев, когда с точки зрения общественных наук возможно только два подпункта.)</w:t>
+        <w:t xml:space="preserve">Тренер спортивной школы считает, что у Ирины хорошие физические данные для занятий художественной гимнастикой. </w:t>
       </w:r>
     </w:p>
     <w:p>
       <w:pPr>
-        <w:widowControl/>
-        <w:spacing w:line="240" w:lineRule="auto" w:after="0"/>
+        <w:keepNext w:val="0"/>
+        <w:spacing w:after="60" w:line="240" w:lineRule="auto"/>
+        <w:jc w:val="both"/>
       </w:pPr>
       <w:r>
         <w:rPr>
           <w:rFonts w:ascii="Times New Roman" w:hAnsi="Times New Roman" w:eastAsia="Times New Roman"/>
-          <w:color w:val="181A1F"/>
+          <w:b w:val="0"/>
+          <w:i w:val="0"/>
+          <w:sz w:val="28"/>
+        </w:rPr>
+        <w:t>Какой факт из условия говорит о предрасположенностях Ирины? Какое понятие характеризует уровень развития способностей Ирины на этом этапе? Какие ещё уровни развития способностей выделяют ученые? (Назовите два уровня.) Предположите, что нужно сделать Ирине, чтобы достичь высоких спортивных результатов.</w:t>
+      </w:r>
+    </w:p>
+    <w:p>
+      <w:pPr>
+        <w:keepNext w:val="0"/>
+        <w:spacing w:after="60" w:line="240" w:lineRule="auto"/>
+        <w:jc w:val="both"/>
+      </w:pPr>
+      <w:r>
+        <w:rPr>
+          <w:rFonts w:ascii="Times New Roman" w:hAnsi="Times New Roman" w:eastAsia="Times New Roman"/>
+          <w:b w:val="0"/>
+          <w:i w:val="0"/>
           <w:sz w:val="28"/>
         </w:rPr>
         <w:t>Ответ:</w:t>
@@ -3183,95 +3961,87 @@
     </w:p>
     <w:p>
       <w:pPr>
-        <w:keepNext/>
-        <w:widowControl/>
-        <w:spacing w:line="240" w:lineRule="auto" w:after="0" w:before="120"/>
+        <w:keepNext w:val="0"/>
+        <w:spacing w:after="60" w:line="240" w:lineRule="auto"/>
+        <w:jc w:val="both"/>
       </w:pPr>
       <w:r>
         <w:rPr>
           <w:rFonts w:ascii="Times New Roman" w:hAnsi="Times New Roman" w:eastAsia="Times New Roman"/>
           <w:b/>
-          <w:color w:val="181A1F"/>
           <w:sz w:val="28"/>
         </w:rPr>
-        <w:t>25.</w:t>
-      </w:r>
-    </w:p>
-    <w:p>
-      <w:pPr>
-        <w:widowControl/>
-        <w:spacing w:line="240" w:lineRule="auto" w:after="0"/>
-      </w:pPr>
-      <w:r>
-        <w:rPr>
-          <w:rFonts w:ascii="Times New Roman" w:hAnsi="Times New Roman" w:eastAsia="Times New Roman"/>
-          <w:b w:val="0"/>
-          <w:i w:val="0"/>
-          <w:color w:val="181A1F"/>
-          <w:sz w:val="28"/>
-        </w:rPr>
-        <w:t xml:space="preserve">Используя обществоведческие знания, факты общественной жизни и личный социальный опыт, выполните задания, ответьте на вопрос. </w:t>
-      </w:r>
-      <w:r>
-        <w:rPr>
-          <w:rFonts w:ascii="Times New Roman" w:hAnsi="Times New Roman" w:eastAsia="Times New Roman"/>
-          <w:color w:val="181A1F"/>
-          <w:sz w:val="28"/>
-        </w:rPr>
-        <w:br/>
+        <w:t xml:space="preserve">№23 </w:t>
       </w:r>
       <w:r>
         <w:rPr>
           <w:rFonts w:ascii="Times New Roman" w:hAnsi="Times New Roman" w:eastAsia="Times New Roman"/>
           <w:b w:val="0"/>
           <w:i w:val="0"/>
-          <w:color w:val="181A1F"/>
           <w:sz w:val="28"/>
         </w:rPr>
-        <w:t xml:space="preserve">1) Обоснуйте необходимость решения экологической проблемы для существования современной цивилизации. (Обоснование должно быть дано с опорой на обществоведческие знания в нескольких связанных между собой распространённых предложениях, раскрывать причинно-следственные и (или) функциональные связи.) </w:t>
+        <w:t xml:space="preserve">Российская Федерация — социальное государство. </w:t>
       </w:r>
     </w:p>
     <w:p>
       <w:pPr>
-        <w:widowControl/>
-        <w:spacing w:line="240" w:lineRule="auto" w:after="0"/>
+        <w:keepNext w:val="0"/>
+        <w:spacing w:after="60" w:line="240" w:lineRule="auto"/>
+        <w:jc w:val="both"/>
       </w:pPr>
       <w:r>
         <w:rPr>
           <w:rFonts w:ascii="Times New Roman" w:hAnsi="Times New Roman" w:eastAsia="Times New Roman"/>
           <w:b w:val="0"/>
           <w:i w:val="0"/>
-          <w:color w:val="181A1F"/>
           <w:sz w:val="28"/>
         </w:rPr>
-        <w:t xml:space="preserve">2) Какие негативные последствия глобализации можно выделить? (Назовите три подобных последствия, исключая глобальные проблемы современности.) </w:t>
+        <w:t xml:space="preserve">На основе положений Конституции Российской Федерации сформулируйте три подтверждения этой характеристики. </w:t>
       </w:r>
     </w:p>
     <w:p>
       <w:pPr>
-        <w:widowControl/>
-        <w:spacing w:line="240" w:lineRule="auto" w:after="0"/>
+        <w:keepNext w:val="0"/>
+        <w:spacing w:after="60" w:line="240" w:lineRule="auto"/>
+        <w:jc w:val="both"/>
       </w:pPr>
       <w:r>
         <w:rPr>
           <w:rFonts w:ascii="Times New Roman" w:hAnsi="Times New Roman" w:eastAsia="Times New Roman"/>
           <w:b w:val="0"/>
           <w:i w:val="0"/>
-          <w:color w:val="181A1F"/>
           <w:sz w:val="28"/>
         </w:rPr>
-        <w:t>3) Для каждого из указанных в пункте 2) негативных последствий глобализации приведите по одному примеру, иллюстрирующему его проявление. (Каждый пример должен быть сформулирован развёрнуто.)</w:t>
+        <w:t xml:space="preserve">(Каждое подтверждение должно быть сформулировано как распространённое предложение с опорой на конкретное положение Конституции Российской Федерации. </w:t>
       </w:r>
     </w:p>
     <w:p>
       <w:pPr>
-        <w:widowControl/>
-        <w:spacing w:line="240" w:lineRule="auto" w:after="0"/>
+        <w:keepNext w:val="0"/>
+        <w:spacing w:after="60" w:line="240" w:lineRule="auto"/>
+        <w:jc w:val="both"/>
       </w:pPr>
       <w:r>
         <w:rPr>
           <w:rFonts w:ascii="Times New Roman" w:hAnsi="Times New Roman" w:eastAsia="Times New Roman"/>
-          <w:color w:val="181A1F"/>
+          <w:b w:val="0"/>
+          <w:i w:val="0"/>
+          <w:sz w:val="28"/>
+        </w:rPr>
+        <w:t>Обращаем внимание, что правильное выполнение задания не требует указания в ответе номеров соответствующих статей Конституции и дословного воспроизведения их содержания.)</w:t>
+      </w:r>
+    </w:p>
+    <w:p>
+      <w:pPr>
+        <w:keepNext w:val="0"/>
+        <w:spacing w:after="60" w:line="240" w:lineRule="auto"/>
+        <w:jc w:val="both"/>
+      </w:pPr>
+      <w:r>
+        <w:rPr>
+          <w:rFonts w:ascii="Times New Roman" w:hAnsi="Times New Roman" w:eastAsia="Times New Roman"/>
+          <w:b w:val="0"/>
+          <w:i w:val="0"/>
           <w:sz w:val="28"/>
         </w:rPr>
         <w:t>Ответ:</w:t>
@@ -3279,37 +4049,124 @@
     </w:p>
     <w:p>
       <w:pPr>
-        <w:widowControl/>
-        <w:spacing w:line="240" w:lineRule="auto" w:after="0"/>
+        <w:keepNext w:val="0"/>
+        <w:spacing w:after="60" w:line="240" w:lineRule="auto"/>
+        <w:jc w:val="both"/>
       </w:pPr>
       <w:r>
         <w:rPr>
           <w:rFonts w:ascii="Times New Roman" w:hAnsi="Times New Roman" w:eastAsia="Times New Roman"/>
-          <w:color w:val="181A1F"/>
+          <w:b/>
           <w:sz w:val="28"/>
         </w:rPr>
-        <w:br w:type="page"/>
+        <w:t xml:space="preserve">№24 </w:t>
+      </w:r>
+      <w:r>
+        <w:rPr>
+          <w:rFonts w:ascii="Times New Roman" w:hAnsi="Times New Roman" w:eastAsia="Times New Roman"/>
+          <w:b w:val="0"/>
+          <w:i w:val="0"/>
+          <w:sz w:val="28"/>
+        </w:rPr>
+        <w:t>Используя обществоведческие знания, составьте сложный план, позволяющий раскрыть по существу тему «Понятие истины и её критерии». Сложный план должен содержать не менее трёх непосредственно раскрывающих тему по существу пунктов, детализированных в подпунктах. (Количество подпунктов каждого детализированного пункта должно быть не менее трёх, за исключением случаев, когда с точки зрения общественных наук возможны только два подпункта.)</w:t>
+      </w:r>
+    </w:p>
+    <w:p>
+      <w:pPr>
+        <w:keepNext w:val="0"/>
+        <w:spacing w:after="60" w:line="240" w:lineRule="auto"/>
+        <w:jc w:val="both"/>
+      </w:pPr>
+      <w:r>
+        <w:rPr>
+          <w:rFonts w:ascii="Times New Roman" w:hAnsi="Times New Roman" w:eastAsia="Times New Roman"/>
+          <w:b w:val="0"/>
+          <w:i w:val="0"/>
+          <w:sz w:val="28"/>
+        </w:rPr>
+        <w:t>Ответ:</w:t>
+      </w:r>
+    </w:p>
+    <w:p>
+      <w:pPr>
+        <w:keepNext w:val="0"/>
+        <w:spacing w:after="60" w:line="240" w:lineRule="auto"/>
+        <w:jc w:val="both"/>
+      </w:pPr>
+      <w:r>
+        <w:rPr>
+          <w:rFonts w:ascii="Times New Roman" w:hAnsi="Times New Roman" w:eastAsia="Times New Roman"/>
+          <w:b/>
+          <w:sz w:val="28"/>
+        </w:rPr>
+        <w:t xml:space="preserve">№25 </w:t>
+      </w:r>
+      <w:r>
+        <w:rPr>
+          <w:rFonts w:ascii="Times New Roman" w:hAnsi="Times New Roman" w:eastAsia="Times New Roman"/>
+          <w:b w:val="0"/>
+          <w:i w:val="0"/>
+          <w:sz w:val="28"/>
+        </w:rPr>
+        <w:t>Обоснуйте необходимость повышения значимости социально-гуманитарных наук в системе школьного образования РФ (Обоснование должно быть дано с опорой на обществоведческие знания в нескольких связанных между собой распространённых предложениях, раскрывать причинно-следственные и (или) функциональные связи.)</w:t>
+      </w:r>
+    </w:p>
+    <w:p>
+      <w:pPr>
+        <w:keepNext w:val="0"/>
+        <w:spacing w:after="60" w:line="240" w:lineRule="auto"/>
+        <w:jc w:val="both"/>
+      </w:pPr>
+      <w:r>
+        <w:rPr>
+          <w:rFonts w:ascii="Times New Roman" w:hAnsi="Times New Roman" w:eastAsia="Times New Roman"/>
+          <w:b w:val="0"/>
+          <w:i w:val="0"/>
+          <w:sz w:val="28"/>
+        </w:rPr>
+        <w:t xml:space="preserve">Назовите трёх любых отечественных учёных, известных своими достижениями в области гуманитарных наук, и науки, в которых они прославились (Сначала назовите учёного, а затем — соответствующую ему науку). </w:t>
+      </w:r>
+    </w:p>
+    <w:p>
+      <w:pPr>
+        <w:keepNext w:val="0"/>
+        <w:spacing w:after="60" w:line="240" w:lineRule="auto"/>
+        <w:jc w:val="both"/>
+      </w:pPr>
+      <w:r>
+        <w:rPr>
+          <w:rFonts w:ascii="Times New Roman" w:hAnsi="Times New Roman" w:eastAsia="Times New Roman"/>
+          <w:b w:val="0"/>
+          <w:i w:val="0"/>
+          <w:sz w:val="28"/>
+        </w:rPr>
+        <w:t>Для каждого из учёных, названных в пункте 2, приведите пример, который иллюстрирует их вклад в науку. (Каждый пример должен быть сформулирован развёрнуто.)</w:t>
+      </w:r>
+    </w:p>
+    <w:p>
+      <w:pPr>
+        <w:keepNext w:val="0"/>
+        <w:spacing w:after="60" w:line="240" w:lineRule="auto"/>
+        <w:jc w:val="both"/>
+      </w:pPr>
+      <w:r>
+        <w:rPr>
+          <w:rFonts w:ascii="Times New Roman" w:hAnsi="Times New Roman" w:eastAsia="Times New Roman"/>
+          <w:b w:val="0"/>
+          <w:i w:val="0"/>
+          <w:sz w:val="28"/>
+        </w:rPr>
+        <w:t>Ответ:</w:t>
       </w:r>
     </w:p>
     <w:sectPr>
-      <w:footerReference w:type="default" r:id="rId9"/>
-      <w:pgSz w:w="11906" w:h="16838"/>
-      <w:pgMar w:top="935" w:right="879" w:bottom="879" w:left="992" w:header="397" w:footer="397" w:gutter="0"/>
+      <w:pgSz w:w="12240" w:h="15840"/>
+      <w:pgMar w:top="964" w:right="850" w:bottom="964" w:left="1134" w:header="720" w:footer="720" w:gutter="0"/>
       <w:cols w:space="720"/>
       <w:docGrid w:linePitch="360"/>
     </w:sectPr>
   </w:body>
 </w:document>
-</file>
-
-<file path=word/footer1.xml><?xml version="1.0" encoding="utf-8"?>
-<w:ftr xmlns:m="http://schemas.openxmlformats.org/officeDocument/2006/math" xmlns:mc="http://schemas.openxmlformats.org/markup-compatibility/2006" xmlns:mo="http://schemas.microsoft.com/office/mac/office/2008/main" xmlns:mv="urn:schemas-microsoft-com:mac:vml" xmlns:o="urn:schemas-microsoft-com:office:office" xmlns:r="http://schemas.openxmlformats.org/officeDocument/2006/relationships" xmlns:v="urn:schemas-microsoft-com:vml" xmlns:w10="urn:schemas-microsoft-com:office:word" xmlns:w14="http://schemas.microsoft.com/office/word/2010/wordml" xmlns:w="http://schemas.openxmlformats.org/wordprocessingml/2006/main" xmlns:wne="http://schemas.microsoft.com/office/word/2006/wordml" xmlns:wp14="http://schemas.microsoft.com/office/word/2010/wordprocessingDrawing" xmlns:wp="http://schemas.openxmlformats.org/drawingml/2006/wordprocessingDrawing" xmlns:wpc="http://schemas.microsoft.com/office/word/2010/wordprocessingCanvas" xmlns:wpg="http://schemas.microsoft.com/office/word/2010/wordprocessingGroup" xmlns:wpi="http://schemas.microsoft.com/office/word/2010/wordprocessingInk" xmlns:wps="http://schemas.microsoft.com/office/word/2010/wordprocessingShape" mc:Ignorable="w14 wp14">
-  <w:p>
-    <w:pPr>
-      <w:pStyle w:val="Footer"/>
-    </w:pPr>
-  </w:p>
-</w:ftr>
 </file>
 
 <file path=word/numbering.xml><?xml version="1.0" encoding="utf-8"?>
@@ -3676,11 +4533,10 @@
     <w:qFormat/>
     <w:rsid w:val="00FC693F"/>
     <w:pPr>
-      <w:spacing w:after="0" w:line="240" w:lineRule="auto"/>
+      <w:spacing w:after="60" w:line="240" w:lineRule="auto"/>
     </w:pPr>
     <w:rPr>
-      <w:rFonts w:ascii="Times New Roman" w:hAnsi="Times New Roman"/>
-      <w:color w:val="181A1F"/>
+      <w:rFonts w:ascii="Times New Roman" w:hAnsi="Times New Roman" w:eastAsia="Times New Roman"/>
       <w:sz w:val="28"/>
     </w:rPr>
   </w:style>
@@ -3743,10 +4599,10 @@
       <w:outlineLvl w:val="0"/>
     </w:pPr>
     <w:rPr>
-      <w:rFonts w:asciiTheme="majorHAnsi" w:eastAsiaTheme="majorEastAsia" w:hAnsiTheme="majorHAnsi" w:cstheme="majorBidi" w:ascii="Times New Roman" w:hAnsi="Times New Roman"/>
+      <w:rFonts w:asciiTheme="majorHAnsi" w:eastAsiaTheme="majorEastAsia" w:hAnsiTheme="majorHAnsi" w:cstheme="majorBidi"/>
       <w:b/>
       <w:bCs/>
-      <w:color w:val="181A1F"/>
+      <w:color w:val="365F91" w:themeColor="accent1" w:themeShade="BF"/>
       <w:sz w:val="28"/>
       <w:szCs w:val="28"/>
     </w:rPr>
@@ -3767,7 +4623,7 @@
       <w:outlineLvl w:val="1"/>
     </w:pPr>
     <w:rPr>
-      <w:rFonts w:asciiTheme="majorHAnsi" w:eastAsiaTheme="majorEastAsia" w:hAnsiTheme="majorHAnsi" w:cstheme="majorBidi" w:ascii="Arial" w:hAnsi="Arial"/>
+      <w:rFonts w:asciiTheme="majorHAnsi" w:eastAsiaTheme="majorEastAsia" w:hAnsiTheme="majorHAnsi" w:cstheme="majorBidi"/>
       <w:b/>
       <w:bCs/>
       <w:color w:val="4F81BD" w:themeColor="accent1"/>
@@ -4032,7 +4888,7 @@
       <w:contextualSpacing/>
     </w:pPr>
     <w:rPr>
-      <w:rFonts w:asciiTheme="majorHAnsi" w:eastAsiaTheme="majorEastAsia" w:hAnsiTheme="majorHAnsi" w:cstheme="majorBidi" w:ascii="Arial" w:hAnsi="Arial"/>
+      <w:rFonts w:asciiTheme="majorHAnsi" w:eastAsiaTheme="majorEastAsia" w:hAnsiTheme="majorHAnsi" w:cstheme="majorBidi"/>
       <w:color w:val="17365D" w:themeColor="text2" w:themeShade="BF"/>
       <w:spacing w:val="5"/>
       <w:kern w:val="28"/>
